--- a/data/outputs/v2/Physics/SS1.1_Pressure/Physics_Pressure_CBE_LessonSequence.docx
+++ b/data/outputs/v2/Physics/SS1.1_Pressure/Physics_Pressure_CBE_LessonSequence.docx
@@ -3481,32 +3481,32 @@
         <w:tc>
           <w:tcPr>
             <w:tcW w:type="dxa" w:w="1520"/>
-            <w:shd w:fill="F2F2F2" w:color="auto" w:val="clear"/>
-            <w:tcMar>
-              <w:top w:type="dxa" w:w="60"/>
-              <w:left w:type="dxa" w:w="120"/>
-              <w:bottom w:type="dxa" w:w="60"/>
-              <w:right w:type="dxa" w:w="120"/>
-            </w:tcMar>
-            <w:vAlign w:val="top"/>
-          </w:tcPr>
-          <w:p>
-            <w:pPr>
-              <w:spacing w:after="40" w:before="0"/>
-              <w:jc w:val="left"/>
-            </w:pPr>
-            <w:r>
-              <w:rPr>
-                <w:rFonts w:ascii="Arial" w:cs="Arial" w:eastAsia="Arial" w:hAnsi="Arial"/>
-                <w:b/>
-                <w:bCs/>
-                <w:i w:val="false"/>
-                <w:iCs w:val="false"/>
-                <w:color w:val="000000"/>
-                <w:sz w:val="18"/>
-                <w:szCs w:val="18"/>
-              </w:rPr>
-              <w:t xml:space="preserve">Phase 1 — Predict</w:t>
+            <w:shd w:fill="EAD1F5" w:color="auto" w:val="clear"/>
+            <w:tcMar>
+              <w:top w:type="dxa" w:w="60"/>
+              <w:left w:type="dxa" w:w="120"/>
+              <w:bottom w:type="dxa" w:w="60"/>
+              <w:right w:type="dxa" w:w="120"/>
+            </w:tcMar>
+            <w:vAlign w:val="top"/>
+          </w:tcPr>
+          <w:p>
+            <w:pPr>
+              <w:spacing w:after="40" w:before="0"/>
+              <w:jc w:val="left"/>
+            </w:pPr>
+            <w:r>
+              <w:rPr>
+                <w:rFonts w:ascii="Arial" w:cs="Arial" w:eastAsia="Arial" w:hAnsi="Arial"/>
+                <w:b/>
+                <w:bCs/>
+                <w:i w:val="false"/>
+                <w:iCs w:val="false"/>
+                <w:color w:val="000000"/>
+                <w:sz w:val="18"/>
+                <w:szCs w:val="18"/>
+              </w:rPr>
+              <w:t xml:space="preserve">Predict Phase</w:t>
             </w:r>
           </w:p>
           <w:p>
@@ -3529,7 +3529,7 @@
             <w:pPr>
               <w:spacing w:after="20" w:before="0"/>
             </w:pPr>
-            <w:hyperlink w:history="1" r:id="rIdndztmetlpjmmrg4yzfy9j">
+            <w:hyperlink w:history="1" r:id="rId-vidzx5gjro9zgeglcaef">
               <w:r>
                 <w:rPr>
                   <w:rFonts w:ascii="Arial" w:cs="Arial" w:eastAsia="Arial" w:hAnsi="Arial"/>
@@ -3562,7 +3562,7 @@
               <w:spacing w:after="10" w:before="0"/>
               <w:ind w:left="120"/>
             </w:pPr>
-            <w:hyperlink w:history="1" r:id="rIdts2w21yni11wuxc-b3uix">
+            <w:hyperlink w:history="1" r:id="rIdiu9pqyazispyjgzhux_x_">
               <w:r>
                 <w:rPr>
                   <w:rFonts w:ascii="Arial" w:cs="Arial" w:eastAsia="Arial" w:hAnsi="Arial"/>
@@ -3607,7 +3607,7 @@
             <w:pPr>
               <w:spacing w:after="20" w:before="0"/>
             </w:pPr>
-            <w:hyperlink w:history="1" r:id="rId9gpbamka2sxtxlznfqrij">
+            <w:hyperlink w:history="1" r:id="rIdmytkr7jmi9twwdpds0c_j">
               <w:r>
                 <w:rPr>
                   <w:rFonts w:ascii="Arial" w:cs="Arial" w:eastAsia="Arial" w:hAnsi="Arial"/>
@@ -3640,7 +3640,7 @@
               <w:spacing w:after="10" w:before="0"/>
               <w:ind w:left="120"/>
             </w:pPr>
-            <w:hyperlink w:history="1" r:id="rIdohi4rmw0y8rcalwmmzpwx">
+            <w:hyperlink w:history="1" r:id="rIdagbbdekyfe353st0s-j3l">
               <w:r>
                 <w:rPr>
                   <w:rFonts w:ascii="Arial" w:cs="Arial" w:eastAsia="Arial" w:hAnsi="Arial"/>
@@ -3787,32 +3787,32 @@
         <w:tc>
           <w:tcPr>
             <w:tcW w:type="dxa" w:w="1520"/>
-            <w:shd w:fill="F2F2F2" w:color="auto" w:val="clear"/>
-            <w:tcMar>
-              <w:top w:type="dxa" w:w="60"/>
-              <w:left w:type="dxa" w:w="120"/>
-              <w:bottom w:type="dxa" w:w="60"/>
-              <w:right w:type="dxa" w:w="120"/>
-            </w:tcMar>
-            <w:vAlign w:val="top"/>
-          </w:tcPr>
-          <w:p>
-            <w:pPr>
-              <w:spacing w:after="40" w:before="0"/>
-              <w:jc w:val="left"/>
-            </w:pPr>
-            <w:r>
-              <w:rPr>
-                <w:rFonts w:ascii="Arial" w:cs="Arial" w:eastAsia="Arial" w:hAnsi="Arial"/>
-                <w:b/>
-                <w:bCs/>
-                <w:i w:val="false"/>
-                <w:iCs w:val="false"/>
-                <w:color w:val="000000"/>
-                <w:sz w:val="18"/>
-                <w:szCs w:val="18"/>
-              </w:rPr>
-              <w:t xml:space="preserve">Phase 2 — Observe</w:t>
+            <w:shd w:fill="D9EEF1" w:color="auto" w:val="clear"/>
+            <w:tcMar>
+              <w:top w:type="dxa" w:w="60"/>
+              <w:left w:type="dxa" w:w="120"/>
+              <w:bottom w:type="dxa" w:w="60"/>
+              <w:right w:type="dxa" w:w="120"/>
+            </w:tcMar>
+            <w:vAlign w:val="top"/>
+          </w:tcPr>
+          <w:p>
+            <w:pPr>
+              <w:spacing w:after="40" w:before="0"/>
+              <w:jc w:val="left"/>
+            </w:pPr>
+            <w:r>
+              <w:rPr>
+                <w:rFonts w:ascii="Arial" w:cs="Arial" w:eastAsia="Arial" w:hAnsi="Arial"/>
+                <w:b/>
+                <w:bCs/>
+                <w:i w:val="false"/>
+                <w:iCs w:val="false"/>
+                <w:color w:val="000000"/>
+                <w:sz w:val="18"/>
+                <w:szCs w:val="18"/>
+              </w:rPr>
+              <w:t xml:space="preserve">Observe Phase</w:t>
             </w:r>
           </w:p>
           <w:p>
@@ -3835,7 +3835,7 @@
             <w:pPr>
               <w:spacing w:after="20" w:before="0"/>
             </w:pPr>
-            <w:hyperlink w:history="1" r:id="rId_az4v5iupvigckwrpbw5h">
+            <w:hyperlink w:history="1" r:id="rId2cjlzkz5uebp7zjjfkaly">
               <w:r>
                 <w:rPr>
                   <w:rFonts w:ascii="Arial" w:cs="Arial" w:eastAsia="Arial" w:hAnsi="Arial"/>
@@ -3868,7 +3868,7 @@
               <w:spacing w:after="10" w:before="0"/>
               <w:ind w:left="120"/>
             </w:pPr>
-            <w:hyperlink w:history="1" r:id="rIdcosidmgeo_i3l_jtpxdpo">
+            <w:hyperlink w:history="1" r:id="rId--brsz2umofsscvmvxdmr">
               <w:r>
                 <w:rPr>
                   <w:rFonts w:ascii="Arial" w:cs="Arial" w:eastAsia="Arial" w:hAnsi="Arial"/>
@@ -3913,7 +3913,7 @@
             <w:pPr>
               <w:spacing w:after="20" w:before="0"/>
             </w:pPr>
-            <w:hyperlink w:history="1" r:id="rIddawzehpnqerbvjrksj_vi">
+            <w:hyperlink w:history="1" r:id="rIdbj-m2vtggxhef9pwitzmh">
               <w:r>
                 <w:rPr>
                   <w:rFonts w:ascii="Arial" w:cs="Arial" w:eastAsia="Arial" w:hAnsi="Arial"/>
@@ -3946,7 +3946,7 @@
               <w:spacing w:after="10" w:before="0"/>
               <w:ind w:left="120"/>
             </w:pPr>
-            <w:hyperlink w:history="1" r:id="rId0fxc5c3q0q4hqjipvlrv3">
+            <w:hyperlink w:history="1" r:id="rId53ebwirtbwz9qimos_jmt">
               <w:r>
                 <w:rPr>
                   <w:rFonts w:ascii="Arial" w:cs="Arial" w:eastAsia="Arial" w:hAnsi="Arial"/>
@@ -4093,32 +4093,32 @@
         <w:tc>
           <w:tcPr>
             <w:tcW w:type="dxa" w:w="1520"/>
-            <w:shd w:fill="F2F2F2" w:color="auto" w:val="clear"/>
-            <w:tcMar>
-              <w:top w:type="dxa" w:w="60"/>
-              <w:left w:type="dxa" w:w="120"/>
-              <w:bottom w:type="dxa" w:w="60"/>
-              <w:right w:type="dxa" w:w="120"/>
-            </w:tcMar>
-            <w:vAlign w:val="top"/>
-          </w:tcPr>
-          <w:p>
-            <w:pPr>
-              <w:spacing w:after="40" w:before="0"/>
-              <w:jc w:val="left"/>
-            </w:pPr>
-            <w:r>
-              <w:rPr>
-                <w:rFonts w:ascii="Arial" w:cs="Arial" w:eastAsia="Arial" w:hAnsi="Arial"/>
-                <w:b/>
-                <w:bCs/>
-                <w:i w:val="false"/>
-                <w:iCs w:val="false"/>
-                <w:color w:val="000000"/>
-                <w:sz w:val="18"/>
-                <w:szCs w:val="18"/>
-              </w:rPr>
-              <w:t xml:space="preserve">Phase 3 — Explain</w:t>
+            <w:shd w:fill="E2EFDA" w:color="auto" w:val="clear"/>
+            <w:tcMar>
+              <w:top w:type="dxa" w:w="60"/>
+              <w:left w:type="dxa" w:w="120"/>
+              <w:bottom w:type="dxa" w:w="60"/>
+              <w:right w:type="dxa" w:w="120"/>
+            </w:tcMar>
+            <w:vAlign w:val="top"/>
+          </w:tcPr>
+          <w:p>
+            <w:pPr>
+              <w:spacing w:after="40" w:before="0"/>
+              <w:jc w:val="left"/>
+            </w:pPr>
+            <w:r>
+              <w:rPr>
+                <w:rFonts w:ascii="Arial" w:cs="Arial" w:eastAsia="Arial" w:hAnsi="Arial"/>
+                <w:b/>
+                <w:bCs/>
+                <w:i w:val="false"/>
+                <w:iCs w:val="false"/>
+                <w:color w:val="000000"/>
+                <w:sz w:val="18"/>
+                <w:szCs w:val="18"/>
+              </w:rPr>
+              <w:t xml:space="preserve">Explain Phase</w:t>
             </w:r>
           </w:p>
           <w:p>
@@ -4141,7 +4141,7 @@
             <w:pPr>
               <w:spacing w:after="20" w:before="0"/>
             </w:pPr>
-            <w:hyperlink w:history="1" r:id="rIdxg4nbhnszkbqmti3yuw6z">
+            <w:hyperlink w:history="1" r:id="rIdjumjldwi4_740wkeflj5o">
               <w:r>
                 <w:rPr>
                   <w:rFonts w:ascii="Arial" w:cs="Arial" w:eastAsia="Arial" w:hAnsi="Arial"/>
@@ -4174,7 +4174,7 @@
               <w:spacing w:after="10" w:before="0"/>
               <w:ind w:left="120"/>
             </w:pPr>
-            <w:hyperlink w:history="1" r:id="rIdjmxhzeyfbppcru69nw66v">
+            <w:hyperlink w:history="1" r:id="rIdh-fc0nt0csista1uu_rtp">
               <w:r>
                 <w:rPr>
                   <w:rFonts w:ascii="Arial" w:cs="Arial" w:eastAsia="Arial" w:hAnsi="Arial"/>
@@ -4219,7 +4219,7 @@
             <w:pPr>
               <w:spacing w:after="20" w:before="0"/>
             </w:pPr>
-            <w:hyperlink w:history="1" r:id="rIdvsijfn1gnfvx0qfnehp5n">
+            <w:hyperlink w:history="1" r:id="rIdqxtuztmrnewjuoq-qfbul">
               <w:r>
                 <w:rPr>
                   <w:rFonts w:ascii="Arial" w:cs="Arial" w:eastAsia="Arial" w:hAnsi="Arial"/>
@@ -4252,7 +4252,7 @@
               <w:spacing w:after="10" w:before="0"/>
               <w:ind w:left="120"/>
             </w:pPr>
-            <w:hyperlink w:history="1" r:id="rIdhm4sxvrkundahqrc60qdq">
+            <w:hyperlink w:history="1" r:id="rIddizowxujfuukku52qdh54">
               <w:r>
                 <w:rPr>
                   <w:rFonts w:ascii="Arial" w:cs="Arial" w:eastAsia="Arial" w:hAnsi="Arial"/>
@@ -4399,32 +4399,32 @@
         <w:tc>
           <w:tcPr>
             <w:tcW w:type="dxa" w:w="1520"/>
-            <w:shd w:fill="F2F2F2" w:color="auto" w:val="clear"/>
-            <w:tcMar>
-              <w:top w:type="dxa" w:w="60"/>
-              <w:left w:type="dxa" w:w="120"/>
-              <w:bottom w:type="dxa" w:w="60"/>
-              <w:right w:type="dxa" w:w="120"/>
-            </w:tcMar>
-            <w:vAlign w:val="top"/>
-          </w:tcPr>
-          <w:p>
-            <w:pPr>
-              <w:spacing w:after="40" w:before="0"/>
-              <w:jc w:val="left"/>
-            </w:pPr>
-            <w:r>
-              <w:rPr>
-                <w:rFonts w:ascii="Arial" w:cs="Arial" w:eastAsia="Arial" w:hAnsi="Arial"/>
-                <w:b/>
-                <w:bCs/>
-                <w:i w:val="false"/>
-                <w:iCs w:val="false"/>
-                <w:color w:val="000000"/>
-                <w:sz w:val="18"/>
-                <w:szCs w:val="18"/>
-              </w:rPr>
-              <w:t xml:space="preserve">Phase 4 — Driving Question Board (DQB) Creation</w:t>
+            <w:shd w:fill="FCE4D6" w:color="auto" w:val="clear"/>
+            <w:tcMar>
+              <w:top w:type="dxa" w:w="60"/>
+              <w:left w:type="dxa" w:w="120"/>
+              <w:bottom w:type="dxa" w:w="60"/>
+              <w:right w:type="dxa" w:w="120"/>
+            </w:tcMar>
+            <w:vAlign w:val="top"/>
+          </w:tcPr>
+          <w:p>
+            <w:pPr>
+              <w:spacing w:after="40" w:before="0"/>
+              <w:jc w:val="left"/>
+            </w:pPr>
+            <w:r>
+              <w:rPr>
+                <w:rFonts w:ascii="Arial" w:cs="Arial" w:eastAsia="Arial" w:hAnsi="Arial"/>
+                <w:b/>
+                <w:bCs/>
+                <w:i w:val="false"/>
+                <w:iCs w:val="false"/>
+                <w:color w:val="000000"/>
+                <w:sz w:val="18"/>
+                <w:szCs w:val="18"/>
+              </w:rPr>
+              <w:t xml:space="preserve">Driving Question Board (DQB) Creation</w:t>
             </w:r>
           </w:p>
           <w:p>
@@ -4447,7 +4447,7 @@
             <w:pPr>
               <w:spacing w:after="20" w:before="0"/>
             </w:pPr>
-            <w:hyperlink w:history="1" r:id="rIdv9exku0ow7e0cu8gdii6h">
+            <w:hyperlink w:history="1" r:id="rIdj1x76tgmxtviagju8vxk_">
               <w:r>
                 <w:rPr>
                   <w:rFonts w:ascii="Arial" w:cs="Arial" w:eastAsia="Arial" w:hAnsi="Arial"/>
@@ -4480,7 +4480,7 @@
               <w:spacing w:after="10" w:before="0"/>
               <w:ind w:left="120"/>
             </w:pPr>
-            <w:hyperlink w:history="1" r:id="rIdida1m4ignemooaogody1e">
+            <w:hyperlink w:history="1" r:id="rIdamwfazlzrxklirgvgsznm">
               <w:r>
                 <w:rPr>
                   <w:rFonts w:ascii="Arial" w:cs="Arial" w:eastAsia="Arial" w:hAnsi="Arial"/>
@@ -4525,7 +4525,7 @@
             <w:pPr>
               <w:spacing w:after="20" w:before="0"/>
             </w:pPr>
-            <w:hyperlink w:history="1" r:id="rIdhbkp3vv2aojpa13aqzcft">
+            <w:hyperlink w:history="1" r:id="rIdqpbhcq2yo7jddrcpcgz7b">
               <w:r>
                 <w:rPr>
                   <w:rFonts w:ascii="Arial" w:cs="Arial" w:eastAsia="Arial" w:hAnsi="Arial"/>
@@ -4558,7 +4558,7 @@
               <w:spacing w:after="10" w:before="0"/>
               <w:ind w:left="120"/>
             </w:pPr>
-            <w:hyperlink w:history="1" r:id="rIdlnrzyktsuhzh_i5pdj-nc">
+            <w:hyperlink w:history="1" r:id="rIdsaxd-pnfddo77p_gurx0-">
               <w:r>
                 <w:rPr>
                   <w:rFonts w:ascii="Arial" w:cs="Arial" w:eastAsia="Arial" w:hAnsi="Arial"/>
@@ -4705,32 +4705,32 @@
         <w:tc>
           <w:tcPr>
             <w:tcW w:type="dxa" w:w="1520"/>
-            <w:shd w:fill="F2F2F2" w:color="auto" w:val="clear"/>
-            <w:tcMar>
-              <w:top w:type="dxa" w:w="60"/>
-              <w:left w:type="dxa" w:w="120"/>
-              <w:bottom w:type="dxa" w:w="60"/>
-              <w:right w:type="dxa" w:w="120"/>
-            </w:tcMar>
-            <w:vAlign w:val="top"/>
-          </w:tcPr>
-          <w:p>
-            <w:pPr>
-              <w:spacing w:after="40" w:before="0"/>
-              <w:jc w:val="left"/>
-            </w:pPr>
-            <w:r>
-              <w:rPr>
-                <w:rFonts w:ascii="Arial" w:cs="Arial" w:eastAsia="Arial" w:hAnsi="Arial"/>
-                <w:b/>
-                <w:bCs/>
-                <w:i w:val="false"/>
-                <w:iCs w:val="false"/>
-                <w:color w:val="000000"/>
-                <w:sz w:val="18"/>
-                <w:szCs w:val="18"/>
-              </w:rPr>
-              <w:t xml:space="preserve">Phase 5 — Model Building</w:t>
+            <w:shd w:fill="D5E8F0" w:color="auto" w:val="clear"/>
+            <w:tcMar>
+              <w:top w:type="dxa" w:w="60"/>
+              <w:left w:type="dxa" w:w="120"/>
+              <w:bottom w:type="dxa" w:w="60"/>
+              <w:right w:type="dxa" w:w="120"/>
+            </w:tcMar>
+            <w:vAlign w:val="top"/>
+          </w:tcPr>
+          <w:p>
+            <w:pPr>
+              <w:spacing w:after="40" w:before="0"/>
+              <w:jc w:val="left"/>
+            </w:pPr>
+            <w:r>
+              <w:rPr>
+                <w:rFonts w:ascii="Arial" w:cs="Arial" w:eastAsia="Arial" w:hAnsi="Arial"/>
+                <w:b/>
+                <w:bCs/>
+                <w:i w:val="false"/>
+                <w:iCs w:val="false"/>
+                <w:color w:val="000000"/>
+                <w:sz w:val="18"/>
+                <w:szCs w:val="18"/>
+              </w:rPr>
+              <w:t xml:space="preserve">Model Building Phase</w:t>
             </w:r>
           </w:p>
           <w:p>
@@ -4753,7 +4753,7 @@
             <w:pPr>
               <w:spacing w:after="20" w:before="0"/>
             </w:pPr>
-            <w:hyperlink w:history="1" r:id="rIdkivzcifparqmd2vbi9ham">
+            <w:hyperlink w:history="1" r:id="rIdi05y1vbaytkq7losyxocc">
               <w:r>
                 <w:rPr>
                   <w:rFonts w:ascii="Arial" w:cs="Arial" w:eastAsia="Arial" w:hAnsi="Arial"/>
@@ -4786,7 +4786,7 @@
               <w:spacing w:after="10" w:before="0"/>
               <w:ind w:left="120"/>
             </w:pPr>
-            <w:hyperlink w:history="1" r:id="rIdtdbbiloejz-zagx_pkk5_">
+            <w:hyperlink w:history="1" r:id="rIdi7v6av2msifx_udwlmvug">
               <w:r>
                 <w:rPr>
                   <w:rFonts w:ascii="Arial" w:cs="Arial" w:eastAsia="Arial" w:hAnsi="Arial"/>
@@ -4831,7 +4831,7 @@
             <w:pPr>
               <w:spacing w:after="20" w:before="0"/>
             </w:pPr>
-            <w:hyperlink w:history="1" r:id="rIdvggah2cydigex1bh9nllb">
+            <w:hyperlink w:history="1" r:id="rIdky5wot_zlecaazfyhukeh">
               <w:r>
                 <w:rPr>
                   <w:rFonts w:ascii="Arial" w:cs="Arial" w:eastAsia="Arial" w:hAnsi="Arial"/>
@@ -4864,7 +4864,7 @@
               <w:spacing w:after="10" w:before="0"/>
               <w:ind w:left="120"/>
             </w:pPr>
-            <w:hyperlink w:history="1" r:id="rIdkbkehpi0w9rv1owcra5ci">
+            <w:hyperlink w:history="1" r:id="rIdqxowhrx9re1xxcyjw8qi3">
               <w:r>
                 <w:rPr>
                   <w:rFonts w:ascii="Arial" w:cs="Arial" w:eastAsia="Arial" w:hAnsi="Arial"/>
@@ -6303,32 +6303,32 @@
         <w:tc>
           <w:tcPr>
             <w:tcW w:type="dxa" w:w="1520"/>
-            <w:shd w:fill="F2F2F2" w:color="auto" w:val="clear"/>
-            <w:tcMar>
-              <w:top w:type="dxa" w:w="60"/>
-              <w:left w:type="dxa" w:w="120"/>
-              <w:bottom w:type="dxa" w:w="60"/>
-              <w:right w:type="dxa" w:w="120"/>
-            </w:tcMar>
-            <w:vAlign w:val="top"/>
-          </w:tcPr>
-          <w:p>
-            <w:pPr>
-              <w:spacing w:after="40" w:before="0"/>
-              <w:jc w:val="left"/>
-            </w:pPr>
-            <w:r>
-              <w:rPr>
-                <w:rFonts w:ascii="Arial" w:cs="Arial" w:eastAsia="Arial" w:hAnsi="Arial"/>
-                <w:b/>
-                <w:bCs/>
-                <w:i w:val="false"/>
-                <w:iCs w:val="false"/>
-                <w:color w:val="000000"/>
-                <w:sz w:val="18"/>
-                <w:szCs w:val="18"/>
-              </w:rPr>
-              <w:t xml:space="preserve">1 — PREDICT</w:t>
+            <w:shd w:fill="EAD1F5" w:color="auto" w:val="clear"/>
+            <w:tcMar>
+              <w:top w:type="dxa" w:w="60"/>
+              <w:left w:type="dxa" w:w="120"/>
+              <w:bottom w:type="dxa" w:w="60"/>
+              <w:right w:type="dxa" w:w="120"/>
+            </w:tcMar>
+            <w:vAlign w:val="top"/>
+          </w:tcPr>
+          <w:p>
+            <w:pPr>
+              <w:spacing w:after="40" w:before="0"/>
+              <w:jc w:val="left"/>
+            </w:pPr>
+            <w:r>
+              <w:rPr>
+                <w:rFonts w:ascii="Arial" w:cs="Arial" w:eastAsia="Arial" w:hAnsi="Arial"/>
+                <w:b/>
+                <w:bCs/>
+                <w:i w:val="false"/>
+                <w:iCs w:val="false"/>
+                <w:color w:val="000000"/>
+                <w:sz w:val="18"/>
+                <w:szCs w:val="18"/>
+              </w:rPr>
+              <w:t xml:space="preserve">Predict Phase</w:t>
             </w:r>
           </w:p>
           <w:p>
@@ -6351,7 +6351,7 @@
             <w:pPr>
               <w:spacing w:after="20" w:before="0"/>
             </w:pPr>
-            <w:hyperlink w:history="1" r:id="rIdm5vsew7jd3zox9j_5lj24">
+            <w:hyperlink w:history="1" r:id="rIdudrpsnrpe-g1xkytdvpy5">
               <w:r>
                 <w:rPr>
                   <w:rFonts w:ascii="Arial" w:cs="Arial" w:eastAsia="Arial" w:hAnsi="Arial"/>
@@ -6384,7 +6384,7 @@
               <w:spacing w:after="10" w:before="0"/>
               <w:ind w:left="120"/>
             </w:pPr>
-            <w:hyperlink w:history="1" r:id="rId1bnruvnu06nvxqdkjmyna">
+            <w:hyperlink w:history="1" r:id="rId9qx16ltygaftfbiixqtrj">
               <w:r>
                 <w:rPr>
                   <w:rFonts w:ascii="Arial" w:cs="Arial" w:eastAsia="Arial" w:hAnsi="Arial"/>
@@ -6429,7 +6429,7 @@
             <w:pPr>
               <w:spacing w:after="20" w:before="0"/>
             </w:pPr>
-            <w:hyperlink w:history="1" r:id="rIdfvtx8ctc4cnmehjgpdprh">
+            <w:hyperlink w:history="1" r:id="rId82a0djnumiyohxgfcrj6g">
               <w:r>
                 <w:rPr>
                   <w:rFonts w:ascii="Arial" w:cs="Arial" w:eastAsia="Arial" w:hAnsi="Arial"/>
@@ -6462,7 +6462,7 @@
               <w:spacing w:after="10" w:before="0"/>
               <w:ind w:left="120"/>
             </w:pPr>
-            <w:hyperlink w:history="1" r:id="rIdk6lpl6is3wvlv8lgnrgkt">
+            <w:hyperlink w:history="1" r:id="rIdfxu7klyy9g10htw33pqcn">
               <w:r>
                 <w:rPr>
                   <w:rFonts w:ascii="Arial" w:cs="Arial" w:eastAsia="Arial" w:hAnsi="Arial"/>
@@ -6609,32 +6609,32 @@
         <w:tc>
           <w:tcPr>
             <w:tcW w:type="dxa" w:w="1520"/>
-            <w:shd w:fill="F2F2F2" w:color="auto" w:val="clear"/>
-            <w:tcMar>
-              <w:top w:type="dxa" w:w="60"/>
-              <w:left w:type="dxa" w:w="120"/>
-              <w:bottom w:type="dxa" w:w="60"/>
-              <w:right w:type="dxa" w:w="120"/>
-            </w:tcMar>
-            <w:vAlign w:val="top"/>
-          </w:tcPr>
-          <w:p>
-            <w:pPr>
-              <w:spacing w:after="40" w:before="0"/>
-              <w:jc w:val="left"/>
-            </w:pPr>
-            <w:r>
-              <w:rPr>
-                <w:rFonts w:ascii="Arial" w:cs="Arial" w:eastAsia="Arial" w:hAnsi="Arial"/>
-                <w:b/>
-                <w:bCs/>
-                <w:i w:val="false"/>
-                <w:iCs w:val="false"/>
-                <w:color w:val="000000"/>
-                <w:sz w:val="18"/>
-                <w:szCs w:val="18"/>
-              </w:rPr>
-              <w:t xml:space="preserve">2 — OBSERVE</w:t>
+            <w:shd w:fill="D9EEF1" w:color="auto" w:val="clear"/>
+            <w:tcMar>
+              <w:top w:type="dxa" w:w="60"/>
+              <w:left w:type="dxa" w:w="120"/>
+              <w:bottom w:type="dxa" w:w="60"/>
+              <w:right w:type="dxa" w:w="120"/>
+            </w:tcMar>
+            <w:vAlign w:val="top"/>
+          </w:tcPr>
+          <w:p>
+            <w:pPr>
+              <w:spacing w:after="40" w:before="0"/>
+              <w:jc w:val="left"/>
+            </w:pPr>
+            <w:r>
+              <w:rPr>
+                <w:rFonts w:ascii="Arial" w:cs="Arial" w:eastAsia="Arial" w:hAnsi="Arial"/>
+                <w:b/>
+                <w:bCs/>
+                <w:i w:val="false"/>
+                <w:iCs w:val="false"/>
+                <w:color w:val="000000"/>
+                <w:sz w:val="18"/>
+                <w:szCs w:val="18"/>
+              </w:rPr>
+              <w:t xml:space="preserve">Observe Phase</w:t>
             </w:r>
           </w:p>
           <w:p>
@@ -6657,7 +6657,7 @@
             <w:pPr>
               <w:spacing w:after="20" w:before="0"/>
             </w:pPr>
-            <w:hyperlink w:history="1" r:id="rIdxgyt0xq_p0ag-zykjdvhg">
+            <w:hyperlink w:history="1" r:id="rIdmcmbd2_klyztdbm9iomky">
               <w:r>
                 <w:rPr>
                   <w:rFonts w:ascii="Arial" w:cs="Arial" w:eastAsia="Arial" w:hAnsi="Arial"/>
@@ -6690,7 +6690,7 @@
               <w:spacing w:after="10" w:before="0"/>
               <w:ind w:left="120"/>
             </w:pPr>
-            <w:hyperlink w:history="1" r:id="rIdejymov2cmiqrtfcptigup">
+            <w:hyperlink w:history="1" r:id="rIdrk744emh47y4rjbklnu4b">
               <w:r>
                 <w:rPr>
                   <w:rFonts w:ascii="Arial" w:cs="Arial" w:eastAsia="Arial" w:hAnsi="Arial"/>
@@ -6735,7 +6735,7 @@
             <w:pPr>
               <w:spacing w:after="20" w:before="0"/>
             </w:pPr>
-            <w:hyperlink w:history="1" r:id="rId6pwczkg2qna47iqn8z3bc">
+            <w:hyperlink w:history="1" r:id="rIdmpkvmyclffmgy8x5wj-y3">
               <w:r>
                 <w:rPr>
                   <w:rFonts w:ascii="Arial" w:cs="Arial" w:eastAsia="Arial" w:hAnsi="Arial"/>
@@ -6768,7 +6768,7 @@
               <w:spacing w:after="10" w:before="0"/>
               <w:ind w:left="120"/>
             </w:pPr>
-            <w:hyperlink w:history="1" r:id="rIdiafpdfpgzvtote59i_oiq">
+            <w:hyperlink w:history="1" r:id="rIdvoisgwwyxahzze6y1u1zr">
               <w:r>
                 <w:rPr>
                   <w:rFonts w:ascii="Arial" w:cs="Arial" w:eastAsia="Arial" w:hAnsi="Arial"/>
@@ -6915,32 +6915,32 @@
         <w:tc>
           <w:tcPr>
             <w:tcW w:type="dxa" w:w="1520"/>
-            <w:shd w:fill="F2F2F2" w:color="auto" w:val="clear"/>
-            <w:tcMar>
-              <w:top w:type="dxa" w:w="60"/>
-              <w:left w:type="dxa" w:w="120"/>
-              <w:bottom w:type="dxa" w:w="60"/>
-              <w:right w:type="dxa" w:w="120"/>
-            </w:tcMar>
-            <w:vAlign w:val="top"/>
-          </w:tcPr>
-          <w:p>
-            <w:pPr>
-              <w:spacing w:after="40" w:before="0"/>
-              <w:jc w:val="left"/>
-            </w:pPr>
-            <w:r>
-              <w:rPr>
-                <w:rFonts w:ascii="Arial" w:cs="Arial" w:eastAsia="Arial" w:hAnsi="Arial"/>
-                <w:b/>
-                <w:bCs/>
-                <w:i w:val="false"/>
-                <w:iCs w:val="false"/>
-                <w:color w:val="000000"/>
-                <w:sz w:val="18"/>
-                <w:szCs w:val="18"/>
-              </w:rPr>
-              <w:t xml:space="preserve">3 — EXPLAIN</w:t>
+            <w:shd w:fill="E2EFDA" w:color="auto" w:val="clear"/>
+            <w:tcMar>
+              <w:top w:type="dxa" w:w="60"/>
+              <w:left w:type="dxa" w:w="120"/>
+              <w:bottom w:type="dxa" w:w="60"/>
+              <w:right w:type="dxa" w:w="120"/>
+            </w:tcMar>
+            <w:vAlign w:val="top"/>
+          </w:tcPr>
+          <w:p>
+            <w:pPr>
+              <w:spacing w:after="40" w:before="0"/>
+              <w:jc w:val="left"/>
+            </w:pPr>
+            <w:r>
+              <w:rPr>
+                <w:rFonts w:ascii="Arial" w:cs="Arial" w:eastAsia="Arial" w:hAnsi="Arial"/>
+                <w:b/>
+                <w:bCs/>
+                <w:i w:val="false"/>
+                <w:iCs w:val="false"/>
+                <w:color w:val="000000"/>
+                <w:sz w:val="18"/>
+                <w:szCs w:val="18"/>
+              </w:rPr>
+              <w:t xml:space="preserve">Explain Phase</w:t>
             </w:r>
           </w:p>
           <w:p>
@@ -6963,7 +6963,7 @@
             <w:pPr>
               <w:spacing w:after="20" w:before="0"/>
             </w:pPr>
-            <w:hyperlink w:history="1" r:id="rIdnhectejumxubd4lspem_i">
+            <w:hyperlink w:history="1" r:id="rIdkmagyccgyb-aywxzmkmf2">
               <w:r>
                 <w:rPr>
                   <w:rFonts w:ascii="Arial" w:cs="Arial" w:eastAsia="Arial" w:hAnsi="Arial"/>
@@ -6996,7 +6996,7 @@
               <w:spacing w:after="10" w:before="0"/>
               <w:ind w:left="120"/>
             </w:pPr>
-            <w:hyperlink w:history="1" r:id="rIdmdlcaej1ikh6pfj9ib3jd">
+            <w:hyperlink w:history="1" r:id="rIdfaydrhmuednheo0idfr4b">
               <w:r>
                 <w:rPr>
                   <w:rFonts w:ascii="Arial" w:cs="Arial" w:eastAsia="Arial" w:hAnsi="Arial"/>
@@ -7041,7 +7041,7 @@
             <w:pPr>
               <w:spacing w:after="20" w:before="0"/>
             </w:pPr>
-            <w:hyperlink w:history="1" r:id="rId7zk2ddnyfy5ix7nmxcvyw">
+            <w:hyperlink w:history="1" r:id="rIdanyulyqs1rzffvuzxaqwg">
               <w:r>
                 <w:rPr>
                   <w:rFonts w:ascii="Arial" w:cs="Arial" w:eastAsia="Arial" w:hAnsi="Arial"/>
@@ -7074,7 +7074,7 @@
               <w:spacing w:after="10" w:before="0"/>
               <w:ind w:left="120"/>
             </w:pPr>
-            <w:hyperlink w:history="1" r:id="rId8_msbgik4usbmzhuzstv6">
+            <w:hyperlink w:history="1" r:id="rIdqvuogdtkzmzdgq90kubaj">
               <w:r>
                 <w:rPr>
                   <w:rFonts w:ascii="Arial" w:cs="Arial" w:eastAsia="Arial" w:hAnsi="Arial"/>
@@ -7221,32 +7221,32 @@
         <w:tc>
           <w:tcPr>
             <w:tcW w:type="dxa" w:w="1520"/>
-            <w:shd w:fill="F2F2F2" w:color="auto" w:val="clear"/>
-            <w:tcMar>
-              <w:top w:type="dxa" w:w="60"/>
-              <w:left w:type="dxa" w:w="120"/>
-              <w:bottom w:type="dxa" w:w="60"/>
-              <w:right w:type="dxa" w:w="120"/>
-            </w:tcMar>
-            <w:vAlign w:val="top"/>
-          </w:tcPr>
-          <w:p>
-            <w:pPr>
-              <w:spacing w:after="40" w:before="0"/>
-              <w:jc w:val="left"/>
-            </w:pPr>
-            <w:r>
-              <w:rPr>
-                <w:rFonts w:ascii="Arial" w:cs="Arial" w:eastAsia="Arial" w:hAnsi="Arial"/>
-                <w:b/>
-                <w:bCs/>
-                <w:i w:val="false"/>
-                <w:iCs w:val="false"/>
-                <w:color w:val="000000"/>
-                <w:sz w:val="18"/>
-                <w:szCs w:val="18"/>
-              </w:rPr>
-              <w:t xml:space="preserve">4 — DRIVING QUESTION BOARD (DQB) CREATION</w:t>
+            <w:shd w:fill="FCE4D6" w:color="auto" w:val="clear"/>
+            <w:tcMar>
+              <w:top w:type="dxa" w:w="60"/>
+              <w:left w:type="dxa" w:w="120"/>
+              <w:bottom w:type="dxa" w:w="60"/>
+              <w:right w:type="dxa" w:w="120"/>
+            </w:tcMar>
+            <w:vAlign w:val="top"/>
+          </w:tcPr>
+          <w:p>
+            <w:pPr>
+              <w:spacing w:after="40" w:before="0"/>
+              <w:jc w:val="left"/>
+            </w:pPr>
+            <w:r>
+              <w:rPr>
+                <w:rFonts w:ascii="Arial" w:cs="Arial" w:eastAsia="Arial" w:hAnsi="Arial"/>
+                <w:b/>
+                <w:bCs/>
+                <w:i w:val="false"/>
+                <w:iCs w:val="false"/>
+                <w:color w:val="000000"/>
+                <w:sz w:val="18"/>
+                <w:szCs w:val="18"/>
+              </w:rPr>
+              <w:t xml:space="preserve">Driving Question Board (DQB) Creation</w:t>
             </w:r>
           </w:p>
           <w:p>
@@ -7269,7 +7269,7 @@
             <w:pPr>
               <w:spacing w:after="20" w:before="0"/>
             </w:pPr>
-            <w:hyperlink w:history="1" r:id="rIdfut5itzjyyyuie1gre8ke">
+            <w:hyperlink w:history="1" r:id="rIdsswxtheocgiyzjeaac6am">
               <w:r>
                 <w:rPr>
                   <w:rFonts w:ascii="Arial" w:cs="Arial" w:eastAsia="Arial" w:hAnsi="Arial"/>
@@ -7302,7 +7302,7 @@
               <w:spacing w:after="10" w:before="0"/>
               <w:ind w:left="120"/>
             </w:pPr>
-            <w:hyperlink w:history="1" r:id="rIdxpqgiivbk6efrfrekkda0">
+            <w:hyperlink w:history="1" r:id="rIdhfez8hqds2hphcoygiyip">
               <w:r>
                 <w:rPr>
                   <w:rFonts w:ascii="Arial" w:cs="Arial" w:eastAsia="Arial" w:hAnsi="Arial"/>
@@ -7347,7 +7347,7 @@
             <w:pPr>
               <w:spacing w:after="20" w:before="0"/>
             </w:pPr>
-            <w:hyperlink w:history="1" r:id="rId6d_tqh3plmkvhyc9lkbgq">
+            <w:hyperlink w:history="1" r:id="rIdwtuyponobwqcxob-d66bb">
               <w:r>
                 <w:rPr>
                   <w:rFonts w:ascii="Arial" w:cs="Arial" w:eastAsia="Arial" w:hAnsi="Arial"/>
@@ -7380,7 +7380,7 @@
               <w:spacing w:after="10" w:before="0"/>
               <w:ind w:left="120"/>
             </w:pPr>
-            <w:hyperlink w:history="1" r:id="rIdwooj3q76mmriq-6dw24ya">
+            <w:hyperlink w:history="1" r:id="rIdl_mpuffcm5tfa_jjbu6ud">
               <w:r>
                 <w:rPr>
                   <w:rFonts w:ascii="Arial" w:cs="Arial" w:eastAsia="Arial" w:hAnsi="Arial"/>
@@ -7527,32 +7527,32 @@
         <w:tc>
           <w:tcPr>
             <w:tcW w:type="dxa" w:w="1520"/>
-            <w:shd w:fill="F2F2F2" w:color="auto" w:val="clear"/>
-            <w:tcMar>
-              <w:top w:type="dxa" w:w="60"/>
-              <w:left w:type="dxa" w:w="120"/>
-              <w:bottom w:type="dxa" w:w="60"/>
-              <w:right w:type="dxa" w:w="120"/>
-            </w:tcMar>
-            <w:vAlign w:val="top"/>
-          </w:tcPr>
-          <w:p>
-            <w:pPr>
-              <w:spacing w:after="40" w:before="0"/>
-              <w:jc w:val="left"/>
-            </w:pPr>
-            <w:r>
-              <w:rPr>
-                <w:rFonts w:ascii="Arial" w:cs="Arial" w:eastAsia="Arial" w:hAnsi="Arial"/>
-                <w:b/>
-                <w:bCs/>
-                <w:i w:val="false"/>
-                <w:iCs w:val="false"/>
-                <w:color w:val="000000"/>
-                <w:sz w:val="18"/>
-                <w:szCs w:val="18"/>
-              </w:rPr>
-              <w:t xml:space="preserve">5 — MODEL BUILDING</w:t>
+            <w:shd w:fill="D5E8F0" w:color="auto" w:val="clear"/>
+            <w:tcMar>
+              <w:top w:type="dxa" w:w="60"/>
+              <w:left w:type="dxa" w:w="120"/>
+              <w:bottom w:type="dxa" w:w="60"/>
+              <w:right w:type="dxa" w:w="120"/>
+            </w:tcMar>
+            <w:vAlign w:val="top"/>
+          </w:tcPr>
+          <w:p>
+            <w:pPr>
+              <w:spacing w:after="40" w:before="0"/>
+              <w:jc w:val="left"/>
+            </w:pPr>
+            <w:r>
+              <w:rPr>
+                <w:rFonts w:ascii="Arial" w:cs="Arial" w:eastAsia="Arial" w:hAnsi="Arial"/>
+                <w:b/>
+                <w:bCs/>
+                <w:i w:val="false"/>
+                <w:iCs w:val="false"/>
+                <w:color w:val="000000"/>
+                <w:sz w:val="18"/>
+                <w:szCs w:val="18"/>
+              </w:rPr>
+              <w:t xml:space="preserve">Model Building Phase</w:t>
             </w:r>
           </w:p>
           <w:p>
@@ -7575,7 +7575,7 @@
             <w:pPr>
               <w:spacing w:after="20" w:before="0"/>
             </w:pPr>
-            <w:hyperlink w:history="1" r:id="rId_xz5w93j11-pk2zq_hzxo">
+            <w:hyperlink w:history="1" r:id="rId27y0fyhilmzmsk_i187hh">
               <w:r>
                 <w:rPr>
                   <w:rFonts w:ascii="Arial" w:cs="Arial" w:eastAsia="Arial" w:hAnsi="Arial"/>
@@ -7608,7 +7608,7 @@
               <w:spacing w:after="10" w:before="0"/>
               <w:ind w:left="120"/>
             </w:pPr>
-            <w:hyperlink w:history="1" r:id="rIdg6_c9ys3qgspl8tdfya3q">
+            <w:hyperlink w:history="1" r:id="rIdcnd6zhc4y6kw2oyjd19ck">
               <w:r>
                 <w:rPr>
                   <w:rFonts w:ascii="Arial" w:cs="Arial" w:eastAsia="Arial" w:hAnsi="Arial"/>
@@ -7653,7 +7653,7 @@
             <w:pPr>
               <w:spacing w:after="20" w:before="0"/>
             </w:pPr>
-            <w:hyperlink w:history="1" r:id="rIdjpx2ila9ymvnltbgcpgdd">
+            <w:hyperlink w:history="1" r:id="rIdg2o3pv9r1vldhgbmw--qx">
               <w:r>
                 <w:rPr>
                   <w:rFonts w:ascii="Arial" w:cs="Arial" w:eastAsia="Arial" w:hAnsi="Arial"/>
@@ -7686,7 +7686,7 @@
               <w:spacing w:after="10" w:before="0"/>
               <w:ind w:left="120"/>
             </w:pPr>
-            <w:hyperlink w:history="1" r:id="rIdz0llpzck5bpv0ckojmg8o">
+            <w:hyperlink w:history="1" r:id="rIdlghvc8rqn5ayrluivesgs">
               <w:r>
                 <w:rPr>
                   <w:rFonts w:ascii="Arial" w:cs="Arial" w:eastAsia="Arial" w:hAnsi="Arial"/>
@@ -8781,7 +8781,25 @@
             </w:tcMar>
             <w:vAlign w:val="top"/>
           </w:tcPr>
-          <w:p/>
+          <w:p>
+            <w:pPr>
+              <w:spacing w:after="40" w:before="0"/>
+              <w:jc w:val="left"/>
+            </w:pPr>
+            <w:r>
+              <w:rPr>
+                <w:rFonts w:ascii="Arial" w:cs="Arial" w:eastAsia="Arial" w:hAnsi="Arial"/>
+                <w:b w:val="false"/>
+                <w:bCs w:val="false"/>
+                <w:i w:val="false"/>
+                <w:iCs w:val="false"/>
+                <w:color w:val="000000"/>
+                <w:sz w:val="18"/>
+                <w:szCs w:val="18"/>
+              </w:rPr>
+              <w:t xml:space="preserve">Warn students that cut plastic bottles have sharp edges — use masking tape on cut rims. Ensure water spills are mopped immediately to prevent slips. Do not use hot water in this experiment. Supervise the use of pins or nails used to make holes in bottles.</w:t>
+            </w:r>
+          </w:p>
         </w:tc>
       </w:tr>
     </w:tbl>
@@ -9155,7 +9173,7 @@
             <w:pPr>
               <w:spacing w:after="20" w:before="0"/>
             </w:pPr>
-            <w:hyperlink w:history="1" r:id="rIdt9nbu9651vzddbjald13e">
+            <w:hyperlink w:history="1" r:id="rIdxvnllkhf7xpx6yf2uw_yy">
               <w:r>
                 <w:rPr>
                   <w:rFonts w:ascii="Arial" w:cs="Arial" w:eastAsia="Arial" w:hAnsi="Arial"/>
@@ -9188,7 +9206,7 @@
               <w:spacing w:after="10" w:before="0"/>
               <w:ind w:left="120"/>
             </w:pPr>
-            <w:hyperlink w:history="1" r:id="rIddf1eotl20arivpxickr1y">
+            <w:hyperlink w:history="1" r:id="rId4kx4glmr6i1zbxezieto_">
               <w:r>
                 <w:rPr>
                   <w:rFonts w:ascii="Arial" w:cs="Arial" w:eastAsia="Arial" w:hAnsi="Arial"/>
@@ -9233,7 +9251,7 @@
             <w:pPr>
               <w:spacing w:after="20" w:before="0"/>
             </w:pPr>
-            <w:hyperlink w:history="1" r:id="rIdfjanjdiybkebj7wgih4-c">
+            <w:hyperlink w:history="1" r:id="rIdeqxfjnylap1ef1a3znfzy">
               <w:r>
                 <w:rPr>
                   <w:rFonts w:ascii="Arial" w:cs="Arial" w:eastAsia="Arial" w:hAnsi="Arial"/>
@@ -9266,7 +9284,7 @@
               <w:spacing w:after="10" w:before="0"/>
               <w:ind w:left="120"/>
             </w:pPr>
-            <w:hyperlink w:history="1" r:id="rIda3mew2sdhw8mbj54ydeac">
+            <w:hyperlink w:history="1" r:id="rId2imlonfivwbvyx0xovrqi">
               <w:r>
                 <w:rPr>
                   <w:rFonts w:ascii="Arial" w:cs="Arial" w:eastAsia="Arial" w:hAnsi="Arial"/>
@@ -9461,7 +9479,7 @@
             <w:pPr>
               <w:spacing w:after="20" w:before="0"/>
             </w:pPr>
-            <w:hyperlink w:history="1" r:id="rIdah2brynjfvajp2lf5voir">
+            <w:hyperlink w:history="1" r:id="rIdq8rzu4rjookwfjz9dt5aj">
               <w:r>
                 <w:rPr>
                   <w:rFonts w:ascii="Arial" w:cs="Arial" w:eastAsia="Arial" w:hAnsi="Arial"/>
@@ -9494,7 +9512,7 @@
               <w:spacing w:after="10" w:before="0"/>
               <w:ind w:left="120"/>
             </w:pPr>
-            <w:hyperlink w:history="1" r:id="rId0kqbzwbjkh2ij0stqw8xk">
+            <w:hyperlink w:history="1" r:id="rIdvlcgya0wsdsktsf0icpai">
               <w:r>
                 <w:rPr>
                   <w:rFonts w:ascii="Arial" w:cs="Arial" w:eastAsia="Arial" w:hAnsi="Arial"/>
@@ -9539,7 +9557,7 @@
             <w:pPr>
               <w:spacing w:after="20" w:before="0"/>
             </w:pPr>
-            <w:hyperlink w:history="1" r:id="rIdlhhgq7xxvubacidxa0wu7">
+            <w:hyperlink w:history="1" r:id="rIdymwsrg7ykcpghinm9i-lh">
               <w:r>
                 <w:rPr>
                   <w:rFonts w:ascii="Arial" w:cs="Arial" w:eastAsia="Arial" w:hAnsi="Arial"/>
@@ -9572,7 +9590,7 @@
               <w:spacing w:after="10" w:before="0"/>
               <w:ind w:left="120"/>
             </w:pPr>
-            <w:hyperlink w:history="1" r:id="rIdejjnqalsrjfotxkvgwc8t">
+            <w:hyperlink w:history="1" r:id="rIdhcnb7eqx7la9fjj84okzi">
               <w:r>
                 <w:rPr>
                   <w:rFonts w:ascii="Arial" w:cs="Arial" w:eastAsia="Arial" w:hAnsi="Arial"/>
@@ -9767,7 +9785,7 @@
             <w:pPr>
               <w:spacing w:after="20" w:before="0"/>
             </w:pPr>
-            <w:hyperlink w:history="1" r:id="rIduxpa9whmlr-s5x1acjww5">
+            <w:hyperlink w:history="1" r:id="rIdglix6rajbrld-xaetcthp">
               <w:r>
                 <w:rPr>
                   <w:rFonts w:ascii="Arial" w:cs="Arial" w:eastAsia="Arial" w:hAnsi="Arial"/>
@@ -9800,7 +9818,7 @@
               <w:spacing w:after="10" w:before="0"/>
               <w:ind w:left="120"/>
             </w:pPr>
-            <w:hyperlink w:history="1" r:id="rIdjahkwfm1x4bpijau-5asz">
+            <w:hyperlink w:history="1" r:id="rIdjn4dt9rowwmbfdpxeejwe">
               <w:r>
                 <w:rPr>
                   <w:rFonts w:ascii="Arial" w:cs="Arial" w:eastAsia="Arial" w:hAnsi="Arial"/>
@@ -9845,7 +9863,7 @@
             <w:pPr>
               <w:spacing w:after="20" w:before="0"/>
             </w:pPr>
-            <w:hyperlink w:history="1" r:id="rIdow7zu88f5fkngkreczqup">
+            <w:hyperlink w:history="1" r:id="rIdvprrixhbdbamkyscwikxm">
               <w:r>
                 <w:rPr>
                   <w:rFonts w:ascii="Arial" w:cs="Arial" w:eastAsia="Arial" w:hAnsi="Arial"/>
@@ -9878,7 +9896,7 @@
               <w:spacing w:after="10" w:before="0"/>
               <w:ind w:left="120"/>
             </w:pPr>
-            <w:hyperlink w:history="1" r:id="rIds3le2kn5i0j3xohzutsk3">
+            <w:hyperlink w:history="1" r:id="rIdzpwygbtuipimwx-xfww4w">
               <w:r>
                 <w:rPr>
                   <w:rFonts w:ascii="Arial" w:cs="Arial" w:eastAsia="Arial" w:hAnsi="Arial"/>
@@ -10073,7 +10091,7 @@
             <w:pPr>
               <w:spacing w:after="20" w:before="0"/>
             </w:pPr>
-            <w:hyperlink w:history="1" r:id="rIdywjkavrcvztindew2pkql">
+            <w:hyperlink w:history="1" r:id="rIdgcbgsdlqsyqkz3ffknzsj">
               <w:r>
                 <w:rPr>
                   <w:rFonts w:ascii="Arial" w:cs="Arial" w:eastAsia="Arial" w:hAnsi="Arial"/>
@@ -10106,7 +10124,7 @@
               <w:spacing w:after="10" w:before="0"/>
               <w:ind w:left="120"/>
             </w:pPr>
-            <w:hyperlink w:history="1" r:id="rIdg3ejkd-pu1zpclmduznet">
+            <w:hyperlink w:history="1" r:id="rIdi_afdeakffxai74wbytps">
               <w:r>
                 <w:rPr>
                   <w:rFonts w:ascii="Arial" w:cs="Arial" w:eastAsia="Arial" w:hAnsi="Arial"/>
@@ -10151,7 +10169,7 @@
             <w:pPr>
               <w:spacing w:after="20" w:before="0"/>
             </w:pPr>
-            <w:hyperlink w:history="1" r:id="rId4kjwqkpglmvnl2pjwff6b">
+            <w:hyperlink w:history="1" r:id="rIdcqfu4dlymqmyofnmnuqc3">
               <w:r>
                 <w:rPr>
                   <w:rFonts w:ascii="Arial" w:cs="Arial" w:eastAsia="Arial" w:hAnsi="Arial"/>
@@ -10184,7 +10202,7 @@
               <w:spacing w:after="10" w:before="0"/>
               <w:ind w:left="120"/>
             </w:pPr>
-            <w:hyperlink w:history="1" r:id="rIdgd8pwd6k7w3jhylyhsn4o">
+            <w:hyperlink w:history="1" r:id="rIdn1xn3o-v8onkbcr3gom9-">
               <w:r>
                 <w:rPr>
                   <w:rFonts w:ascii="Arial" w:cs="Arial" w:eastAsia="Arial" w:hAnsi="Arial"/>
@@ -10379,7 +10397,7 @@
             <w:pPr>
               <w:spacing w:after="20" w:before="0"/>
             </w:pPr>
-            <w:hyperlink w:history="1" r:id="rIdx78hyrnqo6bnpzurfzhne">
+            <w:hyperlink w:history="1" r:id="rId0hfau9pjnmctlsmzdaup8">
               <w:r>
                 <w:rPr>
                   <w:rFonts w:ascii="Arial" w:cs="Arial" w:eastAsia="Arial" w:hAnsi="Arial"/>
@@ -10412,7 +10430,7 @@
               <w:spacing w:after="10" w:before="0"/>
               <w:ind w:left="120"/>
             </w:pPr>
-            <w:hyperlink w:history="1" r:id="rIdh6hswlhsxcvbchlipjjgv">
+            <w:hyperlink w:history="1" r:id="rIdsp5mhjbhr_lrpkon5hhh5">
               <w:r>
                 <w:rPr>
                   <w:rFonts w:ascii="Arial" w:cs="Arial" w:eastAsia="Arial" w:hAnsi="Arial"/>
@@ -10457,7 +10475,7 @@
             <w:pPr>
               <w:spacing w:after="20" w:before="0"/>
             </w:pPr>
-            <w:hyperlink w:history="1" r:id="rIdb5k0cxhonqk1fipxgyfhg">
+            <w:hyperlink w:history="1" r:id="rIdk4ouv2wvu7bi8foi6hqh5">
               <w:r>
                 <w:rPr>
                   <w:rFonts w:ascii="Arial" w:cs="Arial" w:eastAsia="Arial" w:hAnsi="Arial"/>
@@ -10490,7 +10508,7 @@
               <w:spacing w:after="10" w:before="0"/>
               <w:ind w:left="120"/>
             </w:pPr>
-            <w:hyperlink w:history="1" r:id="rIdpcgueves2fo5toanbo44f">
+            <w:hyperlink w:history="1" r:id="rIdfveltjvdlvundjz8w2mia">
               <w:r>
                 <w:rPr>
                   <w:rFonts w:ascii="Arial" w:cs="Arial" w:eastAsia="Arial" w:hAnsi="Arial"/>
@@ -11929,32 +11947,32 @@
         <w:tc>
           <w:tcPr>
             <w:tcW w:type="dxa" w:w="1520"/>
-            <w:shd w:fill="F2F2F2" w:color="auto" w:val="clear"/>
-            <w:tcMar>
-              <w:top w:type="dxa" w:w="60"/>
-              <w:left w:type="dxa" w:w="120"/>
-              <w:bottom w:type="dxa" w:w="60"/>
-              <w:right w:type="dxa" w:w="120"/>
-            </w:tcMar>
-            <w:vAlign w:val="top"/>
-          </w:tcPr>
-          <w:p>
-            <w:pPr>
-              <w:spacing w:after="40" w:before="0"/>
-              <w:jc w:val="left"/>
-            </w:pPr>
-            <w:r>
-              <w:rPr>
-                <w:rFonts w:ascii="Arial" w:cs="Arial" w:eastAsia="Arial" w:hAnsi="Arial"/>
-                <w:b/>
-                <w:bCs/>
-                <w:i w:val="false"/>
-                <w:iCs w:val="false"/>
-                <w:color w:val="000000"/>
-                <w:sz w:val="18"/>
-                <w:szCs w:val="18"/>
-              </w:rPr>
-              <w:t xml:space="preserve">Phase 1 — PREDICT (15 minutes)</w:t>
+            <w:shd w:fill="EAD1F5" w:color="auto" w:val="clear"/>
+            <w:tcMar>
+              <w:top w:type="dxa" w:w="60"/>
+              <w:left w:type="dxa" w:w="120"/>
+              <w:bottom w:type="dxa" w:w="60"/>
+              <w:right w:type="dxa" w:w="120"/>
+            </w:tcMar>
+            <w:vAlign w:val="top"/>
+          </w:tcPr>
+          <w:p>
+            <w:pPr>
+              <w:spacing w:after="40" w:before="0"/>
+              <w:jc w:val="left"/>
+            </w:pPr>
+            <w:r>
+              <w:rPr>
+                <w:rFonts w:ascii="Arial" w:cs="Arial" w:eastAsia="Arial" w:hAnsi="Arial"/>
+                <w:b/>
+                <w:bCs/>
+                <w:i w:val="false"/>
+                <w:iCs w:val="false"/>
+                <w:color w:val="000000"/>
+                <w:sz w:val="18"/>
+                <w:szCs w:val="18"/>
+              </w:rPr>
+              <w:t xml:space="preserve">Predict Phase</w:t>
             </w:r>
           </w:p>
           <w:p>
@@ -11977,7 +11995,7 @@
             <w:pPr>
               <w:spacing w:after="20" w:before="0"/>
             </w:pPr>
-            <w:hyperlink w:history="1" r:id="rIdkfzw9d_f9bbrpnyn1dkda">
+            <w:hyperlink w:history="1" r:id="rIdgljmgjuldwulhnhwebr6i">
               <w:r>
                 <w:rPr>
                   <w:rFonts w:ascii="Arial" w:cs="Arial" w:eastAsia="Arial" w:hAnsi="Arial"/>
@@ -12010,7 +12028,7 @@
               <w:spacing w:after="10" w:before="0"/>
               <w:ind w:left="120"/>
             </w:pPr>
-            <w:hyperlink w:history="1" r:id="rIdbacq51shhfwpqe8xwwuny">
+            <w:hyperlink w:history="1" r:id="rId_kzdyypx7wwvfa1ykfdqs">
               <w:r>
                 <w:rPr>
                   <w:rFonts w:ascii="Arial" w:cs="Arial" w:eastAsia="Arial" w:hAnsi="Arial"/>
@@ -12055,7 +12073,7 @@
             <w:pPr>
               <w:spacing w:after="20" w:before="0"/>
             </w:pPr>
-            <w:hyperlink w:history="1" r:id="rIdvn8t4cv6dvpaiah5326ui">
+            <w:hyperlink w:history="1" r:id="rId33zr2d2fidehup9btn929">
               <w:r>
                 <w:rPr>
                   <w:rFonts w:ascii="Arial" w:cs="Arial" w:eastAsia="Arial" w:hAnsi="Arial"/>
@@ -12088,7 +12106,7 @@
               <w:spacing w:after="10" w:before="0"/>
               <w:ind w:left="120"/>
             </w:pPr>
-            <w:hyperlink w:history="1" r:id="rId0hxffbze1qeh4tichivla">
+            <w:hyperlink w:history="1" r:id="rIdhhlaf1zkzo-8a3jrvjxwq">
               <w:r>
                 <w:rPr>
                   <w:rFonts w:ascii="Arial" w:cs="Arial" w:eastAsia="Arial" w:hAnsi="Arial"/>
@@ -12235,32 +12253,32 @@
         <w:tc>
           <w:tcPr>
             <w:tcW w:type="dxa" w:w="1520"/>
-            <w:shd w:fill="F2F2F2" w:color="auto" w:val="clear"/>
-            <w:tcMar>
-              <w:top w:type="dxa" w:w="60"/>
-              <w:left w:type="dxa" w:w="120"/>
-              <w:bottom w:type="dxa" w:w="60"/>
-              <w:right w:type="dxa" w:w="120"/>
-            </w:tcMar>
-            <w:vAlign w:val="top"/>
-          </w:tcPr>
-          <w:p>
-            <w:pPr>
-              <w:spacing w:after="40" w:before="0"/>
-              <w:jc w:val="left"/>
-            </w:pPr>
-            <w:r>
-              <w:rPr>
-                <w:rFonts w:ascii="Arial" w:cs="Arial" w:eastAsia="Arial" w:hAnsi="Arial"/>
-                <w:b/>
-                <w:bCs/>
-                <w:i w:val="false"/>
-                <w:iCs w:val="false"/>
-                <w:color w:val="000000"/>
-                <w:sz w:val="18"/>
-                <w:szCs w:val="18"/>
-              </w:rPr>
-              <w:t xml:space="preserve">Phase 2 — OBSERVE (25 minutes)</w:t>
+            <w:shd w:fill="D9EEF1" w:color="auto" w:val="clear"/>
+            <w:tcMar>
+              <w:top w:type="dxa" w:w="60"/>
+              <w:left w:type="dxa" w:w="120"/>
+              <w:bottom w:type="dxa" w:w="60"/>
+              <w:right w:type="dxa" w:w="120"/>
+            </w:tcMar>
+            <w:vAlign w:val="top"/>
+          </w:tcPr>
+          <w:p>
+            <w:pPr>
+              <w:spacing w:after="40" w:before="0"/>
+              <w:jc w:val="left"/>
+            </w:pPr>
+            <w:r>
+              <w:rPr>
+                <w:rFonts w:ascii="Arial" w:cs="Arial" w:eastAsia="Arial" w:hAnsi="Arial"/>
+                <w:b/>
+                <w:bCs/>
+                <w:i w:val="false"/>
+                <w:iCs w:val="false"/>
+                <w:color w:val="000000"/>
+                <w:sz w:val="18"/>
+                <w:szCs w:val="18"/>
+              </w:rPr>
+              <w:t xml:space="preserve">Observe Phase</w:t>
             </w:r>
           </w:p>
           <w:p>
@@ -12283,7 +12301,7 @@
             <w:pPr>
               <w:spacing w:after="20" w:before="0"/>
             </w:pPr>
-            <w:hyperlink w:history="1" r:id="rIdvoirtylxwywt5z31-t1mh">
+            <w:hyperlink w:history="1" r:id="rId636vazketbu-o3mbs02dc">
               <w:r>
                 <w:rPr>
                   <w:rFonts w:ascii="Arial" w:cs="Arial" w:eastAsia="Arial" w:hAnsi="Arial"/>
@@ -12316,7 +12334,7 @@
               <w:spacing w:after="10" w:before="0"/>
               <w:ind w:left="120"/>
             </w:pPr>
-            <w:hyperlink w:history="1" r:id="rIdp_4j6ibxsl2cnd4suwlda">
+            <w:hyperlink w:history="1" r:id="rIdpt1sdmysh-hdglp9dqjhi">
               <w:r>
                 <w:rPr>
                   <w:rFonts w:ascii="Arial" w:cs="Arial" w:eastAsia="Arial" w:hAnsi="Arial"/>
@@ -12361,7 +12379,7 @@
             <w:pPr>
               <w:spacing w:after="20" w:before="0"/>
             </w:pPr>
-            <w:hyperlink w:history="1" r:id="rIdgsprffokxxwhpxhwtoqiq">
+            <w:hyperlink w:history="1" r:id="rIdvley619qeriiwey5dfeoc">
               <w:r>
                 <w:rPr>
                   <w:rFonts w:ascii="Arial" w:cs="Arial" w:eastAsia="Arial" w:hAnsi="Arial"/>
@@ -12394,7 +12412,7 @@
               <w:spacing w:after="10" w:before="0"/>
               <w:ind w:left="120"/>
             </w:pPr>
-            <w:hyperlink w:history="1" r:id="rIdimcuxg7z7-v6lv70mdlww">
+            <w:hyperlink w:history="1" r:id="rIds14i634nbdoov-3qatmua">
               <w:r>
                 <w:rPr>
                   <w:rFonts w:ascii="Arial" w:cs="Arial" w:eastAsia="Arial" w:hAnsi="Arial"/>
@@ -12541,32 +12559,32 @@
         <w:tc>
           <w:tcPr>
             <w:tcW w:type="dxa" w:w="1520"/>
-            <w:shd w:fill="F2F2F2" w:color="auto" w:val="clear"/>
-            <w:tcMar>
-              <w:top w:type="dxa" w:w="60"/>
-              <w:left w:type="dxa" w:w="120"/>
-              <w:bottom w:type="dxa" w:w="60"/>
-              <w:right w:type="dxa" w:w="120"/>
-            </w:tcMar>
-            <w:vAlign w:val="top"/>
-          </w:tcPr>
-          <w:p>
-            <w:pPr>
-              <w:spacing w:after="40" w:before="0"/>
-              <w:jc w:val="left"/>
-            </w:pPr>
-            <w:r>
-              <w:rPr>
-                <w:rFonts w:ascii="Arial" w:cs="Arial" w:eastAsia="Arial" w:hAnsi="Arial"/>
-                <w:b/>
-                <w:bCs/>
-                <w:i w:val="false"/>
-                <w:iCs w:val="false"/>
-                <w:color w:val="000000"/>
-                <w:sz w:val="18"/>
-                <w:szCs w:val="18"/>
-              </w:rPr>
-              <w:t xml:space="preserve">Phase 3 — EXPLAIN (20 minutes)</w:t>
+            <w:shd w:fill="E2EFDA" w:color="auto" w:val="clear"/>
+            <w:tcMar>
+              <w:top w:type="dxa" w:w="60"/>
+              <w:left w:type="dxa" w:w="120"/>
+              <w:bottom w:type="dxa" w:w="60"/>
+              <w:right w:type="dxa" w:w="120"/>
+            </w:tcMar>
+            <w:vAlign w:val="top"/>
+          </w:tcPr>
+          <w:p>
+            <w:pPr>
+              <w:spacing w:after="40" w:before="0"/>
+              <w:jc w:val="left"/>
+            </w:pPr>
+            <w:r>
+              <w:rPr>
+                <w:rFonts w:ascii="Arial" w:cs="Arial" w:eastAsia="Arial" w:hAnsi="Arial"/>
+                <w:b/>
+                <w:bCs/>
+                <w:i w:val="false"/>
+                <w:iCs w:val="false"/>
+                <w:color w:val="000000"/>
+                <w:sz w:val="18"/>
+                <w:szCs w:val="18"/>
+              </w:rPr>
+              <w:t xml:space="preserve">Explain Phase</w:t>
             </w:r>
           </w:p>
           <w:p>
@@ -12589,7 +12607,7 @@
             <w:pPr>
               <w:spacing w:after="20" w:before="0"/>
             </w:pPr>
-            <w:hyperlink w:history="1" r:id="rIdzbikd6iltjvfjb7cquxgs">
+            <w:hyperlink w:history="1" r:id="rIdjlyowne6uarm74oalklfq">
               <w:r>
                 <w:rPr>
                   <w:rFonts w:ascii="Arial" w:cs="Arial" w:eastAsia="Arial" w:hAnsi="Arial"/>
@@ -12622,7 +12640,7 @@
               <w:spacing w:after="10" w:before="0"/>
               <w:ind w:left="120"/>
             </w:pPr>
-            <w:hyperlink w:history="1" r:id="rIdimy91dztn3rnd2pjwjr7n">
+            <w:hyperlink w:history="1" r:id="rIddqxiwjpu7e0hd-y78mg-p">
               <w:r>
                 <w:rPr>
                   <w:rFonts w:ascii="Arial" w:cs="Arial" w:eastAsia="Arial" w:hAnsi="Arial"/>
@@ -12667,7 +12685,7 @@
             <w:pPr>
               <w:spacing w:after="20" w:before="0"/>
             </w:pPr>
-            <w:hyperlink w:history="1" r:id="rId_kjsr9d5psb8k3ztfbqzd">
+            <w:hyperlink w:history="1" r:id="rIdvkwe17pkq7hx_-t2t2mna">
               <w:r>
                 <w:rPr>
                   <w:rFonts w:ascii="Arial" w:cs="Arial" w:eastAsia="Arial" w:hAnsi="Arial"/>
@@ -12700,7 +12718,7 @@
               <w:spacing w:after="10" w:before="0"/>
               <w:ind w:left="120"/>
             </w:pPr>
-            <w:hyperlink w:history="1" r:id="rIdeimdk-zhxydu7qegp7zww">
+            <w:hyperlink w:history="1" r:id="rId3p1ubpmtdkrzgm2xaxrhw">
               <w:r>
                 <w:rPr>
                   <w:rFonts w:ascii="Arial" w:cs="Arial" w:eastAsia="Arial" w:hAnsi="Arial"/>
@@ -12847,32 +12865,32 @@
         <w:tc>
           <w:tcPr>
             <w:tcW w:type="dxa" w:w="1520"/>
-            <w:shd w:fill="F2F2F2" w:color="auto" w:val="clear"/>
-            <w:tcMar>
-              <w:top w:type="dxa" w:w="60"/>
-              <w:left w:type="dxa" w:w="120"/>
-              <w:bottom w:type="dxa" w:w="60"/>
-              <w:right w:type="dxa" w:w="120"/>
-            </w:tcMar>
-            <w:vAlign w:val="top"/>
-          </w:tcPr>
-          <w:p>
-            <w:pPr>
-              <w:spacing w:after="40" w:before="0"/>
-              <w:jc w:val="left"/>
-            </w:pPr>
-            <w:r>
-              <w:rPr>
-                <w:rFonts w:ascii="Arial" w:cs="Arial" w:eastAsia="Arial" w:hAnsi="Arial"/>
-                <w:b/>
-                <w:bCs/>
-                <w:i w:val="false"/>
-                <w:iCs w:val="false"/>
-                <w:color w:val="000000"/>
-                <w:sz w:val="18"/>
-                <w:szCs w:val="18"/>
-              </w:rPr>
-              <w:t xml:space="preserve">Phase 4 — DRIVING QUESTION BOARD (DQB) Update (10 minutes)</w:t>
+            <w:shd w:fill="FCE4D6" w:color="auto" w:val="clear"/>
+            <w:tcMar>
+              <w:top w:type="dxa" w:w="60"/>
+              <w:left w:type="dxa" w:w="120"/>
+              <w:bottom w:type="dxa" w:w="60"/>
+              <w:right w:type="dxa" w:w="120"/>
+            </w:tcMar>
+            <w:vAlign w:val="top"/>
+          </w:tcPr>
+          <w:p>
+            <w:pPr>
+              <w:spacing w:after="40" w:before="0"/>
+              <w:jc w:val="left"/>
+            </w:pPr>
+            <w:r>
+              <w:rPr>
+                <w:rFonts w:ascii="Arial" w:cs="Arial" w:eastAsia="Arial" w:hAnsi="Arial"/>
+                <w:b/>
+                <w:bCs/>
+                <w:i w:val="false"/>
+                <w:iCs w:val="false"/>
+                <w:color w:val="000000"/>
+                <w:sz w:val="18"/>
+                <w:szCs w:val="18"/>
+              </w:rPr>
+              <w:t xml:space="preserve">Driving Question Board (DQB) Creation</w:t>
             </w:r>
           </w:p>
           <w:p>
@@ -12895,7 +12913,7 @@
             <w:pPr>
               <w:spacing w:after="20" w:before="0"/>
             </w:pPr>
-            <w:hyperlink w:history="1" r:id="rIdgjbqsn_ndcrcicvp47cwn">
+            <w:hyperlink w:history="1" r:id="rIdqpkg5qugy9e4ythw-im0j">
               <w:r>
                 <w:rPr>
                   <w:rFonts w:ascii="Arial" w:cs="Arial" w:eastAsia="Arial" w:hAnsi="Arial"/>
@@ -12928,7 +12946,7 @@
               <w:spacing w:after="10" w:before="0"/>
               <w:ind w:left="120"/>
             </w:pPr>
-            <w:hyperlink w:history="1" r:id="rIdgu1y1elq_weeyjrx7tk13">
+            <w:hyperlink w:history="1" r:id="rIdcwrykcoaoix646pvdtr7z">
               <w:r>
                 <w:rPr>
                   <w:rFonts w:ascii="Arial" w:cs="Arial" w:eastAsia="Arial" w:hAnsi="Arial"/>
@@ -12973,7 +12991,7 @@
             <w:pPr>
               <w:spacing w:after="20" w:before="0"/>
             </w:pPr>
-            <w:hyperlink w:history="1" r:id="rIdql6_wng95q7yuq4cju3d7">
+            <w:hyperlink w:history="1" r:id="rIdvm9wvmzalcbor9hxfhrhy">
               <w:r>
                 <w:rPr>
                   <w:rFonts w:ascii="Arial" w:cs="Arial" w:eastAsia="Arial" w:hAnsi="Arial"/>
@@ -13006,7 +13024,7 @@
               <w:spacing w:after="10" w:before="0"/>
               <w:ind w:left="120"/>
             </w:pPr>
-            <w:hyperlink w:history="1" r:id="rIdehtbveksndg5td6_navmt">
+            <w:hyperlink w:history="1" r:id="rId3wsj1lrx9rlz0qffulaie">
               <w:r>
                 <w:rPr>
                   <w:rFonts w:ascii="Arial" w:cs="Arial" w:eastAsia="Arial" w:hAnsi="Arial"/>
@@ -13153,32 +13171,32 @@
         <w:tc>
           <w:tcPr>
             <w:tcW w:type="dxa" w:w="1520"/>
-            <w:shd w:fill="F2F2F2" w:color="auto" w:val="clear"/>
-            <w:tcMar>
-              <w:top w:type="dxa" w:w="60"/>
-              <w:left w:type="dxa" w:w="120"/>
-              <w:bottom w:type="dxa" w:w="60"/>
-              <w:right w:type="dxa" w:w="120"/>
-            </w:tcMar>
-            <w:vAlign w:val="top"/>
-          </w:tcPr>
-          <w:p>
-            <w:pPr>
-              <w:spacing w:after="40" w:before="0"/>
-              <w:jc w:val="left"/>
-            </w:pPr>
-            <w:r>
-              <w:rPr>
-                <w:rFonts w:ascii="Arial" w:cs="Arial" w:eastAsia="Arial" w:hAnsi="Arial"/>
-                <w:b/>
-                <w:bCs/>
-                <w:i w:val="false"/>
-                <w:iCs w:val="false"/>
-                <w:color w:val="000000"/>
-                <w:sz w:val="18"/>
-                <w:szCs w:val="18"/>
-              </w:rPr>
-              <w:t xml:space="preserve">Phase 5 — MODEL BUILDING (10 minutes)</w:t>
+            <w:shd w:fill="D5E8F0" w:color="auto" w:val="clear"/>
+            <w:tcMar>
+              <w:top w:type="dxa" w:w="60"/>
+              <w:left w:type="dxa" w:w="120"/>
+              <w:bottom w:type="dxa" w:w="60"/>
+              <w:right w:type="dxa" w:w="120"/>
+            </w:tcMar>
+            <w:vAlign w:val="top"/>
+          </w:tcPr>
+          <w:p>
+            <w:pPr>
+              <w:spacing w:after="40" w:before="0"/>
+              <w:jc w:val="left"/>
+            </w:pPr>
+            <w:r>
+              <w:rPr>
+                <w:rFonts w:ascii="Arial" w:cs="Arial" w:eastAsia="Arial" w:hAnsi="Arial"/>
+                <w:b/>
+                <w:bCs/>
+                <w:i w:val="false"/>
+                <w:iCs w:val="false"/>
+                <w:color w:val="000000"/>
+                <w:sz w:val="18"/>
+                <w:szCs w:val="18"/>
+              </w:rPr>
+              <w:t xml:space="preserve">Model Building Phase</w:t>
             </w:r>
           </w:p>
           <w:p>
@@ -13201,7 +13219,7 @@
             <w:pPr>
               <w:spacing w:after="20" w:before="0"/>
             </w:pPr>
-            <w:hyperlink w:history="1" r:id="rId_g3lrdlwznuuv7i7qrvy5">
+            <w:hyperlink w:history="1" r:id="rIdfqk1yxn_g9dznfefgspvg">
               <w:r>
                 <w:rPr>
                   <w:rFonts w:ascii="Arial" w:cs="Arial" w:eastAsia="Arial" w:hAnsi="Arial"/>
@@ -13234,7 +13252,7 @@
               <w:spacing w:after="10" w:before="0"/>
               <w:ind w:left="120"/>
             </w:pPr>
-            <w:hyperlink w:history="1" r:id="rIdiiengj6larxq3xyruxzql">
+            <w:hyperlink w:history="1" r:id="rId7-bkmmtpchrawvfoi2-iv">
               <w:r>
                 <w:rPr>
                   <w:rFonts w:ascii="Arial" w:cs="Arial" w:eastAsia="Arial" w:hAnsi="Arial"/>
@@ -13279,7 +13297,7 @@
             <w:pPr>
               <w:spacing w:after="20" w:before="0"/>
             </w:pPr>
-            <w:hyperlink w:history="1" r:id="rIdepcg3f7pk5yroggzvkuzr">
+            <w:hyperlink w:history="1" r:id="rIdqhhfiittdpl2grbgzsmp4">
               <w:r>
                 <w:rPr>
                   <w:rFonts w:ascii="Arial" w:cs="Arial" w:eastAsia="Arial" w:hAnsi="Arial"/>
@@ -13312,7 +13330,7 @@
               <w:spacing w:after="10" w:before="0"/>
               <w:ind w:left="120"/>
             </w:pPr>
-            <w:hyperlink w:history="1" r:id="rIdupxbjcn2lk-ja89io-yg2">
+            <w:hyperlink w:history="1" r:id="rIdesyag-h_e70tphkzksrrj">
               <w:r>
                 <w:rPr>
                   <w:rFonts w:ascii="Arial" w:cs="Arial" w:eastAsia="Arial" w:hAnsi="Arial"/>
@@ -14865,32 +14883,32 @@
         <w:tc>
           <w:tcPr>
             <w:tcW w:type="dxa" w:w="1520"/>
-            <w:shd w:fill="F2F2F2" w:color="auto" w:val="clear"/>
-            <w:tcMar>
-              <w:top w:type="dxa" w:w="60"/>
-              <w:left w:type="dxa" w:w="120"/>
-              <w:bottom w:type="dxa" w:w="60"/>
-              <w:right w:type="dxa" w:w="120"/>
-            </w:tcMar>
-            <w:vAlign w:val="top"/>
-          </w:tcPr>
-          <w:p>
-            <w:pPr>
-              <w:spacing w:after="40" w:before="0"/>
-              <w:jc w:val="left"/>
-            </w:pPr>
-            <w:r>
-              <w:rPr>
-                <w:rFonts w:ascii="Arial" w:cs="Arial" w:eastAsia="Arial" w:hAnsi="Arial"/>
-                <w:b/>
-                <w:bCs/>
-                <w:i w:val="false"/>
-                <w:iCs w:val="false"/>
-                <w:color w:val="000000"/>
-                <w:sz w:val="18"/>
-                <w:szCs w:val="18"/>
-              </w:rPr>
-              <w:t xml:space="preserve">1 — PREDICT</w:t>
+            <w:shd w:fill="EAD1F5" w:color="auto" w:val="clear"/>
+            <w:tcMar>
+              <w:top w:type="dxa" w:w="60"/>
+              <w:left w:type="dxa" w:w="120"/>
+              <w:bottom w:type="dxa" w:w="60"/>
+              <w:right w:type="dxa" w:w="120"/>
+            </w:tcMar>
+            <w:vAlign w:val="top"/>
+          </w:tcPr>
+          <w:p>
+            <w:pPr>
+              <w:spacing w:after="40" w:before="0"/>
+              <w:jc w:val="left"/>
+            </w:pPr>
+            <w:r>
+              <w:rPr>
+                <w:rFonts w:ascii="Arial" w:cs="Arial" w:eastAsia="Arial" w:hAnsi="Arial"/>
+                <w:b/>
+                <w:bCs/>
+                <w:i w:val="false"/>
+                <w:iCs w:val="false"/>
+                <w:color w:val="000000"/>
+                <w:sz w:val="18"/>
+                <w:szCs w:val="18"/>
+              </w:rPr>
+              <w:t xml:space="preserve">Predict Phase</w:t>
             </w:r>
           </w:p>
           <w:p>
@@ -14913,7 +14931,7 @@
             <w:pPr>
               <w:spacing w:after="20" w:before="0"/>
             </w:pPr>
-            <w:hyperlink w:history="1" r:id="rIdoq9bfdlsqdhw6rlmfyjka">
+            <w:hyperlink w:history="1" r:id="rIdzttwg9wf-zsuptbkwwt2u">
               <w:r>
                 <w:rPr>
                   <w:rFonts w:ascii="Arial" w:cs="Arial" w:eastAsia="Arial" w:hAnsi="Arial"/>
@@ -14946,7 +14964,7 @@
               <w:spacing w:after="10" w:before="0"/>
               <w:ind w:left="120"/>
             </w:pPr>
-            <w:hyperlink w:history="1" r:id="rIdhze5izmka8nxl8gjyqdqa">
+            <w:hyperlink w:history="1" r:id="rIdk76vy0hxko4thlup24noo">
               <w:r>
                 <w:rPr>
                   <w:rFonts w:ascii="Arial" w:cs="Arial" w:eastAsia="Arial" w:hAnsi="Arial"/>
@@ -14991,7 +15009,7 @@
             <w:pPr>
               <w:spacing w:after="20" w:before="0"/>
             </w:pPr>
-            <w:hyperlink w:history="1" r:id="rIdrwnhrgxz1twpzuv4arhq0">
+            <w:hyperlink w:history="1" r:id="rIdxbfgxlnvgecopx2zeyvzl">
               <w:r>
                 <w:rPr>
                   <w:rFonts w:ascii="Arial" w:cs="Arial" w:eastAsia="Arial" w:hAnsi="Arial"/>
@@ -15024,7 +15042,7 @@
               <w:spacing w:after="10" w:before="0"/>
               <w:ind w:left="120"/>
             </w:pPr>
-            <w:hyperlink w:history="1" r:id="rIdygwkkncdjcmnb_oba4tzw">
+            <w:hyperlink w:history="1" r:id="rIdxhp_2d5f9jp2hkh7myfkn">
               <w:r>
                 <w:rPr>
                   <w:rFonts w:ascii="Arial" w:cs="Arial" w:eastAsia="Arial" w:hAnsi="Arial"/>
@@ -15171,32 +15189,32 @@
         <w:tc>
           <w:tcPr>
             <w:tcW w:type="dxa" w:w="1520"/>
-            <w:shd w:fill="F2F2F2" w:color="auto" w:val="clear"/>
-            <w:tcMar>
-              <w:top w:type="dxa" w:w="60"/>
-              <w:left w:type="dxa" w:w="120"/>
-              <w:bottom w:type="dxa" w:w="60"/>
-              <w:right w:type="dxa" w:w="120"/>
-            </w:tcMar>
-            <w:vAlign w:val="top"/>
-          </w:tcPr>
-          <w:p>
-            <w:pPr>
-              <w:spacing w:after="40" w:before="0"/>
-              <w:jc w:val="left"/>
-            </w:pPr>
-            <w:r>
-              <w:rPr>
-                <w:rFonts w:ascii="Arial" w:cs="Arial" w:eastAsia="Arial" w:hAnsi="Arial"/>
-                <w:b/>
-                <w:bCs/>
-                <w:i w:val="false"/>
-                <w:iCs w:val="false"/>
-                <w:color w:val="000000"/>
-                <w:sz w:val="18"/>
-                <w:szCs w:val="18"/>
-              </w:rPr>
-              <w:t xml:space="preserve">2 — OBSERVE</w:t>
+            <w:shd w:fill="D9EEF1" w:color="auto" w:val="clear"/>
+            <w:tcMar>
+              <w:top w:type="dxa" w:w="60"/>
+              <w:left w:type="dxa" w:w="120"/>
+              <w:bottom w:type="dxa" w:w="60"/>
+              <w:right w:type="dxa" w:w="120"/>
+            </w:tcMar>
+            <w:vAlign w:val="top"/>
+          </w:tcPr>
+          <w:p>
+            <w:pPr>
+              <w:spacing w:after="40" w:before="0"/>
+              <w:jc w:val="left"/>
+            </w:pPr>
+            <w:r>
+              <w:rPr>
+                <w:rFonts w:ascii="Arial" w:cs="Arial" w:eastAsia="Arial" w:hAnsi="Arial"/>
+                <w:b/>
+                <w:bCs/>
+                <w:i w:val="false"/>
+                <w:iCs w:val="false"/>
+                <w:color w:val="000000"/>
+                <w:sz w:val="18"/>
+                <w:szCs w:val="18"/>
+              </w:rPr>
+              <w:t xml:space="preserve">Observe Phase</w:t>
             </w:r>
           </w:p>
           <w:p>
@@ -15219,7 +15237,7 @@
             <w:pPr>
               <w:spacing w:after="20" w:before="0"/>
             </w:pPr>
-            <w:hyperlink w:history="1" r:id="rId_ivm3ngowg7sh1jpaw5ly">
+            <w:hyperlink w:history="1" r:id="rIdqr1pd_plqwrotxr2rf05u">
               <w:r>
                 <w:rPr>
                   <w:rFonts w:ascii="Arial" w:cs="Arial" w:eastAsia="Arial" w:hAnsi="Arial"/>
@@ -15252,7 +15270,7 @@
               <w:spacing w:after="10" w:before="0"/>
               <w:ind w:left="120"/>
             </w:pPr>
-            <w:hyperlink w:history="1" r:id="rIdzoejl6zv-cxil7-heagqu">
+            <w:hyperlink w:history="1" r:id="rIdpc-t43i5uwgp4qxfmledv">
               <w:r>
                 <w:rPr>
                   <w:rFonts w:ascii="Arial" w:cs="Arial" w:eastAsia="Arial" w:hAnsi="Arial"/>
@@ -15297,7 +15315,7 @@
             <w:pPr>
               <w:spacing w:after="20" w:before="0"/>
             </w:pPr>
-            <w:hyperlink w:history="1" r:id="rIdr3_igehs8vui5dngew9li">
+            <w:hyperlink w:history="1" r:id="rIds5vgdsmmqdkiddd-_ueig">
               <w:r>
                 <w:rPr>
                   <w:rFonts w:ascii="Arial" w:cs="Arial" w:eastAsia="Arial" w:hAnsi="Arial"/>
@@ -15330,7 +15348,7 @@
               <w:spacing w:after="10" w:before="0"/>
               <w:ind w:left="120"/>
             </w:pPr>
-            <w:hyperlink w:history="1" r:id="rIdyd0gpur_7-yj9olbhevef">
+            <w:hyperlink w:history="1" r:id="rIdmucfm5pkjxzrbst0_gk8c">
               <w:r>
                 <w:rPr>
                   <w:rFonts w:ascii="Arial" w:cs="Arial" w:eastAsia="Arial" w:hAnsi="Arial"/>
@@ -15477,32 +15495,32 @@
         <w:tc>
           <w:tcPr>
             <w:tcW w:type="dxa" w:w="1520"/>
-            <w:shd w:fill="F2F2F2" w:color="auto" w:val="clear"/>
-            <w:tcMar>
-              <w:top w:type="dxa" w:w="60"/>
-              <w:left w:type="dxa" w:w="120"/>
-              <w:bottom w:type="dxa" w:w="60"/>
-              <w:right w:type="dxa" w:w="120"/>
-            </w:tcMar>
-            <w:vAlign w:val="top"/>
-          </w:tcPr>
-          <w:p>
-            <w:pPr>
-              <w:spacing w:after="40" w:before="0"/>
-              <w:jc w:val="left"/>
-            </w:pPr>
-            <w:r>
-              <w:rPr>
-                <w:rFonts w:ascii="Arial" w:cs="Arial" w:eastAsia="Arial" w:hAnsi="Arial"/>
-                <w:b/>
-                <w:bCs/>
-                <w:i w:val="false"/>
-                <w:iCs w:val="false"/>
-                <w:color w:val="000000"/>
-                <w:sz w:val="18"/>
-                <w:szCs w:val="18"/>
-              </w:rPr>
-              <w:t xml:space="preserve">3 — EXPLAIN</w:t>
+            <w:shd w:fill="E2EFDA" w:color="auto" w:val="clear"/>
+            <w:tcMar>
+              <w:top w:type="dxa" w:w="60"/>
+              <w:left w:type="dxa" w:w="120"/>
+              <w:bottom w:type="dxa" w:w="60"/>
+              <w:right w:type="dxa" w:w="120"/>
+            </w:tcMar>
+            <w:vAlign w:val="top"/>
+          </w:tcPr>
+          <w:p>
+            <w:pPr>
+              <w:spacing w:after="40" w:before="0"/>
+              <w:jc w:val="left"/>
+            </w:pPr>
+            <w:r>
+              <w:rPr>
+                <w:rFonts w:ascii="Arial" w:cs="Arial" w:eastAsia="Arial" w:hAnsi="Arial"/>
+                <w:b/>
+                <w:bCs/>
+                <w:i w:val="false"/>
+                <w:iCs w:val="false"/>
+                <w:color w:val="000000"/>
+                <w:sz w:val="18"/>
+                <w:szCs w:val="18"/>
+              </w:rPr>
+              <w:t xml:space="preserve">Explain Phase</w:t>
             </w:r>
           </w:p>
           <w:p>
@@ -15525,7 +15543,7 @@
             <w:pPr>
               <w:spacing w:after="20" w:before="0"/>
             </w:pPr>
-            <w:hyperlink w:history="1" r:id="rIdxzupct8yquu2e3vnmf84q">
+            <w:hyperlink w:history="1" r:id="rIdaj5o9hwiyvmq1sdt2k7x5">
               <w:r>
                 <w:rPr>
                   <w:rFonts w:ascii="Arial" w:cs="Arial" w:eastAsia="Arial" w:hAnsi="Arial"/>
@@ -15558,7 +15576,7 @@
               <w:spacing w:after="10" w:before="0"/>
               <w:ind w:left="120"/>
             </w:pPr>
-            <w:hyperlink w:history="1" r:id="rIdlwkmvoilakl8oqccntxti">
+            <w:hyperlink w:history="1" r:id="rIdnzjvc9-olqh8kisoimlcl">
               <w:r>
                 <w:rPr>
                   <w:rFonts w:ascii="Arial" w:cs="Arial" w:eastAsia="Arial" w:hAnsi="Arial"/>
@@ -15603,7 +15621,7 @@
             <w:pPr>
               <w:spacing w:after="20" w:before="0"/>
             </w:pPr>
-            <w:hyperlink w:history="1" r:id="rId9ruprwqypdpxap2iaq4ys">
+            <w:hyperlink w:history="1" r:id="rId6kd2wqrriumefbws48q0w">
               <w:r>
                 <w:rPr>
                   <w:rFonts w:ascii="Arial" w:cs="Arial" w:eastAsia="Arial" w:hAnsi="Arial"/>
@@ -15636,7 +15654,7 @@
               <w:spacing w:after="10" w:before="0"/>
               <w:ind w:left="120"/>
             </w:pPr>
-            <w:hyperlink w:history="1" r:id="rIdu51ondrihcscxfkwtwf0c">
+            <w:hyperlink w:history="1" r:id="rIdrl6s21nffc-jmkv2vkm4w">
               <w:r>
                 <w:rPr>
                   <w:rFonts w:ascii="Arial" w:cs="Arial" w:eastAsia="Arial" w:hAnsi="Arial"/>
@@ -15783,32 +15801,32 @@
         <w:tc>
           <w:tcPr>
             <w:tcW w:type="dxa" w:w="1520"/>
-            <w:shd w:fill="F2F2F2" w:color="auto" w:val="clear"/>
-            <w:tcMar>
-              <w:top w:type="dxa" w:w="60"/>
-              <w:left w:type="dxa" w:w="120"/>
-              <w:bottom w:type="dxa" w:w="60"/>
-              <w:right w:type="dxa" w:w="120"/>
-            </w:tcMar>
-            <w:vAlign w:val="top"/>
-          </w:tcPr>
-          <w:p>
-            <w:pPr>
-              <w:spacing w:after="40" w:before="0"/>
-              <w:jc w:val="left"/>
-            </w:pPr>
-            <w:r>
-              <w:rPr>
-                <w:rFonts w:ascii="Arial" w:cs="Arial" w:eastAsia="Arial" w:hAnsi="Arial"/>
-                <w:b/>
-                <w:bCs/>
-                <w:i w:val="false"/>
-                <w:iCs w:val="false"/>
-                <w:color w:val="000000"/>
-                <w:sz w:val="18"/>
-                <w:szCs w:val="18"/>
-              </w:rPr>
-              <w:t xml:space="preserve">4 — DRIVING QUESTION BOARD (DQB) UPDATE</w:t>
+            <w:shd w:fill="FCE4D6" w:color="auto" w:val="clear"/>
+            <w:tcMar>
+              <w:top w:type="dxa" w:w="60"/>
+              <w:left w:type="dxa" w:w="120"/>
+              <w:bottom w:type="dxa" w:w="60"/>
+              <w:right w:type="dxa" w:w="120"/>
+            </w:tcMar>
+            <w:vAlign w:val="top"/>
+          </w:tcPr>
+          <w:p>
+            <w:pPr>
+              <w:spacing w:after="40" w:before="0"/>
+              <w:jc w:val="left"/>
+            </w:pPr>
+            <w:r>
+              <w:rPr>
+                <w:rFonts w:ascii="Arial" w:cs="Arial" w:eastAsia="Arial" w:hAnsi="Arial"/>
+                <w:b/>
+                <w:bCs/>
+                <w:i w:val="false"/>
+                <w:iCs w:val="false"/>
+                <w:color w:val="000000"/>
+                <w:sz w:val="18"/>
+                <w:szCs w:val="18"/>
+              </w:rPr>
+              <w:t xml:space="preserve">Driving Question Board (DQB) Creation</w:t>
             </w:r>
           </w:p>
           <w:p>
@@ -15831,7 +15849,7 @@
             <w:pPr>
               <w:spacing w:after="20" w:before="0"/>
             </w:pPr>
-            <w:hyperlink w:history="1" r:id="rIdakst04srrlsvpjbyp25bn">
+            <w:hyperlink w:history="1" r:id="rIdhxu32fh1rtvgw2dxkqblb">
               <w:r>
                 <w:rPr>
                   <w:rFonts w:ascii="Arial" w:cs="Arial" w:eastAsia="Arial" w:hAnsi="Arial"/>
@@ -15864,7 +15882,7 @@
               <w:spacing w:after="10" w:before="0"/>
               <w:ind w:left="120"/>
             </w:pPr>
-            <w:hyperlink w:history="1" r:id="rIdhwuqxbssobdngtpjpekyj">
+            <w:hyperlink w:history="1" r:id="rIdwz5oerljvflzh5szjyehm">
               <w:r>
                 <w:rPr>
                   <w:rFonts w:ascii="Arial" w:cs="Arial" w:eastAsia="Arial" w:hAnsi="Arial"/>
@@ -15909,7 +15927,7 @@
             <w:pPr>
               <w:spacing w:after="20" w:before="0"/>
             </w:pPr>
-            <w:hyperlink w:history="1" r:id="rIdpj5a-07v11pmtk5xlfofn">
+            <w:hyperlink w:history="1" r:id="rIdij116uctrbzul2jluy6hj">
               <w:r>
                 <w:rPr>
                   <w:rFonts w:ascii="Arial" w:cs="Arial" w:eastAsia="Arial" w:hAnsi="Arial"/>
@@ -15942,7 +15960,7 @@
               <w:spacing w:after="10" w:before="0"/>
               <w:ind w:left="120"/>
             </w:pPr>
-            <w:hyperlink w:history="1" r:id="rIdo19mge9er_od5trkaaymv">
+            <w:hyperlink w:history="1" r:id="rIdq62ktm9bhrg0ao-x7ioxw">
               <w:r>
                 <w:rPr>
                   <w:rFonts w:ascii="Arial" w:cs="Arial" w:eastAsia="Arial" w:hAnsi="Arial"/>
@@ -16089,32 +16107,32 @@
         <w:tc>
           <w:tcPr>
             <w:tcW w:type="dxa" w:w="1520"/>
-            <w:shd w:fill="F2F2F2" w:color="auto" w:val="clear"/>
-            <w:tcMar>
-              <w:top w:type="dxa" w:w="60"/>
-              <w:left w:type="dxa" w:w="120"/>
-              <w:bottom w:type="dxa" w:w="60"/>
-              <w:right w:type="dxa" w:w="120"/>
-            </w:tcMar>
-            <w:vAlign w:val="top"/>
-          </w:tcPr>
-          <w:p>
-            <w:pPr>
-              <w:spacing w:after="40" w:before="0"/>
-              <w:jc w:val="left"/>
-            </w:pPr>
-            <w:r>
-              <w:rPr>
-                <w:rFonts w:ascii="Arial" w:cs="Arial" w:eastAsia="Arial" w:hAnsi="Arial"/>
-                <w:b/>
-                <w:bCs/>
-                <w:i w:val="false"/>
-                <w:iCs w:val="false"/>
-                <w:color w:val="000000"/>
-                <w:sz w:val="18"/>
-                <w:szCs w:val="18"/>
-              </w:rPr>
-              <w:t xml:space="preserve">5 — MODEL BUILDING</w:t>
+            <w:shd w:fill="D5E8F0" w:color="auto" w:val="clear"/>
+            <w:tcMar>
+              <w:top w:type="dxa" w:w="60"/>
+              <w:left w:type="dxa" w:w="120"/>
+              <w:bottom w:type="dxa" w:w="60"/>
+              <w:right w:type="dxa" w:w="120"/>
+            </w:tcMar>
+            <w:vAlign w:val="top"/>
+          </w:tcPr>
+          <w:p>
+            <w:pPr>
+              <w:spacing w:after="40" w:before="0"/>
+              <w:jc w:val="left"/>
+            </w:pPr>
+            <w:r>
+              <w:rPr>
+                <w:rFonts w:ascii="Arial" w:cs="Arial" w:eastAsia="Arial" w:hAnsi="Arial"/>
+                <w:b/>
+                <w:bCs/>
+                <w:i w:val="false"/>
+                <w:iCs w:val="false"/>
+                <w:color w:val="000000"/>
+                <w:sz w:val="18"/>
+                <w:szCs w:val="18"/>
+              </w:rPr>
+              <w:t xml:space="preserve">Model Building Phase</w:t>
             </w:r>
           </w:p>
           <w:p>
@@ -16137,7 +16155,7 @@
             <w:pPr>
               <w:spacing w:after="20" w:before="0"/>
             </w:pPr>
-            <w:hyperlink w:history="1" r:id="rIdfykkyfmvrtvy9lrxsynaj">
+            <w:hyperlink w:history="1" r:id="rIdr_dcriqwchsojwticnwmz">
               <w:r>
                 <w:rPr>
                   <w:rFonts w:ascii="Arial" w:cs="Arial" w:eastAsia="Arial" w:hAnsi="Arial"/>
@@ -16170,7 +16188,7 @@
               <w:spacing w:after="10" w:before="0"/>
               <w:ind w:left="120"/>
             </w:pPr>
-            <w:hyperlink w:history="1" r:id="rIdxdlbr6o64kacsul7hnlcc">
+            <w:hyperlink w:history="1" r:id="rId4d3rtff1ro-qpww3knxkp">
               <w:r>
                 <w:rPr>
                   <w:rFonts w:ascii="Arial" w:cs="Arial" w:eastAsia="Arial" w:hAnsi="Arial"/>
@@ -16215,7 +16233,7 @@
             <w:pPr>
               <w:spacing w:after="20" w:before="0"/>
             </w:pPr>
-            <w:hyperlink w:history="1" r:id="rId5mal3peau2b-hah8h3mth">
+            <w:hyperlink w:history="1" r:id="rIdsotgay14qaadkltibxuaj">
               <w:r>
                 <w:rPr>
                   <w:rFonts w:ascii="Arial" w:cs="Arial" w:eastAsia="Arial" w:hAnsi="Arial"/>
@@ -16248,7 +16266,7 @@
               <w:spacing w:after="10" w:before="0"/>
               <w:ind w:left="120"/>
             </w:pPr>
-            <w:hyperlink w:history="1" r:id="rIdhaymqom4oz3ulmkimwcfg">
+            <w:hyperlink w:history="1" r:id="rIdluxpsu5fcvhi4o01mzerc">
               <w:r>
                 <w:rPr>
                   <w:rFonts w:ascii="Arial" w:cs="Arial" w:eastAsia="Arial" w:hAnsi="Arial"/>
@@ -17687,32 +17705,32 @@
         <w:tc>
           <w:tcPr>
             <w:tcW w:type="dxa" w:w="1520"/>
-            <w:shd w:fill="F2F2F2" w:color="auto" w:val="clear"/>
-            <w:tcMar>
-              <w:top w:type="dxa" w:w="60"/>
-              <w:left w:type="dxa" w:w="120"/>
-              <w:bottom w:type="dxa" w:w="60"/>
-              <w:right w:type="dxa" w:w="120"/>
-            </w:tcMar>
-            <w:vAlign w:val="top"/>
-          </w:tcPr>
-          <w:p>
-            <w:pPr>
-              <w:spacing w:after="40" w:before="0"/>
-              <w:jc w:val="left"/>
-            </w:pPr>
-            <w:r>
-              <w:rPr>
-                <w:rFonts w:ascii="Arial" w:cs="Arial" w:eastAsia="Arial" w:hAnsi="Arial"/>
-                <w:b/>
-                <w:bCs/>
-                <w:i w:val="false"/>
-                <w:iCs w:val="false"/>
-                <w:color w:val="000000"/>
-                <w:sz w:val="18"/>
-                <w:szCs w:val="18"/>
-              </w:rPr>
-              <w:t xml:space="preserve">Phase 1 — Predict</w:t>
+            <w:shd w:fill="EAD1F5" w:color="auto" w:val="clear"/>
+            <w:tcMar>
+              <w:top w:type="dxa" w:w="60"/>
+              <w:left w:type="dxa" w:w="120"/>
+              <w:bottom w:type="dxa" w:w="60"/>
+              <w:right w:type="dxa" w:w="120"/>
+            </w:tcMar>
+            <w:vAlign w:val="top"/>
+          </w:tcPr>
+          <w:p>
+            <w:pPr>
+              <w:spacing w:after="40" w:before="0"/>
+              <w:jc w:val="left"/>
+            </w:pPr>
+            <w:r>
+              <w:rPr>
+                <w:rFonts w:ascii="Arial" w:cs="Arial" w:eastAsia="Arial" w:hAnsi="Arial"/>
+                <w:b/>
+                <w:bCs/>
+                <w:i w:val="false"/>
+                <w:iCs w:val="false"/>
+                <w:color w:val="000000"/>
+                <w:sz w:val="18"/>
+                <w:szCs w:val="18"/>
+              </w:rPr>
+              <w:t xml:space="preserve">Predict Phase</w:t>
             </w:r>
           </w:p>
           <w:p>
@@ -17735,7 +17753,7 @@
             <w:pPr>
               <w:spacing w:after="20" w:before="0"/>
             </w:pPr>
-            <w:hyperlink w:history="1" r:id="rIdpa4bk9wfmimx091f-neze">
+            <w:hyperlink w:history="1" r:id="rId9kyeavwfej1rdojlttovz">
               <w:r>
                 <w:rPr>
                   <w:rFonts w:ascii="Arial" w:cs="Arial" w:eastAsia="Arial" w:hAnsi="Arial"/>
@@ -17768,7 +17786,7 @@
               <w:spacing w:after="10" w:before="0"/>
               <w:ind w:left="120"/>
             </w:pPr>
-            <w:hyperlink w:history="1" r:id="rIdnix7yk-f5pxb629nl-zhb">
+            <w:hyperlink w:history="1" r:id="rIdmnrkk7v26kyzmscmiaxk0">
               <w:r>
                 <w:rPr>
                   <w:rFonts w:ascii="Arial" w:cs="Arial" w:eastAsia="Arial" w:hAnsi="Arial"/>
@@ -17813,7 +17831,7 @@
             <w:pPr>
               <w:spacing w:after="20" w:before="0"/>
             </w:pPr>
-            <w:hyperlink w:history="1" r:id="rIdkhi_jjjik7luyewzdqdyy">
+            <w:hyperlink w:history="1" r:id="rIdob9jzlbvtgfgzyheggogp">
               <w:r>
                 <w:rPr>
                   <w:rFonts w:ascii="Arial" w:cs="Arial" w:eastAsia="Arial" w:hAnsi="Arial"/>
@@ -17846,7 +17864,7 @@
               <w:spacing w:after="10" w:before="0"/>
               <w:ind w:left="120"/>
             </w:pPr>
-            <w:hyperlink w:history="1" r:id="rId0ontyrdomzavl5koj5esf">
+            <w:hyperlink w:history="1" r:id="rIdcg80-2ahe7alkkj4eljuk">
               <w:r>
                 <w:rPr>
                   <w:rFonts w:ascii="Arial" w:cs="Arial" w:eastAsia="Arial" w:hAnsi="Arial"/>
@@ -17993,32 +18011,32 @@
         <w:tc>
           <w:tcPr>
             <w:tcW w:type="dxa" w:w="1520"/>
-            <w:shd w:fill="F2F2F2" w:color="auto" w:val="clear"/>
-            <w:tcMar>
-              <w:top w:type="dxa" w:w="60"/>
-              <w:left w:type="dxa" w:w="120"/>
-              <w:bottom w:type="dxa" w:w="60"/>
-              <w:right w:type="dxa" w:w="120"/>
-            </w:tcMar>
-            <w:vAlign w:val="top"/>
-          </w:tcPr>
-          <w:p>
-            <w:pPr>
-              <w:spacing w:after="40" w:before="0"/>
-              <w:jc w:val="left"/>
-            </w:pPr>
-            <w:r>
-              <w:rPr>
-                <w:rFonts w:ascii="Arial" w:cs="Arial" w:eastAsia="Arial" w:hAnsi="Arial"/>
-                <w:b/>
-                <w:bCs/>
-                <w:i w:val="false"/>
-                <w:iCs w:val="false"/>
-                <w:color w:val="000000"/>
-                <w:sz w:val="18"/>
-                <w:szCs w:val="18"/>
-              </w:rPr>
-              <w:t xml:space="preserve">Phase 2 — Observe</w:t>
+            <w:shd w:fill="D9EEF1" w:color="auto" w:val="clear"/>
+            <w:tcMar>
+              <w:top w:type="dxa" w:w="60"/>
+              <w:left w:type="dxa" w:w="120"/>
+              <w:bottom w:type="dxa" w:w="60"/>
+              <w:right w:type="dxa" w:w="120"/>
+            </w:tcMar>
+            <w:vAlign w:val="top"/>
+          </w:tcPr>
+          <w:p>
+            <w:pPr>
+              <w:spacing w:after="40" w:before="0"/>
+              <w:jc w:val="left"/>
+            </w:pPr>
+            <w:r>
+              <w:rPr>
+                <w:rFonts w:ascii="Arial" w:cs="Arial" w:eastAsia="Arial" w:hAnsi="Arial"/>
+                <w:b/>
+                <w:bCs/>
+                <w:i w:val="false"/>
+                <w:iCs w:val="false"/>
+                <w:color w:val="000000"/>
+                <w:sz w:val="18"/>
+                <w:szCs w:val="18"/>
+              </w:rPr>
+              <w:t xml:space="preserve">Observe Phase</w:t>
             </w:r>
           </w:p>
           <w:p>
@@ -18041,7 +18059,7 @@
             <w:pPr>
               <w:spacing w:after="20" w:before="0"/>
             </w:pPr>
-            <w:hyperlink w:history="1" r:id="rIdwf9j3sumlsgsb-wqpebd8">
+            <w:hyperlink w:history="1" r:id="rIdlceyfdvnndxxr1obzgsev">
               <w:r>
                 <w:rPr>
                   <w:rFonts w:ascii="Arial" w:cs="Arial" w:eastAsia="Arial" w:hAnsi="Arial"/>
@@ -18074,7 +18092,7 @@
               <w:spacing w:after="10" w:before="0"/>
               <w:ind w:left="120"/>
             </w:pPr>
-            <w:hyperlink w:history="1" r:id="rIda0spkqo-rffuvyd_uznyp">
+            <w:hyperlink w:history="1" r:id="rIduezn6qpzgvwcwhw6rkylt">
               <w:r>
                 <w:rPr>
                   <w:rFonts w:ascii="Arial" w:cs="Arial" w:eastAsia="Arial" w:hAnsi="Arial"/>
@@ -18119,7 +18137,7 @@
             <w:pPr>
               <w:spacing w:after="20" w:before="0"/>
             </w:pPr>
-            <w:hyperlink w:history="1" r:id="rIdhwbnr62zoknzdmex5x5rg">
+            <w:hyperlink w:history="1" r:id="rIdc0uoamfue46qro7onk8em">
               <w:r>
                 <w:rPr>
                   <w:rFonts w:ascii="Arial" w:cs="Arial" w:eastAsia="Arial" w:hAnsi="Arial"/>
@@ -18152,7 +18170,7 @@
               <w:spacing w:after="10" w:before="0"/>
               <w:ind w:left="120"/>
             </w:pPr>
-            <w:hyperlink w:history="1" r:id="rId3da2rp7u0jdax612mki4b">
+            <w:hyperlink w:history="1" r:id="rId0cma5ldwa4jotkba5h331">
               <w:r>
                 <w:rPr>
                   <w:rFonts w:ascii="Arial" w:cs="Arial" w:eastAsia="Arial" w:hAnsi="Arial"/>
@@ -18299,32 +18317,32 @@
         <w:tc>
           <w:tcPr>
             <w:tcW w:type="dxa" w:w="1520"/>
-            <w:shd w:fill="F2F2F2" w:color="auto" w:val="clear"/>
-            <w:tcMar>
-              <w:top w:type="dxa" w:w="60"/>
-              <w:left w:type="dxa" w:w="120"/>
-              <w:bottom w:type="dxa" w:w="60"/>
-              <w:right w:type="dxa" w:w="120"/>
-            </w:tcMar>
-            <w:vAlign w:val="top"/>
-          </w:tcPr>
-          <w:p>
-            <w:pPr>
-              <w:spacing w:after="40" w:before="0"/>
-              <w:jc w:val="left"/>
-            </w:pPr>
-            <w:r>
-              <w:rPr>
-                <w:rFonts w:ascii="Arial" w:cs="Arial" w:eastAsia="Arial" w:hAnsi="Arial"/>
-                <w:b/>
-                <w:bCs/>
-                <w:i w:val="false"/>
-                <w:iCs w:val="false"/>
-                <w:color w:val="000000"/>
-                <w:sz w:val="18"/>
-                <w:szCs w:val="18"/>
-              </w:rPr>
-              <w:t xml:space="preserve">Phase 3 — Explain</w:t>
+            <w:shd w:fill="E2EFDA" w:color="auto" w:val="clear"/>
+            <w:tcMar>
+              <w:top w:type="dxa" w:w="60"/>
+              <w:left w:type="dxa" w:w="120"/>
+              <w:bottom w:type="dxa" w:w="60"/>
+              <w:right w:type="dxa" w:w="120"/>
+            </w:tcMar>
+            <w:vAlign w:val="top"/>
+          </w:tcPr>
+          <w:p>
+            <w:pPr>
+              <w:spacing w:after="40" w:before="0"/>
+              <w:jc w:val="left"/>
+            </w:pPr>
+            <w:r>
+              <w:rPr>
+                <w:rFonts w:ascii="Arial" w:cs="Arial" w:eastAsia="Arial" w:hAnsi="Arial"/>
+                <w:b/>
+                <w:bCs/>
+                <w:i w:val="false"/>
+                <w:iCs w:val="false"/>
+                <w:color w:val="000000"/>
+                <w:sz w:val="18"/>
+                <w:szCs w:val="18"/>
+              </w:rPr>
+              <w:t xml:space="preserve">Explain Phase</w:t>
             </w:r>
           </w:p>
           <w:p>
@@ -18347,7 +18365,7 @@
             <w:pPr>
               <w:spacing w:after="20" w:before="0"/>
             </w:pPr>
-            <w:hyperlink w:history="1" r:id="rId7gbiyb5bdlbzbxgpxx6rg">
+            <w:hyperlink w:history="1" r:id="rId4erkzxinoh0jlrjfzc8p9">
               <w:r>
                 <w:rPr>
                   <w:rFonts w:ascii="Arial" w:cs="Arial" w:eastAsia="Arial" w:hAnsi="Arial"/>
@@ -18380,7 +18398,7 @@
               <w:spacing w:after="10" w:before="0"/>
               <w:ind w:left="120"/>
             </w:pPr>
-            <w:hyperlink w:history="1" r:id="rIde__wnbgndafpq85qzyprk">
+            <w:hyperlink w:history="1" r:id="rIdlujdomyyw-adfnkjqgihi">
               <w:r>
                 <w:rPr>
                   <w:rFonts w:ascii="Arial" w:cs="Arial" w:eastAsia="Arial" w:hAnsi="Arial"/>
@@ -18425,7 +18443,7 @@
             <w:pPr>
               <w:spacing w:after="20" w:before="0"/>
             </w:pPr>
-            <w:hyperlink w:history="1" r:id="rIdsdchm1bkraut3vn0qepw_">
+            <w:hyperlink w:history="1" r:id="rIdrbcenbq-kwukirxuf8xqa">
               <w:r>
                 <w:rPr>
                   <w:rFonts w:ascii="Arial" w:cs="Arial" w:eastAsia="Arial" w:hAnsi="Arial"/>
@@ -18458,7 +18476,7 @@
               <w:spacing w:after="10" w:before="0"/>
               <w:ind w:left="120"/>
             </w:pPr>
-            <w:hyperlink w:history="1" r:id="rIdtgq_qsle-pntgxgwiu719">
+            <w:hyperlink w:history="1" r:id="rIdjngjzeecuqhq01molc6pa">
               <w:r>
                 <w:rPr>
                   <w:rFonts w:ascii="Arial" w:cs="Arial" w:eastAsia="Arial" w:hAnsi="Arial"/>
@@ -18605,32 +18623,32 @@
         <w:tc>
           <w:tcPr>
             <w:tcW w:type="dxa" w:w="1520"/>
-            <w:shd w:fill="F2F2F2" w:color="auto" w:val="clear"/>
-            <w:tcMar>
-              <w:top w:type="dxa" w:w="60"/>
-              <w:left w:type="dxa" w:w="120"/>
-              <w:bottom w:type="dxa" w:w="60"/>
-              <w:right w:type="dxa" w:w="120"/>
-            </w:tcMar>
-            <w:vAlign w:val="top"/>
-          </w:tcPr>
-          <w:p>
-            <w:pPr>
-              <w:spacing w:after="40" w:before="0"/>
-              <w:jc w:val="left"/>
-            </w:pPr>
-            <w:r>
-              <w:rPr>
-                <w:rFonts w:ascii="Arial" w:cs="Arial" w:eastAsia="Arial" w:hAnsi="Arial"/>
-                <w:b/>
-                <w:bCs/>
-                <w:i w:val="false"/>
-                <w:iCs w:val="false"/>
-                <w:color w:val="000000"/>
-                <w:sz w:val="18"/>
-                <w:szCs w:val="18"/>
-              </w:rPr>
-              <w:t xml:space="preserve">Phase 4 — Driving Question Board (DQB) Update</w:t>
+            <w:shd w:fill="FCE4D6" w:color="auto" w:val="clear"/>
+            <w:tcMar>
+              <w:top w:type="dxa" w:w="60"/>
+              <w:left w:type="dxa" w:w="120"/>
+              <w:bottom w:type="dxa" w:w="60"/>
+              <w:right w:type="dxa" w:w="120"/>
+            </w:tcMar>
+            <w:vAlign w:val="top"/>
+          </w:tcPr>
+          <w:p>
+            <w:pPr>
+              <w:spacing w:after="40" w:before="0"/>
+              <w:jc w:val="left"/>
+            </w:pPr>
+            <w:r>
+              <w:rPr>
+                <w:rFonts w:ascii="Arial" w:cs="Arial" w:eastAsia="Arial" w:hAnsi="Arial"/>
+                <w:b/>
+                <w:bCs/>
+                <w:i w:val="false"/>
+                <w:iCs w:val="false"/>
+                <w:color w:val="000000"/>
+                <w:sz w:val="18"/>
+                <w:szCs w:val="18"/>
+              </w:rPr>
+              <w:t xml:space="preserve">Driving Question Board (DQB) Creation</w:t>
             </w:r>
           </w:p>
           <w:p>
@@ -18653,7 +18671,7 @@
             <w:pPr>
               <w:spacing w:after="20" w:before="0"/>
             </w:pPr>
-            <w:hyperlink w:history="1" r:id="rIdwoiln-m5e6jzfnko-pbws">
+            <w:hyperlink w:history="1" r:id="rIdeqptscbaqop-mtpkfctbp">
               <w:r>
                 <w:rPr>
                   <w:rFonts w:ascii="Arial" w:cs="Arial" w:eastAsia="Arial" w:hAnsi="Arial"/>
@@ -18686,7 +18704,7 @@
               <w:spacing w:after="10" w:before="0"/>
               <w:ind w:left="120"/>
             </w:pPr>
-            <w:hyperlink w:history="1" r:id="rIdu0ermwhkcfbqwy7qohctu">
+            <w:hyperlink w:history="1" r:id="rIdcjiogbeyfrlqjz2jhhvka">
               <w:r>
                 <w:rPr>
                   <w:rFonts w:ascii="Arial" w:cs="Arial" w:eastAsia="Arial" w:hAnsi="Arial"/>
@@ -18731,7 +18749,7 @@
             <w:pPr>
               <w:spacing w:after="20" w:before="0"/>
             </w:pPr>
-            <w:hyperlink w:history="1" r:id="rId-fmhrkwv9dl3raoz3luxd">
+            <w:hyperlink w:history="1" r:id="rIdd7p7bzt4ezuxrymnejhwh">
               <w:r>
                 <w:rPr>
                   <w:rFonts w:ascii="Arial" w:cs="Arial" w:eastAsia="Arial" w:hAnsi="Arial"/>
@@ -18764,7 +18782,7 @@
               <w:spacing w:after="10" w:before="0"/>
               <w:ind w:left="120"/>
             </w:pPr>
-            <w:hyperlink w:history="1" r:id="rIde5_gfxrpjjn2bqqxszokm">
+            <w:hyperlink w:history="1" r:id="rIddjlgck-cwlinb_s7c0ipn">
               <w:r>
                 <w:rPr>
                   <w:rFonts w:ascii="Arial" w:cs="Arial" w:eastAsia="Arial" w:hAnsi="Arial"/>
@@ -18911,32 +18929,32 @@
         <w:tc>
           <w:tcPr>
             <w:tcW w:type="dxa" w:w="1520"/>
-            <w:shd w:fill="F2F2F2" w:color="auto" w:val="clear"/>
-            <w:tcMar>
-              <w:top w:type="dxa" w:w="60"/>
-              <w:left w:type="dxa" w:w="120"/>
-              <w:bottom w:type="dxa" w:w="60"/>
-              <w:right w:type="dxa" w:w="120"/>
-            </w:tcMar>
-            <w:vAlign w:val="top"/>
-          </w:tcPr>
-          <w:p>
-            <w:pPr>
-              <w:spacing w:after="40" w:before="0"/>
-              <w:jc w:val="left"/>
-            </w:pPr>
-            <w:r>
-              <w:rPr>
-                <w:rFonts w:ascii="Arial" w:cs="Arial" w:eastAsia="Arial" w:hAnsi="Arial"/>
-                <w:b/>
-                <w:bCs/>
-                <w:i w:val="false"/>
-                <w:iCs w:val="false"/>
-                <w:color w:val="000000"/>
-                <w:sz w:val="18"/>
-                <w:szCs w:val="18"/>
-              </w:rPr>
-              <w:t xml:space="preserve">Phase 5 — Model Building</w:t>
+            <w:shd w:fill="D5E8F0" w:color="auto" w:val="clear"/>
+            <w:tcMar>
+              <w:top w:type="dxa" w:w="60"/>
+              <w:left w:type="dxa" w:w="120"/>
+              <w:bottom w:type="dxa" w:w="60"/>
+              <w:right w:type="dxa" w:w="120"/>
+            </w:tcMar>
+            <w:vAlign w:val="top"/>
+          </w:tcPr>
+          <w:p>
+            <w:pPr>
+              <w:spacing w:after="40" w:before="0"/>
+              <w:jc w:val="left"/>
+            </w:pPr>
+            <w:r>
+              <w:rPr>
+                <w:rFonts w:ascii="Arial" w:cs="Arial" w:eastAsia="Arial" w:hAnsi="Arial"/>
+                <w:b/>
+                <w:bCs/>
+                <w:i w:val="false"/>
+                <w:iCs w:val="false"/>
+                <w:color w:val="000000"/>
+                <w:sz w:val="18"/>
+                <w:szCs w:val="18"/>
+              </w:rPr>
+              <w:t xml:space="preserve">Model Building Phase</w:t>
             </w:r>
           </w:p>
           <w:p>
@@ -18959,7 +18977,7 @@
             <w:pPr>
               <w:spacing w:after="20" w:before="0"/>
             </w:pPr>
-            <w:hyperlink w:history="1" r:id="rIdfxxsbtie_9imxilh1cpor">
+            <w:hyperlink w:history="1" r:id="rId_h5jaakgfvkxyu-spd2_x">
               <w:r>
                 <w:rPr>
                   <w:rFonts w:ascii="Arial" w:cs="Arial" w:eastAsia="Arial" w:hAnsi="Arial"/>
@@ -18992,7 +19010,7 @@
               <w:spacing w:after="10" w:before="0"/>
               <w:ind w:left="120"/>
             </w:pPr>
-            <w:hyperlink w:history="1" r:id="rIdv3lxtbnakftqjcv-tvx9d">
+            <w:hyperlink w:history="1" r:id="rIdbeblgf9lxjx_ssu85nvd8">
               <w:r>
                 <w:rPr>
                   <w:rFonts w:ascii="Arial" w:cs="Arial" w:eastAsia="Arial" w:hAnsi="Arial"/>
@@ -19037,7 +19055,7 @@
             <w:pPr>
               <w:spacing w:after="20" w:before="0"/>
             </w:pPr>
-            <w:hyperlink w:history="1" r:id="rIdoymk8ekfxe6usq2g0na9n">
+            <w:hyperlink w:history="1" r:id="rIdeomizblqsb9_06tr5qz02">
               <w:r>
                 <w:rPr>
                   <w:rFonts w:ascii="Arial" w:cs="Arial" w:eastAsia="Arial" w:hAnsi="Arial"/>
@@ -19070,7 +19088,7 @@
               <w:spacing w:after="10" w:before="0"/>
               <w:ind w:left="120"/>
             </w:pPr>
-            <w:hyperlink w:history="1" r:id="rIdtiobd5ex1chlizr4yfan0">
+            <w:hyperlink w:history="1" r:id="rIdumtuyy2d67s8lk0wm3kfx">
               <w:r>
                 <w:rPr>
                   <w:rFonts w:ascii="Arial" w:cs="Arial" w:eastAsia="Arial" w:hAnsi="Arial"/>
@@ -20510,32 +20528,32 @@
         <w:tc>
           <w:tcPr>
             <w:tcW w:type="dxa" w:w="1520"/>
-            <w:shd w:fill="F2F2F2" w:color="auto" w:val="clear"/>
-            <w:tcMar>
-              <w:top w:type="dxa" w:w="60"/>
-              <w:left w:type="dxa" w:w="120"/>
-              <w:bottom w:type="dxa" w:w="60"/>
-              <w:right w:type="dxa" w:w="120"/>
-            </w:tcMar>
-            <w:vAlign w:val="top"/>
-          </w:tcPr>
-          <w:p>
-            <w:pPr>
-              <w:spacing w:after="40" w:before="0"/>
-              <w:jc w:val="left"/>
-            </w:pPr>
-            <w:r>
-              <w:rPr>
-                <w:rFonts w:ascii="Arial" w:cs="Arial" w:eastAsia="Arial" w:hAnsi="Arial"/>
-                <w:b/>
-                <w:bCs/>
-                <w:i w:val="false"/>
-                <w:iCs w:val="false"/>
-                <w:color w:val="000000"/>
-                <w:sz w:val="18"/>
-                <w:szCs w:val="18"/>
-              </w:rPr>
-              <w:t xml:space="preserve">Phase 1 — PREDICT (10 minutes)</w:t>
+            <w:shd w:fill="EAD1F5" w:color="auto" w:val="clear"/>
+            <w:tcMar>
+              <w:top w:type="dxa" w:w="60"/>
+              <w:left w:type="dxa" w:w="120"/>
+              <w:bottom w:type="dxa" w:w="60"/>
+              <w:right w:type="dxa" w:w="120"/>
+            </w:tcMar>
+            <w:vAlign w:val="top"/>
+          </w:tcPr>
+          <w:p>
+            <w:pPr>
+              <w:spacing w:after="40" w:before="0"/>
+              <w:jc w:val="left"/>
+            </w:pPr>
+            <w:r>
+              <w:rPr>
+                <w:rFonts w:ascii="Arial" w:cs="Arial" w:eastAsia="Arial" w:hAnsi="Arial"/>
+                <w:b/>
+                <w:bCs/>
+                <w:i w:val="false"/>
+                <w:iCs w:val="false"/>
+                <w:color w:val="000000"/>
+                <w:sz w:val="18"/>
+                <w:szCs w:val="18"/>
+              </w:rPr>
+              <w:t xml:space="preserve">Predict Phase</w:t>
             </w:r>
           </w:p>
           <w:p>
@@ -20558,7 +20576,7 @@
             <w:pPr>
               <w:spacing w:after="20" w:before="0"/>
             </w:pPr>
-            <w:hyperlink w:history="1" r:id="rIdtugkqjhiqpbtwalcpvhpy">
+            <w:hyperlink w:history="1" r:id="rIdiri9vx316tx6lmyprwxcg">
               <w:r>
                 <w:rPr>
                   <w:rFonts w:ascii="Arial" w:cs="Arial" w:eastAsia="Arial" w:hAnsi="Arial"/>
@@ -20591,7 +20609,7 @@
               <w:spacing w:after="10" w:before="0"/>
               <w:ind w:left="120"/>
             </w:pPr>
-            <w:hyperlink w:history="1" r:id="rIdqfyuvmosf2rereteefuxu">
+            <w:hyperlink w:history="1" r:id="rIdq5mmqxtl_bu9xomuo7zal">
               <w:r>
                 <w:rPr>
                   <w:rFonts w:ascii="Arial" w:cs="Arial" w:eastAsia="Arial" w:hAnsi="Arial"/>
@@ -20636,7 +20654,7 @@
             <w:pPr>
               <w:spacing w:after="20" w:before="0"/>
             </w:pPr>
-            <w:hyperlink w:history="1" r:id="rIdligsgzmel3g2fx3lwwwrd">
+            <w:hyperlink w:history="1" r:id="rIdm1rcp845a7bwnidf-3ecz">
               <w:r>
                 <w:rPr>
                   <w:rFonts w:ascii="Arial" w:cs="Arial" w:eastAsia="Arial" w:hAnsi="Arial"/>
@@ -20669,7 +20687,7 @@
               <w:spacing w:after="10" w:before="0"/>
               <w:ind w:left="120"/>
             </w:pPr>
-            <w:hyperlink w:history="1" r:id="rIdr41liwro01kajo8l4u55b">
+            <w:hyperlink w:history="1" r:id="rIdzfotmwhnl2ztarwf4ctn2">
               <w:r>
                 <w:rPr>
                   <w:rFonts w:ascii="Arial" w:cs="Arial" w:eastAsia="Arial" w:hAnsi="Arial"/>
@@ -20816,32 +20834,32 @@
         <w:tc>
           <w:tcPr>
             <w:tcW w:type="dxa" w:w="1520"/>
-            <w:shd w:fill="F2F2F2" w:color="auto" w:val="clear"/>
-            <w:tcMar>
-              <w:top w:type="dxa" w:w="60"/>
-              <w:left w:type="dxa" w:w="120"/>
-              <w:bottom w:type="dxa" w:w="60"/>
-              <w:right w:type="dxa" w:w="120"/>
-            </w:tcMar>
-            <w:vAlign w:val="top"/>
-          </w:tcPr>
-          <w:p>
-            <w:pPr>
-              <w:spacing w:after="40" w:before="0"/>
-              <w:jc w:val="left"/>
-            </w:pPr>
-            <w:r>
-              <w:rPr>
-                <w:rFonts w:ascii="Arial" w:cs="Arial" w:eastAsia="Arial" w:hAnsi="Arial"/>
-                <w:b/>
-                <w:bCs/>
-                <w:i w:val="false"/>
-                <w:iCs w:val="false"/>
-                <w:color w:val="000000"/>
-                <w:sz w:val="18"/>
-                <w:szCs w:val="18"/>
-              </w:rPr>
-              <w:t xml:space="preserve">Phase 2 — OBSERVE (22 minutes)</w:t>
+            <w:shd w:fill="D9EEF1" w:color="auto" w:val="clear"/>
+            <w:tcMar>
+              <w:top w:type="dxa" w:w="60"/>
+              <w:left w:type="dxa" w:w="120"/>
+              <w:bottom w:type="dxa" w:w="60"/>
+              <w:right w:type="dxa" w:w="120"/>
+            </w:tcMar>
+            <w:vAlign w:val="top"/>
+          </w:tcPr>
+          <w:p>
+            <w:pPr>
+              <w:spacing w:after="40" w:before="0"/>
+              <w:jc w:val="left"/>
+            </w:pPr>
+            <w:r>
+              <w:rPr>
+                <w:rFonts w:ascii="Arial" w:cs="Arial" w:eastAsia="Arial" w:hAnsi="Arial"/>
+                <w:b/>
+                <w:bCs/>
+                <w:i w:val="false"/>
+                <w:iCs w:val="false"/>
+                <w:color w:val="000000"/>
+                <w:sz w:val="18"/>
+                <w:szCs w:val="18"/>
+              </w:rPr>
+              <w:t xml:space="preserve">Observe Phase</w:t>
             </w:r>
           </w:p>
           <w:p>
@@ -20864,7 +20882,7 @@
             <w:pPr>
               <w:spacing w:after="20" w:before="0"/>
             </w:pPr>
-            <w:hyperlink w:history="1" r:id="rId0dq2u-jmt_on-bnhsxmqc">
+            <w:hyperlink w:history="1" r:id="rIdfxyopdlwvvoba9w8uf0f3">
               <w:r>
                 <w:rPr>
                   <w:rFonts w:ascii="Arial" w:cs="Arial" w:eastAsia="Arial" w:hAnsi="Arial"/>
@@ -20897,7 +20915,7 @@
               <w:spacing w:after="10" w:before="0"/>
               <w:ind w:left="120"/>
             </w:pPr>
-            <w:hyperlink w:history="1" r:id="rIdwyuzg9xcqb3x1qm_adguk">
+            <w:hyperlink w:history="1" r:id="rId6pjisx3qswid9zqhjl6a3">
               <w:r>
                 <w:rPr>
                   <w:rFonts w:ascii="Arial" w:cs="Arial" w:eastAsia="Arial" w:hAnsi="Arial"/>
@@ -20942,7 +20960,7 @@
             <w:pPr>
               <w:spacing w:after="20" w:before="0"/>
             </w:pPr>
-            <w:hyperlink w:history="1" r:id="rIdigkpz-tvx-pbyhduiyojv">
+            <w:hyperlink w:history="1" r:id="rIde8ls4nog71klgovs41lt9">
               <w:r>
                 <w:rPr>
                   <w:rFonts w:ascii="Arial" w:cs="Arial" w:eastAsia="Arial" w:hAnsi="Arial"/>
@@ -20975,7 +20993,7 @@
               <w:spacing w:after="10" w:before="0"/>
               <w:ind w:left="120"/>
             </w:pPr>
-            <w:hyperlink w:history="1" r:id="rIdnaqdwspebhjneoafqwhwb">
+            <w:hyperlink w:history="1" r:id="rIdm0yesyfvvrrqnm5aejrh_">
               <w:r>
                 <w:rPr>
                   <w:rFonts w:ascii="Arial" w:cs="Arial" w:eastAsia="Arial" w:hAnsi="Arial"/>
@@ -21122,32 +21140,32 @@
         <w:tc>
           <w:tcPr>
             <w:tcW w:type="dxa" w:w="1520"/>
-            <w:shd w:fill="F2F2F2" w:color="auto" w:val="clear"/>
-            <w:tcMar>
-              <w:top w:type="dxa" w:w="60"/>
-              <w:left w:type="dxa" w:w="120"/>
-              <w:bottom w:type="dxa" w:w="60"/>
-              <w:right w:type="dxa" w:w="120"/>
-            </w:tcMar>
-            <w:vAlign w:val="top"/>
-          </w:tcPr>
-          <w:p>
-            <w:pPr>
-              <w:spacing w:after="40" w:before="0"/>
-              <w:jc w:val="left"/>
-            </w:pPr>
-            <w:r>
-              <w:rPr>
-                <w:rFonts w:ascii="Arial" w:cs="Arial" w:eastAsia="Arial" w:hAnsi="Arial"/>
-                <w:b/>
-                <w:bCs/>
-                <w:i w:val="false"/>
-                <w:iCs w:val="false"/>
-                <w:color w:val="000000"/>
-                <w:sz w:val="18"/>
-                <w:szCs w:val="18"/>
-              </w:rPr>
-              <w:t xml:space="preserve">Phase 3 — EXPLAIN (22 minutes)</w:t>
+            <w:shd w:fill="E2EFDA" w:color="auto" w:val="clear"/>
+            <w:tcMar>
+              <w:top w:type="dxa" w:w="60"/>
+              <w:left w:type="dxa" w:w="120"/>
+              <w:bottom w:type="dxa" w:w="60"/>
+              <w:right w:type="dxa" w:w="120"/>
+            </w:tcMar>
+            <w:vAlign w:val="top"/>
+          </w:tcPr>
+          <w:p>
+            <w:pPr>
+              <w:spacing w:after="40" w:before="0"/>
+              <w:jc w:val="left"/>
+            </w:pPr>
+            <w:r>
+              <w:rPr>
+                <w:rFonts w:ascii="Arial" w:cs="Arial" w:eastAsia="Arial" w:hAnsi="Arial"/>
+                <w:b/>
+                <w:bCs/>
+                <w:i w:val="false"/>
+                <w:iCs w:val="false"/>
+                <w:color w:val="000000"/>
+                <w:sz w:val="18"/>
+                <w:szCs w:val="18"/>
+              </w:rPr>
+              <w:t xml:space="preserve">Explain Phase</w:t>
             </w:r>
           </w:p>
           <w:p>
@@ -21170,7 +21188,7 @@
             <w:pPr>
               <w:spacing w:after="20" w:before="0"/>
             </w:pPr>
-            <w:hyperlink w:history="1" r:id="rId8efmozgtgl0zdgyfyetkr">
+            <w:hyperlink w:history="1" r:id="rIdlqf95wqrs0houbkowurle">
               <w:r>
                 <w:rPr>
                   <w:rFonts w:ascii="Arial" w:cs="Arial" w:eastAsia="Arial" w:hAnsi="Arial"/>
@@ -21203,7 +21221,7 @@
               <w:spacing w:after="10" w:before="0"/>
               <w:ind w:left="120"/>
             </w:pPr>
-            <w:hyperlink w:history="1" r:id="rIdmknts5kylxigz27uxlxh6">
+            <w:hyperlink w:history="1" r:id="rIdaiyvak7rpub-sdeurbgfq">
               <w:r>
                 <w:rPr>
                   <w:rFonts w:ascii="Arial" w:cs="Arial" w:eastAsia="Arial" w:hAnsi="Arial"/>
@@ -21248,7 +21266,7 @@
             <w:pPr>
               <w:spacing w:after="20" w:before="0"/>
             </w:pPr>
-            <w:hyperlink w:history="1" r:id="rId3g-4cxra3i6xpf1ssgy2b">
+            <w:hyperlink w:history="1" r:id="rIdg3wugd0fmhgo6plxg8b3x">
               <w:r>
                 <w:rPr>
                   <w:rFonts w:ascii="Arial" w:cs="Arial" w:eastAsia="Arial" w:hAnsi="Arial"/>
@@ -21281,7 +21299,7 @@
               <w:spacing w:after="10" w:before="0"/>
               <w:ind w:left="120"/>
             </w:pPr>
-            <w:hyperlink w:history="1" r:id="rIdzlhfcyclzyuyi3e4y5zo5">
+            <w:hyperlink w:history="1" r:id="rIdqwm3-_6eflgv--ba_abix">
               <w:r>
                 <w:rPr>
                   <w:rFonts w:ascii="Arial" w:cs="Arial" w:eastAsia="Arial" w:hAnsi="Arial"/>
@@ -21428,32 +21446,32 @@
         <w:tc>
           <w:tcPr>
             <w:tcW w:type="dxa" w:w="1520"/>
-            <w:shd w:fill="F2F2F2" w:color="auto" w:val="clear"/>
-            <w:tcMar>
-              <w:top w:type="dxa" w:w="60"/>
-              <w:left w:type="dxa" w:w="120"/>
-              <w:bottom w:type="dxa" w:w="60"/>
-              <w:right w:type="dxa" w:w="120"/>
-            </w:tcMar>
-            <w:vAlign w:val="top"/>
-          </w:tcPr>
-          <w:p>
-            <w:pPr>
-              <w:spacing w:after="40" w:before="0"/>
-              <w:jc w:val="left"/>
-            </w:pPr>
-            <w:r>
-              <w:rPr>
-                <w:rFonts w:ascii="Arial" w:cs="Arial" w:eastAsia="Arial" w:hAnsi="Arial"/>
-                <w:b/>
-                <w:bCs/>
-                <w:i w:val="false"/>
-                <w:iCs w:val="false"/>
-                <w:color w:val="000000"/>
-                <w:sz w:val="18"/>
-                <w:szCs w:val="18"/>
-              </w:rPr>
-              <w:t xml:space="preserve">Phase 4 — DRIVING QUESTION BOARD (DQB) Update (10 minutes)</w:t>
+            <w:shd w:fill="FCE4D6" w:color="auto" w:val="clear"/>
+            <w:tcMar>
+              <w:top w:type="dxa" w:w="60"/>
+              <w:left w:type="dxa" w:w="120"/>
+              <w:bottom w:type="dxa" w:w="60"/>
+              <w:right w:type="dxa" w:w="120"/>
+            </w:tcMar>
+            <w:vAlign w:val="top"/>
+          </w:tcPr>
+          <w:p>
+            <w:pPr>
+              <w:spacing w:after="40" w:before="0"/>
+              <w:jc w:val="left"/>
+            </w:pPr>
+            <w:r>
+              <w:rPr>
+                <w:rFonts w:ascii="Arial" w:cs="Arial" w:eastAsia="Arial" w:hAnsi="Arial"/>
+                <w:b/>
+                <w:bCs/>
+                <w:i w:val="false"/>
+                <w:iCs w:val="false"/>
+                <w:color w:val="000000"/>
+                <w:sz w:val="18"/>
+                <w:szCs w:val="18"/>
+              </w:rPr>
+              <w:t xml:space="preserve">Driving Question Board (DQB) Creation</w:t>
             </w:r>
           </w:p>
           <w:p>
@@ -21476,7 +21494,7 @@
             <w:pPr>
               <w:spacing w:after="20" w:before="0"/>
             </w:pPr>
-            <w:hyperlink w:history="1" r:id="rIdvotratiitm7v9fa8vsqtg">
+            <w:hyperlink w:history="1" r:id="rIdl8a9izxlnquibpppqde7l">
               <w:r>
                 <w:rPr>
                   <w:rFonts w:ascii="Arial" w:cs="Arial" w:eastAsia="Arial" w:hAnsi="Arial"/>
@@ -21509,7 +21527,7 @@
               <w:spacing w:after="10" w:before="0"/>
               <w:ind w:left="120"/>
             </w:pPr>
-            <w:hyperlink w:history="1" r:id="rIdaahqqngomzvufwkwdb1g3">
+            <w:hyperlink w:history="1" r:id="rIdw4jyvblg-4omoys7u9llx">
               <w:r>
                 <w:rPr>
                   <w:rFonts w:ascii="Arial" w:cs="Arial" w:eastAsia="Arial" w:hAnsi="Arial"/>
@@ -21554,7 +21572,7 @@
             <w:pPr>
               <w:spacing w:after="20" w:before="0"/>
             </w:pPr>
-            <w:hyperlink w:history="1" r:id="rId1nemcaxstdnxryejrwz5v">
+            <w:hyperlink w:history="1" r:id="rIdrvhijbjmmv3ok5q_0fmqf">
               <w:r>
                 <w:rPr>
                   <w:rFonts w:ascii="Arial" w:cs="Arial" w:eastAsia="Arial" w:hAnsi="Arial"/>
@@ -21587,7 +21605,7 @@
               <w:spacing w:after="10" w:before="0"/>
               <w:ind w:left="120"/>
             </w:pPr>
-            <w:hyperlink w:history="1" r:id="rIdzoyi__d9myqqvbybne_x0">
+            <w:hyperlink w:history="1" r:id="rIdtyhifaougtcigixjbne86">
               <w:r>
                 <w:rPr>
                   <w:rFonts w:ascii="Arial" w:cs="Arial" w:eastAsia="Arial" w:hAnsi="Arial"/>
@@ -21734,32 +21752,32 @@
         <w:tc>
           <w:tcPr>
             <w:tcW w:type="dxa" w:w="1520"/>
-            <w:shd w:fill="F2F2F2" w:color="auto" w:val="clear"/>
-            <w:tcMar>
-              <w:top w:type="dxa" w:w="60"/>
-              <w:left w:type="dxa" w:w="120"/>
-              <w:bottom w:type="dxa" w:w="60"/>
-              <w:right w:type="dxa" w:w="120"/>
-            </w:tcMar>
-            <w:vAlign w:val="top"/>
-          </w:tcPr>
-          <w:p>
-            <w:pPr>
-              <w:spacing w:after="40" w:before="0"/>
-              <w:jc w:val="left"/>
-            </w:pPr>
-            <w:r>
-              <w:rPr>
-                <w:rFonts w:ascii="Arial" w:cs="Arial" w:eastAsia="Arial" w:hAnsi="Arial"/>
-                <w:b/>
-                <w:bCs/>
-                <w:i w:val="false"/>
-                <w:iCs w:val="false"/>
-                <w:color w:val="000000"/>
-                <w:sz w:val="18"/>
-                <w:szCs w:val="18"/>
-              </w:rPr>
-              <w:t xml:space="preserve">Phase 5 — MODEL BUILDING (16 minutes)</w:t>
+            <w:shd w:fill="D5E8F0" w:color="auto" w:val="clear"/>
+            <w:tcMar>
+              <w:top w:type="dxa" w:w="60"/>
+              <w:left w:type="dxa" w:w="120"/>
+              <w:bottom w:type="dxa" w:w="60"/>
+              <w:right w:type="dxa" w:w="120"/>
+            </w:tcMar>
+            <w:vAlign w:val="top"/>
+          </w:tcPr>
+          <w:p>
+            <w:pPr>
+              <w:spacing w:after="40" w:before="0"/>
+              <w:jc w:val="left"/>
+            </w:pPr>
+            <w:r>
+              <w:rPr>
+                <w:rFonts w:ascii="Arial" w:cs="Arial" w:eastAsia="Arial" w:hAnsi="Arial"/>
+                <w:b/>
+                <w:bCs/>
+                <w:i w:val="false"/>
+                <w:iCs w:val="false"/>
+                <w:color w:val="000000"/>
+                <w:sz w:val="18"/>
+                <w:szCs w:val="18"/>
+              </w:rPr>
+              <w:t xml:space="preserve">Model Building Phase</w:t>
             </w:r>
           </w:p>
           <w:p>
@@ -21782,7 +21800,7 @@
             <w:pPr>
               <w:spacing w:after="20" w:before="0"/>
             </w:pPr>
-            <w:hyperlink w:history="1" r:id="rIdhqn6kjjz2ovtr8if-ch9j">
+            <w:hyperlink w:history="1" r:id="rIdoboshrzrqhfi9saw264mq">
               <w:r>
                 <w:rPr>
                   <w:rFonts w:ascii="Arial" w:cs="Arial" w:eastAsia="Arial" w:hAnsi="Arial"/>
@@ -21815,7 +21833,7 @@
               <w:spacing w:after="10" w:before="0"/>
               <w:ind w:left="120"/>
             </w:pPr>
-            <w:hyperlink w:history="1" r:id="rId1i_mfoyc3hi7qflhe10ex">
+            <w:hyperlink w:history="1" r:id="rIdyhfig9l3gsvborn_9vlsr">
               <w:r>
                 <w:rPr>
                   <w:rFonts w:ascii="Arial" w:cs="Arial" w:eastAsia="Arial" w:hAnsi="Arial"/>
@@ -21860,7 +21878,7 @@
             <w:pPr>
               <w:spacing w:after="20" w:before="0"/>
             </w:pPr>
-            <w:hyperlink w:history="1" r:id="rId8pucuwgsev7wlio-ek9ha">
+            <w:hyperlink w:history="1" r:id="rIdlck8saykodqpzd5obmhdq">
               <w:r>
                 <w:rPr>
                   <w:rFonts w:ascii="Arial" w:cs="Arial" w:eastAsia="Arial" w:hAnsi="Arial"/>
@@ -21893,7 +21911,7 @@
               <w:spacing w:after="10" w:before="0"/>
               <w:ind w:left="120"/>
             </w:pPr>
-            <w:hyperlink w:history="1" r:id="rId6p94e19gxsltn1a_itfv-">
+            <w:hyperlink w:history="1" r:id="rIdaqddbvf7fagnxvb4f9l_k">
               <w:r>
                 <w:rPr>
                   <w:rFonts w:ascii="Arial" w:cs="Arial" w:eastAsia="Arial" w:hAnsi="Arial"/>
@@ -23332,32 +23350,32 @@
         <w:tc>
           <w:tcPr>
             <w:tcW w:type="dxa" w:w="1520"/>
-            <w:shd w:fill="F2F2F2" w:color="auto" w:val="clear"/>
-            <w:tcMar>
-              <w:top w:type="dxa" w:w="60"/>
-              <w:left w:type="dxa" w:w="120"/>
-              <w:bottom w:type="dxa" w:w="60"/>
-              <w:right w:type="dxa" w:w="120"/>
-            </w:tcMar>
-            <w:vAlign w:val="top"/>
-          </w:tcPr>
-          <w:p>
-            <w:pPr>
-              <w:spacing w:after="40" w:before="0"/>
-              <w:jc w:val="left"/>
-            </w:pPr>
-            <w:r>
-              <w:rPr>
-                <w:rFonts w:ascii="Arial" w:cs="Arial" w:eastAsia="Arial" w:hAnsi="Arial"/>
-                <w:b/>
-                <w:bCs/>
-                <w:i w:val="false"/>
-                <w:iCs w:val="false"/>
-                <w:color w:val="000000"/>
-                <w:sz w:val="18"/>
-                <w:szCs w:val="18"/>
-              </w:rPr>
-              <w:t xml:space="preserve">Phase 1 — Predict</w:t>
+            <w:shd w:fill="EAD1F5" w:color="auto" w:val="clear"/>
+            <w:tcMar>
+              <w:top w:type="dxa" w:w="60"/>
+              <w:left w:type="dxa" w:w="120"/>
+              <w:bottom w:type="dxa" w:w="60"/>
+              <w:right w:type="dxa" w:w="120"/>
+            </w:tcMar>
+            <w:vAlign w:val="top"/>
+          </w:tcPr>
+          <w:p>
+            <w:pPr>
+              <w:spacing w:after="40" w:before="0"/>
+              <w:jc w:val="left"/>
+            </w:pPr>
+            <w:r>
+              <w:rPr>
+                <w:rFonts w:ascii="Arial" w:cs="Arial" w:eastAsia="Arial" w:hAnsi="Arial"/>
+                <w:b/>
+                <w:bCs/>
+                <w:i w:val="false"/>
+                <w:iCs w:val="false"/>
+                <w:color w:val="000000"/>
+                <w:sz w:val="18"/>
+                <w:szCs w:val="18"/>
+              </w:rPr>
+              <w:t xml:space="preserve">Predict Phase</w:t>
             </w:r>
           </w:p>
           <w:p>
@@ -23380,7 +23398,7 @@
             <w:pPr>
               <w:spacing w:after="20" w:before="0"/>
             </w:pPr>
-            <w:hyperlink w:history="1" r:id="rIdr1cnqtlbmp2yowbwekp1q">
+            <w:hyperlink w:history="1" r:id="rId3lbwjjrdzh0flh602wwre">
               <w:r>
                 <w:rPr>
                   <w:rFonts w:ascii="Arial" w:cs="Arial" w:eastAsia="Arial" w:hAnsi="Arial"/>
@@ -23413,7 +23431,7 @@
               <w:spacing w:after="10" w:before="0"/>
               <w:ind w:left="120"/>
             </w:pPr>
-            <w:hyperlink w:history="1" r:id="rIdxckfvbeheffsxdjoi2sgr">
+            <w:hyperlink w:history="1" r:id="rIdarlaqbbucbiutrjsij7kd">
               <w:r>
                 <w:rPr>
                   <w:rFonts w:ascii="Arial" w:cs="Arial" w:eastAsia="Arial" w:hAnsi="Arial"/>
@@ -23458,7 +23476,7 @@
             <w:pPr>
               <w:spacing w:after="20" w:before="0"/>
             </w:pPr>
-            <w:hyperlink w:history="1" r:id="rIdbzq-ugnpq-80u_ighgy3n">
+            <w:hyperlink w:history="1" r:id="rIdrbz_eaju301knk6tua0ff">
               <w:r>
                 <w:rPr>
                   <w:rFonts w:ascii="Arial" w:cs="Arial" w:eastAsia="Arial" w:hAnsi="Arial"/>
@@ -23491,7 +23509,7 @@
               <w:spacing w:after="10" w:before="0"/>
               <w:ind w:left="120"/>
             </w:pPr>
-            <w:hyperlink w:history="1" r:id="rIdffsnifdjje-kf9gixhwua">
+            <w:hyperlink w:history="1" r:id="rIduozhw10omxtj3yqvwrlkb">
               <w:r>
                 <w:rPr>
                   <w:rFonts w:ascii="Arial" w:cs="Arial" w:eastAsia="Arial" w:hAnsi="Arial"/>
@@ -23638,32 +23656,32 @@
         <w:tc>
           <w:tcPr>
             <w:tcW w:type="dxa" w:w="1520"/>
-            <w:shd w:fill="F2F2F2" w:color="auto" w:val="clear"/>
-            <w:tcMar>
-              <w:top w:type="dxa" w:w="60"/>
-              <w:left w:type="dxa" w:w="120"/>
-              <w:bottom w:type="dxa" w:w="60"/>
-              <w:right w:type="dxa" w:w="120"/>
-            </w:tcMar>
-            <w:vAlign w:val="top"/>
-          </w:tcPr>
-          <w:p>
-            <w:pPr>
-              <w:spacing w:after="40" w:before="0"/>
-              <w:jc w:val="left"/>
-            </w:pPr>
-            <w:r>
-              <w:rPr>
-                <w:rFonts w:ascii="Arial" w:cs="Arial" w:eastAsia="Arial" w:hAnsi="Arial"/>
-                <w:b/>
-                <w:bCs/>
-                <w:i w:val="false"/>
-                <w:iCs w:val="false"/>
-                <w:color w:val="000000"/>
-                <w:sz w:val="18"/>
-                <w:szCs w:val="18"/>
-              </w:rPr>
-              <w:t xml:space="preserve">Phase 2 — Observe (Derive from First Principles)</w:t>
+            <w:shd w:fill="D9EEF1" w:color="auto" w:val="clear"/>
+            <w:tcMar>
+              <w:top w:type="dxa" w:w="60"/>
+              <w:left w:type="dxa" w:w="120"/>
+              <w:bottom w:type="dxa" w:w="60"/>
+              <w:right w:type="dxa" w:w="120"/>
+            </w:tcMar>
+            <w:vAlign w:val="top"/>
+          </w:tcPr>
+          <w:p>
+            <w:pPr>
+              <w:spacing w:after="40" w:before="0"/>
+              <w:jc w:val="left"/>
+            </w:pPr>
+            <w:r>
+              <w:rPr>
+                <w:rFonts w:ascii="Arial" w:cs="Arial" w:eastAsia="Arial" w:hAnsi="Arial"/>
+                <w:b/>
+                <w:bCs/>
+                <w:i w:val="false"/>
+                <w:iCs w:val="false"/>
+                <w:color w:val="000000"/>
+                <w:sz w:val="18"/>
+                <w:szCs w:val="18"/>
+              </w:rPr>
+              <w:t xml:space="preserve">Observe Phase</w:t>
             </w:r>
           </w:p>
           <w:p>
@@ -23686,7 +23704,7 @@
             <w:pPr>
               <w:spacing w:after="20" w:before="0"/>
             </w:pPr>
-            <w:hyperlink w:history="1" r:id="rIdln0czjwikcj_ar8zolup9">
+            <w:hyperlink w:history="1" r:id="rIdjjomm3crxz75wxz63xdnt">
               <w:r>
                 <w:rPr>
                   <w:rFonts w:ascii="Arial" w:cs="Arial" w:eastAsia="Arial" w:hAnsi="Arial"/>
@@ -23719,7 +23737,7 @@
               <w:spacing w:after="10" w:before="0"/>
               <w:ind w:left="120"/>
             </w:pPr>
-            <w:hyperlink w:history="1" r:id="rId0ewmrc7hfmhpb2xholwha">
+            <w:hyperlink w:history="1" r:id="rIdnzd7nzyoarackkskfntqx">
               <w:r>
                 <w:rPr>
                   <w:rFonts w:ascii="Arial" w:cs="Arial" w:eastAsia="Arial" w:hAnsi="Arial"/>
@@ -23764,7 +23782,7 @@
             <w:pPr>
               <w:spacing w:after="20" w:before="0"/>
             </w:pPr>
-            <w:hyperlink w:history="1" r:id="rIduisjed0x9odrv4b3kqvfg">
+            <w:hyperlink w:history="1" r:id="rId56lknu64hvk-zezspvx9k">
               <w:r>
                 <w:rPr>
                   <w:rFonts w:ascii="Arial" w:cs="Arial" w:eastAsia="Arial" w:hAnsi="Arial"/>
@@ -23797,7 +23815,7 @@
               <w:spacing w:after="10" w:before="0"/>
               <w:ind w:left="120"/>
             </w:pPr>
-            <w:hyperlink w:history="1" r:id="rIdi_65be0kfdtb29s77w_hf">
+            <w:hyperlink w:history="1" r:id="rId5ajpx4po2tnngntwvtalf">
               <w:r>
                 <w:rPr>
                   <w:rFonts w:ascii="Arial" w:cs="Arial" w:eastAsia="Arial" w:hAnsi="Arial"/>
@@ -23944,32 +23962,32 @@
         <w:tc>
           <w:tcPr>
             <w:tcW w:type="dxa" w:w="1520"/>
-            <w:shd w:fill="F2F2F2" w:color="auto" w:val="clear"/>
-            <w:tcMar>
-              <w:top w:type="dxa" w:w="60"/>
-              <w:left w:type="dxa" w:w="120"/>
-              <w:bottom w:type="dxa" w:w="60"/>
-              <w:right w:type="dxa" w:w="120"/>
-            </w:tcMar>
-            <w:vAlign w:val="top"/>
-          </w:tcPr>
-          <w:p>
-            <w:pPr>
-              <w:spacing w:after="40" w:before="0"/>
-              <w:jc w:val="left"/>
-            </w:pPr>
-            <w:r>
-              <w:rPr>
-                <w:rFonts w:ascii="Arial" w:cs="Arial" w:eastAsia="Arial" w:hAnsi="Arial"/>
-                <w:b/>
-                <w:bCs/>
-                <w:i w:val="false"/>
-                <w:iCs w:val="false"/>
-                <w:color w:val="000000"/>
-                <w:sz w:val="18"/>
-                <w:szCs w:val="18"/>
-              </w:rPr>
-              <w:t xml:space="preserve">Phase 3 — Explain (Apply P = ρgh to Kenyan Contexts)</w:t>
+            <w:shd w:fill="E2EFDA" w:color="auto" w:val="clear"/>
+            <w:tcMar>
+              <w:top w:type="dxa" w:w="60"/>
+              <w:left w:type="dxa" w:w="120"/>
+              <w:bottom w:type="dxa" w:w="60"/>
+              <w:right w:type="dxa" w:w="120"/>
+            </w:tcMar>
+            <w:vAlign w:val="top"/>
+          </w:tcPr>
+          <w:p>
+            <w:pPr>
+              <w:spacing w:after="40" w:before="0"/>
+              <w:jc w:val="left"/>
+            </w:pPr>
+            <w:r>
+              <w:rPr>
+                <w:rFonts w:ascii="Arial" w:cs="Arial" w:eastAsia="Arial" w:hAnsi="Arial"/>
+                <w:b/>
+                <w:bCs/>
+                <w:i w:val="false"/>
+                <w:iCs w:val="false"/>
+                <w:color w:val="000000"/>
+                <w:sz w:val="18"/>
+                <w:szCs w:val="18"/>
+              </w:rPr>
+              <w:t xml:space="preserve">Explain Phase</w:t>
             </w:r>
           </w:p>
           <w:p>
@@ -23992,7 +24010,7 @@
             <w:pPr>
               <w:spacing w:after="20" w:before="0"/>
             </w:pPr>
-            <w:hyperlink w:history="1" r:id="rIdgtd9bxxitu-ckryj49lnu">
+            <w:hyperlink w:history="1" r:id="rIdsse8zpbtw07vmfd4amyrp">
               <w:r>
                 <w:rPr>
                   <w:rFonts w:ascii="Arial" w:cs="Arial" w:eastAsia="Arial" w:hAnsi="Arial"/>
@@ -24025,7 +24043,7 @@
               <w:spacing w:after="10" w:before="0"/>
               <w:ind w:left="120"/>
             </w:pPr>
-            <w:hyperlink w:history="1" r:id="rId3ttuwmevguzaqfht5awmc">
+            <w:hyperlink w:history="1" r:id="rIdrddsg6r4jznwyo7c_tguy">
               <w:r>
                 <w:rPr>
                   <w:rFonts w:ascii="Arial" w:cs="Arial" w:eastAsia="Arial" w:hAnsi="Arial"/>
@@ -24070,7 +24088,7 @@
             <w:pPr>
               <w:spacing w:after="20" w:before="0"/>
             </w:pPr>
-            <w:hyperlink w:history="1" r:id="rIdvdhch7habh2qgwn9zk6jb">
+            <w:hyperlink w:history="1" r:id="rIds1srw9ov-cm26fqq-tdkd">
               <w:r>
                 <w:rPr>
                   <w:rFonts w:ascii="Arial" w:cs="Arial" w:eastAsia="Arial" w:hAnsi="Arial"/>
@@ -24103,7 +24121,7 @@
               <w:spacing w:after="10" w:before="0"/>
               <w:ind w:left="120"/>
             </w:pPr>
-            <w:hyperlink w:history="1" r:id="rIdawftvs1uuwaofjulqs8uo">
+            <w:hyperlink w:history="1" r:id="rIdezbcmsb5zyea5xjbgcif7">
               <w:r>
                 <w:rPr>
                   <w:rFonts w:ascii="Arial" w:cs="Arial" w:eastAsia="Arial" w:hAnsi="Arial"/>
@@ -24250,32 +24268,32 @@
         <w:tc>
           <w:tcPr>
             <w:tcW w:type="dxa" w:w="1520"/>
-            <w:shd w:fill="F2F2F2" w:color="auto" w:val="clear"/>
-            <w:tcMar>
-              <w:top w:type="dxa" w:w="60"/>
-              <w:left w:type="dxa" w:w="120"/>
-              <w:bottom w:type="dxa" w:w="60"/>
-              <w:right w:type="dxa" w:w="120"/>
-            </w:tcMar>
-            <w:vAlign w:val="top"/>
-          </w:tcPr>
-          <w:p>
-            <w:pPr>
-              <w:spacing w:after="40" w:before="0"/>
-              <w:jc w:val="left"/>
-            </w:pPr>
-            <w:r>
-              <w:rPr>
-                <w:rFonts w:ascii="Arial" w:cs="Arial" w:eastAsia="Arial" w:hAnsi="Arial"/>
-                <w:b/>
-                <w:bCs/>
-                <w:i w:val="false"/>
-                <w:iCs w:val="false"/>
-                <w:color w:val="000000"/>
-                <w:sz w:val="18"/>
-                <w:szCs w:val="18"/>
-              </w:rPr>
-              <w:t xml:space="preserve">Phase 4 — Driving Question Board (DQB) Update</w:t>
+            <w:shd w:fill="FCE4D6" w:color="auto" w:val="clear"/>
+            <w:tcMar>
+              <w:top w:type="dxa" w:w="60"/>
+              <w:left w:type="dxa" w:w="120"/>
+              <w:bottom w:type="dxa" w:w="60"/>
+              <w:right w:type="dxa" w:w="120"/>
+            </w:tcMar>
+            <w:vAlign w:val="top"/>
+          </w:tcPr>
+          <w:p>
+            <w:pPr>
+              <w:spacing w:after="40" w:before="0"/>
+              <w:jc w:val="left"/>
+            </w:pPr>
+            <w:r>
+              <w:rPr>
+                <w:rFonts w:ascii="Arial" w:cs="Arial" w:eastAsia="Arial" w:hAnsi="Arial"/>
+                <w:b/>
+                <w:bCs/>
+                <w:i w:val="false"/>
+                <w:iCs w:val="false"/>
+                <w:color w:val="000000"/>
+                <w:sz w:val="18"/>
+                <w:szCs w:val="18"/>
+              </w:rPr>
+              <w:t xml:space="preserve">Driving Question Board (DQB) Creation</w:t>
             </w:r>
           </w:p>
           <w:p>
@@ -24298,7 +24316,7 @@
             <w:pPr>
               <w:spacing w:after="20" w:before="0"/>
             </w:pPr>
-            <w:hyperlink w:history="1" r:id="rIdbmin0azzy0_os8pmpvm05">
+            <w:hyperlink w:history="1" r:id="rIdkhhchdfxzxbgl-tct0niv">
               <w:r>
                 <w:rPr>
                   <w:rFonts w:ascii="Arial" w:cs="Arial" w:eastAsia="Arial" w:hAnsi="Arial"/>
@@ -24331,7 +24349,7 @@
               <w:spacing w:after="10" w:before="0"/>
               <w:ind w:left="120"/>
             </w:pPr>
-            <w:hyperlink w:history="1" r:id="rIdxgpdis8nrd8_zls6yu90v">
+            <w:hyperlink w:history="1" r:id="rIdwikmm1tle8auyk7jcrzwu">
               <w:r>
                 <w:rPr>
                   <w:rFonts w:ascii="Arial" w:cs="Arial" w:eastAsia="Arial" w:hAnsi="Arial"/>
@@ -24376,7 +24394,7 @@
             <w:pPr>
               <w:spacing w:after="20" w:before="0"/>
             </w:pPr>
-            <w:hyperlink w:history="1" r:id="rId6xghaxlb1htdthiejgxuz">
+            <w:hyperlink w:history="1" r:id="rIdxon_3jeyia0s3itibvpm0">
               <w:r>
                 <w:rPr>
                   <w:rFonts w:ascii="Arial" w:cs="Arial" w:eastAsia="Arial" w:hAnsi="Arial"/>
@@ -24409,7 +24427,7 @@
               <w:spacing w:after="10" w:before="0"/>
               <w:ind w:left="120"/>
             </w:pPr>
-            <w:hyperlink w:history="1" r:id="rIdyup00rsdhqwoe5fd0gofu">
+            <w:hyperlink w:history="1" r:id="rIdrngtr-a9fgn1php014u4h">
               <w:r>
                 <w:rPr>
                   <w:rFonts w:ascii="Arial" w:cs="Arial" w:eastAsia="Arial" w:hAnsi="Arial"/>
@@ -24556,32 +24574,32 @@
         <w:tc>
           <w:tcPr>
             <w:tcW w:type="dxa" w:w="1520"/>
-            <w:shd w:fill="F2F2F2" w:color="auto" w:val="clear"/>
-            <w:tcMar>
-              <w:top w:type="dxa" w:w="60"/>
-              <w:left w:type="dxa" w:w="120"/>
-              <w:bottom w:type="dxa" w:w="60"/>
-              <w:right w:type="dxa" w:w="120"/>
-            </w:tcMar>
-            <w:vAlign w:val="top"/>
-          </w:tcPr>
-          <w:p>
-            <w:pPr>
-              <w:spacing w:after="40" w:before="0"/>
-              <w:jc w:val="left"/>
-            </w:pPr>
-            <w:r>
-              <w:rPr>
-                <w:rFonts w:ascii="Arial" w:cs="Arial" w:eastAsia="Arial" w:hAnsi="Arial"/>
-                <w:b/>
-                <w:bCs/>
-                <w:i w:val="false"/>
-                <w:iCs w:val="false"/>
-                <w:color w:val="000000"/>
-                <w:sz w:val="18"/>
-                <w:szCs w:val="18"/>
-              </w:rPr>
-              <w:t xml:space="preserve">Phase 5 — Model Building (Quantitative Model Revision)</w:t>
+            <w:shd w:fill="D5E8F0" w:color="auto" w:val="clear"/>
+            <w:tcMar>
+              <w:top w:type="dxa" w:w="60"/>
+              <w:left w:type="dxa" w:w="120"/>
+              <w:bottom w:type="dxa" w:w="60"/>
+              <w:right w:type="dxa" w:w="120"/>
+            </w:tcMar>
+            <w:vAlign w:val="top"/>
+          </w:tcPr>
+          <w:p>
+            <w:pPr>
+              <w:spacing w:after="40" w:before="0"/>
+              <w:jc w:val="left"/>
+            </w:pPr>
+            <w:r>
+              <w:rPr>
+                <w:rFonts w:ascii="Arial" w:cs="Arial" w:eastAsia="Arial" w:hAnsi="Arial"/>
+                <w:b/>
+                <w:bCs/>
+                <w:i w:val="false"/>
+                <w:iCs w:val="false"/>
+                <w:color w:val="000000"/>
+                <w:sz w:val="18"/>
+                <w:szCs w:val="18"/>
+              </w:rPr>
+              <w:t xml:space="preserve">Model Building Phase</w:t>
             </w:r>
           </w:p>
           <w:p>
@@ -24604,7 +24622,7 @@
             <w:pPr>
               <w:spacing w:after="20" w:before="0"/>
             </w:pPr>
-            <w:hyperlink w:history="1" r:id="rIdzbkbu5vt01sfzgckf61un">
+            <w:hyperlink w:history="1" r:id="rIda2gg7dpnwfpusxs5p5gw5">
               <w:r>
                 <w:rPr>
                   <w:rFonts w:ascii="Arial" w:cs="Arial" w:eastAsia="Arial" w:hAnsi="Arial"/>
@@ -24637,7 +24655,7 @@
               <w:spacing w:after="10" w:before="0"/>
               <w:ind w:left="120"/>
             </w:pPr>
-            <w:hyperlink w:history="1" r:id="rIdtu4b5uda3bcqp5-pk0eez">
+            <w:hyperlink w:history="1" r:id="rIddyg_arrvf36fixby1ic23">
               <w:r>
                 <w:rPr>
                   <w:rFonts w:ascii="Arial" w:cs="Arial" w:eastAsia="Arial" w:hAnsi="Arial"/>
@@ -24682,7 +24700,7 @@
             <w:pPr>
               <w:spacing w:after="20" w:before="0"/>
             </w:pPr>
-            <w:hyperlink w:history="1" r:id="rIdjgfxi3joaxak-_4gzb7n4">
+            <w:hyperlink w:history="1" r:id="rIdqbdl6lvhqqw8ys_eqvywx">
               <w:r>
                 <w:rPr>
                   <w:rFonts w:ascii="Arial" w:cs="Arial" w:eastAsia="Arial" w:hAnsi="Arial"/>
@@ -24715,7 +24733,7 @@
               <w:spacing w:after="10" w:before="0"/>
               <w:ind w:left="120"/>
             </w:pPr>
-            <w:hyperlink w:history="1" r:id="rIdmgbtutoe2nz2lvebkd4we">
+            <w:hyperlink w:history="1" r:id="rIdj6llaj0vz97dh84tb0hv1">
               <w:r>
                 <w:rPr>
                   <w:rFonts w:ascii="Arial" w:cs="Arial" w:eastAsia="Arial" w:hAnsi="Arial"/>
@@ -25810,7 +25828,25 @@
             </w:tcMar>
             <w:vAlign w:val="top"/>
           </w:tcPr>
-          <w:p/>
+          <w:p>
+            <w:pPr>
+              <w:spacing w:after="40" w:before="0"/>
+              <w:jc w:val="left"/>
+            </w:pPr>
+            <w:r>
+              <w:rPr>
+                <w:rFonts w:ascii="Arial" w:cs="Arial" w:eastAsia="Arial" w:hAnsi="Arial"/>
+                <w:b w:val="false"/>
+                <w:bCs w:val="false"/>
+                <w:i w:val="false"/>
+                <w:iCs w:val="false"/>
+                <w:color w:val="000000"/>
+                <w:sz w:val="18"/>
+                <w:szCs w:val="18"/>
+              </w:rPr>
+              <w:t xml:space="preserve">No new hazardous materials are introduced. If the teacher re-demonstrates the jerrycan collapse, ensure the jerrycan is placed on a stable surface away from students. Remind students not to use mouth suction on any tubing. Mercury barometer diagrams are used only as reference — no mercury is handled.</w:t>
+            </w:r>
+          </w:p>
         </w:tc>
       </w:tr>
     </w:tbl>
@@ -26184,7 +26220,7 @@
             <w:pPr>
               <w:spacing w:after="20" w:before="0"/>
             </w:pPr>
-            <w:hyperlink w:history="1" r:id="rIdupvjhzrhvdezrpynyzh2p">
+            <w:hyperlink w:history="1" r:id="rIdafm7y0jbhitgaxvhtzdhb">
               <w:r>
                 <w:rPr>
                   <w:rFonts w:ascii="Arial" w:cs="Arial" w:eastAsia="Arial" w:hAnsi="Arial"/>
@@ -26217,7 +26253,7 @@
               <w:spacing w:after="10" w:before="0"/>
               <w:ind w:left="120"/>
             </w:pPr>
-            <w:hyperlink w:history="1" r:id="rIdb_m3teodoynjoc3iubndb">
+            <w:hyperlink w:history="1" r:id="rIds6gyfguwf6pbh_x7e7e4u">
               <w:r>
                 <w:rPr>
                   <w:rFonts w:ascii="Arial" w:cs="Arial" w:eastAsia="Arial" w:hAnsi="Arial"/>
@@ -26262,7 +26298,7 @@
             <w:pPr>
               <w:spacing w:after="20" w:before="0"/>
             </w:pPr>
-            <w:hyperlink w:history="1" r:id="rIdxievhsnnt4njv6aizcd5e">
+            <w:hyperlink w:history="1" r:id="rIdpozzkyqnixukm7zguvcz7">
               <w:r>
                 <w:rPr>
                   <w:rFonts w:ascii="Arial" w:cs="Arial" w:eastAsia="Arial" w:hAnsi="Arial"/>
@@ -26295,7 +26331,7 @@
               <w:spacing w:after="10" w:before="0"/>
               <w:ind w:left="120"/>
             </w:pPr>
-            <w:hyperlink w:history="1" r:id="rIdazgyrajjppyfn07tljzvx">
+            <w:hyperlink w:history="1" r:id="rIdr2lpya8_3r097fqti1x0n">
               <w:r>
                 <w:rPr>
                   <w:rFonts w:ascii="Arial" w:cs="Arial" w:eastAsia="Arial" w:hAnsi="Arial"/>
@@ -26490,7 +26526,7 @@
             <w:pPr>
               <w:spacing w:after="20" w:before="0"/>
             </w:pPr>
-            <w:hyperlink w:history="1" r:id="rIdcehyntkcwmywsywtgp_8i">
+            <w:hyperlink w:history="1" r:id="rIdty3do8fpngqiuh-6nd5bv">
               <w:r>
                 <w:rPr>
                   <w:rFonts w:ascii="Arial" w:cs="Arial" w:eastAsia="Arial" w:hAnsi="Arial"/>
@@ -26523,7 +26559,7 @@
               <w:spacing w:after="10" w:before="0"/>
               <w:ind w:left="120"/>
             </w:pPr>
-            <w:hyperlink w:history="1" r:id="rIdzlrldmndb75adgfytnbp7">
+            <w:hyperlink w:history="1" r:id="rId7_apng5kuqywgbnhx3ane">
               <w:r>
                 <w:rPr>
                   <w:rFonts w:ascii="Arial" w:cs="Arial" w:eastAsia="Arial" w:hAnsi="Arial"/>
@@ -26568,7 +26604,7 @@
             <w:pPr>
               <w:spacing w:after="20" w:before="0"/>
             </w:pPr>
-            <w:hyperlink w:history="1" r:id="rIdetrdaqp-qfvvkbhhfgwg0">
+            <w:hyperlink w:history="1" r:id="rIdua0u60ri_um0xpay70q1k">
               <w:r>
                 <w:rPr>
                   <w:rFonts w:ascii="Arial" w:cs="Arial" w:eastAsia="Arial" w:hAnsi="Arial"/>
@@ -26601,7 +26637,7 @@
               <w:spacing w:after="10" w:before="0"/>
               <w:ind w:left="120"/>
             </w:pPr>
-            <w:hyperlink w:history="1" r:id="rIdc1l6trzaxlwldywpkhven">
+            <w:hyperlink w:history="1" r:id="rIdngdzikgzvyr8pm5cqudui">
               <w:r>
                 <w:rPr>
                   <w:rFonts w:ascii="Arial" w:cs="Arial" w:eastAsia="Arial" w:hAnsi="Arial"/>
@@ -26796,7 +26832,7 @@
             <w:pPr>
               <w:spacing w:after="20" w:before="0"/>
             </w:pPr>
-            <w:hyperlink w:history="1" r:id="rIdnqsvd5uknqboxltvaewwz">
+            <w:hyperlink w:history="1" r:id="rId-mzuqdczhv9_hymxt6ryu">
               <w:r>
                 <w:rPr>
                   <w:rFonts w:ascii="Arial" w:cs="Arial" w:eastAsia="Arial" w:hAnsi="Arial"/>
@@ -26829,7 +26865,7 @@
               <w:spacing w:after="10" w:before="0"/>
               <w:ind w:left="120"/>
             </w:pPr>
-            <w:hyperlink w:history="1" r:id="rIdbb7rpabx6t2i_tqtwiizw">
+            <w:hyperlink w:history="1" r:id="rIdetcl44poxmqlfimyswkgr">
               <w:r>
                 <w:rPr>
                   <w:rFonts w:ascii="Arial" w:cs="Arial" w:eastAsia="Arial" w:hAnsi="Arial"/>
@@ -26874,7 +26910,7 @@
             <w:pPr>
               <w:spacing w:after="20" w:before="0"/>
             </w:pPr>
-            <w:hyperlink w:history="1" r:id="rIdpf3vjsnirv2r43erybogx">
+            <w:hyperlink w:history="1" r:id="rIdhlyffrwo7vp3vxegjrhl1">
               <w:r>
                 <w:rPr>
                   <w:rFonts w:ascii="Arial" w:cs="Arial" w:eastAsia="Arial" w:hAnsi="Arial"/>
@@ -26907,7 +26943,7 @@
               <w:spacing w:after="10" w:before="0"/>
               <w:ind w:left="120"/>
             </w:pPr>
-            <w:hyperlink w:history="1" r:id="rIdn1tjyqs_ff8e-nloelhli">
+            <w:hyperlink w:history="1" r:id="rIdteu59ykyc-nsjeawxg_uc">
               <w:r>
                 <w:rPr>
                   <w:rFonts w:ascii="Arial" w:cs="Arial" w:eastAsia="Arial" w:hAnsi="Arial"/>
@@ -27102,7 +27138,7 @@
             <w:pPr>
               <w:spacing w:after="20" w:before="0"/>
             </w:pPr>
-            <w:hyperlink w:history="1" r:id="rIdfezkjm0rk8r9f7hrjxak6">
+            <w:hyperlink w:history="1" r:id="rId1vwydjpnrjgnkdktboekb">
               <w:r>
                 <w:rPr>
                   <w:rFonts w:ascii="Arial" w:cs="Arial" w:eastAsia="Arial" w:hAnsi="Arial"/>
@@ -27135,7 +27171,7 @@
               <w:spacing w:after="10" w:before="0"/>
               <w:ind w:left="120"/>
             </w:pPr>
-            <w:hyperlink w:history="1" r:id="rIdudxtffjsqz6usavppcoyc">
+            <w:hyperlink w:history="1" r:id="rId9kiyjmittktnjfym4rxrl">
               <w:r>
                 <w:rPr>
                   <w:rFonts w:ascii="Arial" w:cs="Arial" w:eastAsia="Arial" w:hAnsi="Arial"/>
@@ -27180,7 +27216,7 @@
             <w:pPr>
               <w:spacing w:after="20" w:before="0"/>
             </w:pPr>
-            <w:hyperlink w:history="1" r:id="rId5hmdaqgedgq29g3jrr94e">
+            <w:hyperlink w:history="1" r:id="rIdwqcgewntlg1sci8f8mlpp">
               <w:r>
                 <w:rPr>
                   <w:rFonts w:ascii="Arial" w:cs="Arial" w:eastAsia="Arial" w:hAnsi="Arial"/>
@@ -27213,7 +27249,7 @@
               <w:spacing w:after="10" w:before="0"/>
               <w:ind w:left="120"/>
             </w:pPr>
-            <w:hyperlink w:history="1" r:id="rIdhfvkvqodjimmy2pohxzwn">
+            <w:hyperlink w:history="1" r:id="rIdzmrksaa9dxs4url2elzsu">
               <w:r>
                 <w:rPr>
                   <w:rFonts w:ascii="Arial" w:cs="Arial" w:eastAsia="Arial" w:hAnsi="Arial"/>
@@ -27408,7 +27444,7 @@
             <w:pPr>
               <w:spacing w:after="20" w:before="0"/>
             </w:pPr>
-            <w:hyperlink w:history="1" r:id="rId88c0t7nelawgq61ttj0fl">
+            <w:hyperlink w:history="1" r:id="rIdq-rp5n9dmey0n9qguqnwu">
               <w:r>
                 <w:rPr>
                   <w:rFonts w:ascii="Arial" w:cs="Arial" w:eastAsia="Arial" w:hAnsi="Arial"/>
@@ -27441,7 +27477,7 @@
               <w:spacing w:after="10" w:before="0"/>
               <w:ind w:left="120"/>
             </w:pPr>
-            <w:hyperlink w:history="1" r:id="rIddhkyfzodz0pfnqfblxi7r">
+            <w:hyperlink w:history="1" r:id="rIdbaocss5hnda5kz_xeigoi">
               <w:r>
                 <w:rPr>
                   <w:rFonts w:ascii="Arial" w:cs="Arial" w:eastAsia="Arial" w:hAnsi="Arial"/>
@@ -27486,7 +27522,7 @@
             <w:pPr>
               <w:spacing w:after="20" w:before="0"/>
             </w:pPr>
-            <w:hyperlink w:history="1" r:id="rIdezve15bmoyzmytkvlqqkf">
+            <w:hyperlink w:history="1" r:id="rIdcwsuc5re-l-8zwkouc9e4">
               <w:r>
                 <w:rPr>
                   <w:rFonts w:ascii="Arial" w:cs="Arial" w:eastAsia="Arial" w:hAnsi="Arial"/>
@@ -27519,7 +27555,7 @@
               <w:spacing w:after="10" w:before="0"/>
               <w:ind w:left="120"/>
             </w:pPr>
-            <w:hyperlink w:history="1" r:id="rId5umzvg3wqe_azcfh9havo">
+            <w:hyperlink w:history="1" r:id="rIdkojn4osjhihgloqrcvzzx">
               <w:r>
                 <w:rPr>
                   <w:rFonts w:ascii="Arial" w:cs="Arial" w:eastAsia="Arial" w:hAnsi="Arial"/>

--- a/data/outputs/v2/Physics/SS1.1_Pressure/Physics_Pressure_CBE_LessonSequence.docx
+++ b/data/outputs/v2/Physics/SS1.1_Pressure/Physics_Pressure_CBE_LessonSequence.docx
@@ -3529,7 +3529,7 @@
             <w:pPr>
               <w:spacing w:after="20" w:before="0"/>
             </w:pPr>
-            <w:hyperlink w:history="1" r:id="rId-vidzx5gjro9zgeglcaef">
+            <w:hyperlink w:history="1" r:id="rIdecdwrdxjnua6chkvkdqsv">
               <w:r>
                 <w:rPr>
                   <w:rFonts w:ascii="Arial" w:cs="Arial" w:eastAsia="Arial" w:hAnsi="Arial"/>
@@ -3562,7 +3562,7 @@
               <w:spacing w:after="10" w:before="0"/>
               <w:ind w:left="120"/>
             </w:pPr>
-            <w:hyperlink w:history="1" r:id="rIdiu9pqyazispyjgzhux_x_">
+            <w:hyperlink w:history="1" r:id="rIdaktbjipw7untifm4wpked">
               <w:r>
                 <w:rPr>
                   <w:rFonts w:ascii="Arial" w:cs="Arial" w:eastAsia="Arial" w:hAnsi="Arial"/>
@@ -3607,7 +3607,7 @@
             <w:pPr>
               <w:spacing w:after="20" w:before="0"/>
             </w:pPr>
-            <w:hyperlink w:history="1" r:id="rIdmytkr7jmi9twwdpds0c_j">
+            <w:hyperlink w:history="1" r:id="rIdfyp9snzxa-_zit-sldxt0">
               <w:r>
                 <w:rPr>
                   <w:rFonts w:ascii="Arial" w:cs="Arial" w:eastAsia="Arial" w:hAnsi="Arial"/>
@@ -3640,7 +3640,7 @@
               <w:spacing w:after="10" w:before="0"/>
               <w:ind w:left="120"/>
             </w:pPr>
-            <w:hyperlink w:history="1" r:id="rIdagbbdekyfe353st0s-j3l">
+            <w:hyperlink w:history="1" r:id="rIdfugchgqmxywe-5z-xmccq">
               <w:r>
                 <w:rPr>
                   <w:rFonts w:ascii="Arial" w:cs="Arial" w:eastAsia="Arial" w:hAnsi="Arial"/>
@@ -3835,7 +3835,7 @@
             <w:pPr>
               <w:spacing w:after="20" w:before="0"/>
             </w:pPr>
-            <w:hyperlink w:history="1" r:id="rId2cjlzkz5uebp7zjjfkaly">
+            <w:hyperlink w:history="1" r:id="rIdhgfrqelonbnwxd0l-iy36">
               <w:r>
                 <w:rPr>
                   <w:rFonts w:ascii="Arial" w:cs="Arial" w:eastAsia="Arial" w:hAnsi="Arial"/>
@@ -3868,7 +3868,7 @@
               <w:spacing w:after="10" w:before="0"/>
               <w:ind w:left="120"/>
             </w:pPr>
-            <w:hyperlink w:history="1" r:id="rId--brsz2umofsscvmvxdmr">
+            <w:hyperlink w:history="1" r:id="rId24jkflgjdcjr2wmctcsyw">
               <w:r>
                 <w:rPr>
                   <w:rFonts w:ascii="Arial" w:cs="Arial" w:eastAsia="Arial" w:hAnsi="Arial"/>
@@ -3913,7 +3913,7 @@
             <w:pPr>
               <w:spacing w:after="20" w:before="0"/>
             </w:pPr>
-            <w:hyperlink w:history="1" r:id="rIdbj-m2vtggxhef9pwitzmh">
+            <w:hyperlink w:history="1" r:id="rIdrlxnnsrmlkwzg5huggpkt">
               <w:r>
                 <w:rPr>
                   <w:rFonts w:ascii="Arial" w:cs="Arial" w:eastAsia="Arial" w:hAnsi="Arial"/>
@@ -3946,7 +3946,7 @@
               <w:spacing w:after="10" w:before="0"/>
               <w:ind w:left="120"/>
             </w:pPr>
-            <w:hyperlink w:history="1" r:id="rId53ebwirtbwz9qimos_jmt">
+            <w:hyperlink w:history="1" r:id="rIdaqtk5fkd_zq9xqqix2m4o">
               <w:r>
                 <w:rPr>
                   <w:rFonts w:ascii="Arial" w:cs="Arial" w:eastAsia="Arial" w:hAnsi="Arial"/>
@@ -4141,7 +4141,7 @@
             <w:pPr>
               <w:spacing w:after="20" w:before="0"/>
             </w:pPr>
-            <w:hyperlink w:history="1" r:id="rIdjumjldwi4_740wkeflj5o">
+            <w:hyperlink w:history="1" r:id="rIdpv60vklglltv-bcui8jht">
               <w:r>
                 <w:rPr>
                   <w:rFonts w:ascii="Arial" w:cs="Arial" w:eastAsia="Arial" w:hAnsi="Arial"/>
@@ -4174,7 +4174,7 @@
               <w:spacing w:after="10" w:before="0"/>
               <w:ind w:left="120"/>
             </w:pPr>
-            <w:hyperlink w:history="1" r:id="rIdh-fc0nt0csista1uu_rtp">
+            <w:hyperlink w:history="1" r:id="rIdpafsquw068ucefnj_m3fn">
               <w:r>
                 <w:rPr>
                   <w:rFonts w:ascii="Arial" w:cs="Arial" w:eastAsia="Arial" w:hAnsi="Arial"/>
@@ -4219,7 +4219,7 @@
             <w:pPr>
               <w:spacing w:after="20" w:before="0"/>
             </w:pPr>
-            <w:hyperlink w:history="1" r:id="rIdqxtuztmrnewjuoq-qfbul">
+            <w:hyperlink w:history="1" r:id="rIdgrvopclku5wpndsw6dmla">
               <w:r>
                 <w:rPr>
                   <w:rFonts w:ascii="Arial" w:cs="Arial" w:eastAsia="Arial" w:hAnsi="Arial"/>
@@ -4252,7 +4252,7 @@
               <w:spacing w:after="10" w:before="0"/>
               <w:ind w:left="120"/>
             </w:pPr>
-            <w:hyperlink w:history="1" r:id="rIddizowxujfuukku52qdh54">
+            <w:hyperlink w:history="1" r:id="rIdtuwmmwtcrcwltkvkpt71u">
               <w:r>
                 <w:rPr>
                   <w:rFonts w:ascii="Arial" w:cs="Arial" w:eastAsia="Arial" w:hAnsi="Arial"/>
@@ -4447,7 +4447,7 @@
             <w:pPr>
               <w:spacing w:after="20" w:before="0"/>
             </w:pPr>
-            <w:hyperlink w:history="1" r:id="rIdj1x76tgmxtviagju8vxk_">
+            <w:hyperlink w:history="1" r:id="rIdfszxujdxphchhaxrgqq34">
               <w:r>
                 <w:rPr>
                   <w:rFonts w:ascii="Arial" w:cs="Arial" w:eastAsia="Arial" w:hAnsi="Arial"/>
@@ -4480,7 +4480,7 @@
               <w:spacing w:after="10" w:before="0"/>
               <w:ind w:left="120"/>
             </w:pPr>
-            <w:hyperlink w:history="1" r:id="rIdamwfazlzrxklirgvgsznm">
+            <w:hyperlink w:history="1" r:id="rId0yoxibo9yhudx2ncurdh3">
               <w:r>
                 <w:rPr>
                   <w:rFonts w:ascii="Arial" w:cs="Arial" w:eastAsia="Arial" w:hAnsi="Arial"/>
@@ -4525,7 +4525,7 @@
             <w:pPr>
               <w:spacing w:after="20" w:before="0"/>
             </w:pPr>
-            <w:hyperlink w:history="1" r:id="rIdqpbhcq2yo7jddrcpcgz7b">
+            <w:hyperlink w:history="1" r:id="rId1wwlcxfjueviop7a97j4r">
               <w:r>
                 <w:rPr>
                   <w:rFonts w:ascii="Arial" w:cs="Arial" w:eastAsia="Arial" w:hAnsi="Arial"/>
@@ -4558,7 +4558,7 @@
               <w:spacing w:after="10" w:before="0"/>
               <w:ind w:left="120"/>
             </w:pPr>
-            <w:hyperlink w:history="1" r:id="rIdsaxd-pnfddo77p_gurx0-">
+            <w:hyperlink w:history="1" r:id="rIdfp2bgipwwwgjyxiofl1cu">
               <w:r>
                 <w:rPr>
                   <w:rFonts w:ascii="Arial" w:cs="Arial" w:eastAsia="Arial" w:hAnsi="Arial"/>
@@ -4753,7 +4753,7 @@
             <w:pPr>
               <w:spacing w:after="20" w:before="0"/>
             </w:pPr>
-            <w:hyperlink w:history="1" r:id="rIdi05y1vbaytkq7losyxocc">
+            <w:hyperlink w:history="1" r:id="rIdu3zty1_oc9bfxohzd92r3">
               <w:r>
                 <w:rPr>
                   <w:rFonts w:ascii="Arial" w:cs="Arial" w:eastAsia="Arial" w:hAnsi="Arial"/>
@@ -4786,7 +4786,7 @@
               <w:spacing w:after="10" w:before="0"/>
               <w:ind w:left="120"/>
             </w:pPr>
-            <w:hyperlink w:history="1" r:id="rIdi7v6av2msifx_udwlmvug">
+            <w:hyperlink w:history="1" r:id="rIdaby1mut2108voyck1yvaa">
               <w:r>
                 <w:rPr>
                   <w:rFonts w:ascii="Arial" w:cs="Arial" w:eastAsia="Arial" w:hAnsi="Arial"/>
@@ -4831,7 +4831,7 @@
             <w:pPr>
               <w:spacing w:after="20" w:before="0"/>
             </w:pPr>
-            <w:hyperlink w:history="1" r:id="rIdky5wot_zlecaazfyhukeh">
+            <w:hyperlink w:history="1" r:id="rIdudkdc_nkjsc76zucqqk6n">
               <w:r>
                 <w:rPr>
                   <w:rFonts w:ascii="Arial" w:cs="Arial" w:eastAsia="Arial" w:hAnsi="Arial"/>
@@ -4864,7 +4864,7 @@
               <w:spacing w:after="10" w:before="0"/>
               <w:ind w:left="120"/>
             </w:pPr>
-            <w:hyperlink w:history="1" r:id="rIdqxowhrx9re1xxcyjw8qi3">
+            <w:hyperlink w:history="1" r:id="rIdk6rs-kkmmrvty4aadbbal">
               <w:r>
                 <w:rPr>
                   <w:rFonts w:ascii="Arial" w:cs="Arial" w:eastAsia="Arial" w:hAnsi="Arial"/>
@@ -6351,7 +6351,7 @@
             <w:pPr>
               <w:spacing w:after="20" w:before="0"/>
             </w:pPr>
-            <w:hyperlink w:history="1" r:id="rIdudrpsnrpe-g1xkytdvpy5">
+            <w:hyperlink w:history="1" r:id="rIdcg0oxr4cqxwxymfeipwua">
               <w:r>
                 <w:rPr>
                   <w:rFonts w:ascii="Arial" w:cs="Arial" w:eastAsia="Arial" w:hAnsi="Arial"/>
@@ -6384,7 +6384,7 @@
               <w:spacing w:after="10" w:before="0"/>
               <w:ind w:left="120"/>
             </w:pPr>
-            <w:hyperlink w:history="1" r:id="rId9qx16ltygaftfbiixqtrj">
+            <w:hyperlink w:history="1" r:id="rIdvycgbr_fxefjsljqkt0ql">
               <w:r>
                 <w:rPr>
                   <w:rFonts w:ascii="Arial" w:cs="Arial" w:eastAsia="Arial" w:hAnsi="Arial"/>
@@ -6429,7 +6429,7 @@
             <w:pPr>
               <w:spacing w:after="20" w:before="0"/>
             </w:pPr>
-            <w:hyperlink w:history="1" r:id="rId82a0djnumiyohxgfcrj6g">
+            <w:hyperlink w:history="1" r:id="rIdp-a6fftzvnc1taw9fo5s5">
               <w:r>
                 <w:rPr>
                   <w:rFonts w:ascii="Arial" w:cs="Arial" w:eastAsia="Arial" w:hAnsi="Arial"/>
@@ -6462,7 +6462,7 @@
               <w:spacing w:after="10" w:before="0"/>
               <w:ind w:left="120"/>
             </w:pPr>
-            <w:hyperlink w:history="1" r:id="rIdfxu7klyy9g10htw33pqcn">
+            <w:hyperlink w:history="1" r:id="rIdyhi28jrfotixqvqw50xp4">
               <w:r>
                 <w:rPr>
                   <w:rFonts w:ascii="Arial" w:cs="Arial" w:eastAsia="Arial" w:hAnsi="Arial"/>
@@ -6657,7 +6657,7 @@
             <w:pPr>
               <w:spacing w:after="20" w:before="0"/>
             </w:pPr>
-            <w:hyperlink w:history="1" r:id="rIdmcmbd2_klyztdbm9iomky">
+            <w:hyperlink w:history="1" r:id="rId5lwldbkslxdxypy0rulp0">
               <w:r>
                 <w:rPr>
                   <w:rFonts w:ascii="Arial" w:cs="Arial" w:eastAsia="Arial" w:hAnsi="Arial"/>
@@ -6690,7 +6690,7 @@
               <w:spacing w:after="10" w:before="0"/>
               <w:ind w:left="120"/>
             </w:pPr>
-            <w:hyperlink w:history="1" r:id="rIdrk744emh47y4rjbklnu4b">
+            <w:hyperlink w:history="1" r:id="rIdq6wej_7agfzrj_bpefh6_">
               <w:r>
                 <w:rPr>
                   <w:rFonts w:ascii="Arial" w:cs="Arial" w:eastAsia="Arial" w:hAnsi="Arial"/>
@@ -6735,7 +6735,7 @@
             <w:pPr>
               <w:spacing w:after="20" w:before="0"/>
             </w:pPr>
-            <w:hyperlink w:history="1" r:id="rIdmpkvmyclffmgy8x5wj-y3">
+            <w:hyperlink w:history="1" r:id="rIdk9j13gcpl7ivv-ejxvpya">
               <w:r>
                 <w:rPr>
                   <w:rFonts w:ascii="Arial" w:cs="Arial" w:eastAsia="Arial" w:hAnsi="Arial"/>
@@ -6768,7 +6768,7 @@
               <w:spacing w:after="10" w:before="0"/>
               <w:ind w:left="120"/>
             </w:pPr>
-            <w:hyperlink w:history="1" r:id="rIdvoisgwwyxahzze6y1u1zr">
+            <w:hyperlink w:history="1" r:id="rIdcuajwhnfebkfqoay-3pej">
               <w:r>
                 <w:rPr>
                   <w:rFonts w:ascii="Arial" w:cs="Arial" w:eastAsia="Arial" w:hAnsi="Arial"/>
@@ -6963,7 +6963,7 @@
             <w:pPr>
               <w:spacing w:after="20" w:before="0"/>
             </w:pPr>
-            <w:hyperlink w:history="1" r:id="rIdkmagyccgyb-aywxzmkmf2">
+            <w:hyperlink w:history="1" r:id="rId1r59gdoggcuktfhfcsvw7">
               <w:r>
                 <w:rPr>
                   <w:rFonts w:ascii="Arial" w:cs="Arial" w:eastAsia="Arial" w:hAnsi="Arial"/>
@@ -6996,7 +6996,7 @@
               <w:spacing w:after="10" w:before="0"/>
               <w:ind w:left="120"/>
             </w:pPr>
-            <w:hyperlink w:history="1" r:id="rIdfaydrhmuednheo0idfr4b">
+            <w:hyperlink w:history="1" r:id="rIdltek2vuiom9uhff400ifz">
               <w:r>
                 <w:rPr>
                   <w:rFonts w:ascii="Arial" w:cs="Arial" w:eastAsia="Arial" w:hAnsi="Arial"/>
@@ -7041,7 +7041,7 @@
             <w:pPr>
               <w:spacing w:after="20" w:before="0"/>
             </w:pPr>
-            <w:hyperlink w:history="1" r:id="rIdanyulyqs1rzffvuzxaqwg">
+            <w:hyperlink w:history="1" r:id="rIdhhk4b5niyamkpi6cnrfqb">
               <w:r>
                 <w:rPr>
                   <w:rFonts w:ascii="Arial" w:cs="Arial" w:eastAsia="Arial" w:hAnsi="Arial"/>
@@ -7074,7 +7074,7 @@
               <w:spacing w:after="10" w:before="0"/>
               <w:ind w:left="120"/>
             </w:pPr>
-            <w:hyperlink w:history="1" r:id="rIdqvuogdtkzmzdgq90kubaj">
+            <w:hyperlink w:history="1" r:id="rIdcgggopqkignn1xzlw1qrn">
               <w:r>
                 <w:rPr>
                   <w:rFonts w:ascii="Arial" w:cs="Arial" w:eastAsia="Arial" w:hAnsi="Arial"/>
@@ -7269,7 +7269,7 @@
             <w:pPr>
               <w:spacing w:after="20" w:before="0"/>
             </w:pPr>
-            <w:hyperlink w:history="1" r:id="rIdsswxtheocgiyzjeaac6am">
+            <w:hyperlink w:history="1" r:id="rIdfozbblqt8wn3p2lh5ikwd">
               <w:r>
                 <w:rPr>
                   <w:rFonts w:ascii="Arial" w:cs="Arial" w:eastAsia="Arial" w:hAnsi="Arial"/>
@@ -7302,7 +7302,7 @@
               <w:spacing w:after="10" w:before="0"/>
               <w:ind w:left="120"/>
             </w:pPr>
-            <w:hyperlink w:history="1" r:id="rIdhfez8hqds2hphcoygiyip">
+            <w:hyperlink w:history="1" r:id="rId-bialomvorn2fibxq23ea">
               <w:r>
                 <w:rPr>
                   <w:rFonts w:ascii="Arial" w:cs="Arial" w:eastAsia="Arial" w:hAnsi="Arial"/>
@@ -7347,7 +7347,7 @@
             <w:pPr>
               <w:spacing w:after="20" w:before="0"/>
             </w:pPr>
-            <w:hyperlink w:history="1" r:id="rIdwtuyponobwqcxob-d66bb">
+            <w:hyperlink w:history="1" r:id="rIdw0o2l7jmtzlmnol5o1vgq">
               <w:r>
                 <w:rPr>
                   <w:rFonts w:ascii="Arial" w:cs="Arial" w:eastAsia="Arial" w:hAnsi="Arial"/>
@@ -7380,7 +7380,7 @@
               <w:spacing w:after="10" w:before="0"/>
               <w:ind w:left="120"/>
             </w:pPr>
-            <w:hyperlink w:history="1" r:id="rIdl_mpuffcm5tfa_jjbu6ud">
+            <w:hyperlink w:history="1" r:id="rIdmeymltn0x9heda-1vi2wh">
               <w:r>
                 <w:rPr>
                   <w:rFonts w:ascii="Arial" w:cs="Arial" w:eastAsia="Arial" w:hAnsi="Arial"/>
@@ -7575,7 +7575,7 @@
             <w:pPr>
               <w:spacing w:after="20" w:before="0"/>
             </w:pPr>
-            <w:hyperlink w:history="1" r:id="rId27y0fyhilmzmsk_i187hh">
+            <w:hyperlink w:history="1" r:id="rId3wspsqu4ycczzcjw9c0-x">
               <w:r>
                 <w:rPr>
                   <w:rFonts w:ascii="Arial" w:cs="Arial" w:eastAsia="Arial" w:hAnsi="Arial"/>
@@ -7608,7 +7608,7 @@
               <w:spacing w:after="10" w:before="0"/>
               <w:ind w:left="120"/>
             </w:pPr>
-            <w:hyperlink w:history="1" r:id="rIdcnd6zhc4y6kw2oyjd19ck">
+            <w:hyperlink w:history="1" r:id="rIdlukwbtipxy-ugbc_z2wti">
               <w:r>
                 <w:rPr>
                   <w:rFonts w:ascii="Arial" w:cs="Arial" w:eastAsia="Arial" w:hAnsi="Arial"/>
@@ -7653,7 +7653,7 @@
             <w:pPr>
               <w:spacing w:after="20" w:before="0"/>
             </w:pPr>
-            <w:hyperlink w:history="1" r:id="rIdg2o3pv9r1vldhgbmw--qx">
+            <w:hyperlink w:history="1" r:id="rIdvtqdc95jza8sxfv8bvtim">
               <w:r>
                 <w:rPr>
                   <w:rFonts w:ascii="Arial" w:cs="Arial" w:eastAsia="Arial" w:hAnsi="Arial"/>
@@ -7686,7 +7686,7 @@
               <w:spacing w:after="10" w:before="0"/>
               <w:ind w:left="120"/>
             </w:pPr>
-            <w:hyperlink w:history="1" r:id="rIdlghvc8rqn5ayrluivesgs">
+            <w:hyperlink w:history="1" r:id="rIddpgwf8aclencoc9apdqsf">
               <w:r>
                 <w:rPr>
                   <w:rFonts w:ascii="Arial" w:cs="Arial" w:eastAsia="Arial" w:hAnsi="Arial"/>
@@ -9173,7 +9173,7 @@
             <w:pPr>
               <w:spacing w:after="20" w:before="0"/>
             </w:pPr>
-            <w:hyperlink w:history="1" r:id="rIdxvnllkhf7xpx6yf2uw_yy">
+            <w:hyperlink w:history="1" r:id="rIdmk9cvpn8dsg1a2cai_it1">
               <w:r>
                 <w:rPr>
                   <w:rFonts w:ascii="Arial" w:cs="Arial" w:eastAsia="Arial" w:hAnsi="Arial"/>
@@ -9206,7 +9206,7 @@
               <w:spacing w:after="10" w:before="0"/>
               <w:ind w:left="120"/>
             </w:pPr>
-            <w:hyperlink w:history="1" r:id="rId4kx4glmr6i1zbxezieto_">
+            <w:hyperlink w:history="1" r:id="rIdmnhty0wzfcp2xbfzye0_h">
               <w:r>
                 <w:rPr>
                   <w:rFonts w:ascii="Arial" w:cs="Arial" w:eastAsia="Arial" w:hAnsi="Arial"/>
@@ -9251,7 +9251,7 @@
             <w:pPr>
               <w:spacing w:after="20" w:before="0"/>
             </w:pPr>
-            <w:hyperlink w:history="1" r:id="rIdeqxfjnylap1ef1a3znfzy">
+            <w:hyperlink w:history="1" r:id="rIdnauxy9pj7plbolkramwlr">
               <w:r>
                 <w:rPr>
                   <w:rFonts w:ascii="Arial" w:cs="Arial" w:eastAsia="Arial" w:hAnsi="Arial"/>
@@ -9284,7 +9284,7 @@
               <w:spacing w:after="10" w:before="0"/>
               <w:ind w:left="120"/>
             </w:pPr>
-            <w:hyperlink w:history="1" r:id="rId2imlonfivwbvyx0xovrqi">
+            <w:hyperlink w:history="1" r:id="rIdeeviwg-ujg-wtde9wmiwj">
               <w:r>
                 <w:rPr>
                   <w:rFonts w:ascii="Arial" w:cs="Arial" w:eastAsia="Arial" w:hAnsi="Arial"/>
@@ -9479,7 +9479,7 @@
             <w:pPr>
               <w:spacing w:after="20" w:before="0"/>
             </w:pPr>
-            <w:hyperlink w:history="1" r:id="rIdq8rzu4rjookwfjz9dt5aj">
+            <w:hyperlink w:history="1" r:id="rIduqm6asxaayazd1m6menii">
               <w:r>
                 <w:rPr>
                   <w:rFonts w:ascii="Arial" w:cs="Arial" w:eastAsia="Arial" w:hAnsi="Arial"/>
@@ -9512,7 +9512,7 @@
               <w:spacing w:after="10" w:before="0"/>
               <w:ind w:left="120"/>
             </w:pPr>
-            <w:hyperlink w:history="1" r:id="rIdvlcgya0wsdsktsf0icpai">
+            <w:hyperlink w:history="1" r:id="rIdg49sgi4rxirtrzlokfp3t">
               <w:r>
                 <w:rPr>
                   <w:rFonts w:ascii="Arial" w:cs="Arial" w:eastAsia="Arial" w:hAnsi="Arial"/>
@@ -9557,7 +9557,7 @@
             <w:pPr>
               <w:spacing w:after="20" w:before="0"/>
             </w:pPr>
-            <w:hyperlink w:history="1" r:id="rIdymwsrg7ykcpghinm9i-lh">
+            <w:hyperlink w:history="1" r:id="rIdd2wn10ljs62xf--fu2d-i">
               <w:r>
                 <w:rPr>
                   <w:rFonts w:ascii="Arial" w:cs="Arial" w:eastAsia="Arial" w:hAnsi="Arial"/>
@@ -9590,7 +9590,7 @@
               <w:spacing w:after="10" w:before="0"/>
               <w:ind w:left="120"/>
             </w:pPr>
-            <w:hyperlink w:history="1" r:id="rIdhcnb7eqx7la9fjj84okzi">
+            <w:hyperlink w:history="1" r:id="rId8gmydghwp9vxntl2nfpvx">
               <w:r>
                 <w:rPr>
                   <w:rFonts w:ascii="Arial" w:cs="Arial" w:eastAsia="Arial" w:hAnsi="Arial"/>
@@ -9785,7 +9785,7 @@
             <w:pPr>
               <w:spacing w:after="20" w:before="0"/>
             </w:pPr>
-            <w:hyperlink w:history="1" r:id="rIdglix6rajbrld-xaetcthp">
+            <w:hyperlink w:history="1" r:id="rIdt0uikyok_ltjzha2or34v">
               <w:r>
                 <w:rPr>
                   <w:rFonts w:ascii="Arial" w:cs="Arial" w:eastAsia="Arial" w:hAnsi="Arial"/>
@@ -9818,7 +9818,7 @@
               <w:spacing w:after="10" w:before="0"/>
               <w:ind w:left="120"/>
             </w:pPr>
-            <w:hyperlink w:history="1" r:id="rIdjn4dt9rowwmbfdpxeejwe">
+            <w:hyperlink w:history="1" r:id="rIdgkxjrqehiy9dzpfo9secl">
               <w:r>
                 <w:rPr>
                   <w:rFonts w:ascii="Arial" w:cs="Arial" w:eastAsia="Arial" w:hAnsi="Arial"/>
@@ -9863,7 +9863,7 @@
             <w:pPr>
               <w:spacing w:after="20" w:before="0"/>
             </w:pPr>
-            <w:hyperlink w:history="1" r:id="rIdvprrixhbdbamkyscwikxm">
+            <w:hyperlink w:history="1" r:id="rIdwo7lbjagp1qkoyo_m2s08">
               <w:r>
                 <w:rPr>
                   <w:rFonts w:ascii="Arial" w:cs="Arial" w:eastAsia="Arial" w:hAnsi="Arial"/>
@@ -9896,7 +9896,7 @@
               <w:spacing w:after="10" w:before="0"/>
               <w:ind w:left="120"/>
             </w:pPr>
-            <w:hyperlink w:history="1" r:id="rIdzpwygbtuipimwx-xfww4w">
+            <w:hyperlink w:history="1" r:id="rIdwrlti_5s_ebbisp4yqnc_">
               <w:r>
                 <w:rPr>
                   <w:rFonts w:ascii="Arial" w:cs="Arial" w:eastAsia="Arial" w:hAnsi="Arial"/>
@@ -10091,7 +10091,7 @@
             <w:pPr>
               <w:spacing w:after="20" w:before="0"/>
             </w:pPr>
-            <w:hyperlink w:history="1" r:id="rIdgcbgsdlqsyqkz3ffknzsj">
+            <w:hyperlink w:history="1" r:id="rIdlmvvlisijga1j64cb2h2c">
               <w:r>
                 <w:rPr>
                   <w:rFonts w:ascii="Arial" w:cs="Arial" w:eastAsia="Arial" w:hAnsi="Arial"/>
@@ -10124,7 +10124,7 @@
               <w:spacing w:after="10" w:before="0"/>
               <w:ind w:left="120"/>
             </w:pPr>
-            <w:hyperlink w:history="1" r:id="rIdi_afdeakffxai74wbytps">
+            <w:hyperlink w:history="1" r:id="rIdb1mjvwkmgpz4mwxa3ciuh">
               <w:r>
                 <w:rPr>
                   <w:rFonts w:ascii="Arial" w:cs="Arial" w:eastAsia="Arial" w:hAnsi="Arial"/>
@@ -10169,7 +10169,7 @@
             <w:pPr>
               <w:spacing w:after="20" w:before="0"/>
             </w:pPr>
-            <w:hyperlink w:history="1" r:id="rIdcqfu4dlymqmyofnmnuqc3">
+            <w:hyperlink w:history="1" r:id="rIdflbyyg6pzdggdbfyrdgpn">
               <w:r>
                 <w:rPr>
                   <w:rFonts w:ascii="Arial" w:cs="Arial" w:eastAsia="Arial" w:hAnsi="Arial"/>
@@ -10202,7 +10202,7 @@
               <w:spacing w:after="10" w:before="0"/>
               <w:ind w:left="120"/>
             </w:pPr>
-            <w:hyperlink w:history="1" r:id="rIdn1xn3o-v8onkbcr3gom9-">
+            <w:hyperlink w:history="1" r:id="rId38cfzwocuesnct2aqut2p">
               <w:r>
                 <w:rPr>
                   <w:rFonts w:ascii="Arial" w:cs="Arial" w:eastAsia="Arial" w:hAnsi="Arial"/>
@@ -10397,7 +10397,7 @@
             <w:pPr>
               <w:spacing w:after="20" w:before="0"/>
             </w:pPr>
-            <w:hyperlink w:history="1" r:id="rId0hfau9pjnmctlsmzdaup8">
+            <w:hyperlink w:history="1" r:id="rIdu1txkesenodackxyffeil">
               <w:r>
                 <w:rPr>
                   <w:rFonts w:ascii="Arial" w:cs="Arial" w:eastAsia="Arial" w:hAnsi="Arial"/>
@@ -10430,7 +10430,7 @@
               <w:spacing w:after="10" w:before="0"/>
               <w:ind w:left="120"/>
             </w:pPr>
-            <w:hyperlink w:history="1" r:id="rIdsp5mhjbhr_lrpkon5hhh5">
+            <w:hyperlink w:history="1" r:id="rIdjjqtvond7vupe_hbz3urb">
               <w:r>
                 <w:rPr>
                   <w:rFonts w:ascii="Arial" w:cs="Arial" w:eastAsia="Arial" w:hAnsi="Arial"/>
@@ -10475,7 +10475,7 @@
             <w:pPr>
               <w:spacing w:after="20" w:before="0"/>
             </w:pPr>
-            <w:hyperlink w:history="1" r:id="rIdk4ouv2wvu7bi8foi6hqh5">
+            <w:hyperlink w:history="1" r:id="rIdvv9t0dyer_adtzdkyddgh">
               <w:r>
                 <w:rPr>
                   <w:rFonts w:ascii="Arial" w:cs="Arial" w:eastAsia="Arial" w:hAnsi="Arial"/>
@@ -10508,7 +10508,7 @@
               <w:spacing w:after="10" w:before="0"/>
               <w:ind w:left="120"/>
             </w:pPr>
-            <w:hyperlink w:history="1" r:id="rIdfveltjvdlvundjz8w2mia">
+            <w:hyperlink w:history="1" r:id="rIdpn3zarlyyoc0co_lfrelg">
               <w:r>
                 <w:rPr>
                   <w:rFonts w:ascii="Arial" w:cs="Arial" w:eastAsia="Arial" w:hAnsi="Arial"/>
@@ -11995,7 +11995,7 @@
             <w:pPr>
               <w:spacing w:after="20" w:before="0"/>
             </w:pPr>
-            <w:hyperlink w:history="1" r:id="rIdgljmgjuldwulhnhwebr6i">
+            <w:hyperlink w:history="1" r:id="rId9kpmzjkolmo0umzzczr8e">
               <w:r>
                 <w:rPr>
                   <w:rFonts w:ascii="Arial" w:cs="Arial" w:eastAsia="Arial" w:hAnsi="Arial"/>
@@ -12028,7 +12028,7 @@
               <w:spacing w:after="10" w:before="0"/>
               <w:ind w:left="120"/>
             </w:pPr>
-            <w:hyperlink w:history="1" r:id="rId_kzdyypx7wwvfa1ykfdqs">
+            <w:hyperlink w:history="1" r:id="rIdcitqadxcoqp3vx_aevcdg">
               <w:r>
                 <w:rPr>
                   <w:rFonts w:ascii="Arial" w:cs="Arial" w:eastAsia="Arial" w:hAnsi="Arial"/>
@@ -12073,7 +12073,7 @@
             <w:pPr>
               <w:spacing w:after="20" w:before="0"/>
             </w:pPr>
-            <w:hyperlink w:history="1" r:id="rId33zr2d2fidehup9btn929">
+            <w:hyperlink w:history="1" r:id="rIdwzshqbq236py0lme4kzzp">
               <w:r>
                 <w:rPr>
                   <w:rFonts w:ascii="Arial" w:cs="Arial" w:eastAsia="Arial" w:hAnsi="Arial"/>
@@ -12106,7 +12106,7 @@
               <w:spacing w:after="10" w:before="0"/>
               <w:ind w:left="120"/>
             </w:pPr>
-            <w:hyperlink w:history="1" r:id="rIdhhlaf1zkzo-8a3jrvjxwq">
+            <w:hyperlink w:history="1" r:id="rIdeg5kssdk9pza-apd14rt8">
               <w:r>
                 <w:rPr>
                   <w:rFonts w:ascii="Arial" w:cs="Arial" w:eastAsia="Arial" w:hAnsi="Arial"/>
@@ -12301,7 +12301,7 @@
             <w:pPr>
               <w:spacing w:after="20" w:before="0"/>
             </w:pPr>
-            <w:hyperlink w:history="1" r:id="rId636vazketbu-o3mbs02dc">
+            <w:hyperlink w:history="1" r:id="rIdussaevao9s7bvustouqcy">
               <w:r>
                 <w:rPr>
                   <w:rFonts w:ascii="Arial" w:cs="Arial" w:eastAsia="Arial" w:hAnsi="Arial"/>
@@ -12334,7 +12334,7 @@
               <w:spacing w:after="10" w:before="0"/>
               <w:ind w:left="120"/>
             </w:pPr>
-            <w:hyperlink w:history="1" r:id="rIdpt1sdmysh-hdglp9dqjhi">
+            <w:hyperlink w:history="1" r:id="rIdax_w5_w1eruo02nqew8bv">
               <w:r>
                 <w:rPr>
                   <w:rFonts w:ascii="Arial" w:cs="Arial" w:eastAsia="Arial" w:hAnsi="Arial"/>
@@ -12379,7 +12379,7 @@
             <w:pPr>
               <w:spacing w:after="20" w:before="0"/>
             </w:pPr>
-            <w:hyperlink w:history="1" r:id="rIdvley619qeriiwey5dfeoc">
+            <w:hyperlink w:history="1" r:id="rId67bjrmqovnumviqmgajgb">
               <w:r>
                 <w:rPr>
                   <w:rFonts w:ascii="Arial" w:cs="Arial" w:eastAsia="Arial" w:hAnsi="Arial"/>
@@ -12412,7 +12412,7 @@
               <w:spacing w:after="10" w:before="0"/>
               <w:ind w:left="120"/>
             </w:pPr>
-            <w:hyperlink w:history="1" r:id="rIds14i634nbdoov-3qatmua">
+            <w:hyperlink w:history="1" r:id="rIddyq3h1ekvu3ue6dpabjpp">
               <w:r>
                 <w:rPr>
                   <w:rFonts w:ascii="Arial" w:cs="Arial" w:eastAsia="Arial" w:hAnsi="Arial"/>
@@ -12607,7 +12607,7 @@
             <w:pPr>
               <w:spacing w:after="20" w:before="0"/>
             </w:pPr>
-            <w:hyperlink w:history="1" r:id="rIdjlyowne6uarm74oalklfq">
+            <w:hyperlink w:history="1" r:id="rIdieyvhwp5t1a4zgp4w5mzv">
               <w:r>
                 <w:rPr>
                   <w:rFonts w:ascii="Arial" w:cs="Arial" w:eastAsia="Arial" w:hAnsi="Arial"/>
@@ -12640,7 +12640,7 @@
               <w:spacing w:after="10" w:before="0"/>
               <w:ind w:left="120"/>
             </w:pPr>
-            <w:hyperlink w:history="1" r:id="rIddqxiwjpu7e0hd-y78mg-p">
+            <w:hyperlink w:history="1" r:id="rIdn4-0drdmbxjft6gfxmalu">
               <w:r>
                 <w:rPr>
                   <w:rFonts w:ascii="Arial" w:cs="Arial" w:eastAsia="Arial" w:hAnsi="Arial"/>
@@ -12685,7 +12685,7 @@
             <w:pPr>
               <w:spacing w:after="20" w:before="0"/>
             </w:pPr>
-            <w:hyperlink w:history="1" r:id="rIdvkwe17pkq7hx_-t2t2mna">
+            <w:hyperlink w:history="1" r:id="rIdmoqhspgwxmtoqoyf4e_eg">
               <w:r>
                 <w:rPr>
                   <w:rFonts w:ascii="Arial" w:cs="Arial" w:eastAsia="Arial" w:hAnsi="Arial"/>
@@ -12718,7 +12718,7 @@
               <w:spacing w:after="10" w:before="0"/>
               <w:ind w:left="120"/>
             </w:pPr>
-            <w:hyperlink w:history="1" r:id="rId3p1ubpmtdkrzgm2xaxrhw">
+            <w:hyperlink w:history="1" r:id="rIdcsf8elqdewzxo5igfsynh">
               <w:r>
                 <w:rPr>
                   <w:rFonts w:ascii="Arial" w:cs="Arial" w:eastAsia="Arial" w:hAnsi="Arial"/>
@@ -12913,7 +12913,7 @@
             <w:pPr>
               <w:spacing w:after="20" w:before="0"/>
             </w:pPr>
-            <w:hyperlink w:history="1" r:id="rIdqpkg5qugy9e4ythw-im0j">
+            <w:hyperlink w:history="1" r:id="rIdhaeudec_u0xksbhrt9no_">
               <w:r>
                 <w:rPr>
                   <w:rFonts w:ascii="Arial" w:cs="Arial" w:eastAsia="Arial" w:hAnsi="Arial"/>
@@ -12946,7 +12946,7 @@
               <w:spacing w:after="10" w:before="0"/>
               <w:ind w:left="120"/>
             </w:pPr>
-            <w:hyperlink w:history="1" r:id="rIdcwrykcoaoix646pvdtr7z">
+            <w:hyperlink w:history="1" r:id="rIdnfqidwh3gowy1vcd-jkrb">
               <w:r>
                 <w:rPr>
                   <w:rFonts w:ascii="Arial" w:cs="Arial" w:eastAsia="Arial" w:hAnsi="Arial"/>
@@ -12991,7 +12991,7 @@
             <w:pPr>
               <w:spacing w:after="20" w:before="0"/>
             </w:pPr>
-            <w:hyperlink w:history="1" r:id="rIdvm9wvmzalcbor9hxfhrhy">
+            <w:hyperlink w:history="1" r:id="rId8ktp9qizj8vqjr3bmomxu">
               <w:r>
                 <w:rPr>
                   <w:rFonts w:ascii="Arial" w:cs="Arial" w:eastAsia="Arial" w:hAnsi="Arial"/>
@@ -13024,7 +13024,7 @@
               <w:spacing w:after="10" w:before="0"/>
               <w:ind w:left="120"/>
             </w:pPr>
-            <w:hyperlink w:history="1" r:id="rId3wsj1lrx9rlz0qffulaie">
+            <w:hyperlink w:history="1" r:id="rIdppbi4s-eudrv00p6ikzsa">
               <w:r>
                 <w:rPr>
                   <w:rFonts w:ascii="Arial" w:cs="Arial" w:eastAsia="Arial" w:hAnsi="Arial"/>
@@ -13219,7 +13219,7 @@
             <w:pPr>
               <w:spacing w:after="20" w:before="0"/>
             </w:pPr>
-            <w:hyperlink w:history="1" r:id="rIdfqk1yxn_g9dznfefgspvg">
+            <w:hyperlink w:history="1" r:id="rIdxlafai96w7skbqwq-qalp">
               <w:r>
                 <w:rPr>
                   <w:rFonts w:ascii="Arial" w:cs="Arial" w:eastAsia="Arial" w:hAnsi="Arial"/>
@@ -13252,7 +13252,7 @@
               <w:spacing w:after="10" w:before="0"/>
               <w:ind w:left="120"/>
             </w:pPr>
-            <w:hyperlink w:history="1" r:id="rId7-bkmmtpchrawvfoi2-iv">
+            <w:hyperlink w:history="1" r:id="rIdue5cffcz4pzgl60vzl7iv">
               <w:r>
                 <w:rPr>
                   <w:rFonts w:ascii="Arial" w:cs="Arial" w:eastAsia="Arial" w:hAnsi="Arial"/>
@@ -13297,7 +13297,7 @@
             <w:pPr>
               <w:spacing w:after="20" w:before="0"/>
             </w:pPr>
-            <w:hyperlink w:history="1" r:id="rIdqhhfiittdpl2grbgzsmp4">
+            <w:hyperlink w:history="1" r:id="rId1riczco0dbtvubywe13ff">
               <w:r>
                 <w:rPr>
                   <w:rFonts w:ascii="Arial" w:cs="Arial" w:eastAsia="Arial" w:hAnsi="Arial"/>
@@ -13330,7 +13330,7 @@
               <w:spacing w:after="10" w:before="0"/>
               <w:ind w:left="120"/>
             </w:pPr>
-            <w:hyperlink w:history="1" r:id="rIdesyag-h_e70tphkzksrrj">
+            <w:hyperlink w:history="1" r:id="rId9o5wvo0ig059qwqlxgpgo">
               <w:r>
                 <w:rPr>
                   <w:rFonts w:ascii="Arial" w:cs="Arial" w:eastAsia="Arial" w:hAnsi="Arial"/>
@@ -14931,7 +14931,7 @@
             <w:pPr>
               <w:spacing w:after="20" w:before="0"/>
             </w:pPr>
-            <w:hyperlink w:history="1" r:id="rIdzttwg9wf-zsuptbkwwt2u">
+            <w:hyperlink w:history="1" r:id="rIdaoxfqe85ztmuq3aao9yuf">
               <w:r>
                 <w:rPr>
                   <w:rFonts w:ascii="Arial" w:cs="Arial" w:eastAsia="Arial" w:hAnsi="Arial"/>
@@ -14964,7 +14964,7 @@
               <w:spacing w:after="10" w:before="0"/>
               <w:ind w:left="120"/>
             </w:pPr>
-            <w:hyperlink w:history="1" r:id="rIdk76vy0hxko4thlup24noo">
+            <w:hyperlink w:history="1" r:id="rIdxtgwhtudnjmpeor-fgili">
               <w:r>
                 <w:rPr>
                   <w:rFonts w:ascii="Arial" w:cs="Arial" w:eastAsia="Arial" w:hAnsi="Arial"/>
@@ -15009,7 +15009,7 @@
             <w:pPr>
               <w:spacing w:after="20" w:before="0"/>
             </w:pPr>
-            <w:hyperlink w:history="1" r:id="rIdxbfgxlnvgecopx2zeyvzl">
+            <w:hyperlink w:history="1" r:id="rId3rmv4w69g6onyqfac7r5y">
               <w:r>
                 <w:rPr>
                   <w:rFonts w:ascii="Arial" w:cs="Arial" w:eastAsia="Arial" w:hAnsi="Arial"/>
@@ -15042,7 +15042,7 @@
               <w:spacing w:after="10" w:before="0"/>
               <w:ind w:left="120"/>
             </w:pPr>
-            <w:hyperlink w:history="1" r:id="rIdxhp_2d5f9jp2hkh7myfkn">
+            <w:hyperlink w:history="1" r:id="rIdkx4ihwhfoetywg_z4msqo">
               <w:r>
                 <w:rPr>
                   <w:rFonts w:ascii="Arial" w:cs="Arial" w:eastAsia="Arial" w:hAnsi="Arial"/>
@@ -15237,7 +15237,7 @@
             <w:pPr>
               <w:spacing w:after="20" w:before="0"/>
             </w:pPr>
-            <w:hyperlink w:history="1" r:id="rIdqr1pd_plqwrotxr2rf05u">
+            <w:hyperlink w:history="1" r:id="rIdaocpkk0msdy1bet_vo42w">
               <w:r>
                 <w:rPr>
                   <w:rFonts w:ascii="Arial" w:cs="Arial" w:eastAsia="Arial" w:hAnsi="Arial"/>
@@ -15270,7 +15270,7 @@
               <w:spacing w:after="10" w:before="0"/>
               <w:ind w:left="120"/>
             </w:pPr>
-            <w:hyperlink w:history="1" r:id="rIdpc-t43i5uwgp4qxfmledv">
+            <w:hyperlink w:history="1" r:id="rIdx_uji6pqam0suvmjmgqrf">
               <w:r>
                 <w:rPr>
                   <w:rFonts w:ascii="Arial" w:cs="Arial" w:eastAsia="Arial" w:hAnsi="Arial"/>
@@ -15315,7 +15315,7 @@
             <w:pPr>
               <w:spacing w:after="20" w:before="0"/>
             </w:pPr>
-            <w:hyperlink w:history="1" r:id="rIds5vgdsmmqdkiddd-_ueig">
+            <w:hyperlink w:history="1" r:id="rIdb7gxyvfh5dpxfebentlrb">
               <w:r>
                 <w:rPr>
                   <w:rFonts w:ascii="Arial" w:cs="Arial" w:eastAsia="Arial" w:hAnsi="Arial"/>
@@ -15348,7 +15348,7 @@
               <w:spacing w:after="10" w:before="0"/>
               <w:ind w:left="120"/>
             </w:pPr>
-            <w:hyperlink w:history="1" r:id="rIdmucfm5pkjxzrbst0_gk8c">
+            <w:hyperlink w:history="1" r:id="rIdgehprnpoltsbkgrsamsfp">
               <w:r>
                 <w:rPr>
                   <w:rFonts w:ascii="Arial" w:cs="Arial" w:eastAsia="Arial" w:hAnsi="Arial"/>
@@ -15543,7 +15543,7 @@
             <w:pPr>
               <w:spacing w:after="20" w:before="0"/>
             </w:pPr>
-            <w:hyperlink w:history="1" r:id="rIdaj5o9hwiyvmq1sdt2k7x5">
+            <w:hyperlink w:history="1" r:id="rIdzffcd7csemjvaw4n3gdnp">
               <w:r>
                 <w:rPr>
                   <w:rFonts w:ascii="Arial" w:cs="Arial" w:eastAsia="Arial" w:hAnsi="Arial"/>
@@ -15576,7 +15576,7 @@
               <w:spacing w:after="10" w:before="0"/>
               <w:ind w:left="120"/>
             </w:pPr>
-            <w:hyperlink w:history="1" r:id="rIdnzjvc9-olqh8kisoimlcl">
+            <w:hyperlink w:history="1" r:id="rIdu6hhylloxoy5irsxuzlu5">
               <w:r>
                 <w:rPr>
                   <w:rFonts w:ascii="Arial" w:cs="Arial" w:eastAsia="Arial" w:hAnsi="Arial"/>
@@ -15621,7 +15621,7 @@
             <w:pPr>
               <w:spacing w:after="20" w:before="0"/>
             </w:pPr>
-            <w:hyperlink w:history="1" r:id="rId6kd2wqrriumefbws48q0w">
+            <w:hyperlink w:history="1" r:id="rIdp7oe0yxbpqfq6ezr1u1ri">
               <w:r>
                 <w:rPr>
                   <w:rFonts w:ascii="Arial" w:cs="Arial" w:eastAsia="Arial" w:hAnsi="Arial"/>
@@ -15654,7 +15654,7 @@
               <w:spacing w:after="10" w:before="0"/>
               <w:ind w:left="120"/>
             </w:pPr>
-            <w:hyperlink w:history="1" r:id="rIdrl6s21nffc-jmkv2vkm4w">
+            <w:hyperlink w:history="1" r:id="rIdw1ohshpotf5yjoon32jxb">
               <w:r>
                 <w:rPr>
                   <w:rFonts w:ascii="Arial" w:cs="Arial" w:eastAsia="Arial" w:hAnsi="Arial"/>
@@ -15849,7 +15849,7 @@
             <w:pPr>
               <w:spacing w:after="20" w:before="0"/>
             </w:pPr>
-            <w:hyperlink w:history="1" r:id="rIdhxu32fh1rtvgw2dxkqblb">
+            <w:hyperlink w:history="1" r:id="rIdevxaug-2wrzocciuydazh">
               <w:r>
                 <w:rPr>
                   <w:rFonts w:ascii="Arial" w:cs="Arial" w:eastAsia="Arial" w:hAnsi="Arial"/>
@@ -15882,7 +15882,7 @@
               <w:spacing w:after="10" w:before="0"/>
               <w:ind w:left="120"/>
             </w:pPr>
-            <w:hyperlink w:history="1" r:id="rIdwz5oerljvflzh5szjyehm">
+            <w:hyperlink w:history="1" r:id="rIdzpacbxfftbuorazbo9ni6">
               <w:r>
                 <w:rPr>
                   <w:rFonts w:ascii="Arial" w:cs="Arial" w:eastAsia="Arial" w:hAnsi="Arial"/>
@@ -15927,7 +15927,7 @@
             <w:pPr>
               <w:spacing w:after="20" w:before="0"/>
             </w:pPr>
-            <w:hyperlink w:history="1" r:id="rIdij116uctrbzul2jluy6hj">
+            <w:hyperlink w:history="1" r:id="rIdpmv3ly5ejaa7wad16qbcj">
               <w:r>
                 <w:rPr>
                   <w:rFonts w:ascii="Arial" w:cs="Arial" w:eastAsia="Arial" w:hAnsi="Arial"/>
@@ -15960,7 +15960,7 @@
               <w:spacing w:after="10" w:before="0"/>
               <w:ind w:left="120"/>
             </w:pPr>
-            <w:hyperlink w:history="1" r:id="rIdq62ktm9bhrg0ao-x7ioxw">
+            <w:hyperlink w:history="1" r:id="rIdvuqqraococtynowuia-or">
               <w:r>
                 <w:rPr>
                   <w:rFonts w:ascii="Arial" w:cs="Arial" w:eastAsia="Arial" w:hAnsi="Arial"/>
@@ -16155,7 +16155,7 @@
             <w:pPr>
               <w:spacing w:after="20" w:before="0"/>
             </w:pPr>
-            <w:hyperlink w:history="1" r:id="rIdr_dcriqwchsojwticnwmz">
+            <w:hyperlink w:history="1" r:id="rIdwr2i8jfthcvyglruzqosx">
               <w:r>
                 <w:rPr>
                   <w:rFonts w:ascii="Arial" w:cs="Arial" w:eastAsia="Arial" w:hAnsi="Arial"/>
@@ -16188,7 +16188,7 @@
               <w:spacing w:after="10" w:before="0"/>
               <w:ind w:left="120"/>
             </w:pPr>
-            <w:hyperlink w:history="1" r:id="rId4d3rtff1ro-qpww3knxkp">
+            <w:hyperlink w:history="1" r:id="rIdpkyzbrhku9whkuaptkma5">
               <w:r>
                 <w:rPr>
                   <w:rFonts w:ascii="Arial" w:cs="Arial" w:eastAsia="Arial" w:hAnsi="Arial"/>
@@ -16233,7 +16233,7 @@
             <w:pPr>
               <w:spacing w:after="20" w:before="0"/>
             </w:pPr>
-            <w:hyperlink w:history="1" r:id="rIdsotgay14qaadkltibxuaj">
+            <w:hyperlink w:history="1" r:id="rIdm005voacmwpkf1x8xnrq-">
               <w:r>
                 <w:rPr>
                   <w:rFonts w:ascii="Arial" w:cs="Arial" w:eastAsia="Arial" w:hAnsi="Arial"/>
@@ -16266,7 +16266,7 @@
               <w:spacing w:after="10" w:before="0"/>
               <w:ind w:left="120"/>
             </w:pPr>
-            <w:hyperlink w:history="1" r:id="rIdluxpsu5fcvhi4o01mzerc">
+            <w:hyperlink w:history="1" r:id="rId10tujxlzsie4nwrjk5efp">
               <w:r>
                 <w:rPr>
                   <w:rFonts w:ascii="Arial" w:cs="Arial" w:eastAsia="Arial" w:hAnsi="Arial"/>
@@ -17753,7 +17753,7 @@
             <w:pPr>
               <w:spacing w:after="20" w:before="0"/>
             </w:pPr>
-            <w:hyperlink w:history="1" r:id="rId9kyeavwfej1rdojlttovz">
+            <w:hyperlink w:history="1" r:id="rIdngt_-7mggjiktnqzijpnd">
               <w:r>
                 <w:rPr>
                   <w:rFonts w:ascii="Arial" w:cs="Arial" w:eastAsia="Arial" w:hAnsi="Arial"/>
@@ -17786,7 +17786,7 @@
               <w:spacing w:after="10" w:before="0"/>
               <w:ind w:left="120"/>
             </w:pPr>
-            <w:hyperlink w:history="1" r:id="rIdmnrkk7v26kyzmscmiaxk0">
+            <w:hyperlink w:history="1" r:id="rIdspj2eqfwsioy0z99tta67">
               <w:r>
                 <w:rPr>
                   <w:rFonts w:ascii="Arial" w:cs="Arial" w:eastAsia="Arial" w:hAnsi="Arial"/>
@@ -17831,7 +17831,7 @@
             <w:pPr>
               <w:spacing w:after="20" w:before="0"/>
             </w:pPr>
-            <w:hyperlink w:history="1" r:id="rIdob9jzlbvtgfgzyheggogp">
+            <w:hyperlink w:history="1" r:id="rIdufn9lawsk4jk9s7wgclk_">
               <w:r>
                 <w:rPr>
                   <w:rFonts w:ascii="Arial" w:cs="Arial" w:eastAsia="Arial" w:hAnsi="Arial"/>
@@ -17864,7 +17864,7 @@
               <w:spacing w:after="10" w:before="0"/>
               <w:ind w:left="120"/>
             </w:pPr>
-            <w:hyperlink w:history="1" r:id="rIdcg80-2ahe7alkkj4eljuk">
+            <w:hyperlink w:history="1" r:id="rIdtzakdkjui24cjrt7lzs95">
               <w:r>
                 <w:rPr>
                   <w:rFonts w:ascii="Arial" w:cs="Arial" w:eastAsia="Arial" w:hAnsi="Arial"/>
@@ -18059,7 +18059,7 @@
             <w:pPr>
               <w:spacing w:after="20" w:before="0"/>
             </w:pPr>
-            <w:hyperlink w:history="1" r:id="rIdlceyfdvnndxxr1obzgsev">
+            <w:hyperlink w:history="1" r:id="rIdgqcljg0hh4x-ysvprsiuk">
               <w:r>
                 <w:rPr>
                   <w:rFonts w:ascii="Arial" w:cs="Arial" w:eastAsia="Arial" w:hAnsi="Arial"/>
@@ -18092,7 +18092,7 @@
               <w:spacing w:after="10" w:before="0"/>
               <w:ind w:left="120"/>
             </w:pPr>
-            <w:hyperlink w:history="1" r:id="rIduezn6qpzgvwcwhw6rkylt">
+            <w:hyperlink w:history="1" r:id="rIdawh1mnddwwa9unzab7emg">
               <w:r>
                 <w:rPr>
                   <w:rFonts w:ascii="Arial" w:cs="Arial" w:eastAsia="Arial" w:hAnsi="Arial"/>
@@ -18137,7 +18137,7 @@
             <w:pPr>
               <w:spacing w:after="20" w:before="0"/>
             </w:pPr>
-            <w:hyperlink w:history="1" r:id="rIdc0uoamfue46qro7onk8em">
+            <w:hyperlink w:history="1" r:id="rIdliiaj67q9mqi-xk1jg2s-">
               <w:r>
                 <w:rPr>
                   <w:rFonts w:ascii="Arial" w:cs="Arial" w:eastAsia="Arial" w:hAnsi="Arial"/>
@@ -18170,7 +18170,7 @@
               <w:spacing w:after="10" w:before="0"/>
               <w:ind w:left="120"/>
             </w:pPr>
-            <w:hyperlink w:history="1" r:id="rId0cma5ldwa4jotkba5h331">
+            <w:hyperlink w:history="1" r:id="rIdyfp-pzgpxb6e4zd3s1bcv">
               <w:r>
                 <w:rPr>
                   <w:rFonts w:ascii="Arial" w:cs="Arial" w:eastAsia="Arial" w:hAnsi="Arial"/>
@@ -18365,7 +18365,7 @@
             <w:pPr>
               <w:spacing w:after="20" w:before="0"/>
             </w:pPr>
-            <w:hyperlink w:history="1" r:id="rId4erkzxinoh0jlrjfzc8p9">
+            <w:hyperlink w:history="1" r:id="rIdglc4toerham02pjcv3a9n">
               <w:r>
                 <w:rPr>
                   <w:rFonts w:ascii="Arial" w:cs="Arial" w:eastAsia="Arial" w:hAnsi="Arial"/>
@@ -18398,7 +18398,7 @@
               <w:spacing w:after="10" w:before="0"/>
               <w:ind w:left="120"/>
             </w:pPr>
-            <w:hyperlink w:history="1" r:id="rIdlujdomyyw-adfnkjqgihi">
+            <w:hyperlink w:history="1" r:id="rIdjyty-0lnreumbjsjd5bdz">
               <w:r>
                 <w:rPr>
                   <w:rFonts w:ascii="Arial" w:cs="Arial" w:eastAsia="Arial" w:hAnsi="Arial"/>
@@ -18443,7 +18443,7 @@
             <w:pPr>
               <w:spacing w:after="20" w:before="0"/>
             </w:pPr>
-            <w:hyperlink w:history="1" r:id="rIdrbcenbq-kwukirxuf8xqa">
+            <w:hyperlink w:history="1" r:id="rIduxe75js5rlu6rx_iuflmi">
               <w:r>
                 <w:rPr>
                   <w:rFonts w:ascii="Arial" w:cs="Arial" w:eastAsia="Arial" w:hAnsi="Arial"/>
@@ -18476,7 +18476,7 @@
               <w:spacing w:after="10" w:before="0"/>
               <w:ind w:left="120"/>
             </w:pPr>
-            <w:hyperlink w:history="1" r:id="rIdjngjzeecuqhq01molc6pa">
+            <w:hyperlink w:history="1" r:id="rIdqc3d5gurpwi12c2wxhitn">
               <w:r>
                 <w:rPr>
                   <w:rFonts w:ascii="Arial" w:cs="Arial" w:eastAsia="Arial" w:hAnsi="Arial"/>
@@ -18671,7 +18671,7 @@
             <w:pPr>
               <w:spacing w:after="20" w:before="0"/>
             </w:pPr>
-            <w:hyperlink w:history="1" r:id="rIdeqptscbaqop-mtpkfctbp">
+            <w:hyperlink w:history="1" r:id="rIdaspbxdl726vgd38dq2-wy">
               <w:r>
                 <w:rPr>
                   <w:rFonts w:ascii="Arial" w:cs="Arial" w:eastAsia="Arial" w:hAnsi="Arial"/>
@@ -18704,7 +18704,7 @@
               <w:spacing w:after="10" w:before="0"/>
               <w:ind w:left="120"/>
             </w:pPr>
-            <w:hyperlink w:history="1" r:id="rIdcjiogbeyfrlqjz2jhhvka">
+            <w:hyperlink w:history="1" r:id="rIdi1rlmmqw7-2bsx9g32_lc">
               <w:r>
                 <w:rPr>
                   <w:rFonts w:ascii="Arial" w:cs="Arial" w:eastAsia="Arial" w:hAnsi="Arial"/>
@@ -18749,7 +18749,7 @@
             <w:pPr>
               <w:spacing w:after="20" w:before="0"/>
             </w:pPr>
-            <w:hyperlink w:history="1" r:id="rIdd7p7bzt4ezuxrymnejhwh">
+            <w:hyperlink w:history="1" r:id="rId2uo9w-6ylxzz9as5ah3j5">
               <w:r>
                 <w:rPr>
                   <w:rFonts w:ascii="Arial" w:cs="Arial" w:eastAsia="Arial" w:hAnsi="Arial"/>
@@ -18782,7 +18782,7 @@
               <w:spacing w:after="10" w:before="0"/>
               <w:ind w:left="120"/>
             </w:pPr>
-            <w:hyperlink w:history="1" r:id="rIddjlgck-cwlinb_s7c0ipn">
+            <w:hyperlink w:history="1" r:id="rIdxkgyg1qaetjxxcybrrdej">
               <w:r>
                 <w:rPr>
                   <w:rFonts w:ascii="Arial" w:cs="Arial" w:eastAsia="Arial" w:hAnsi="Arial"/>
@@ -18977,7 +18977,7 @@
             <w:pPr>
               <w:spacing w:after="20" w:before="0"/>
             </w:pPr>
-            <w:hyperlink w:history="1" r:id="rId_h5jaakgfvkxyu-spd2_x">
+            <w:hyperlink w:history="1" r:id="rIdbrgbsicjkxdbljuuuj3dv">
               <w:r>
                 <w:rPr>
                   <w:rFonts w:ascii="Arial" w:cs="Arial" w:eastAsia="Arial" w:hAnsi="Arial"/>
@@ -19010,7 +19010,7 @@
               <w:spacing w:after="10" w:before="0"/>
               <w:ind w:left="120"/>
             </w:pPr>
-            <w:hyperlink w:history="1" r:id="rIdbeblgf9lxjx_ssu85nvd8">
+            <w:hyperlink w:history="1" r:id="rIdve0abask4j-l5y6xyenyj">
               <w:r>
                 <w:rPr>
                   <w:rFonts w:ascii="Arial" w:cs="Arial" w:eastAsia="Arial" w:hAnsi="Arial"/>
@@ -19055,7 +19055,7 @@
             <w:pPr>
               <w:spacing w:after="20" w:before="0"/>
             </w:pPr>
-            <w:hyperlink w:history="1" r:id="rIdeomizblqsb9_06tr5qz02">
+            <w:hyperlink w:history="1" r:id="rIdnthgsv17ifmdyqmtdqlj9">
               <w:r>
                 <w:rPr>
                   <w:rFonts w:ascii="Arial" w:cs="Arial" w:eastAsia="Arial" w:hAnsi="Arial"/>
@@ -19088,7 +19088,7 @@
               <w:spacing w:after="10" w:before="0"/>
               <w:ind w:left="120"/>
             </w:pPr>
-            <w:hyperlink w:history="1" r:id="rIdumtuyy2d67s8lk0wm3kfx">
+            <w:hyperlink w:history="1" r:id="rId4yt8yq9mj-5pjauucnygd">
               <w:r>
                 <w:rPr>
                   <w:rFonts w:ascii="Arial" w:cs="Arial" w:eastAsia="Arial" w:hAnsi="Arial"/>
@@ -20576,7 +20576,7 @@
             <w:pPr>
               <w:spacing w:after="20" w:before="0"/>
             </w:pPr>
-            <w:hyperlink w:history="1" r:id="rIdiri9vx316tx6lmyprwxcg">
+            <w:hyperlink w:history="1" r:id="rIdzsz6jnsal11whkfpn81wj">
               <w:r>
                 <w:rPr>
                   <w:rFonts w:ascii="Arial" w:cs="Arial" w:eastAsia="Arial" w:hAnsi="Arial"/>
@@ -20609,7 +20609,7 @@
               <w:spacing w:after="10" w:before="0"/>
               <w:ind w:left="120"/>
             </w:pPr>
-            <w:hyperlink w:history="1" r:id="rIdq5mmqxtl_bu9xomuo7zal">
+            <w:hyperlink w:history="1" r:id="rIdf8i7jo9pphmreq0hw2c16">
               <w:r>
                 <w:rPr>
                   <w:rFonts w:ascii="Arial" w:cs="Arial" w:eastAsia="Arial" w:hAnsi="Arial"/>
@@ -20654,7 +20654,7 @@
             <w:pPr>
               <w:spacing w:after="20" w:before="0"/>
             </w:pPr>
-            <w:hyperlink w:history="1" r:id="rIdm1rcp845a7bwnidf-3ecz">
+            <w:hyperlink w:history="1" r:id="rIdjaoxcfjknee5nny42gjtd">
               <w:r>
                 <w:rPr>
                   <w:rFonts w:ascii="Arial" w:cs="Arial" w:eastAsia="Arial" w:hAnsi="Arial"/>
@@ -20687,7 +20687,7 @@
               <w:spacing w:after="10" w:before="0"/>
               <w:ind w:left="120"/>
             </w:pPr>
-            <w:hyperlink w:history="1" r:id="rIdzfotmwhnl2ztarwf4ctn2">
+            <w:hyperlink w:history="1" r:id="rId7_f29xtos2nbp-t1zfme3">
               <w:r>
                 <w:rPr>
                   <w:rFonts w:ascii="Arial" w:cs="Arial" w:eastAsia="Arial" w:hAnsi="Arial"/>
@@ -20882,7 +20882,7 @@
             <w:pPr>
               <w:spacing w:after="20" w:before="0"/>
             </w:pPr>
-            <w:hyperlink w:history="1" r:id="rIdfxyopdlwvvoba9w8uf0f3">
+            <w:hyperlink w:history="1" r:id="rIdxqfspiibdw1vuwsyiupml">
               <w:r>
                 <w:rPr>
                   <w:rFonts w:ascii="Arial" w:cs="Arial" w:eastAsia="Arial" w:hAnsi="Arial"/>
@@ -20915,7 +20915,7 @@
               <w:spacing w:after="10" w:before="0"/>
               <w:ind w:left="120"/>
             </w:pPr>
-            <w:hyperlink w:history="1" r:id="rId6pjisx3qswid9zqhjl6a3">
+            <w:hyperlink w:history="1" r:id="rId4scl-bg-tco0kj2zrno8q">
               <w:r>
                 <w:rPr>
                   <w:rFonts w:ascii="Arial" w:cs="Arial" w:eastAsia="Arial" w:hAnsi="Arial"/>
@@ -20960,7 +20960,7 @@
             <w:pPr>
               <w:spacing w:after="20" w:before="0"/>
             </w:pPr>
-            <w:hyperlink w:history="1" r:id="rIde8ls4nog71klgovs41lt9">
+            <w:hyperlink w:history="1" r:id="rIdbd6ofi8pwnatr3mkc3c_l">
               <w:r>
                 <w:rPr>
                   <w:rFonts w:ascii="Arial" w:cs="Arial" w:eastAsia="Arial" w:hAnsi="Arial"/>
@@ -20993,7 +20993,7 @@
               <w:spacing w:after="10" w:before="0"/>
               <w:ind w:left="120"/>
             </w:pPr>
-            <w:hyperlink w:history="1" r:id="rIdm0yesyfvvrrqnm5aejrh_">
+            <w:hyperlink w:history="1" r:id="rIduporvdarwfl2txut9hxvs">
               <w:r>
                 <w:rPr>
                   <w:rFonts w:ascii="Arial" w:cs="Arial" w:eastAsia="Arial" w:hAnsi="Arial"/>
@@ -21188,7 +21188,7 @@
             <w:pPr>
               <w:spacing w:after="20" w:before="0"/>
             </w:pPr>
-            <w:hyperlink w:history="1" r:id="rIdlqf95wqrs0houbkowurle">
+            <w:hyperlink w:history="1" r:id="rIddp-b9cx3_id_qwg1r1llp">
               <w:r>
                 <w:rPr>
                   <w:rFonts w:ascii="Arial" w:cs="Arial" w:eastAsia="Arial" w:hAnsi="Arial"/>
@@ -21221,7 +21221,7 @@
               <w:spacing w:after="10" w:before="0"/>
               <w:ind w:left="120"/>
             </w:pPr>
-            <w:hyperlink w:history="1" r:id="rIdaiyvak7rpub-sdeurbgfq">
+            <w:hyperlink w:history="1" r:id="rIdoqdpj9c6kc-szamohl4fb">
               <w:r>
                 <w:rPr>
                   <w:rFonts w:ascii="Arial" w:cs="Arial" w:eastAsia="Arial" w:hAnsi="Arial"/>
@@ -21266,7 +21266,7 @@
             <w:pPr>
               <w:spacing w:after="20" w:before="0"/>
             </w:pPr>
-            <w:hyperlink w:history="1" r:id="rIdg3wugd0fmhgo6plxg8b3x">
+            <w:hyperlink w:history="1" r:id="rIdagew-zppl2hnnusfumgi5">
               <w:r>
                 <w:rPr>
                   <w:rFonts w:ascii="Arial" w:cs="Arial" w:eastAsia="Arial" w:hAnsi="Arial"/>
@@ -21299,7 +21299,7 @@
               <w:spacing w:after="10" w:before="0"/>
               <w:ind w:left="120"/>
             </w:pPr>
-            <w:hyperlink w:history="1" r:id="rIdqwm3-_6eflgv--ba_abix">
+            <w:hyperlink w:history="1" r:id="rIdvrgqkffowtc7rsldzfzax">
               <w:r>
                 <w:rPr>
                   <w:rFonts w:ascii="Arial" w:cs="Arial" w:eastAsia="Arial" w:hAnsi="Arial"/>
@@ -21494,7 +21494,7 @@
             <w:pPr>
               <w:spacing w:after="20" w:before="0"/>
             </w:pPr>
-            <w:hyperlink w:history="1" r:id="rIdl8a9izxlnquibpppqde7l">
+            <w:hyperlink w:history="1" r:id="rId-f3s4uexgibbfn05krapu">
               <w:r>
                 <w:rPr>
                   <w:rFonts w:ascii="Arial" w:cs="Arial" w:eastAsia="Arial" w:hAnsi="Arial"/>
@@ -21527,7 +21527,7 @@
               <w:spacing w:after="10" w:before="0"/>
               <w:ind w:left="120"/>
             </w:pPr>
-            <w:hyperlink w:history="1" r:id="rIdw4jyvblg-4omoys7u9llx">
+            <w:hyperlink w:history="1" r:id="rIdwa-mnveei9k-n1pgd90ex">
               <w:r>
                 <w:rPr>
                   <w:rFonts w:ascii="Arial" w:cs="Arial" w:eastAsia="Arial" w:hAnsi="Arial"/>
@@ -21572,7 +21572,7 @@
             <w:pPr>
               <w:spacing w:after="20" w:before="0"/>
             </w:pPr>
-            <w:hyperlink w:history="1" r:id="rIdrvhijbjmmv3ok5q_0fmqf">
+            <w:hyperlink w:history="1" r:id="rIdhelvvxzzvtnwdseat1n96">
               <w:r>
                 <w:rPr>
                   <w:rFonts w:ascii="Arial" w:cs="Arial" w:eastAsia="Arial" w:hAnsi="Arial"/>
@@ -21605,7 +21605,7 @@
               <w:spacing w:after="10" w:before="0"/>
               <w:ind w:left="120"/>
             </w:pPr>
-            <w:hyperlink w:history="1" r:id="rIdtyhifaougtcigixjbne86">
+            <w:hyperlink w:history="1" r:id="rIdp1m3l2aswuzwffcmscg8w">
               <w:r>
                 <w:rPr>
                   <w:rFonts w:ascii="Arial" w:cs="Arial" w:eastAsia="Arial" w:hAnsi="Arial"/>
@@ -21800,7 +21800,7 @@
             <w:pPr>
               <w:spacing w:after="20" w:before="0"/>
             </w:pPr>
-            <w:hyperlink w:history="1" r:id="rIdoboshrzrqhfi9saw264mq">
+            <w:hyperlink w:history="1" r:id="rIdulvdwqwubcwzbvn25x_ho">
               <w:r>
                 <w:rPr>
                   <w:rFonts w:ascii="Arial" w:cs="Arial" w:eastAsia="Arial" w:hAnsi="Arial"/>
@@ -21833,7 +21833,7 @@
               <w:spacing w:after="10" w:before="0"/>
               <w:ind w:left="120"/>
             </w:pPr>
-            <w:hyperlink w:history="1" r:id="rIdyhfig9l3gsvborn_9vlsr">
+            <w:hyperlink w:history="1" r:id="rIdarfqgrrbaan8raxg1x6kl">
               <w:r>
                 <w:rPr>
                   <w:rFonts w:ascii="Arial" w:cs="Arial" w:eastAsia="Arial" w:hAnsi="Arial"/>
@@ -21878,7 +21878,7 @@
             <w:pPr>
               <w:spacing w:after="20" w:before="0"/>
             </w:pPr>
-            <w:hyperlink w:history="1" r:id="rIdlck8saykodqpzd5obmhdq">
+            <w:hyperlink w:history="1" r:id="rIdq8i4s8yhes-ousmtwiqrk">
               <w:r>
                 <w:rPr>
                   <w:rFonts w:ascii="Arial" w:cs="Arial" w:eastAsia="Arial" w:hAnsi="Arial"/>
@@ -21911,7 +21911,7 @@
               <w:spacing w:after="10" w:before="0"/>
               <w:ind w:left="120"/>
             </w:pPr>
-            <w:hyperlink w:history="1" r:id="rIdaqddbvf7fagnxvb4f9l_k">
+            <w:hyperlink w:history="1" r:id="rId_o1bzx0x-eak6nblylhdn">
               <w:r>
                 <w:rPr>
                   <w:rFonts w:ascii="Arial" w:cs="Arial" w:eastAsia="Arial" w:hAnsi="Arial"/>
@@ -23398,7 +23398,7 @@
             <w:pPr>
               <w:spacing w:after="20" w:before="0"/>
             </w:pPr>
-            <w:hyperlink w:history="1" r:id="rId3lbwjjrdzh0flh602wwre">
+            <w:hyperlink w:history="1" r:id="rIdcd3hg6wiu4gv27kvuddit">
               <w:r>
                 <w:rPr>
                   <w:rFonts w:ascii="Arial" w:cs="Arial" w:eastAsia="Arial" w:hAnsi="Arial"/>
@@ -23431,7 +23431,7 @@
               <w:spacing w:after="10" w:before="0"/>
               <w:ind w:left="120"/>
             </w:pPr>
-            <w:hyperlink w:history="1" r:id="rIdarlaqbbucbiutrjsij7kd">
+            <w:hyperlink w:history="1" r:id="rIdaiobjkksjj6_xiegh0xu-">
               <w:r>
                 <w:rPr>
                   <w:rFonts w:ascii="Arial" w:cs="Arial" w:eastAsia="Arial" w:hAnsi="Arial"/>
@@ -23476,7 +23476,7 @@
             <w:pPr>
               <w:spacing w:after="20" w:before="0"/>
             </w:pPr>
-            <w:hyperlink w:history="1" r:id="rIdrbz_eaju301knk6tua0ff">
+            <w:hyperlink w:history="1" r:id="rIdqhjh2yhsrwo_ckns9qee7">
               <w:r>
                 <w:rPr>
                   <w:rFonts w:ascii="Arial" w:cs="Arial" w:eastAsia="Arial" w:hAnsi="Arial"/>
@@ -23509,7 +23509,7 @@
               <w:spacing w:after="10" w:before="0"/>
               <w:ind w:left="120"/>
             </w:pPr>
-            <w:hyperlink w:history="1" r:id="rIduozhw10omxtj3yqvwrlkb">
+            <w:hyperlink w:history="1" r:id="rIdcmgx3dxguk9h76y4z1aaw">
               <w:r>
                 <w:rPr>
                   <w:rFonts w:ascii="Arial" w:cs="Arial" w:eastAsia="Arial" w:hAnsi="Arial"/>
@@ -23704,7 +23704,7 @@
             <w:pPr>
               <w:spacing w:after="20" w:before="0"/>
             </w:pPr>
-            <w:hyperlink w:history="1" r:id="rIdjjomm3crxz75wxz63xdnt">
+            <w:hyperlink w:history="1" r:id="rIdiefjncv8vr9anl2jqxbue">
               <w:r>
                 <w:rPr>
                   <w:rFonts w:ascii="Arial" w:cs="Arial" w:eastAsia="Arial" w:hAnsi="Arial"/>
@@ -23737,7 +23737,7 @@
               <w:spacing w:after="10" w:before="0"/>
               <w:ind w:left="120"/>
             </w:pPr>
-            <w:hyperlink w:history="1" r:id="rIdnzd7nzyoarackkskfntqx">
+            <w:hyperlink w:history="1" r:id="rId1kwex43r2twzmra6op3cx">
               <w:r>
                 <w:rPr>
                   <w:rFonts w:ascii="Arial" w:cs="Arial" w:eastAsia="Arial" w:hAnsi="Arial"/>
@@ -23782,7 +23782,7 @@
             <w:pPr>
               <w:spacing w:after="20" w:before="0"/>
             </w:pPr>
-            <w:hyperlink w:history="1" r:id="rId56lknu64hvk-zezspvx9k">
+            <w:hyperlink w:history="1" r:id="rIdhcejjhk-02ttmthikupla">
               <w:r>
                 <w:rPr>
                   <w:rFonts w:ascii="Arial" w:cs="Arial" w:eastAsia="Arial" w:hAnsi="Arial"/>
@@ -23815,7 +23815,7 @@
               <w:spacing w:after="10" w:before="0"/>
               <w:ind w:left="120"/>
             </w:pPr>
-            <w:hyperlink w:history="1" r:id="rId5ajpx4po2tnngntwvtalf">
+            <w:hyperlink w:history="1" r:id="rIdf00jqqtynqkraqgthsfqc">
               <w:r>
                 <w:rPr>
                   <w:rFonts w:ascii="Arial" w:cs="Arial" w:eastAsia="Arial" w:hAnsi="Arial"/>
@@ -24010,7 +24010,7 @@
             <w:pPr>
               <w:spacing w:after="20" w:before="0"/>
             </w:pPr>
-            <w:hyperlink w:history="1" r:id="rIdsse8zpbtw07vmfd4amyrp">
+            <w:hyperlink w:history="1" r:id="rIdnx5qfvbhs_h8scmvttlxk">
               <w:r>
                 <w:rPr>
                   <w:rFonts w:ascii="Arial" w:cs="Arial" w:eastAsia="Arial" w:hAnsi="Arial"/>
@@ -24043,7 +24043,7 @@
               <w:spacing w:after="10" w:before="0"/>
               <w:ind w:left="120"/>
             </w:pPr>
-            <w:hyperlink w:history="1" r:id="rIdrddsg6r4jznwyo7c_tguy">
+            <w:hyperlink w:history="1" r:id="rIdumbw4k7cewj37bbgdiqfo">
               <w:r>
                 <w:rPr>
                   <w:rFonts w:ascii="Arial" w:cs="Arial" w:eastAsia="Arial" w:hAnsi="Arial"/>
@@ -24088,7 +24088,7 @@
             <w:pPr>
               <w:spacing w:after="20" w:before="0"/>
             </w:pPr>
-            <w:hyperlink w:history="1" r:id="rIds1srw9ov-cm26fqq-tdkd">
+            <w:hyperlink w:history="1" r:id="rIdrw3rn62seb8pzxprmzqd3">
               <w:r>
                 <w:rPr>
                   <w:rFonts w:ascii="Arial" w:cs="Arial" w:eastAsia="Arial" w:hAnsi="Arial"/>
@@ -24121,7 +24121,7 @@
               <w:spacing w:after="10" w:before="0"/>
               <w:ind w:left="120"/>
             </w:pPr>
-            <w:hyperlink w:history="1" r:id="rIdezbcmsb5zyea5xjbgcif7">
+            <w:hyperlink w:history="1" r:id="rIdt4hgzbudxavgqk-od2cjl">
               <w:r>
                 <w:rPr>
                   <w:rFonts w:ascii="Arial" w:cs="Arial" w:eastAsia="Arial" w:hAnsi="Arial"/>
@@ -24316,7 +24316,7 @@
             <w:pPr>
               <w:spacing w:after="20" w:before="0"/>
             </w:pPr>
-            <w:hyperlink w:history="1" r:id="rIdkhhchdfxzxbgl-tct0niv">
+            <w:hyperlink w:history="1" r:id="rIdiqczhxemt0jgcveh6bdcu">
               <w:r>
                 <w:rPr>
                   <w:rFonts w:ascii="Arial" w:cs="Arial" w:eastAsia="Arial" w:hAnsi="Arial"/>
@@ -24349,7 +24349,7 @@
               <w:spacing w:after="10" w:before="0"/>
               <w:ind w:left="120"/>
             </w:pPr>
-            <w:hyperlink w:history="1" r:id="rIdwikmm1tle8auyk7jcrzwu">
+            <w:hyperlink w:history="1" r:id="rId7aqrckjo_gy9woia79kqz">
               <w:r>
                 <w:rPr>
                   <w:rFonts w:ascii="Arial" w:cs="Arial" w:eastAsia="Arial" w:hAnsi="Arial"/>
@@ -24394,7 +24394,7 @@
             <w:pPr>
               <w:spacing w:after="20" w:before="0"/>
             </w:pPr>
-            <w:hyperlink w:history="1" r:id="rIdxon_3jeyia0s3itibvpm0">
+            <w:hyperlink w:history="1" r:id="rId8vvfk11x5y14vk5panwbb">
               <w:r>
                 <w:rPr>
                   <w:rFonts w:ascii="Arial" w:cs="Arial" w:eastAsia="Arial" w:hAnsi="Arial"/>
@@ -24427,7 +24427,7 @@
               <w:spacing w:after="10" w:before="0"/>
               <w:ind w:left="120"/>
             </w:pPr>
-            <w:hyperlink w:history="1" r:id="rIdrngtr-a9fgn1php014u4h">
+            <w:hyperlink w:history="1" r:id="rId5ciswa1pikhwnzjn9vrrm">
               <w:r>
                 <w:rPr>
                   <w:rFonts w:ascii="Arial" w:cs="Arial" w:eastAsia="Arial" w:hAnsi="Arial"/>
@@ -24622,7 +24622,7 @@
             <w:pPr>
               <w:spacing w:after="20" w:before="0"/>
             </w:pPr>
-            <w:hyperlink w:history="1" r:id="rIda2gg7dpnwfpusxs5p5gw5">
+            <w:hyperlink w:history="1" r:id="rIdmoeudgf5b7mn6purcx65n">
               <w:r>
                 <w:rPr>
                   <w:rFonts w:ascii="Arial" w:cs="Arial" w:eastAsia="Arial" w:hAnsi="Arial"/>
@@ -24655,7 +24655,7 @@
               <w:spacing w:after="10" w:before="0"/>
               <w:ind w:left="120"/>
             </w:pPr>
-            <w:hyperlink w:history="1" r:id="rIddyg_arrvf36fixby1ic23">
+            <w:hyperlink w:history="1" r:id="rIds9lryer1ipaqv-r-cnvrb">
               <w:r>
                 <w:rPr>
                   <w:rFonts w:ascii="Arial" w:cs="Arial" w:eastAsia="Arial" w:hAnsi="Arial"/>
@@ -24700,7 +24700,7 @@
             <w:pPr>
               <w:spacing w:after="20" w:before="0"/>
             </w:pPr>
-            <w:hyperlink w:history="1" r:id="rIdqbdl6lvhqqw8ys_eqvywx">
+            <w:hyperlink w:history="1" r:id="rIdfuckayuejnwxdr1pr2qux">
               <w:r>
                 <w:rPr>
                   <w:rFonts w:ascii="Arial" w:cs="Arial" w:eastAsia="Arial" w:hAnsi="Arial"/>
@@ -24733,7 +24733,7 @@
               <w:spacing w:after="10" w:before="0"/>
               <w:ind w:left="120"/>
             </w:pPr>
-            <w:hyperlink w:history="1" r:id="rIdj6llaj0vz97dh84tb0hv1">
+            <w:hyperlink w:history="1" r:id="rIdo8nt3vfioqxhjhdkty7rj">
               <w:r>
                 <w:rPr>
                   <w:rFonts w:ascii="Arial" w:cs="Arial" w:eastAsia="Arial" w:hAnsi="Arial"/>
@@ -26220,7 +26220,7 @@
             <w:pPr>
               <w:spacing w:after="20" w:before="0"/>
             </w:pPr>
-            <w:hyperlink w:history="1" r:id="rIdafm7y0jbhitgaxvhtzdhb">
+            <w:hyperlink w:history="1" r:id="rIdpyx69blir9qafkcjlvdcu">
               <w:r>
                 <w:rPr>
                   <w:rFonts w:ascii="Arial" w:cs="Arial" w:eastAsia="Arial" w:hAnsi="Arial"/>
@@ -26253,7 +26253,7 @@
               <w:spacing w:after="10" w:before="0"/>
               <w:ind w:left="120"/>
             </w:pPr>
-            <w:hyperlink w:history="1" r:id="rIds6gyfguwf6pbh_x7e7e4u">
+            <w:hyperlink w:history="1" r:id="rIdlhmiowduma5yx5wvxrkru">
               <w:r>
                 <w:rPr>
                   <w:rFonts w:ascii="Arial" w:cs="Arial" w:eastAsia="Arial" w:hAnsi="Arial"/>
@@ -26298,7 +26298,7 @@
             <w:pPr>
               <w:spacing w:after="20" w:before="0"/>
             </w:pPr>
-            <w:hyperlink w:history="1" r:id="rIdpozzkyqnixukm7zguvcz7">
+            <w:hyperlink w:history="1" r:id="rIdlxfzofphpluswho2epvzd">
               <w:r>
                 <w:rPr>
                   <w:rFonts w:ascii="Arial" w:cs="Arial" w:eastAsia="Arial" w:hAnsi="Arial"/>
@@ -26331,7 +26331,7 @@
               <w:spacing w:after="10" w:before="0"/>
               <w:ind w:left="120"/>
             </w:pPr>
-            <w:hyperlink w:history="1" r:id="rIdr2lpya8_3r097fqti1x0n">
+            <w:hyperlink w:history="1" r:id="rIdua-zta6czqpqaihqjrmpf">
               <w:r>
                 <w:rPr>
                   <w:rFonts w:ascii="Arial" w:cs="Arial" w:eastAsia="Arial" w:hAnsi="Arial"/>
@@ -26526,7 +26526,7 @@
             <w:pPr>
               <w:spacing w:after="20" w:before="0"/>
             </w:pPr>
-            <w:hyperlink w:history="1" r:id="rIdty3do8fpngqiuh-6nd5bv">
+            <w:hyperlink w:history="1" r:id="rIdtmaiv-okc9wd27dyb_fnh">
               <w:r>
                 <w:rPr>
                   <w:rFonts w:ascii="Arial" w:cs="Arial" w:eastAsia="Arial" w:hAnsi="Arial"/>
@@ -26559,7 +26559,7 @@
               <w:spacing w:after="10" w:before="0"/>
               <w:ind w:left="120"/>
             </w:pPr>
-            <w:hyperlink w:history="1" r:id="rId7_apng5kuqywgbnhx3ane">
+            <w:hyperlink w:history="1" r:id="rIdnlezzay44wqwtp4dukokf">
               <w:r>
                 <w:rPr>
                   <w:rFonts w:ascii="Arial" w:cs="Arial" w:eastAsia="Arial" w:hAnsi="Arial"/>
@@ -26604,7 +26604,7 @@
             <w:pPr>
               <w:spacing w:after="20" w:before="0"/>
             </w:pPr>
-            <w:hyperlink w:history="1" r:id="rIdua0u60ri_um0xpay70q1k">
+            <w:hyperlink w:history="1" r:id="rIdznsbyea7lewjobzjuyjsp">
               <w:r>
                 <w:rPr>
                   <w:rFonts w:ascii="Arial" w:cs="Arial" w:eastAsia="Arial" w:hAnsi="Arial"/>
@@ -26637,7 +26637,7 @@
               <w:spacing w:after="10" w:before="0"/>
               <w:ind w:left="120"/>
             </w:pPr>
-            <w:hyperlink w:history="1" r:id="rIdngdzikgzvyr8pm5cqudui">
+            <w:hyperlink w:history="1" r:id="rIdui9bhdftaukialfjuve2c">
               <w:r>
                 <w:rPr>
                   <w:rFonts w:ascii="Arial" w:cs="Arial" w:eastAsia="Arial" w:hAnsi="Arial"/>
@@ -26832,7 +26832,7 @@
             <w:pPr>
               <w:spacing w:after="20" w:before="0"/>
             </w:pPr>
-            <w:hyperlink w:history="1" r:id="rId-mzuqdczhv9_hymxt6ryu">
+            <w:hyperlink w:history="1" r:id="rIdfsuggbh5ndv0cdxzddweb">
               <w:r>
                 <w:rPr>
                   <w:rFonts w:ascii="Arial" w:cs="Arial" w:eastAsia="Arial" w:hAnsi="Arial"/>
@@ -26865,7 +26865,7 @@
               <w:spacing w:after="10" w:before="0"/>
               <w:ind w:left="120"/>
             </w:pPr>
-            <w:hyperlink w:history="1" r:id="rIdetcl44poxmqlfimyswkgr">
+            <w:hyperlink w:history="1" r:id="rIdu4j6s_mihagvpi_oowop7">
               <w:r>
                 <w:rPr>
                   <w:rFonts w:ascii="Arial" w:cs="Arial" w:eastAsia="Arial" w:hAnsi="Arial"/>
@@ -26910,7 +26910,7 @@
             <w:pPr>
               <w:spacing w:after="20" w:before="0"/>
             </w:pPr>
-            <w:hyperlink w:history="1" r:id="rIdhlyffrwo7vp3vxegjrhl1">
+            <w:hyperlink w:history="1" r:id="rIdk-wm5q22nyxj3oblff5v5">
               <w:r>
                 <w:rPr>
                   <w:rFonts w:ascii="Arial" w:cs="Arial" w:eastAsia="Arial" w:hAnsi="Arial"/>
@@ -26943,7 +26943,7 @@
               <w:spacing w:after="10" w:before="0"/>
               <w:ind w:left="120"/>
             </w:pPr>
-            <w:hyperlink w:history="1" r:id="rIdteu59ykyc-nsjeawxg_uc">
+            <w:hyperlink w:history="1" r:id="rIdkjaeoqy08bzcevwjedt-_">
               <w:r>
                 <w:rPr>
                   <w:rFonts w:ascii="Arial" w:cs="Arial" w:eastAsia="Arial" w:hAnsi="Arial"/>
@@ -27138,7 +27138,7 @@
             <w:pPr>
               <w:spacing w:after="20" w:before="0"/>
             </w:pPr>
-            <w:hyperlink w:history="1" r:id="rId1vwydjpnrjgnkdktboekb">
+            <w:hyperlink w:history="1" r:id="rIdj4jagdif7gj-z9uzhfayb">
               <w:r>
                 <w:rPr>
                   <w:rFonts w:ascii="Arial" w:cs="Arial" w:eastAsia="Arial" w:hAnsi="Arial"/>
@@ -27171,7 +27171,7 @@
               <w:spacing w:after="10" w:before="0"/>
               <w:ind w:left="120"/>
             </w:pPr>
-            <w:hyperlink w:history="1" r:id="rId9kiyjmittktnjfym4rxrl">
+            <w:hyperlink w:history="1" r:id="rIda6tko7ebjpedlyezgavht">
               <w:r>
                 <w:rPr>
                   <w:rFonts w:ascii="Arial" w:cs="Arial" w:eastAsia="Arial" w:hAnsi="Arial"/>
@@ -27216,7 +27216,7 @@
             <w:pPr>
               <w:spacing w:after="20" w:before="0"/>
             </w:pPr>
-            <w:hyperlink w:history="1" r:id="rIdwqcgewntlg1sci8f8mlpp">
+            <w:hyperlink w:history="1" r:id="rIdhbozg4nuyck5ge-4thmkb">
               <w:r>
                 <w:rPr>
                   <w:rFonts w:ascii="Arial" w:cs="Arial" w:eastAsia="Arial" w:hAnsi="Arial"/>
@@ -27249,7 +27249,7 @@
               <w:spacing w:after="10" w:before="0"/>
               <w:ind w:left="120"/>
             </w:pPr>
-            <w:hyperlink w:history="1" r:id="rIdzmrksaa9dxs4url2elzsu">
+            <w:hyperlink w:history="1" r:id="rIdtuwaqfbnugdzfzq2oveuv">
               <w:r>
                 <w:rPr>
                   <w:rFonts w:ascii="Arial" w:cs="Arial" w:eastAsia="Arial" w:hAnsi="Arial"/>
@@ -27444,7 +27444,7 @@
             <w:pPr>
               <w:spacing w:after="20" w:before="0"/>
             </w:pPr>
-            <w:hyperlink w:history="1" r:id="rIdq-rp5n9dmey0n9qguqnwu">
+            <w:hyperlink w:history="1" r:id="rIdha1kcd_mxyzo8nmg3wsyw">
               <w:r>
                 <w:rPr>
                   <w:rFonts w:ascii="Arial" w:cs="Arial" w:eastAsia="Arial" w:hAnsi="Arial"/>
@@ -27477,7 +27477,7 @@
               <w:spacing w:after="10" w:before="0"/>
               <w:ind w:left="120"/>
             </w:pPr>
-            <w:hyperlink w:history="1" r:id="rIdbaocss5hnda5kz_xeigoi">
+            <w:hyperlink w:history="1" r:id="rId0ksj04lronvqpbgvh47o1">
               <w:r>
                 <w:rPr>
                   <w:rFonts w:ascii="Arial" w:cs="Arial" w:eastAsia="Arial" w:hAnsi="Arial"/>
@@ -27522,7 +27522,7 @@
             <w:pPr>
               <w:spacing w:after="20" w:before="0"/>
             </w:pPr>
-            <w:hyperlink w:history="1" r:id="rIdcwsuc5re-l-8zwkouc9e4">
+            <w:hyperlink w:history="1" r:id="rIdquw-tmtvidscxgnxezcpp">
               <w:r>
                 <w:rPr>
                   <w:rFonts w:ascii="Arial" w:cs="Arial" w:eastAsia="Arial" w:hAnsi="Arial"/>
@@ -27555,7 +27555,7 @@
               <w:spacing w:after="10" w:before="0"/>
               <w:ind w:left="120"/>
             </w:pPr>
-            <w:hyperlink w:history="1" r:id="rIdkojn4osjhihgloqrcvzzx">
+            <w:hyperlink w:history="1" r:id="rIdukaiazz890btxwm-inwn4">
               <w:r>
                 <w:rPr>
                   <w:rFonts w:ascii="Arial" w:cs="Arial" w:eastAsia="Arial" w:hAnsi="Arial"/>

--- a/data/outputs/v2/Physics/SS1.1_Pressure/Physics_Pressure_CBE_LessonSequence.docx
+++ b/data/outputs/v2/Physics/SS1.1_Pressure/Physics_Pressure_CBE_LessonSequence.docx
@@ -3529,7 +3529,7 @@
             <w:pPr>
               <w:spacing w:after="20" w:before="0"/>
             </w:pPr>
-            <w:hyperlink w:history="1" r:id="rIdecdwrdxjnua6chkvkdqsv">
+            <w:hyperlink w:history="1" r:id="rIdpyggfjpw4wjirtayo1t1j">
               <w:r>
                 <w:rPr>
                   <w:rFonts w:ascii="Arial" w:cs="Arial" w:eastAsia="Arial" w:hAnsi="Arial"/>
@@ -3562,7 +3562,7 @@
               <w:spacing w:after="10" w:before="0"/>
               <w:ind w:left="120"/>
             </w:pPr>
-            <w:hyperlink w:history="1" r:id="rIdaktbjipw7untifm4wpked">
+            <w:hyperlink w:history="1" r:id="rIduzzdt7lonlbsiqj86top9">
               <w:r>
                 <w:rPr>
                   <w:rFonts w:ascii="Arial" w:cs="Arial" w:eastAsia="Arial" w:hAnsi="Arial"/>
@@ -3607,7 +3607,7 @@
             <w:pPr>
               <w:spacing w:after="20" w:before="0"/>
             </w:pPr>
-            <w:hyperlink w:history="1" r:id="rIdfyp9snzxa-_zit-sldxt0">
+            <w:hyperlink w:history="1" r:id="rIdvzl4gjedsudb4bbte1aht">
               <w:r>
                 <w:rPr>
                   <w:rFonts w:ascii="Arial" w:cs="Arial" w:eastAsia="Arial" w:hAnsi="Arial"/>
@@ -3640,7 +3640,7 @@
               <w:spacing w:after="10" w:before="0"/>
               <w:ind w:left="120"/>
             </w:pPr>
-            <w:hyperlink w:history="1" r:id="rIdfugchgqmxywe-5z-xmccq">
+            <w:hyperlink w:history="1" r:id="rId5s_ut-4_1e2se1wlwwcwb">
               <w:r>
                 <w:rPr>
                   <w:rFonts w:ascii="Arial" w:cs="Arial" w:eastAsia="Arial" w:hAnsi="Arial"/>
@@ -3835,7 +3835,7 @@
             <w:pPr>
               <w:spacing w:after="20" w:before="0"/>
             </w:pPr>
-            <w:hyperlink w:history="1" r:id="rIdhgfrqelonbnwxd0l-iy36">
+            <w:hyperlink w:history="1" r:id="rIdrlc9a2nnxjul2fv_lalan">
               <w:r>
                 <w:rPr>
                   <w:rFonts w:ascii="Arial" w:cs="Arial" w:eastAsia="Arial" w:hAnsi="Arial"/>
@@ -3868,7 +3868,7 @@
               <w:spacing w:after="10" w:before="0"/>
               <w:ind w:left="120"/>
             </w:pPr>
-            <w:hyperlink w:history="1" r:id="rId24jkflgjdcjr2wmctcsyw">
+            <w:hyperlink w:history="1" r:id="rIdcj-d_kb3q0qogexrwc78v">
               <w:r>
                 <w:rPr>
                   <w:rFonts w:ascii="Arial" w:cs="Arial" w:eastAsia="Arial" w:hAnsi="Arial"/>
@@ -3913,7 +3913,7 @@
             <w:pPr>
               <w:spacing w:after="20" w:before="0"/>
             </w:pPr>
-            <w:hyperlink w:history="1" r:id="rIdrlxnnsrmlkwzg5huggpkt">
+            <w:hyperlink w:history="1" r:id="rIdr1jhwavcsn5nld-_xeuno">
               <w:r>
                 <w:rPr>
                   <w:rFonts w:ascii="Arial" w:cs="Arial" w:eastAsia="Arial" w:hAnsi="Arial"/>
@@ -3946,7 +3946,7 @@
               <w:spacing w:after="10" w:before="0"/>
               <w:ind w:left="120"/>
             </w:pPr>
-            <w:hyperlink w:history="1" r:id="rIdaqtk5fkd_zq9xqqix2m4o">
+            <w:hyperlink w:history="1" r:id="rIdvacedzsha1sw8fobolr9q">
               <w:r>
                 <w:rPr>
                   <w:rFonts w:ascii="Arial" w:cs="Arial" w:eastAsia="Arial" w:hAnsi="Arial"/>
@@ -4141,7 +4141,7 @@
             <w:pPr>
               <w:spacing w:after="20" w:before="0"/>
             </w:pPr>
-            <w:hyperlink w:history="1" r:id="rIdpv60vklglltv-bcui8jht">
+            <w:hyperlink w:history="1" r:id="rIddfzid3oobigxp59p9ydpl">
               <w:r>
                 <w:rPr>
                   <w:rFonts w:ascii="Arial" w:cs="Arial" w:eastAsia="Arial" w:hAnsi="Arial"/>
@@ -4174,7 +4174,7 @@
               <w:spacing w:after="10" w:before="0"/>
               <w:ind w:left="120"/>
             </w:pPr>
-            <w:hyperlink w:history="1" r:id="rIdpafsquw068ucefnj_m3fn">
+            <w:hyperlink w:history="1" r:id="rIdb4rwdaye8xu-jpyho9i5v">
               <w:r>
                 <w:rPr>
                   <w:rFonts w:ascii="Arial" w:cs="Arial" w:eastAsia="Arial" w:hAnsi="Arial"/>
@@ -4219,7 +4219,7 @@
             <w:pPr>
               <w:spacing w:after="20" w:before="0"/>
             </w:pPr>
-            <w:hyperlink w:history="1" r:id="rIdgrvopclku5wpndsw6dmla">
+            <w:hyperlink w:history="1" r:id="rIdzcetaw9-rvkxfqhenvigj">
               <w:r>
                 <w:rPr>
                   <w:rFonts w:ascii="Arial" w:cs="Arial" w:eastAsia="Arial" w:hAnsi="Arial"/>
@@ -4252,7 +4252,7 @@
               <w:spacing w:after="10" w:before="0"/>
               <w:ind w:left="120"/>
             </w:pPr>
-            <w:hyperlink w:history="1" r:id="rIdtuwmmwtcrcwltkvkpt71u">
+            <w:hyperlink w:history="1" r:id="rIdlcbfyygncfjyyiz0qj65j">
               <w:r>
                 <w:rPr>
                   <w:rFonts w:ascii="Arial" w:cs="Arial" w:eastAsia="Arial" w:hAnsi="Arial"/>
@@ -4447,7 +4447,7 @@
             <w:pPr>
               <w:spacing w:after="20" w:before="0"/>
             </w:pPr>
-            <w:hyperlink w:history="1" r:id="rIdfszxujdxphchhaxrgqq34">
+            <w:hyperlink w:history="1" r:id="rId2mvjbrh0hurdtum1ikxe1">
               <w:r>
                 <w:rPr>
                   <w:rFonts w:ascii="Arial" w:cs="Arial" w:eastAsia="Arial" w:hAnsi="Arial"/>
@@ -4480,7 +4480,7 @@
               <w:spacing w:after="10" w:before="0"/>
               <w:ind w:left="120"/>
             </w:pPr>
-            <w:hyperlink w:history="1" r:id="rId0yoxibo9yhudx2ncurdh3">
+            <w:hyperlink w:history="1" r:id="rId6hkfgyj0qhfgmwmwpy7hg">
               <w:r>
                 <w:rPr>
                   <w:rFonts w:ascii="Arial" w:cs="Arial" w:eastAsia="Arial" w:hAnsi="Arial"/>
@@ -4525,7 +4525,7 @@
             <w:pPr>
               <w:spacing w:after="20" w:before="0"/>
             </w:pPr>
-            <w:hyperlink w:history="1" r:id="rId1wwlcxfjueviop7a97j4r">
+            <w:hyperlink w:history="1" r:id="rIdzzi3ej5gkk-z8m3dxvle5">
               <w:r>
                 <w:rPr>
                   <w:rFonts w:ascii="Arial" w:cs="Arial" w:eastAsia="Arial" w:hAnsi="Arial"/>
@@ -4558,7 +4558,7 @@
               <w:spacing w:after="10" w:before="0"/>
               <w:ind w:left="120"/>
             </w:pPr>
-            <w:hyperlink w:history="1" r:id="rIdfp2bgipwwwgjyxiofl1cu">
+            <w:hyperlink w:history="1" r:id="rIdpfvx4o10cuskx4oi9d92z">
               <w:r>
                 <w:rPr>
                   <w:rFonts w:ascii="Arial" w:cs="Arial" w:eastAsia="Arial" w:hAnsi="Arial"/>
@@ -4753,7 +4753,7 @@
             <w:pPr>
               <w:spacing w:after="20" w:before="0"/>
             </w:pPr>
-            <w:hyperlink w:history="1" r:id="rIdu3zty1_oc9bfxohzd92r3">
+            <w:hyperlink w:history="1" r:id="rIddxjf_xmea37wtiw95vqum">
               <w:r>
                 <w:rPr>
                   <w:rFonts w:ascii="Arial" w:cs="Arial" w:eastAsia="Arial" w:hAnsi="Arial"/>
@@ -4786,7 +4786,7 @@
               <w:spacing w:after="10" w:before="0"/>
               <w:ind w:left="120"/>
             </w:pPr>
-            <w:hyperlink w:history="1" r:id="rIdaby1mut2108voyck1yvaa">
+            <w:hyperlink w:history="1" r:id="rId6avpp5v3pkw7pc7hc8w7h">
               <w:r>
                 <w:rPr>
                   <w:rFonts w:ascii="Arial" w:cs="Arial" w:eastAsia="Arial" w:hAnsi="Arial"/>
@@ -4831,7 +4831,7 @@
             <w:pPr>
               <w:spacing w:after="20" w:before="0"/>
             </w:pPr>
-            <w:hyperlink w:history="1" r:id="rIdudkdc_nkjsc76zucqqk6n">
+            <w:hyperlink w:history="1" r:id="rIde7dt9qszmsdilvriju15t">
               <w:r>
                 <w:rPr>
                   <w:rFonts w:ascii="Arial" w:cs="Arial" w:eastAsia="Arial" w:hAnsi="Arial"/>
@@ -4864,7 +4864,7 @@
               <w:spacing w:after="10" w:before="0"/>
               <w:ind w:left="120"/>
             </w:pPr>
-            <w:hyperlink w:history="1" r:id="rIdk6rs-kkmmrvty4aadbbal">
+            <w:hyperlink w:history="1" r:id="rIdyr4yn6ensesoneyfqxwmk">
               <w:r>
                 <w:rPr>
                   <w:rFonts w:ascii="Arial" w:cs="Arial" w:eastAsia="Arial" w:hAnsi="Arial"/>
@@ -6351,7 +6351,7 @@
             <w:pPr>
               <w:spacing w:after="20" w:before="0"/>
             </w:pPr>
-            <w:hyperlink w:history="1" r:id="rIdcg0oxr4cqxwxymfeipwua">
+            <w:hyperlink w:history="1" r:id="rIdaeigfxncgqvdxuxzpdbu0">
               <w:r>
                 <w:rPr>
                   <w:rFonts w:ascii="Arial" w:cs="Arial" w:eastAsia="Arial" w:hAnsi="Arial"/>
@@ -6384,7 +6384,7 @@
               <w:spacing w:after="10" w:before="0"/>
               <w:ind w:left="120"/>
             </w:pPr>
-            <w:hyperlink w:history="1" r:id="rIdvycgbr_fxefjsljqkt0ql">
+            <w:hyperlink w:history="1" r:id="rIdiadoltwrdptlnbh3raj0w">
               <w:r>
                 <w:rPr>
                   <w:rFonts w:ascii="Arial" w:cs="Arial" w:eastAsia="Arial" w:hAnsi="Arial"/>
@@ -6429,7 +6429,7 @@
             <w:pPr>
               <w:spacing w:after="20" w:before="0"/>
             </w:pPr>
-            <w:hyperlink w:history="1" r:id="rIdp-a6fftzvnc1taw9fo5s5">
+            <w:hyperlink w:history="1" r:id="rIdcu9xt4epgqfpsskwdatx-">
               <w:r>
                 <w:rPr>
                   <w:rFonts w:ascii="Arial" w:cs="Arial" w:eastAsia="Arial" w:hAnsi="Arial"/>
@@ -6462,7 +6462,7 @@
               <w:spacing w:after="10" w:before="0"/>
               <w:ind w:left="120"/>
             </w:pPr>
-            <w:hyperlink w:history="1" r:id="rIdyhi28jrfotixqvqw50xp4">
+            <w:hyperlink w:history="1" r:id="rId3p8yn_0vjpa9y4et6_pvy">
               <w:r>
                 <w:rPr>
                   <w:rFonts w:ascii="Arial" w:cs="Arial" w:eastAsia="Arial" w:hAnsi="Arial"/>
@@ -6657,7 +6657,7 @@
             <w:pPr>
               <w:spacing w:after="20" w:before="0"/>
             </w:pPr>
-            <w:hyperlink w:history="1" r:id="rId5lwldbkslxdxypy0rulp0">
+            <w:hyperlink w:history="1" r:id="rIdv_9j2w_cgg6cqywa8wnd9">
               <w:r>
                 <w:rPr>
                   <w:rFonts w:ascii="Arial" w:cs="Arial" w:eastAsia="Arial" w:hAnsi="Arial"/>
@@ -6690,7 +6690,7 @@
               <w:spacing w:after="10" w:before="0"/>
               <w:ind w:left="120"/>
             </w:pPr>
-            <w:hyperlink w:history="1" r:id="rIdq6wej_7agfzrj_bpefh6_">
+            <w:hyperlink w:history="1" r:id="rIdvcwmszgowa4dhftqzvvwv">
               <w:r>
                 <w:rPr>
                   <w:rFonts w:ascii="Arial" w:cs="Arial" w:eastAsia="Arial" w:hAnsi="Arial"/>
@@ -6735,7 +6735,7 @@
             <w:pPr>
               <w:spacing w:after="20" w:before="0"/>
             </w:pPr>
-            <w:hyperlink w:history="1" r:id="rIdk9j13gcpl7ivv-ejxvpya">
+            <w:hyperlink w:history="1" r:id="rIdvp7dwg6qcu5iqngxsh5j6">
               <w:r>
                 <w:rPr>
                   <w:rFonts w:ascii="Arial" w:cs="Arial" w:eastAsia="Arial" w:hAnsi="Arial"/>
@@ -6768,7 +6768,7 @@
               <w:spacing w:after="10" w:before="0"/>
               <w:ind w:left="120"/>
             </w:pPr>
-            <w:hyperlink w:history="1" r:id="rIdcuajwhnfebkfqoay-3pej">
+            <w:hyperlink w:history="1" r:id="rIddjjyyrxaeivxqlwwvifxu">
               <w:r>
                 <w:rPr>
                   <w:rFonts w:ascii="Arial" w:cs="Arial" w:eastAsia="Arial" w:hAnsi="Arial"/>
@@ -6963,7 +6963,7 @@
             <w:pPr>
               <w:spacing w:after="20" w:before="0"/>
             </w:pPr>
-            <w:hyperlink w:history="1" r:id="rId1r59gdoggcuktfhfcsvw7">
+            <w:hyperlink w:history="1" r:id="rIddwi_nkswcdugzpj6fmgej">
               <w:r>
                 <w:rPr>
                   <w:rFonts w:ascii="Arial" w:cs="Arial" w:eastAsia="Arial" w:hAnsi="Arial"/>
@@ -6996,7 +6996,7 @@
               <w:spacing w:after="10" w:before="0"/>
               <w:ind w:left="120"/>
             </w:pPr>
-            <w:hyperlink w:history="1" r:id="rIdltek2vuiom9uhff400ifz">
+            <w:hyperlink w:history="1" r:id="rIdgadffblyjqghprcwm3gaj">
               <w:r>
                 <w:rPr>
                   <w:rFonts w:ascii="Arial" w:cs="Arial" w:eastAsia="Arial" w:hAnsi="Arial"/>
@@ -7041,7 +7041,7 @@
             <w:pPr>
               <w:spacing w:after="20" w:before="0"/>
             </w:pPr>
-            <w:hyperlink w:history="1" r:id="rIdhhk4b5niyamkpi6cnrfqb">
+            <w:hyperlink w:history="1" r:id="rIdtfbmybd_iszql0ofh9x4v">
               <w:r>
                 <w:rPr>
                   <w:rFonts w:ascii="Arial" w:cs="Arial" w:eastAsia="Arial" w:hAnsi="Arial"/>
@@ -7074,7 +7074,7 @@
               <w:spacing w:after="10" w:before="0"/>
               <w:ind w:left="120"/>
             </w:pPr>
-            <w:hyperlink w:history="1" r:id="rIdcgggopqkignn1xzlw1qrn">
+            <w:hyperlink w:history="1" r:id="rIdsnicmoic27j1uniikfeld">
               <w:r>
                 <w:rPr>
                   <w:rFonts w:ascii="Arial" w:cs="Arial" w:eastAsia="Arial" w:hAnsi="Arial"/>
@@ -7269,7 +7269,7 @@
             <w:pPr>
               <w:spacing w:after="20" w:before="0"/>
             </w:pPr>
-            <w:hyperlink w:history="1" r:id="rIdfozbblqt8wn3p2lh5ikwd">
+            <w:hyperlink w:history="1" r:id="rIdkjt-uy2fdobgn8iw_wlvz">
               <w:r>
                 <w:rPr>
                   <w:rFonts w:ascii="Arial" w:cs="Arial" w:eastAsia="Arial" w:hAnsi="Arial"/>
@@ -7302,7 +7302,7 @@
               <w:spacing w:after="10" w:before="0"/>
               <w:ind w:left="120"/>
             </w:pPr>
-            <w:hyperlink w:history="1" r:id="rId-bialomvorn2fibxq23ea">
+            <w:hyperlink w:history="1" r:id="rIdszih1qgpmsx1vbtgaeoak">
               <w:r>
                 <w:rPr>
                   <w:rFonts w:ascii="Arial" w:cs="Arial" w:eastAsia="Arial" w:hAnsi="Arial"/>
@@ -7347,7 +7347,7 @@
             <w:pPr>
               <w:spacing w:after="20" w:before="0"/>
             </w:pPr>
-            <w:hyperlink w:history="1" r:id="rIdw0o2l7jmtzlmnol5o1vgq">
+            <w:hyperlink w:history="1" r:id="rIdn7wkqb6f4p7d06y_9fmzs">
               <w:r>
                 <w:rPr>
                   <w:rFonts w:ascii="Arial" w:cs="Arial" w:eastAsia="Arial" w:hAnsi="Arial"/>
@@ -7380,7 +7380,7 @@
               <w:spacing w:after="10" w:before="0"/>
               <w:ind w:left="120"/>
             </w:pPr>
-            <w:hyperlink w:history="1" r:id="rIdmeymltn0x9heda-1vi2wh">
+            <w:hyperlink w:history="1" r:id="rId77zyky40seob8z3k0fpgj">
               <w:r>
                 <w:rPr>
                   <w:rFonts w:ascii="Arial" w:cs="Arial" w:eastAsia="Arial" w:hAnsi="Arial"/>
@@ -7575,7 +7575,7 @@
             <w:pPr>
               <w:spacing w:after="20" w:before="0"/>
             </w:pPr>
-            <w:hyperlink w:history="1" r:id="rId3wspsqu4ycczzcjw9c0-x">
+            <w:hyperlink w:history="1" r:id="rIdl0tzqhstvz5v6jef8_apx">
               <w:r>
                 <w:rPr>
                   <w:rFonts w:ascii="Arial" w:cs="Arial" w:eastAsia="Arial" w:hAnsi="Arial"/>
@@ -7608,7 +7608,7 @@
               <w:spacing w:after="10" w:before="0"/>
               <w:ind w:left="120"/>
             </w:pPr>
-            <w:hyperlink w:history="1" r:id="rIdlukwbtipxy-ugbc_z2wti">
+            <w:hyperlink w:history="1" r:id="rId3hwph0shrn3ga-seai1dv">
               <w:r>
                 <w:rPr>
                   <w:rFonts w:ascii="Arial" w:cs="Arial" w:eastAsia="Arial" w:hAnsi="Arial"/>
@@ -7653,7 +7653,7 @@
             <w:pPr>
               <w:spacing w:after="20" w:before="0"/>
             </w:pPr>
-            <w:hyperlink w:history="1" r:id="rIdvtqdc95jza8sxfv8bvtim">
+            <w:hyperlink w:history="1" r:id="rIdg9clb0hgmh4mb4tza-332">
               <w:r>
                 <w:rPr>
                   <w:rFonts w:ascii="Arial" w:cs="Arial" w:eastAsia="Arial" w:hAnsi="Arial"/>
@@ -7686,7 +7686,7 @@
               <w:spacing w:after="10" w:before="0"/>
               <w:ind w:left="120"/>
             </w:pPr>
-            <w:hyperlink w:history="1" r:id="rIddpgwf8aclencoc9apdqsf">
+            <w:hyperlink w:history="1" r:id="rId-ltjp3lnahcxg0crajwe4">
               <w:r>
                 <w:rPr>
                   <w:rFonts w:ascii="Arial" w:cs="Arial" w:eastAsia="Arial" w:hAnsi="Arial"/>
@@ -9173,7 +9173,7 @@
             <w:pPr>
               <w:spacing w:after="20" w:before="0"/>
             </w:pPr>
-            <w:hyperlink w:history="1" r:id="rIdmk9cvpn8dsg1a2cai_it1">
+            <w:hyperlink w:history="1" r:id="rIdoatcwupmbce8tpa8zgx9g">
               <w:r>
                 <w:rPr>
                   <w:rFonts w:ascii="Arial" w:cs="Arial" w:eastAsia="Arial" w:hAnsi="Arial"/>
@@ -9206,7 +9206,7 @@
               <w:spacing w:after="10" w:before="0"/>
               <w:ind w:left="120"/>
             </w:pPr>
-            <w:hyperlink w:history="1" r:id="rIdmnhty0wzfcp2xbfzye0_h">
+            <w:hyperlink w:history="1" r:id="rIdwvyni6ahutcelh9nqmya_">
               <w:r>
                 <w:rPr>
                   <w:rFonts w:ascii="Arial" w:cs="Arial" w:eastAsia="Arial" w:hAnsi="Arial"/>
@@ -9251,7 +9251,7 @@
             <w:pPr>
               <w:spacing w:after="20" w:before="0"/>
             </w:pPr>
-            <w:hyperlink w:history="1" r:id="rIdnauxy9pj7plbolkramwlr">
+            <w:hyperlink w:history="1" r:id="rIdaiwa5ro8vpgc1dkiyx112">
               <w:r>
                 <w:rPr>
                   <w:rFonts w:ascii="Arial" w:cs="Arial" w:eastAsia="Arial" w:hAnsi="Arial"/>
@@ -9284,7 +9284,7 @@
               <w:spacing w:after="10" w:before="0"/>
               <w:ind w:left="120"/>
             </w:pPr>
-            <w:hyperlink w:history="1" r:id="rIdeeviwg-ujg-wtde9wmiwj">
+            <w:hyperlink w:history="1" r:id="rIduu9ucixxpgyuojr6bvq93">
               <w:r>
                 <w:rPr>
                   <w:rFonts w:ascii="Arial" w:cs="Arial" w:eastAsia="Arial" w:hAnsi="Arial"/>
@@ -9479,7 +9479,7 @@
             <w:pPr>
               <w:spacing w:after="20" w:before="0"/>
             </w:pPr>
-            <w:hyperlink w:history="1" r:id="rIduqm6asxaayazd1m6menii">
+            <w:hyperlink w:history="1" r:id="rIdrblkc7o8_kqugbfsdj-ey">
               <w:r>
                 <w:rPr>
                   <w:rFonts w:ascii="Arial" w:cs="Arial" w:eastAsia="Arial" w:hAnsi="Arial"/>
@@ -9512,7 +9512,7 @@
               <w:spacing w:after="10" w:before="0"/>
               <w:ind w:left="120"/>
             </w:pPr>
-            <w:hyperlink w:history="1" r:id="rIdg49sgi4rxirtrzlokfp3t">
+            <w:hyperlink w:history="1" r:id="rId5xjhjmy4k0oi3dbrhncuh">
               <w:r>
                 <w:rPr>
                   <w:rFonts w:ascii="Arial" w:cs="Arial" w:eastAsia="Arial" w:hAnsi="Arial"/>
@@ -9557,7 +9557,7 @@
             <w:pPr>
               <w:spacing w:after="20" w:before="0"/>
             </w:pPr>
-            <w:hyperlink w:history="1" r:id="rIdd2wn10ljs62xf--fu2d-i">
+            <w:hyperlink w:history="1" r:id="rIdphx_rji8e1mk0tbouods6">
               <w:r>
                 <w:rPr>
                   <w:rFonts w:ascii="Arial" w:cs="Arial" w:eastAsia="Arial" w:hAnsi="Arial"/>
@@ -9590,7 +9590,7 @@
               <w:spacing w:after="10" w:before="0"/>
               <w:ind w:left="120"/>
             </w:pPr>
-            <w:hyperlink w:history="1" r:id="rId8gmydghwp9vxntl2nfpvx">
+            <w:hyperlink w:history="1" r:id="rIdtbemwukbq5oj7fmdqtszo">
               <w:r>
                 <w:rPr>
                   <w:rFonts w:ascii="Arial" w:cs="Arial" w:eastAsia="Arial" w:hAnsi="Arial"/>
@@ -9785,7 +9785,7 @@
             <w:pPr>
               <w:spacing w:after="20" w:before="0"/>
             </w:pPr>
-            <w:hyperlink w:history="1" r:id="rIdt0uikyok_ltjzha2or34v">
+            <w:hyperlink w:history="1" r:id="rIdw-yqnp6k0bftefvp2dxm3">
               <w:r>
                 <w:rPr>
                   <w:rFonts w:ascii="Arial" w:cs="Arial" w:eastAsia="Arial" w:hAnsi="Arial"/>
@@ -9818,7 +9818,7 @@
               <w:spacing w:after="10" w:before="0"/>
               <w:ind w:left="120"/>
             </w:pPr>
-            <w:hyperlink w:history="1" r:id="rIdgkxjrqehiy9dzpfo9secl">
+            <w:hyperlink w:history="1" r:id="rIdyexvq6kdvgklat9grfluv">
               <w:r>
                 <w:rPr>
                   <w:rFonts w:ascii="Arial" w:cs="Arial" w:eastAsia="Arial" w:hAnsi="Arial"/>
@@ -9863,7 +9863,7 @@
             <w:pPr>
               <w:spacing w:after="20" w:before="0"/>
             </w:pPr>
-            <w:hyperlink w:history="1" r:id="rIdwo7lbjagp1qkoyo_m2s08">
+            <w:hyperlink w:history="1" r:id="rIddqozks11igri4dofihzjn">
               <w:r>
                 <w:rPr>
                   <w:rFonts w:ascii="Arial" w:cs="Arial" w:eastAsia="Arial" w:hAnsi="Arial"/>
@@ -9896,7 +9896,7 @@
               <w:spacing w:after="10" w:before="0"/>
               <w:ind w:left="120"/>
             </w:pPr>
-            <w:hyperlink w:history="1" r:id="rIdwrlti_5s_ebbisp4yqnc_">
+            <w:hyperlink w:history="1" r:id="rIdn2_ktlscfby_m_hqmhflr">
               <w:r>
                 <w:rPr>
                   <w:rFonts w:ascii="Arial" w:cs="Arial" w:eastAsia="Arial" w:hAnsi="Arial"/>
@@ -10091,7 +10091,7 @@
             <w:pPr>
               <w:spacing w:after="20" w:before="0"/>
             </w:pPr>
-            <w:hyperlink w:history="1" r:id="rIdlmvvlisijga1j64cb2h2c">
+            <w:hyperlink w:history="1" r:id="rIdfqtmuyo_pbyp0v_dgx-fs">
               <w:r>
                 <w:rPr>
                   <w:rFonts w:ascii="Arial" w:cs="Arial" w:eastAsia="Arial" w:hAnsi="Arial"/>
@@ -10124,7 +10124,7 @@
               <w:spacing w:after="10" w:before="0"/>
               <w:ind w:left="120"/>
             </w:pPr>
-            <w:hyperlink w:history="1" r:id="rIdb1mjvwkmgpz4mwxa3ciuh">
+            <w:hyperlink w:history="1" r:id="rId4_ghyeu1msjs8k14plhuq">
               <w:r>
                 <w:rPr>
                   <w:rFonts w:ascii="Arial" w:cs="Arial" w:eastAsia="Arial" w:hAnsi="Arial"/>
@@ -10169,7 +10169,7 @@
             <w:pPr>
               <w:spacing w:after="20" w:before="0"/>
             </w:pPr>
-            <w:hyperlink w:history="1" r:id="rIdflbyyg6pzdggdbfyrdgpn">
+            <w:hyperlink w:history="1" r:id="rIddqjjrkhvkt5tkgxlnmm7x">
               <w:r>
                 <w:rPr>
                   <w:rFonts w:ascii="Arial" w:cs="Arial" w:eastAsia="Arial" w:hAnsi="Arial"/>
@@ -10202,7 +10202,7 @@
               <w:spacing w:after="10" w:before="0"/>
               <w:ind w:left="120"/>
             </w:pPr>
-            <w:hyperlink w:history="1" r:id="rId38cfzwocuesnct2aqut2p">
+            <w:hyperlink w:history="1" r:id="rIdodlv0hnciodg_xf-lsxwe">
               <w:r>
                 <w:rPr>
                   <w:rFonts w:ascii="Arial" w:cs="Arial" w:eastAsia="Arial" w:hAnsi="Arial"/>
@@ -10397,7 +10397,7 @@
             <w:pPr>
               <w:spacing w:after="20" w:before="0"/>
             </w:pPr>
-            <w:hyperlink w:history="1" r:id="rIdu1txkesenodackxyffeil">
+            <w:hyperlink w:history="1" r:id="rIdou6m-0jlwkzx5xiglwpbb">
               <w:r>
                 <w:rPr>
                   <w:rFonts w:ascii="Arial" w:cs="Arial" w:eastAsia="Arial" w:hAnsi="Arial"/>
@@ -10430,7 +10430,7 @@
               <w:spacing w:after="10" w:before="0"/>
               <w:ind w:left="120"/>
             </w:pPr>
-            <w:hyperlink w:history="1" r:id="rIdjjqtvond7vupe_hbz3urb">
+            <w:hyperlink w:history="1" r:id="rId0makzjskobeu0apcgzilc">
               <w:r>
                 <w:rPr>
                   <w:rFonts w:ascii="Arial" w:cs="Arial" w:eastAsia="Arial" w:hAnsi="Arial"/>
@@ -10475,7 +10475,7 @@
             <w:pPr>
               <w:spacing w:after="20" w:before="0"/>
             </w:pPr>
-            <w:hyperlink w:history="1" r:id="rIdvv9t0dyer_adtzdkyddgh">
+            <w:hyperlink w:history="1" r:id="rIdzlri43uqiq64owopq6weg">
               <w:r>
                 <w:rPr>
                   <w:rFonts w:ascii="Arial" w:cs="Arial" w:eastAsia="Arial" w:hAnsi="Arial"/>
@@ -10508,7 +10508,7 @@
               <w:spacing w:after="10" w:before="0"/>
               <w:ind w:left="120"/>
             </w:pPr>
-            <w:hyperlink w:history="1" r:id="rIdpn3zarlyyoc0co_lfrelg">
+            <w:hyperlink w:history="1" r:id="rIdtmhg6xoj1o99m8bozgqy1">
               <w:r>
                 <w:rPr>
                   <w:rFonts w:ascii="Arial" w:cs="Arial" w:eastAsia="Arial" w:hAnsi="Arial"/>
@@ -11995,7 +11995,7 @@
             <w:pPr>
               <w:spacing w:after="20" w:before="0"/>
             </w:pPr>
-            <w:hyperlink w:history="1" r:id="rId9kpmzjkolmo0umzzczr8e">
+            <w:hyperlink w:history="1" r:id="rIdf7-50btesf3lcply1ppig">
               <w:r>
                 <w:rPr>
                   <w:rFonts w:ascii="Arial" w:cs="Arial" w:eastAsia="Arial" w:hAnsi="Arial"/>
@@ -12028,7 +12028,7 @@
               <w:spacing w:after="10" w:before="0"/>
               <w:ind w:left="120"/>
             </w:pPr>
-            <w:hyperlink w:history="1" r:id="rIdcitqadxcoqp3vx_aevcdg">
+            <w:hyperlink w:history="1" r:id="rIdhedphgeb3jlobyg4nma6r">
               <w:r>
                 <w:rPr>
                   <w:rFonts w:ascii="Arial" w:cs="Arial" w:eastAsia="Arial" w:hAnsi="Arial"/>
@@ -12073,7 +12073,7 @@
             <w:pPr>
               <w:spacing w:after="20" w:before="0"/>
             </w:pPr>
-            <w:hyperlink w:history="1" r:id="rIdwzshqbq236py0lme4kzzp">
+            <w:hyperlink w:history="1" r:id="rIdrzjx47yhcxd-n1zazuo0b">
               <w:r>
                 <w:rPr>
                   <w:rFonts w:ascii="Arial" w:cs="Arial" w:eastAsia="Arial" w:hAnsi="Arial"/>
@@ -12106,7 +12106,7 @@
               <w:spacing w:after="10" w:before="0"/>
               <w:ind w:left="120"/>
             </w:pPr>
-            <w:hyperlink w:history="1" r:id="rIdeg5kssdk9pza-apd14rt8">
+            <w:hyperlink w:history="1" r:id="rIdqnekbdnm-rfmnm_ebratk">
               <w:r>
                 <w:rPr>
                   <w:rFonts w:ascii="Arial" w:cs="Arial" w:eastAsia="Arial" w:hAnsi="Arial"/>
@@ -12301,7 +12301,7 @@
             <w:pPr>
               <w:spacing w:after="20" w:before="0"/>
             </w:pPr>
-            <w:hyperlink w:history="1" r:id="rIdussaevao9s7bvustouqcy">
+            <w:hyperlink w:history="1" r:id="rIdlvki3cmfwctybwjxkxjsf">
               <w:r>
                 <w:rPr>
                   <w:rFonts w:ascii="Arial" w:cs="Arial" w:eastAsia="Arial" w:hAnsi="Arial"/>
@@ -12334,7 +12334,7 @@
               <w:spacing w:after="10" w:before="0"/>
               <w:ind w:left="120"/>
             </w:pPr>
-            <w:hyperlink w:history="1" r:id="rIdax_w5_w1eruo02nqew8bv">
+            <w:hyperlink w:history="1" r:id="rIdulaqsvsji73s75nanb23i">
               <w:r>
                 <w:rPr>
                   <w:rFonts w:ascii="Arial" w:cs="Arial" w:eastAsia="Arial" w:hAnsi="Arial"/>
@@ -12379,7 +12379,7 @@
             <w:pPr>
               <w:spacing w:after="20" w:before="0"/>
             </w:pPr>
-            <w:hyperlink w:history="1" r:id="rId67bjrmqovnumviqmgajgb">
+            <w:hyperlink w:history="1" r:id="rIdt9k5tav3jeg8rofjx4kk1">
               <w:r>
                 <w:rPr>
                   <w:rFonts w:ascii="Arial" w:cs="Arial" w:eastAsia="Arial" w:hAnsi="Arial"/>
@@ -12412,7 +12412,7 @@
               <w:spacing w:after="10" w:before="0"/>
               <w:ind w:left="120"/>
             </w:pPr>
-            <w:hyperlink w:history="1" r:id="rIddyq3h1ekvu3ue6dpabjpp">
+            <w:hyperlink w:history="1" r:id="rIdmrwkfnfup9bubutd8t5wr">
               <w:r>
                 <w:rPr>
                   <w:rFonts w:ascii="Arial" w:cs="Arial" w:eastAsia="Arial" w:hAnsi="Arial"/>
@@ -12607,7 +12607,7 @@
             <w:pPr>
               <w:spacing w:after="20" w:before="0"/>
             </w:pPr>
-            <w:hyperlink w:history="1" r:id="rIdieyvhwp5t1a4zgp4w5mzv">
+            <w:hyperlink w:history="1" r:id="rIdztkso0a6uo13kvdvfazlx">
               <w:r>
                 <w:rPr>
                   <w:rFonts w:ascii="Arial" w:cs="Arial" w:eastAsia="Arial" w:hAnsi="Arial"/>
@@ -12640,7 +12640,7 @@
               <w:spacing w:after="10" w:before="0"/>
               <w:ind w:left="120"/>
             </w:pPr>
-            <w:hyperlink w:history="1" r:id="rIdn4-0drdmbxjft6gfxmalu">
+            <w:hyperlink w:history="1" r:id="rId0nel_p_1rn0mm5b0lge5k">
               <w:r>
                 <w:rPr>
                   <w:rFonts w:ascii="Arial" w:cs="Arial" w:eastAsia="Arial" w:hAnsi="Arial"/>
@@ -12685,7 +12685,7 @@
             <w:pPr>
               <w:spacing w:after="20" w:before="0"/>
             </w:pPr>
-            <w:hyperlink w:history="1" r:id="rIdmoqhspgwxmtoqoyf4e_eg">
+            <w:hyperlink w:history="1" r:id="rIdjddvctl8gzmtzqfxz3adt">
               <w:r>
                 <w:rPr>
                   <w:rFonts w:ascii="Arial" w:cs="Arial" w:eastAsia="Arial" w:hAnsi="Arial"/>
@@ -12718,7 +12718,7 @@
               <w:spacing w:after="10" w:before="0"/>
               <w:ind w:left="120"/>
             </w:pPr>
-            <w:hyperlink w:history="1" r:id="rIdcsf8elqdewzxo5igfsynh">
+            <w:hyperlink w:history="1" r:id="rIdsiftirbr2h0-ij8gxrrz7">
               <w:r>
                 <w:rPr>
                   <w:rFonts w:ascii="Arial" w:cs="Arial" w:eastAsia="Arial" w:hAnsi="Arial"/>
@@ -12913,7 +12913,7 @@
             <w:pPr>
               <w:spacing w:after="20" w:before="0"/>
             </w:pPr>
-            <w:hyperlink w:history="1" r:id="rIdhaeudec_u0xksbhrt9no_">
+            <w:hyperlink w:history="1" r:id="rIdqw3dkw0bnbvasqzv3hv6x">
               <w:r>
                 <w:rPr>
                   <w:rFonts w:ascii="Arial" w:cs="Arial" w:eastAsia="Arial" w:hAnsi="Arial"/>
@@ -12946,7 +12946,7 @@
               <w:spacing w:after="10" w:before="0"/>
               <w:ind w:left="120"/>
             </w:pPr>
-            <w:hyperlink w:history="1" r:id="rIdnfqidwh3gowy1vcd-jkrb">
+            <w:hyperlink w:history="1" r:id="rIdwlqh5w0-ptbh8gchzp9an">
               <w:r>
                 <w:rPr>
                   <w:rFonts w:ascii="Arial" w:cs="Arial" w:eastAsia="Arial" w:hAnsi="Arial"/>
@@ -12991,7 +12991,7 @@
             <w:pPr>
               <w:spacing w:after="20" w:before="0"/>
             </w:pPr>
-            <w:hyperlink w:history="1" r:id="rId8ktp9qizj8vqjr3bmomxu">
+            <w:hyperlink w:history="1" r:id="rId5jdr7gurkmjyoudyqwfmi">
               <w:r>
                 <w:rPr>
                   <w:rFonts w:ascii="Arial" w:cs="Arial" w:eastAsia="Arial" w:hAnsi="Arial"/>
@@ -13024,7 +13024,7 @@
               <w:spacing w:after="10" w:before="0"/>
               <w:ind w:left="120"/>
             </w:pPr>
-            <w:hyperlink w:history="1" r:id="rIdppbi4s-eudrv00p6ikzsa">
+            <w:hyperlink w:history="1" r:id="rIdrw8usly5a8v_pjryfiqik">
               <w:r>
                 <w:rPr>
                   <w:rFonts w:ascii="Arial" w:cs="Arial" w:eastAsia="Arial" w:hAnsi="Arial"/>
@@ -13219,7 +13219,7 @@
             <w:pPr>
               <w:spacing w:after="20" w:before="0"/>
             </w:pPr>
-            <w:hyperlink w:history="1" r:id="rIdxlafai96w7skbqwq-qalp">
+            <w:hyperlink w:history="1" r:id="rIdz4mvy7p8vawabrbhwkyzq">
               <w:r>
                 <w:rPr>
                   <w:rFonts w:ascii="Arial" w:cs="Arial" w:eastAsia="Arial" w:hAnsi="Arial"/>
@@ -13252,7 +13252,7 @@
               <w:spacing w:after="10" w:before="0"/>
               <w:ind w:left="120"/>
             </w:pPr>
-            <w:hyperlink w:history="1" r:id="rIdue5cffcz4pzgl60vzl7iv">
+            <w:hyperlink w:history="1" r:id="rIdnlq7pclxvkzx94atklxq1">
               <w:r>
                 <w:rPr>
                   <w:rFonts w:ascii="Arial" w:cs="Arial" w:eastAsia="Arial" w:hAnsi="Arial"/>
@@ -13297,7 +13297,7 @@
             <w:pPr>
               <w:spacing w:after="20" w:before="0"/>
             </w:pPr>
-            <w:hyperlink w:history="1" r:id="rId1riczco0dbtvubywe13ff">
+            <w:hyperlink w:history="1" r:id="rId_ktcdlczifbhzsxx-e5gx">
               <w:r>
                 <w:rPr>
                   <w:rFonts w:ascii="Arial" w:cs="Arial" w:eastAsia="Arial" w:hAnsi="Arial"/>
@@ -13330,7 +13330,7 @@
               <w:spacing w:after="10" w:before="0"/>
               <w:ind w:left="120"/>
             </w:pPr>
-            <w:hyperlink w:history="1" r:id="rId9o5wvo0ig059qwqlxgpgo">
+            <w:hyperlink w:history="1" r:id="rIdiyfm_iuadk3fb31g_smkh">
               <w:r>
                 <w:rPr>
                   <w:rFonts w:ascii="Arial" w:cs="Arial" w:eastAsia="Arial" w:hAnsi="Arial"/>
@@ -14931,7 +14931,7 @@
             <w:pPr>
               <w:spacing w:after="20" w:before="0"/>
             </w:pPr>
-            <w:hyperlink w:history="1" r:id="rIdaoxfqe85ztmuq3aao9yuf">
+            <w:hyperlink w:history="1" r:id="rId1lpc3cgauzp0gj6smvyts">
               <w:r>
                 <w:rPr>
                   <w:rFonts w:ascii="Arial" w:cs="Arial" w:eastAsia="Arial" w:hAnsi="Arial"/>
@@ -14964,7 +14964,7 @@
               <w:spacing w:after="10" w:before="0"/>
               <w:ind w:left="120"/>
             </w:pPr>
-            <w:hyperlink w:history="1" r:id="rIdxtgwhtudnjmpeor-fgili">
+            <w:hyperlink w:history="1" r:id="rIdalslxuelaehihi_0xdbc4">
               <w:r>
                 <w:rPr>
                   <w:rFonts w:ascii="Arial" w:cs="Arial" w:eastAsia="Arial" w:hAnsi="Arial"/>
@@ -15009,7 +15009,7 @@
             <w:pPr>
               <w:spacing w:after="20" w:before="0"/>
             </w:pPr>
-            <w:hyperlink w:history="1" r:id="rId3rmv4w69g6onyqfac7r5y">
+            <w:hyperlink w:history="1" r:id="rIdc9ykmq0dal4jfr2yhe0xa">
               <w:r>
                 <w:rPr>
                   <w:rFonts w:ascii="Arial" w:cs="Arial" w:eastAsia="Arial" w:hAnsi="Arial"/>
@@ -15042,7 +15042,7 @@
               <w:spacing w:after="10" w:before="0"/>
               <w:ind w:left="120"/>
             </w:pPr>
-            <w:hyperlink w:history="1" r:id="rIdkx4ihwhfoetywg_z4msqo">
+            <w:hyperlink w:history="1" r:id="rIdk3dtg7_it94lumfe34eru">
               <w:r>
                 <w:rPr>
                   <w:rFonts w:ascii="Arial" w:cs="Arial" w:eastAsia="Arial" w:hAnsi="Arial"/>
@@ -15237,7 +15237,7 @@
             <w:pPr>
               <w:spacing w:after="20" w:before="0"/>
             </w:pPr>
-            <w:hyperlink w:history="1" r:id="rIdaocpkk0msdy1bet_vo42w">
+            <w:hyperlink w:history="1" r:id="rIdgcx8har9swtl-v2tkkgxi">
               <w:r>
                 <w:rPr>
                   <w:rFonts w:ascii="Arial" w:cs="Arial" w:eastAsia="Arial" w:hAnsi="Arial"/>
@@ -15270,7 +15270,7 @@
               <w:spacing w:after="10" w:before="0"/>
               <w:ind w:left="120"/>
             </w:pPr>
-            <w:hyperlink w:history="1" r:id="rIdx_uji6pqam0suvmjmgqrf">
+            <w:hyperlink w:history="1" r:id="rId7bwdklwer8rygguo5sd1d">
               <w:r>
                 <w:rPr>
                   <w:rFonts w:ascii="Arial" w:cs="Arial" w:eastAsia="Arial" w:hAnsi="Arial"/>
@@ -15315,7 +15315,7 @@
             <w:pPr>
               <w:spacing w:after="20" w:before="0"/>
             </w:pPr>
-            <w:hyperlink w:history="1" r:id="rIdb7gxyvfh5dpxfebentlrb">
+            <w:hyperlink w:history="1" r:id="rIdyp2fqovvad8gkkygjiqb-">
               <w:r>
                 <w:rPr>
                   <w:rFonts w:ascii="Arial" w:cs="Arial" w:eastAsia="Arial" w:hAnsi="Arial"/>
@@ -15348,7 +15348,7 @@
               <w:spacing w:after="10" w:before="0"/>
               <w:ind w:left="120"/>
             </w:pPr>
-            <w:hyperlink w:history="1" r:id="rIdgehprnpoltsbkgrsamsfp">
+            <w:hyperlink w:history="1" r:id="rIdvo1bqhkx8kvbelxd35bcm">
               <w:r>
                 <w:rPr>
                   <w:rFonts w:ascii="Arial" w:cs="Arial" w:eastAsia="Arial" w:hAnsi="Arial"/>
@@ -15543,7 +15543,7 @@
             <w:pPr>
               <w:spacing w:after="20" w:before="0"/>
             </w:pPr>
-            <w:hyperlink w:history="1" r:id="rIdzffcd7csemjvaw4n3gdnp">
+            <w:hyperlink w:history="1" r:id="rIdxpnahkefqalz6tnuhepd5">
               <w:r>
                 <w:rPr>
                   <w:rFonts w:ascii="Arial" w:cs="Arial" w:eastAsia="Arial" w:hAnsi="Arial"/>
@@ -15576,7 +15576,7 @@
               <w:spacing w:after="10" w:before="0"/>
               <w:ind w:left="120"/>
             </w:pPr>
-            <w:hyperlink w:history="1" r:id="rIdu6hhylloxoy5irsxuzlu5">
+            <w:hyperlink w:history="1" r:id="rId-ntdvtor7ye-kg1u4rccy">
               <w:r>
                 <w:rPr>
                   <w:rFonts w:ascii="Arial" w:cs="Arial" w:eastAsia="Arial" w:hAnsi="Arial"/>
@@ -15621,7 +15621,7 @@
             <w:pPr>
               <w:spacing w:after="20" w:before="0"/>
             </w:pPr>
-            <w:hyperlink w:history="1" r:id="rIdp7oe0yxbpqfq6ezr1u1ri">
+            <w:hyperlink w:history="1" r:id="rIdxhj5yrxbubmaljgeqiu9h">
               <w:r>
                 <w:rPr>
                   <w:rFonts w:ascii="Arial" w:cs="Arial" w:eastAsia="Arial" w:hAnsi="Arial"/>
@@ -15654,7 +15654,7 @@
               <w:spacing w:after="10" w:before="0"/>
               <w:ind w:left="120"/>
             </w:pPr>
-            <w:hyperlink w:history="1" r:id="rIdw1ohshpotf5yjoon32jxb">
+            <w:hyperlink w:history="1" r:id="rIdb77t9ko3l170rflxwtbiy">
               <w:r>
                 <w:rPr>
                   <w:rFonts w:ascii="Arial" w:cs="Arial" w:eastAsia="Arial" w:hAnsi="Arial"/>
@@ -15849,7 +15849,7 @@
             <w:pPr>
               <w:spacing w:after="20" w:before="0"/>
             </w:pPr>
-            <w:hyperlink w:history="1" r:id="rIdevxaug-2wrzocciuydazh">
+            <w:hyperlink w:history="1" r:id="rIdkit-cdubz4bcnwv6v3pnj">
               <w:r>
                 <w:rPr>
                   <w:rFonts w:ascii="Arial" w:cs="Arial" w:eastAsia="Arial" w:hAnsi="Arial"/>
@@ -15882,7 +15882,7 @@
               <w:spacing w:after="10" w:before="0"/>
               <w:ind w:left="120"/>
             </w:pPr>
-            <w:hyperlink w:history="1" r:id="rIdzpacbxfftbuorazbo9ni6">
+            <w:hyperlink w:history="1" r:id="rIdnz_swyuf3ahrryqxu928h">
               <w:r>
                 <w:rPr>
                   <w:rFonts w:ascii="Arial" w:cs="Arial" w:eastAsia="Arial" w:hAnsi="Arial"/>
@@ -15927,7 +15927,7 @@
             <w:pPr>
               <w:spacing w:after="20" w:before="0"/>
             </w:pPr>
-            <w:hyperlink w:history="1" r:id="rIdpmv3ly5ejaa7wad16qbcj">
+            <w:hyperlink w:history="1" r:id="rIdtzhg0jmnvv4sp9fgqjvc6">
               <w:r>
                 <w:rPr>
                   <w:rFonts w:ascii="Arial" w:cs="Arial" w:eastAsia="Arial" w:hAnsi="Arial"/>
@@ -15960,7 +15960,7 @@
               <w:spacing w:after="10" w:before="0"/>
               <w:ind w:left="120"/>
             </w:pPr>
-            <w:hyperlink w:history="1" r:id="rIdvuqqraococtynowuia-or">
+            <w:hyperlink w:history="1" r:id="rIddjiaineem_fx28kbcn9jn">
               <w:r>
                 <w:rPr>
                   <w:rFonts w:ascii="Arial" w:cs="Arial" w:eastAsia="Arial" w:hAnsi="Arial"/>
@@ -16155,7 +16155,7 @@
             <w:pPr>
               <w:spacing w:after="20" w:before="0"/>
             </w:pPr>
-            <w:hyperlink w:history="1" r:id="rIdwr2i8jfthcvyglruzqosx">
+            <w:hyperlink w:history="1" r:id="rIde3hy2srmppvfqhzsjnytf">
               <w:r>
                 <w:rPr>
                   <w:rFonts w:ascii="Arial" w:cs="Arial" w:eastAsia="Arial" w:hAnsi="Arial"/>
@@ -16188,7 +16188,7 @@
               <w:spacing w:after="10" w:before="0"/>
               <w:ind w:left="120"/>
             </w:pPr>
-            <w:hyperlink w:history="1" r:id="rIdpkyzbrhku9whkuaptkma5">
+            <w:hyperlink w:history="1" r:id="rId7nsbnmjphqdwycavaaoox">
               <w:r>
                 <w:rPr>
                   <w:rFonts w:ascii="Arial" w:cs="Arial" w:eastAsia="Arial" w:hAnsi="Arial"/>
@@ -16233,7 +16233,7 @@
             <w:pPr>
               <w:spacing w:after="20" w:before="0"/>
             </w:pPr>
-            <w:hyperlink w:history="1" r:id="rIdm005voacmwpkf1x8xnrq-">
+            <w:hyperlink w:history="1" r:id="rId1l2ujz47zjtyzdum_xguh">
               <w:r>
                 <w:rPr>
                   <w:rFonts w:ascii="Arial" w:cs="Arial" w:eastAsia="Arial" w:hAnsi="Arial"/>
@@ -16266,7 +16266,7 @@
               <w:spacing w:after="10" w:before="0"/>
               <w:ind w:left="120"/>
             </w:pPr>
-            <w:hyperlink w:history="1" r:id="rId10tujxlzsie4nwrjk5efp">
+            <w:hyperlink w:history="1" r:id="rIdzv5ojoed6di6ei0d92-mu">
               <w:r>
                 <w:rPr>
                   <w:rFonts w:ascii="Arial" w:cs="Arial" w:eastAsia="Arial" w:hAnsi="Arial"/>
@@ -17753,7 +17753,7 @@
             <w:pPr>
               <w:spacing w:after="20" w:before="0"/>
             </w:pPr>
-            <w:hyperlink w:history="1" r:id="rIdngt_-7mggjiktnqzijpnd">
+            <w:hyperlink w:history="1" r:id="rIdstv_0qigglzpi7clnptjk">
               <w:r>
                 <w:rPr>
                   <w:rFonts w:ascii="Arial" w:cs="Arial" w:eastAsia="Arial" w:hAnsi="Arial"/>
@@ -17786,7 +17786,7 @@
               <w:spacing w:after="10" w:before="0"/>
               <w:ind w:left="120"/>
             </w:pPr>
-            <w:hyperlink w:history="1" r:id="rIdspj2eqfwsioy0z99tta67">
+            <w:hyperlink w:history="1" r:id="rIdxbybjz3lg9qocfclvnamt">
               <w:r>
                 <w:rPr>
                   <w:rFonts w:ascii="Arial" w:cs="Arial" w:eastAsia="Arial" w:hAnsi="Arial"/>
@@ -17831,7 +17831,7 @@
             <w:pPr>
               <w:spacing w:after="20" w:before="0"/>
             </w:pPr>
-            <w:hyperlink w:history="1" r:id="rIdufn9lawsk4jk9s7wgclk_">
+            <w:hyperlink w:history="1" r:id="rIdly2ipr58b9elvj_a2cfib">
               <w:r>
                 <w:rPr>
                   <w:rFonts w:ascii="Arial" w:cs="Arial" w:eastAsia="Arial" w:hAnsi="Arial"/>
@@ -17864,7 +17864,7 @@
               <w:spacing w:after="10" w:before="0"/>
               <w:ind w:left="120"/>
             </w:pPr>
-            <w:hyperlink w:history="1" r:id="rIdtzakdkjui24cjrt7lzs95">
+            <w:hyperlink w:history="1" r:id="rIdbjvk6ztxs01v7cnljv6zm">
               <w:r>
                 <w:rPr>
                   <w:rFonts w:ascii="Arial" w:cs="Arial" w:eastAsia="Arial" w:hAnsi="Arial"/>
@@ -18059,7 +18059,7 @@
             <w:pPr>
               <w:spacing w:after="20" w:before="0"/>
             </w:pPr>
-            <w:hyperlink w:history="1" r:id="rIdgqcljg0hh4x-ysvprsiuk">
+            <w:hyperlink w:history="1" r:id="rIdpohlkkbe5ii6cww00cksx">
               <w:r>
                 <w:rPr>
                   <w:rFonts w:ascii="Arial" w:cs="Arial" w:eastAsia="Arial" w:hAnsi="Arial"/>
@@ -18092,7 +18092,7 @@
               <w:spacing w:after="10" w:before="0"/>
               <w:ind w:left="120"/>
             </w:pPr>
-            <w:hyperlink w:history="1" r:id="rIdawh1mnddwwa9unzab7emg">
+            <w:hyperlink w:history="1" r:id="rIdvcem4y0x9nt_l_zy2lg75">
               <w:r>
                 <w:rPr>
                   <w:rFonts w:ascii="Arial" w:cs="Arial" w:eastAsia="Arial" w:hAnsi="Arial"/>
@@ -18137,7 +18137,7 @@
             <w:pPr>
               <w:spacing w:after="20" w:before="0"/>
             </w:pPr>
-            <w:hyperlink w:history="1" r:id="rIdliiaj67q9mqi-xk1jg2s-">
+            <w:hyperlink w:history="1" r:id="rIdkm-34zspbiicgwuhhybua">
               <w:r>
                 <w:rPr>
                   <w:rFonts w:ascii="Arial" w:cs="Arial" w:eastAsia="Arial" w:hAnsi="Arial"/>
@@ -18170,7 +18170,7 @@
               <w:spacing w:after="10" w:before="0"/>
               <w:ind w:left="120"/>
             </w:pPr>
-            <w:hyperlink w:history="1" r:id="rIdyfp-pzgpxb6e4zd3s1bcv">
+            <w:hyperlink w:history="1" r:id="rIdyrsi9tycit4iv_ryxpmmu">
               <w:r>
                 <w:rPr>
                   <w:rFonts w:ascii="Arial" w:cs="Arial" w:eastAsia="Arial" w:hAnsi="Arial"/>
@@ -18365,7 +18365,7 @@
             <w:pPr>
               <w:spacing w:after="20" w:before="0"/>
             </w:pPr>
-            <w:hyperlink w:history="1" r:id="rIdglc4toerham02pjcv3a9n">
+            <w:hyperlink w:history="1" r:id="rId0pw1i4fu_jdxcqdtlygoe">
               <w:r>
                 <w:rPr>
                   <w:rFonts w:ascii="Arial" w:cs="Arial" w:eastAsia="Arial" w:hAnsi="Arial"/>
@@ -18398,7 +18398,7 @@
               <w:spacing w:after="10" w:before="0"/>
               <w:ind w:left="120"/>
             </w:pPr>
-            <w:hyperlink w:history="1" r:id="rIdjyty-0lnreumbjsjd5bdz">
+            <w:hyperlink w:history="1" r:id="rId8skdxemfefwyc28nnyrdq">
               <w:r>
                 <w:rPr>
                   <w:rFonts w:ascii="Arial" w:cs="Arial" w:eastAsia="Arial" w:hAnsi="Arial"/>
@@ -18443,7 +18443,7 @@
             <w:pPr>
               <w:spacing w:after="20" w:before="0"/>
             </w:pPr>
-            <w:hyperlink w:history="1" r:id="rIduxe75js5rlu6rx_iuflmi">
+            <w:hyperlink w:history="1" r:id="rId5fmuugqq4kwihmiehkukb">
               <w:r>
                 <w:rPr>
                   <w:rFonts w:ascii="Arial" w:cs="Arial" w:eastAsia="Arial" w:hAnsi="Arial"/>
@@ -18476,7 +18476,7 @@
               <w:spacing w:after="10" w:before="0"/>
               <w:ind w:left="120"/>
             </w:pPr>
-            <w:hyperlink w:history="1" r:id="rIdqc3d5gurpwi12c2wxhitn">
+            <w:hyperlink w:history="1" r:id="rId9nf0uqb-tbc8vhqh8jlps">
               <w:r>
                 <w:rPr>
                   <w:rFonts w:ascii="Arial" w:cs="Arial" w:eastAsia="Arial" w:hAnsi="Arial"/>
@@ -18671,7 +18671,7 @@
             <w:pPr>
               <w:spacing w:after="20" w:before="0"/>
             </w:pPr>
-            <w:hyperlink w:history="1" r:id="rIdaspbxdl726vgd38dq2-wy">
+            <w:hyperlink w:history="1" r:id="rIdsav-vw2suszddtyqko9nf">
               <w:r>
                 <w:rPr>
                   <w:rFonts w:ascii="Arial" w:cs="Arial" w:eastAsia="Arial" w:hAnsi="Arial"/>
@@ -18704,7 +18704,7 @@
               <w:spacing w:after="10" w:before="0"/>
               <w:ind w:left="120"/>
             </w:pPr>
-            <w:hyperlink w:history="1" r:id="rIdi1rlmmqw7-2bsx9g32_lc">
+            <w:hyperlink w:history="1" r:id="rIdl7xntocor7g2ilnwrfdpp">
               <w:r>
                 <w:rPr>
                   <w:rFonts w:ascii="Arial" w:cs="Arial" w:eastAsia="Arial" w:hAnsi="Arial"/>
@@ -18749,7 +18749,7 @@
             <w:pPr>
               <w:spacing w:after="20" w:before="0"/>
             </w:pPr>
-            <w:hyperlink w:history="1" r:id="rId2uo9w-6ylxzz9as5ah3j5">
+            <w:hyperlink w:history="1" r:id="rId2mtlitgcdu4pnyahtu2uo">
               <w:r>
                 <w:rPr>
                   <w:rFonts w:ascii="Arial" w:cs="Arial" w:eastAsia="Arial" w:hAnsi="Arial"/>
@@ -18782,7 +18782,7 @@
               <w:spacing w:after="10" w:before="0"/>
               <w:ind w:left="120"/>
             </w:pPr>
-            <w:hyperlink w:history="1" r:id="rIdxkgyg1qaetjxxcybrrdej">
+            <w:hyperlink w:history="1" r:id="rIdw0cqgvyxzveq7_wxctob7">
               <w:r>
                 <w:rPr>
                   <w:rFonts w:ascii="Arial" w:cs="Arial" w:eastAsia="Arial" w:hAnsi="Arial"/>
@@ -18977,7 +18977,7 @@
             <w:pPr>
               <w:spacing w:after="20" w:before="0"/>
             </w:pPr>
-            <w:hyperlink w:history="1" r:id="rIdbrgbsicjkxdbljuuuj3dv">
+            <w:hyperlink w:history="1" r:id="rIdvd0-3rbwic2p6kruw0wjm">
               <w:r>
                 <w:rPr>
                   <w:rFonts w:ascii="Arial" w:cs="Arial" w:eastAsia="Arial" w:hAnsi="Arial"/>
@@ -19010,7 +19010,7 @@
               <w:spacing w:after="10" w:before="0"/>
               <w:ind w:left="120"/>
             </w:pPr>
-            <w:hyperlink w:history="1" r:id="rIdve0abask4j-l5y6xyenyj">
+            <w:hyperlink w:history="1" r:id="rIdc1jucrbtopoxhgiw4msud">
               <w:r>
                 <w:rPr>
                   <w:rFonts w:ascii="Arial" w:cs="Arial" w:eastAsia="Arial" w:hAnsi="Arial"/>
@@ -19055,7 +19055,7 @@
             <w:pPr>
               <w:spacing w:after="20" w:before="0"/>
             </w:pPr>
-            <w:hyperlink w:history="1" r:id="rIdnthgsv17ifmdyqmtdqlj9">
+            <w:hyperlink w:history="1" r:id="rIdnv47vn7pyttsyppdjbmch">
               <w:r>
                 <w:rPr>
                   <w:rFonts w:ascii="Arial" w:cs="Arial" w:eastAsia="Arial" w:hAnsi="Arial"/>
@@ -19088,7 +19088,7 @@
               <w:spacing w:after="10" w:before="0"/>
               <w:ind w:left="120"/>
             </w:pPr>
-            <w:hyperlink w:history="1" r:id="rId4yt8yq9mj-5pjauucnygd">
+            <w:hyperlink w:history="1" r:id="rId8weanvjkkmpa_jfzwgymq">
               <w:r>
                 <w:rPr>
                   <w:rFonts w:ascii="Arial" w:cs="Arial" w:eastAsia="Arial" w:hAnsi="Arial"/>
@@ -20576,7 +20576,7 @@
             <w:pPr>
               <w:spacing w:after="20" w:before="0"/>
             </w:pPr>
-            <w:hyperlink w:history="1" r:id="rIdzsz6jnsal11whkfpn81wj">
+            <w:hyperlink w:history="1" r:id="rIdjp1l4voonyyzrxcpbl04s">
               <w:r>
                 <w:rPr>
                   <w:rFonts w:ascii="Arial" w:cs="Arial" w:eastAsia="Arial" w:hAnsi="Arial"/>
@@ -20609,7 +20609,7 @@
               <w:spacing w:after="10" w:before="0"/>
               <w:ind w:left="120"/>
             </w:pPr>
-            <w:hyperlink w:history="1" r:id="rIdf8i7jo9pphmreq0hw2c16">
+            <w:hyperlink w:history="1" r:id="rIdbjxp4z9ao3aonb-5wrxxc">
               <w:r>
                 <w:rPr>
                   <w:rFonts w:ascii="Arial" w:cs="Arial" w:eastAsia="Arial" w:hAnsi="Arial"/>
@@ -20654,7 +20654,7 @@
             <w:pPr>
               <w:spacing w:after="20" w:before="0"/>
             </w:pPr>
-            <w:hyperlink w:history="1" r:id="rIdjaoxcfjknee5nny42gjtd">
+            <w:hyperlink w:history="1" r:id="rIdk7hhajlzysaypvtexmict">
               <w:r>
                 <w:rPr>
                   <w:rFonts w:ascii="Arial" w:cs="Arial" w:eastAsia="Arial" w:hAnsi="Arial"/>
@@ -20687,7 +20687,7 @@
               <w:spacing w:after="10" w:before="0"/>
               <w:ind w:left="120"/>
             </w:pPr>
-            <w:hyperlink w:history="1" r:id="rId7_f29xtos2nbp-t1zfme3">
+            <w:hyperlink w:history="1" r:id="rIdio47cdixra2_xs6jjjhdl">
               <w:r>
                 <w:rPr>
                   <w:rFonts w:ascii="Arial" w:cs="Arial" w:eastAsia="Arial" w:hAnsi="Arial"/>
@@ -20882,7 +20882,7 @@
             <w:pPr>
               <w:spacing w:after="20" w:before="0"/>
             </w:pPr>
-            <w:hyperlink w:history="1" r:id="rIdxqfspiibdw1vuwsyiupml">
+            <w:hyperlink w:history="1" r:id="rId-a_9zygsz3mgm5jmzahtl">
               <w:r>
                 <w:rPr>
                   <w:rFonts w:ascii="Arial" w:cs="Arial" w:eastAsia="Arial" w:hAnsi="Arial"/>
@@ -20915,7 +20915,7 @@
               <w:spacing w:after="10" w:before="0"/>
               <w:ind w:left="120"/>
             </w:pPr>
-            <w:hyperlink w:history="1" r:id="rId4scl-bg-tco0kj2zrno8q">
+            <w:hyperlink w:history="1" r:id="rIdei0iykkt-kmab6sbvokim">
               <w:r>
                 <w:rPr>
                   <w:rFonts w:ascii="Arial" w:cs="Arial" w:eastAsia="Arial" w:hAnsi="Arial"/>
@@ -20960,7 +20960,7 @@
             <w:pPr>
               <w:spacing w:after="20" w:before="0"/>
             </w:pPr>
-            <w:hyperlink w:history="1" r:id="rIdbd6ofi8pwnatr3mkc3c_l">
+            <w:hyperlink w:history="1" r:id="rIdkwvamhl-hvqzq9hsdytg_">
               <w:r>
                 <w:rPr>
                   <w:rFonts w:ascii="Arial" w:cs="Arial" w:eastAsia="Arial" w:hAnsi="Arial"/>
@@ -20993,7 +20993,7 @@
               <w:spacing w:after="10" w:before="0"/>
               <w:ind w:left="120"/>
             </w:pPr>
-            <w:hyperlink w:history="1" r:id="rIduporvdarwfl2txut9hxvs">
+            <w:hyperlink w:history="1" r:id="rId47h-3qzp67fugxr6es_by">
               <w:r>
                 <w:rPr>
                   <w:rFonts w:ascii="Arial" w:cs="Arial" w:eastAsia="Arial" w:hAnsi="Arial"/>
@@ -21188,7 +21188,7 @@
             <w:pPr>
               <w:spacing w:after="20" w:before="0"/>
             </w:pPr>
-            <w:hyperlink w:history="1" r:id="rIddp-b9cx3_id_qwg1r1llp">
+            <w:hyperlink w:history="1" r:id="rIdfqcexsgyonhbvjtijkr6y">
               <w:r>
                 <w:rPr>
                   <w:rFonts w:ascii="Arial" w:cs="Arial" w:eastAsia="Arial" w:hAnsi="Arial"/>
@@ -21221,7 +21221,7 @@
               <w:spacing w:after="10" w:before="0"/>
               <w:ind w:left="120"/>
             </w:pPr>
-            <w:hyperlink w:history="1" r:id="rIdoqdpj9c6kc-szamohl4fb">
+            <w:hyperlink w:history="1" r:id="rIdkczicwyc90qqzujpb0hdd">
               <w:r>
                 <w:rPr>
                   <w:rFonts w:ascii="Arial" w:cs="Arial" w:eastAsia="Arial" w:hAnsi="Arial"/>
@@ -21266,7 +21266,7 @@
             <w:pPr>
               <w:spacing w:after="20" w:before="0"/>
             </w:pPr>
-            <w:hyperlink w:history="1" r:id="rIdagew-zppl2hnnusfumgi5">
+            <w:hyperlink w:history="1" r:id="rIdrxlu8ovee8hdmg8y0yixz">
               <w:r>
                 <w:rPr>
                   <w:rFonts w:ascii="Arial" w:cs="Arial" w:eastAsia="Arial" w:hAnsi="Arial"/>
@@ -21299,7 +21299,7 @@
               <w:spacing w:after="10" w:before="0"/>
               <w:ind w:left="120"/>
             </w:pPr>
-            <w:hyperlink w:history="1" r:id="rIdvrgqkffowtc7rsldzfzax">
+            <w:hyperlink w:history="1" r:id="rIdseiw4a0cvei1b4nxog0b4">
               <w:r>
                 <w:rPr>
                   <w:rFonts w:ascii="Arial" w:cs="Arial" w:eastAsia="Arial" w:hAnsi="Arial"/>
@@ -21494,7 +21494,7 @@
             <w:pPr>
               <w:spacing w:after="20" w:before="0"/>
             </w:pPr>
-            <w:hyperlink w:history="1" r:id="rId-f3s4uexgibbfn05krapu">
+            <w:hyperlink w:history="1" r:id="rIdbcowgunfn6g8x-orcwo-a">
               <w:r>
                 <w:rPr>
                   <w:rFonts w:ascii="Arial" w:cs="Arial" w:eastAsia="Arial" w:hAnsi="Arial"/>
@@ -21527,7 +21527,7 @@
               <w:spacing w:after="10" w:before="0"/>
               <w:ind w:left="120"/>
             </w:pPr>
-            <w:hyperlink w:history="1" r:id="rIdwa-mnveei9k-n1pgd90ex">
+            <w:hyperlink w:history="1" r:id="rIdj-ou3qfanfg1eviujef_d">
               <w:r>
                 <w:rPr>
                   <w:rFonts w:ascii="Arial" w:cs="Arial" w:eastAsia="Arial" w:hAnsi="Arial"/>
@@ -21572,7 +21572,7 @@
             <w:pPr>
               <w:spacing w:after="20" w:before="0"/>
             </w:pPr>
-            <w:hyperlink w:history="1" r:id="rIdhelvvxzzvtnwdseat1n96">
+            <w:hyperlink w:history="1" r:id="rIdbie7h1ow5uvtxlnfoflz8">
               <w:r>
                 <w:rPr>
                   <w:rFonts w:ascii="Arial" w:cs="Arial" w:eastAsia="Arial" w:hAnsi="Arial"/>
@@ -21605,7 +21605,7 @@
               <w:spacing w:after="10" w:before="0"/>
               <w:ind w:left="120"/>
             </w:pPr>
-            <w:hyperlink w:history="1" r:id="rIdp1m3l2aswuzwffcmscg8w">
+            <w:hyperlink w:history="1" r:id="rIdelkj9zc_x-ychfz8030bj">
               <w:r>
                 <w:rPr>
                   <w:rFonts w:ascii="Arial" w:cs="Arial" w:eastAsia="Arial" w:hAnsi="Arial"/>
@@ -21800,7 +21800,7 @@
             <w:pPr>
               <w:spacing w:after="20" w:before="0"/>
             </w:pPr>
-            <w:hyperlink w:history="1" r:id="rIdulvdwqwubcwzbvn25x_ho">
+            <w:hyperlink w:history="1" r:id="rIdz2rjxzhw9iwhi7uid6uf1">
               <w:r>
                 <w:rPr>
                   <w:rFonts w:ascii="Arial" w:cs="Arial" w:eastAsia="Arial" w:hAnsi="Arial"/>
@@ -21833,7 +21833,7 @@
               <w:spacing w:after="10" w:before="0"/>
               <w:ind w:left="120"/>
             </w:pPr>
-            <w:hyperlink w:history="1" r:id="rIdarfqgrrbaan8raxg1x6kl">
+            <w:hyperlink w:history="1" r:id="rIdt9kjmg4_eu9pynji0ompw">
               <w:r>
                 <w:rPr>
                   <w:rFonts w:ascii="Arial" w:cs="Arial" w:eastAsia="Arial" w:hAnsi="Arial"/>
@@ -21878,7 +21878,7 @@
             <w:pPr>
               <w:spacing w:after="20" w:before="0"/>
             </w:pPr>
-            <w:hyperlink w:history="1" r:id="rIdq8i4s8yhes-ousmtwiqrk">
+            <w:hyperlink w:history="1" r:id="rIdjrutv1x6x5vb-oq9vpqi2">
               <w:r>
                 <w:rPr>
                   <w:rFonts w:ascii="Arial" w:cs="Arial" w:eastAsia="Arial" w:hAnsi="Arial"/>
@@ -21911,7 +21911,7 @@
               <w:spacing w:after="10" w:before="0"/>
               <w:ind w:left="120"/>
             </w:pPr>
-            <w:hyperlink w:history="1" r:id="rId_o1bzx0x-eak6nblylhdn">
+            <w:hyperlink w:history="1" r:id="rId50bqu490kehmf8quhvll0">
               <w:r>
                 <w:rPr>
                   <w:rFonts w:ascii="Arial" w:cs="Arial" w:eastAsia="Arial" w:hAnsi="Arial"/>
@@ -23398,7 +23398,7 @@
             <w:pPr>
               <w:spacing w:after="20" w:before="0"/>
             </w:pPr>
-            <w:hyperlink w:history="1" r:id="rIdcd3hg6wiu4gv27kvuddit">
+            <w:hyperlink w:history="1" r:id="rIdxhikoixat4fdgipuwqtx4">
               <w:r>
                 <w:rPr>
                   <w:rFonts w:ascii="Arial" w:cs="Arial" w:eastAsia="Arial" w:hAnsi="Arial"/>
@@ -23431,7 +23431,7 @@
               <w:spacing w:after="10" w:before="0"/>
               <w:ind w:left="120"/>
             </w:pPr>
-            <w:hyperlink w:history="1" r:id="rIdaiobjkksjj6_xiegh0xu-">
+            <w:hyperlink w:history="1" r:id="rIdqaic-wfryc3pnm2lhwhag">
               <w:r>
                 <w:rPr>
                   <w:rFonts w:ascii="Arial" w:cs="Arial" w:eastAsia="Arial" w:hAnsi="Arial"/>
@@ -23476,7 +23476,7 @@
             <w:pPr>
               <w:spacing w:after="20" w:before="0"/>
             </w:pPr>
-            <w:hyperlink w:history="1" r:id="rIdqhjh2yhsrwo_ckns9qee7">
+            <w:hyperlink w:history="1" r:id="rIdi9j0j9co6qfz9b-smf3to">
               <w:r>
                 <w:rPr>
                   <w:rFonts w:ascii="Arial" w:cs="Arial" w:eastAsia="Arial" w:hAnsi="Arial"/>
@@ -23509,7 +23509,7 @@
               <w:spacing w:after="10" w:before="0"/>
               <w:ind w:left="120"/>
             </w:pPr>
-            <w:hyperlink w:history="1" r:id="rIdcmgx3dxguk9h76y4z1aaw">
+            <w:hyperlink w:history="1" r:id="rIdshr4amoectzzbb3-pvytt">
               <w:r>
                 <w:rPr>
                   <w:rFonts w:ascii="Arial" w:cs="Arial" w:eastAsia="Arial" w:hAnsi="Arial"/>
@@ -23704,7 +23704,7 @@
             <w:pPr>
               <w:spacing w:after="20" w:before="0"/>
             </w:pPr>
-            <w:hyperlink w:history="1" r:id="rIdiefjncv8vr9anl2jqxbue">
+            <w:hyperlink w:history="1" r:id="rIdyo_6flbgwucjcgnfovypb">
               <w:r>
                 <w:rPr>
                   <w:rFonts w:ascii="Arial" w:cs="Arial" w:eastAsia="Arial" w:hAnsi="Arial"/>
@@ -23737,7 +23737,7 @@
               <w:spacing w:after="10" w:before="0"/>
               <w:ind w:left="120"/>
             </w:pPr>
-            <w:hyperlink w:history="1" r:id="rId1kwex43r2twzmra6op3cx">
+            <w:hyperlink w:history="1" r:id="rId5vzils9qbejzg7fzv-bjt">
               <w:r>
                 <w:rPr>
                   <w:rFonts w:ascii="Arial" w:cs="Arial" w:eastAsia="Arial" w:hAnsi="Arial"/>
@@ -23782,7 +23782,7 @@
             <w:pPr>
               <w:spacing w:after="20" w:before="0"/>
             </w:pPr>
-            <w:hyperlink w:history="1" r:id="rIdhcejjhk-02ttmthikupla">
+            <w:hyperlink w:history="1" r:id="rId4umwqrixxceznquvdlhma">
               <w:r>
                 <w:rPr>
                   <w:rFonts w:ascii="Arial" w:cs="Arial" w:eastAsia="Arial" w:hAnsi="Arial"/>
@@ -23815,7 +23815,7 @@
               <w:spacing w:after="10" w:before="0"/>
               <w:ind w:left="120"/>
             </w:pPr>
-            <w:hyperlink w:history="1" r:id="rIdf00jqqtynqkraqgthsfqc">
+            <w:hyperlink w:history="1" r:id="rId9jiiygri0wbt5e8tmg5ac">
               <w:r>
                 <w:rPr>
                   <w:rFonts w:ascii="Arial" w:cs="Arial" w:eastAsia="Arial" w:hAnsi="Arial"/>
@@ -24010,7 +24010,7 @@
             <w:pPr>
               <w:spacing w:after="20" w:before="0"/>
             </w:pPr>
-            <w:hyperlink w:history="1" r:id="rIdnx5qfvbhs_h8scmvttlxk">
+            <w:hyperlink w:history="1" r:id="rIdx9ovvy9gt-voqrybn4yuu">
               <w:r>
                 <w:rPr>
                   <w:rFonts w:ascii="Arial" w:cs="Arial" w:eastAsia="Arial" w:hAnsi="Arial"/>
@@ -24043,7 +24043,7 @@
               <w:spacing w:after="10" w:before="0"/>
               <w:ind w:left="120"/>
             </w:pPr>
-            <w:hyperlink w:history="1" r:id="rIdumbw4k7cewj37bbgdiqfo">
+            <w:hyperlink w:history="1" r:id="rIdvqptxaul1aw93yazo41_n">
               <w:r>
                 <w:rPr>
                   <w:rFonts w:ascii="Arial" w:cs="Arial" w:eastAsia="Arial" w:hAnsi="Arial"/>
@@ -24088,7 +24088,7 @@
             <w:pPr>
               <w:spacing w:after="20" w:before="0"/>
             </w:pPr>
-            <w:hyperlink w:history="1" r:id="rIdrw3rn62seb8pzxprmzqd3">
+            <w:hyperlink w:history="1" r:id="rIdpw_gu1wjrw7xeygd2bl74">
               <w:r>
                 <w:rPr>
                   <w:rFonts w:ascii="Arial" w:cs="Arial" w:eastAsia="Arial" w:hAnsi="Arial"/>
@@ -24121,7 +24121,7 @@
               <w:spacing w:after="10" w:before="0"/>
               <w:ind w:left="120"/>
             </w:pPr>
-            <w:hyperlink w:history="1" r:id="rIdt4hgzbudxavgqk-od2cjl">
+            <w:hyperlink w:history="1" r:id="rIdiagmaoqyh0mxnamiewqa7">
               <w:r>
                 <w:rPr>
                   <w:rFonts w:ascii="Arial" w:cs="Arial" w:eastAsia="Arial" w:hAnsi="Arial"/>
@@ -24316,7 +24316,7 @@
             <w:pPr>
               <w:spacing w:after="20" w:before="0"/>
             </w:pPr>
-            <w:hyperlink w:history="1" r:id="rIdiqczhxemt0jgcveh6bdcu">
+            <w:hyperlink w:history="1" r:id="rIdici2_bwrtf1dtwbbha4zb">
               <w:r>
                 <w:rPr>
                   <w:rFonts w:ascii="Arial" w:cs="Arial" w:eastAsia="Arial" w:hAnsi="Arial"/>
@@ -24349,7 +24349,7 @@
               <w:spacing w:after="10" w:before="0"/>
               <w:ind w:left="120"/>
             </w:pPr>
-            <w:hyperlink w:history="1" r:id="rId7aqrckjo_gy9woia79kqz">
+            <w:hyperlink w:history="1" r:id="rIdnluzz1ta6mqinoahuhsdd">
               <w:r>
                 <w:rPr>
                   <w:rFonts w:ascii="Arial" w:cs="Arial" w:eastAsia="Arial" w:hAnsi="Arial"/>
@@ -24394,7 +24394,7 @@
             <w:pPr>
               <w:spacing w:after="20" w:before="0"/>
             </w:pPr>
-            <w:hyperlink w:history="1" r:id="rId8vvfk11x5y14vk5panwbb">
+            <w:hyperlink w:history="1" r:id="rIdn6r8_kbh5oyfkbgyyvwkz">
               <w:r>
                 <w:rPr>
                   <w:rFonts w:ascii="Arial" w:cs="Arial" w:eastAsia="Arial" w:hAnsi="Arial"/>
@@ -24427,7 +24427,7 @@
               <w:spacing w:after="10" w:before="0"/>
               <w:ind w:left="120"/>
             </w:pPr>
-            <w:hyperlink w:history="1" r:id="rId5ciswa1pikhwnzjn9vrrm">
+            <w:hyperlink w:history="1" r:id="rIdpo3munht9spro_bq5gjc3">
               <w:r>
                 <w:rPr>
                   <w:rFonts w:ascii="Arial" w:cs="Arial" w:eastAsia="Arial" w:hAnsi="Arial"/>
@@ -24622,7 +24622,7 @@
             <w:pPr>
               <w:spacing w:after="20" w:before="0"/>
             </w:pPr>
-            <w:hyperlink w:history="1" r:id="rIdmoeudgf5b7mn6purcx65n">
+            <w:hyperlink w:history="1" r:id="rIdbq2lfzkzx9-vwbgse7ioj">
               <w:r>
                 <w:rPr>
                   <w:rFonts w:ascii="Arial" w:cs="Arial" w:eastAsia="Arial" w:hAnsi="Arial"/>
@@ -24655,7 +24655,7 @@
               <w:spacing w:after="10" w:before="0"/>
               <w:ind w:left="120"/>
             </w:pPr>
-            <w:hyperlink w:history="1" r:id="rIds9lryer1ipaqv-r-cnvrb">
+            <w:hyperlink w:history="1" r:id="rId2w6q54csobsvqhwgflqxf">
               <w:r>
                 <w:rPr>
                   <w:rFonts w:ascii="Arial" w:cs="Arial" w:eastAsia="Arial" w:hAnsi="Arial"/>
@@ -24700,7 +24700,7 @@
             <w:pPr>
               <w:spacing w:after="20" w:before="0"/>
             </w:pPr>
-            <w:hyperlink w:history="1" r:id="rIdfuckayuejnwxdr1pr2qux">
+            <w:hyperlink w:history="1" r:id="rIdntkunlptbmx64wcphmdib">
               <w:r>
                 <w:rPr>
                   <w:rFonts w:ascii="Arial" w:cs="Arial" w:eastAsia="Arial" w:hAnsi="Arial"/>
@@ -24733,7 +24733,7 @@
               <w:spacing w:after="10" w:before="0"/>
               <w:ind w:left="120"/>
             </w:pPr>
-            <w:hyperlink w:history="1" r:id="rIdo8nt3vfioqxhjhdkty7rj">
+            <w:hyperlink w:history="1" r:id="rIdqrxltmzcb3ivwuganhduy">
               <w:r>
                 <w:rPr>
                   <w:rFonts w:ascii="Arial" w:cs="Arial" w:eastAsia="Arial" w:hAnsi="Arial"/>
@@ -26220,7 +26220,7 @@
             <w:pPr>
               <w:spacing w:after="20" w:before="0"/>
             </w:pPr>
-            <w:hyperlink w:history="1" r:id="rIdpyx69blir9qafkcjlvdcu">
+            <w:hyperlink w:history="1" r:id="rIdu8avg8uweh_mtb3m3tzdm">
               <w:r>
                 <w:rPr>
                   <w:rFonts w:ascii="Arial" w:cs="Arial" w:eastAsia="Arial" w:hAnsi="Arial"/>
@@ -26253,7 +26253,7 @@
               <w:spacing w:after="10" w:before="0"/>
               <w:ind w:left="120"/>
             </w:pPr>
-            <w:hyperlink w:history="1" r:id="rIdlhmiowduma5yx5wvxrkru">
+            <w:hyperlink w:history="1" r:id="rIdzjrict5mvw8oixdrgj1le">
               <w:r>
                 <w:rPr>
                   <w:rFonts w:ascii="Arial" w:cs="Arial" w:eastAsia="Arial" w:hAnsi="Arial"/>
@@ -26298,7 +26298,7 @@
             <w:pPr>
               <w:spacing w:after="20" w:before="0"/>
             </w:pPr>
-            <w:hyperlink w:history="1" r:id="rIdlxfzofphpluswho2epvzd">
+            <w:hyperlink w:history="1" r:id="rIdbbcf5gmrnloixlvfbjjgp">
               <w:r>
                 <w:rPr>
                   <w:rFonts w:ascii="Arial" w:cs="Arial" w:eastAsia="Arial" w:hAnsi="Arial"/>
@@ -26331,7 +26331,7 @@
               <w:spacing w:after="10" w:before="0"/>
               <w:ind w:left="120"/>
             </w:pPr>
-            <w:hyperlink w:history="1" r:id="rIdua-zta6czqpqaihqjrmpf">
+            <w:hyperlink w:history="1" r:id="rIddj3iqcguk6bgfilksshmc">
               <w:r>
                 <w:rPr>
                   <w:rFonts w:ascii="Arial" w:cs="Arial" w:eastAsia="Arial" w:hAnsi="Arial"/>
@@ -26526,7 +26526,7 @@
             <w:pPr>
               <w:spacing w:after="20" w:before="0"/>
             </w:pPr>
-            <w:hyperlink w:history="1" r:id="rIdtmaiv-okc9wd27dyb_fnh">
+            <w:hyperlink w:history="1" r:id="rId7giqwpvekxmq8nm_7equt">
               <w:r>
                 <w:rPr>
                   <w:rFonts w:ascii="Arial" w:cs="Arial" w:eastAsia="Arial" w:hAnsi="Arial"/>
@@ -26559,7 +26559,7 @@
               <w:spacing w:after="10" w:before="0"/>
               <w:ind w:left="120"/>
             </w:pPr>
-            <w:hyperlink w:history="1" r:id="rIdnlezzay44wqwtp4dukokf">
+            <w:hyperlink w:history="1" r:id="rIdumz6gbwgaetrcz4-mdgmw">
               <w:r>
                 <w:rPr>
                   <w:rFonts w:ascii="Arial" w:cs="Arial" w:eastAsia="Arial" w:hAnsi="Arial"/>
@@ -26604,7 +26604,7 @@
             <w:pPr>
               <w:spacing w:after="20" w:before="0"/>
             </w:pPr>
-            <w:hyperlink w:history="1" r:id="rIdznsbyea7lewjobzjuyjsp">
+            <w:hyperlink w:history="1" r:id="rIdtx7f_f-rbfaide-4sho8o">
               <w:r>
                 <w:rPr>
                   <w:rFonts w:ascii="Arial" w:cs="Arial" w:eastAsia="Arial" w:hAnsi="Arial"/>
@@ -26637,7 +26637,7 @@
               <w:spacing w:after="10" w:before="0"/>
               <w:ind w:left="120"/>
             </w:pPr>
-            <w:hyperlink w:history="1" r:id="rIdui9bhdftaukialfjuve2c">
+            <w:hyperlink w:history="1" r:id="rIdpxgsizgkcgdne3t9qx_i7">
               <w:r>
                 <w:rPr>
                   <w:rFonts w:ascii="Arial" w:cs="Arial" w:eastAsia="Arial" w:hAnsi="Arial"/>
@@ -26832,7 +26832,7 @@
             <w:pPr>
               <w:spacing w:after="20" w:before="0"/>
             </w:pPr>
-            <w:hyperlink w:history="1" r:id="rIdfsuggbh5ndv0cdxzddweb">
+            <w:hyperlink w:history="1" r:id="rIdpae_t6b0vvejheyuvw7pr">
               <w:r>
                 <w:rPr>
                   <w:rFonts w:ascii="Arial" w:cs="Arial" w:eastAsia="Arial" w:hAnsi="Arial"/>
@@ -26865,7 +26865,7 @@
               <w:spacing w:after="10" w:before="0"/>
               <w:ind w:left="120"/>
             </w:pPr>
-            <w:hyperlink w:history="1" r:id="rIdu4j6s_mihagvpi_oowop7">
+            <w:hyperlink w:history="1" r:id="rIdsixdgu026wt0g26fetwy1">
               <w:r>
                 <w:rPr>
                   <w:rFonts w:ascii="Arial" w:cs="Arial" w:eastAsia="Arial" w:hAnsi="Arial"/>
@@ -26910,7 +26910,7 @@
             <w:pPr>
               <w:spacing w:after="20" w:before="0"/>
             </w:pPr>
-            <w:hyperlink w:history="1" r:id="rIdk-wm5q22nyxj3oblff5v5">
+            <w:hyperlink w:history="1" r:id="rIdk2tvlzmlneldnqobtq_wx">
               <w:r>
                 <w:rPr>
                   <w:rFonts w:ascii="Arial" w:cs="Arial" w:eastAsia="Arial" w:hAnsi="Arial"/>
@@ -26943,7 +26943,7 @@
               <w:spacing w:after="10" w:before="0"/>
               <w:ind w:left="120"/>
             </w:pPr>
-            <w:hyperlink w:history="1" r:id="rIdkjaeoqy08bzcevwjedt-_">
+            <w:hyperlink w:history="1" r:id="rIdz-9tndyobafwdykxmwjnc">
               <w:r>
                 <w:rPr>
                   <w:rFonts w:ascii="Arial" w:cs="Arial" w:eastAsia="Arial" w:hAnsi="Arial"/>
@@ -27138,7 +27138,7 @@
             <w:pPr>
               <w:spacing w:after="20" w:before="0"/>
             </w:pPr>
-            <w:hyperlink w:history="1" r:id="rIdj4jagdif7gj-z9uzhfayb">
+            <w:hyperlink w:history="1" r:id="rId1_qgjfde8mdzyo_aqa1v4">
               <w:r>
                 <w:rPr>
                   <w:rFonts w:ascii="Arial" w:cs="Arial" w:eastAsia="Arial" w:hAnsi="Arial"/>
@@ -27171,7 +27171,7 @@
               <w:spacing w:after="10" w:before="0"/>
               <w:ind w:left="120"/>
             </w:pPr>
-            <w:hyperlink w:history="1" r:id="rIda6tko7ebjpedlyezgavht">
+            <w:hyperlink w:history="1" r:id="rIds-3wlyiujwghhehegagiq">
               <w:r>
                 <w:rPr>
                   <w:rFonts w:ascii="Arial" w:cs="Arial" w:eastAsia="Arial" w:hAnsi="Arial"/>
@@ -27216,7 +27216,7 @@
             <w:pPr>
               <w:spacing w:after="20" w:before="0"/>
             </w:pPr>
-            <w:hyperlink w:history="1" r:id="rIdhbozg4nuyck5ge-4thmkb">
+            <w:hyperlink w:history="1" r:id="rId5m7h2ohsarclmjnyc_urq">
               <w:r>
                 <w:rPr>
                   <w:rFonts w:ascii="Arial" w:cs="Arial" w:eastAsia="Arial" w:hAnsi="Arial"/>
@@ -27249,7 +27249,7 @@
               <w:spacing w:after="10" w:before="0"/>
               <w:ind w:left="120"/>
             </w:pPr>
-            <w:hyperlink w:history="1" r:id="rIdtuwaqfbnugdzfzq2oveuv">
+            <w:hyperlink w:history="1" r:id="rIdwrfa5xwplucbxzxrtxyr8">
               <w:r>
                 <w:rPr>
                   <w:rFonts w:ascii="Arial" w:cs="Arial" w:eastAsia="Arial" w:hAnsi="Arial"/>
@@ -27444,7 +27444,7 @@
             <w:pPr>
               <w:spacing w:after="20" w:before="0"/>
             </w:pPr>
-            <w:hyperlink w:history="1" r:id="rIdha1kcd_mxyzo8nmg3wsyw">
+            <w:hyperlink w:history="1" r:id="rIdymee2nphfbeciy860c8le">
               <w:r>
                 <w:rPr>
                   <w:rFonts w:ascii="Arial" w:cs="Arial" w:eastAsia="Arial" w:hAnsi="Arial"/>
@@ -27477,7 +27477,7 @@
               <w:spacing w:after="10" w:before="0"/>
               <w:ind w:left="120"/>
             </w:pPr>
-            <w:hyperlink w:history="1" r:id="rId0ksj04lronvqpbgvh47o1">
+            <w:hyperlink w:history="1" r:id="rId5ltsji9hcmuota4xg5ziu">
               <w:r>
                 <w:rPr>
                   <w:rFonts w:ascii="Arial" w:cs="Arial" w:eastAsia="Arial" w:hAnsi="Arial"/>
@@ -27522,7 +27522,7 @@
             <w:pPr>
               <w:spacing w:after="20" w:before="0"/>
             </w:pPr>
-            <w:hyperlink w:history="1" r:id="rIdquw-tmtvidscxgnxezcpp">
+            <w:hyperlink w:history="1" r:id="rIdakumqke3aqyle08pirwa7">
               <w:r>
                 <w:rPr>
                   <w:rFonts w:ascii="Arial" w:cs="Arial" w:eastAsia="Arial" w:hAnsi="Arial"/>
@@ -27555,7 +27555,7 @@
               <w:spacing w:after="10" w:before="0"/>
               <w:ind w:left="120"/>
             </w:pPr>
-            <w:hyperlink w:history="1" r:id="rIdukaiazz890btxwm-inwn4">
+            <w:hyperlink w:history="1" r:id="rId_sjm5ik2lskosoj4pntx_">
               <w:r>
                 <w:rPr>
                   <w:rFonts w:ascii="Arial" w:cs="Arial" w:eastAsia="Arial" w:hAnsi="Arial"/>

--- a/data/outputs/v2/Physics/SS1.1_Pressure/Physics_Pressure_CBE_LessonSequence.docx
+++ b/data/outputs/v2/Physics/SS1.1_Pressure/Physics_Pressure_CBE_LessonSequence.docx
@@ -3529,7 +3529,7 @@
             <w:pPr>
               <w:spacing w:after="20" w:before="0"/>
             </w:pPr>
-            <w:hyperlink w:history="1" r:id="rIdpyggfjpw4wjirtayo1t1j">
+            <w:hyperlink w:history="1" r:id="rIdqkfcl40nobzwnbuillxng">
               <w:r>
                 <w:rPr>
                   <w:rFonts w:ascii="Arial" w:cs="Arial" w:eastAsia="Arial" w:hAnsi="Arial"/>
@@ -3562,7 +3562,7 @@
               <w:spacing w:after="10" w:before="0"/>
               <w:ind w:left="120"/>
             </w:pPr>
-            <w:hyperlink w:history="1" r:id="rIduzzdt7lonlbsiqj86top9">
+            <w:hyperlink w:history="1" r:id="rIdhunz0uui3mb14ctnzpvdv">
               <w:r>
                 <w:rPr>
                   <w:rFonts w:ascii="Arial" w:cs="Arial" w:eastAsia="Arial" w:hAnsi="Arial"/>
@@ -3607,7 +3607,7 @@
             <w:pPr>
               <w:spacing w:after="20" w:before="0"/>
             </w:pPr>
-            <w:hyperlink w:history="1" r:id="rIdvzl4gjedsudb4bbte1aht">
+            <w:hyperlink w:history="1" r:id="rId5bnsfgglw9i1gv5jfy5yc">
               <w:r>
                 <w:rPr>
                   <w:rFonts w:ascii="Arial" w:cs="Arial" w:eastAsia="Arial" w:hAnsi="Arial"/>
@@ -3640,7 +3640,7 @@
               <w:spacing w:after="10" w:before="0"/>
               <w:ind w:left="120"/>
             </w:pPr>
-            <w:hyperlink w:history="1" r:id="rId5s_ut-4_1e2se1wlwwcwb">
+            <w:hyperlink w:history="1" r:id="rId3lw6wyhcxd-quf1muz0qr">
               <w:r>
                 <w:rPr>
                   <w:rFonts w:ascii="Arial" w:cs="Arial" w:eastAsia="Arial" w:hAnsi="Arial"/>
@@ -3835,7 +3835,7 @@
             <w:pPr>
               <w:spacing w:after="20" w:before="0"/>
             </w:pPr>
-            <w:hyperlink w:history="1" r:id="rIdrlc9a2nnxjul2fv_lalan">
+            <w:hyperlink w:history="1" r:id="rIdqpqmvpprdp02yn8qww7hc">
               <w:r>
                 <w:rPr>
                   <w:rFonts w:ascii="Arial" w:cs="Arial" w:eastAsia="Arial" w:hAnsi="Arial"/>
@@ -3868,7 +3868,7 @@
               <w:spacing w:after="10" w:before="0"/>
               <w:ind w:left="120"/>
             </w:pPr>
-            <w:hyperlink w:history="1" r:id="rIdcj-d_kb3q0qogexrwc78v">
+            <w:hyperlink w:history="1" r:id="rIdqn6-1cicd5d_myyg_p6_x">
               <w:r>
                 <w:rPr>
                   <w:rFonts w:ascii="Arial" w:cs="Arial" w:eastAsia="Arial" w:hAnsi="Arial"/>
@@ -3913,7 +3913,7 @@
             <w:pPr>
               <w:spacing w:after="20" w:before="0"/>
             </w:pPr>
-            <w:hyperlink w:history="1" r:id="rIdr1jhwavcsn5nld-_xeuno">
+            <w:hyperlink w:history="1" r:id="rIdwgatl8_ho4yeqntxz4noq">
               <w:r>
                 <w:rPr>
                   <w:rFonts w:ascii="Arial" w:cs="Arial" w:eastAsia="Arial" w:hAnsi="Arial"/>
@@ -3946,7 +3946,7 @@
               <w:spacing w:after="10" w:before="0"/>
               <w:ind w:left="120"/>
             </w:pPr>
-            <w:hyperlink w:history="1" r:id="rIdvacedzsha1sw8fobolr9q">
+            <w:hyperlink w:history="1" r:id="rIdjaydrqrrkigie-j9l6x9j">
               <w:r>
                 <w:rPr>
                   <w:rFonts w:ascii="Arial" w:cs="Arial" w:eastAsia="Arial" w:hAnsi="Arial"/>
@@ -4141,7 +4141,7 @@
             <w:pPr>
               <w:spacing w:after="20" w:before="0"/>
             </w:pPr>
-            <w:hyperlink w:history="1" r:id="rIddfzid3oobigxp59p9ydpl">
+            <w:hyperlink w:history="1" r:id="rIdscohjczmaoa0ck5_ln5gs">
               <w:r>
                 <w:rPr>
                   <w:rFonts w:ascii="Arial" w:cs="Arial" w:eastAsia="Arial" w:hAnsi="Arial"/>
@@ -4174,7 +4174,7 @@
               <w:spacing w:after="10" w:before="0"/>
               <w:ind w:left="120"/>
             </w:pPr>
-            <w:hyperlink w:history="1" r:id="rIdb4rwdaye8xu-jpyho9i5v">
+            <w:hyperlink w:history="1" r:id="rIdltxthi5ydq81h6wniq84n">
               <w:r>
                 <w:rPr>
                   <w:rFonts w:ascii="Arial" w:cs="Arial" w:eastAsia="Arial" w:hAnsi="Arial"/>
@@ -4219,7 +4219,7 @@
             <w:pPr>
               <w:spacing w:after="20" w:before="0"/>
             </w:pPr>
-            <w:hyperlink w:history="1" r:id="rIdzcetaw9-rvkxfqhenvigj">
+            <w:hyperlink w:history="1" r:id="rIdhrk86je5mhsbjibhsworb">
               <w:r>
                 <w:rPr>
                   <w:rFonts w:ascii="Arial" w:cs="Arial" w:eastAsia="Arial" w:hAnsi="Arial"/>
@@ -4252,7 +4252,7 @@
               <w:spacing w:after="10" w:before="0"/>
               <w:ind w:left="120"/>
             </w:pPr>
-            <w:hyperlink w:history="1" r:id="rIdlcbfyygncfjyyiz0qj65j">
+            <w:hyperlink w:history="1" r:id="rId6h4-z6zqw4xvpr5v4xms9">
               <w:r>
                 <w:rPr>
                   <w:rFonts w:ascii="Arial" w:cs="Arial" w:eastAsia="Arial" w:hAnsi="Arial"/>
@@ -4447,7 +4447,7 @@
             <w:pPr>
               <w:spacing w:after="20" w:before="0"/>
             </w:pPr>
-            <w:hyperlink w:history="1" r:id="rId2mvjbrh0hurdtum1ikxe1">
+            <w:hyperlink w:history="1" r:id="rIduguljyqfharqiuw7kf4cp">
               <w:r>
                 <w:rPr>
                   <w:rFonts w:ascii="Arial" w:cs="Arial" w:eastAsia="Arial" w:hAnsi="Arial"/>
@@ -4480,7 +4480,7 @@
               <w:spacing w:after="10" w:before="0"/>
               <w:ind w:left="120"/>
             </w:pPr>
-            <w:hyperlink w:history="1" r:id="rId6hkfgyj0qhfgmwmwpy7hg">
+            <w:hyperlink w:history="1" r:id="rIdcdkugxplixuti9g1rhvmc">
               <w:r>
                 <w:rPr>
                   <w:rFonts w:ascii="Arial" w:cs="Arial" w:eastAsia="Arial" w:hAnsi="Arial"/>
@@ -4525,7 +4525,7 @@
             <w:pPr>
               <w:spacing w:after="20" w:before="0"/>
             </w:pPr>
-            <w:hyperlink w:history="1" r:id="rIdzzi3ej5gkk-z8m3dxvle5">
+            <w:hyperlink w:history="1" r:id="rIdshujfypoqgn1xxubwk089">
               <w:r>
                 <w:rPr>
                   <w:rFonts w:ascii="Arial" w:cs="Arial" w:eastAsia="Arial" w:hAnsi="Arial"/>
@@ -4558,7 +4558,7 @@
               <w:spacing w:after="10" w:before="0"/>
               <w:ind w:left="120"/>
             </w:pPr>
-            <w:hyperlink w:history="1" r:id="rIdpfvx4o10cuskx4oi9d92z">
+            <w:hyperlink w:history="1" r:id="rIdycmeibq1yeh8v8mlr4tmy">
               <w:r>
                 <w:rPr>
                   <w:rFonts w:ascii="Arial" w:cs="Arial" w:eastAsia="Arial" w:hAnsi="Arial"/>
@@ -4753,7 +4753,7 @@
             <w:pPr>
               <w:spacing w:after="20" w:before="0"/>
             </w:pPr>
-            <w:hyperlink w:history="1" r:id="rIddxjf_xmea37wtiw95vqum">
+            <w:hyperlink w:history="1" r:id="rId1obspdtpmcfwntcdozqwg">
               <w:r>
                 <w:rPr>
                   <w:rFonts w:ascii="Arial" w:cs="Arial" w:eastAsia="Arial" w:hAnsi="Arial"/>
@@ -4786,7 +4786,7 @@
               <w:spacing w:after="10" w:before="0"/>
               <w:ind w:left="120"/>
             </w:pPr>
-            <w:hyperlink w:history="1" r:id="rId6avpp5v3pkw7pc7hc8w7h">
+            <w:hyperlink w:history="1" r:id="rIdxrnxxiunxocowcqge1swz">
               <w:r>
                 <w:rPr>
                   <w:rFonts w:ascii="Arial" w:cs="Arial" w:eastAsia="Arial" w:hAnsi="Arial"/>
@@ -4831,7 +4831,7 @@
             <w:pPr>
               <w:spacing w:after="20" w:before="0"/>
             </w:pPr>
-            <w:hyperlink w:history="1" r:id="rIde7dt9qszmsdilvriju15t">
+            <w:hyperlink w:history="1" r:id="rId6dqo446byjjn1c4kfmvr3">
               <w:r>
                 <w:rPr>
                   <w:rFonts w:ascii="Arial" w:cs="Arial" w:eastAsia="Arial" w:hAnsi="Arial"/>
@@ -4864,7 +4864,7 @@
               <w:spacing w:after="10" w:before="0"/>
               <w:ind w:left="120"/>
             </w:pPr>
-            <w:hyperlink w:history="1" r:id="rIdyr4yn6ensesoneyfqxwmk">
+            <w:hyperlink w:history="1" r:id="rIdotlf9zznflrsvsbdmmydw">
               <w:r>
                 <w:rPr>
                   <w:rFonts w:ascii="Arial" w:cs="Arial" w:eastAsia="Arial" w:hAnsi="Arial"/>
@@ -6351,7 +6351,7 @@
             <w:pPr>
               <w:spacing w:after="20" w:before="0"/>
             </w:pPr>
-            <w:hyperlink w:history="1" r:id="rIdaeigfxncgqvdxuxzpdbu0">
+            <w:hyperlink w:history="1" r:id="rId3wjke7pt9nc6glqicrkks">
               <w:r>
                 <w:rPr>
                   <w:rFonts w:ascii="Arial" w:cs="Arial" w:eastAsia="Arial" w:hAnsi="Arial"/>
@@ -6384,7 +6384,7 @@
               <w:spacing w:after="10" w:before="0"/>
               <w:ind w:left="120"/>
             </w:pPr>
-            <w:hyperlink w:history="1" r:id="rIdiadoltwrdptlnbh3raj0w">
+            <w:hyperlink w:history="1" r:id="rIdjuox-eykb1qrwhgaobmn5">
               <w:r>
                 <w:rPr>
                   <w:rFonts w:ascii="Arial" w:cs="Arial" w:eastAsia="Arial" w:hAnsi="Arial"/>
@@ -6429,7 +6429,7 @@
             <w:pPr>
               <w:spacing w:after="20" w:before="0"/>
             </w:pPr>
-            <w:hyperlink w:history="1" r:id="rIdcu9xt4epgqfpsskwdatx-">
+            <w:hyperlink w:history="1" r:id="rIdiajkqvx84senqt3_8p3ya">
               <w:r>
                 <w:rPr>
                   <w:rFonts w:ascii="Arial" w:cs="Arial" w:eastAsia="Arial" w:hAnsi="Arial"/>
@@ -6462,7 +6462,7 @@
               <w:spacing w:after="10" w:before="0"/>
               <w:ind w:left="120"/>
             </w:pPr>
-            <w:hyperlink w:history="1" r:id="rId3p8yn_0vjpa9y4et6_pvy">
+            <w:hyperlink w:history="1" r:id="rIdu-2gqnbz6e7ulcllmmhh5">
               <w:r>
                 <w:rPr>
                   <w:rFonts w:ascii="Arial" w:cs="Arial" w:eastAsia="Arial" w:hAnsi="Arial"/>
@@ -6657,7 +6657,7 @@
             <w:pPr>
               <w:spacing w:after="20" w:before="0"/>
             </w:pPr>
-            <w:hyperlink w:history="1" r:id="rIdv_9j2w_cgg6cqywa8wnd9">
+            <w:hyperlink w:history="1" r:id="rIdxvkd15swxzai_9zeo3x2k">
               <w:r>
                 <w:rPr>
                   <w:rFonts w:ascii="Arial" w:cs="Arial" w:eastAsia="Arial" w:hAnsi="Arial"/>
@@ -6690,7 +6690,7 @@
               <w:spacing w:after="10" w:before="0"/>
               <w:ind w:left="120"/>
             </w:pPr>
-            <w:hyperlink w:history="1" r:id="rIdvcwmszgowa4dhftqzvvwv">
+            <w:hyperlink w:history="1" r:id="rIdzupzyt9rgru9mbrn_vzd1">
               <w:r>
                 <w:rPr>
                   <w:rFonts w:ascii="Arial" w:cs="Arial" w:eastAsia="Arial" w:hAnsi="Arial"/>
@@ -6735,7 +6735,7 @@
             <w:pPr>
               <w:spacing w:after="20" w:before="0"/>
             </w:pPr>
-            <w:hyperlink w:history="1" r:id="rIdvp7dwg6qcu5iqngxsh5j6">
+            <w:hyperlink w:history="1" r:id="rIdinxnu8rptqxpf7vop6lmc">
               <w:r>
                 <w:rPr>
                   <w:rFonts w:ascii="Arial" w:cs="Arial" w:eastAsia="Arial" w:hAnsi="Arial"/>
@@ -6768,7 +6768,7 @@
               <w:spacing w:after="10" w:before="0"/>
               <w:ind w:left="120"/>
             </w:pPr>
-            <w:hyperlink w:history="1" r:id="rIddjjyyrxaeivxqlwwvifxu">
+            <w:hyperlink w:history="1" r:id="rIde0rn65d0y-m7iq_pdxv6q">
               <w:r>
                 <w:rPr>
                   <w:rFonts w:ascii="Arial" w:cs="Arial" w:eastAsia="Arial" w:hAnsi="Arial"/>
@@ -6963,7 +6963,7 @@
             <w:pPr>
               <w:spacing w:after="20" w:before="0"/>
             </w:pPr>
-            <w:hyperlink w:history="1" r:id="rIddwi_nkswcdugzpj6fmgej">
+            <w:hyperlink w:history="1" r:id="rId1mye4gczn_cuunsrop2r6">
               <w:r>
                 <w:rPr>
                   <w:rFonts w:ascii="Arial" w:cs="Arial" w:eastAsia="Arial" w:hAnsi="Arial"/>
@@ -6996,7 +6996,7 @@
               <w:spacing w:after="10" w:before="0"/>
               <w:ind w:left="120"/>
             </w:pPr>
-            <w:hyperlink w:history="1" r:id="rIdgadffblyjqghprcwm3gaj">
+            <w:hyperlink w:history="1" r:id="rIds6u5zqdsjs3ns-cwyykgo">
               <w:r>
                 <w:rPr>
                   <w:rFonts w:ascii="Arial" w:cs="Arial" w:eastAsia="Arial" w:hAnsi="Arial"/>
@@ -7041,7 +7041,7 @@
             <w:pPr>
               <w:spacing w:after="20" w:before="0"/>
             </w:pPr>
-            <w:hyperlink w:history="1" r:id="rIdtfbmybd_iszql0ofh9x4v">
+            <w:hyperlink w:history="1" r:id="rIdn9bxkdur36x_evwoyfmzq">
               <w:r>
                 <w:rPr>
                   <w:rFonts w:ascii="Arial" w:cs="Arial" w:eastAsia="Arial" w:hAnsi="Arial"/>
@@ -7074,7 +7074,7 @@
               <w:spacing w:after="10" w:before="0"/>
               <w:ind w:left="120"/>
             </w:pPr>
-            <w:hyperlink w:history="1" r:id="rIdsnicmoic27j1uniikfeld">
+            <w:hyperlink w:history="1" r:id="rIdxeuwqf9x8ykjivgnbj54w">
               <w:r>
                 <w:rPr>
                   <w:rFonts w:ascii="Arial" w:cs="Arial" w:eastAsia="Arial" w:hAnsi="Arial"/>
@@ -7269,7 +7269,7 @@
             <w:pPr>
               <w:spacing w:after="20" w:before="0"/>
             </w:pPr>
-            <w:hyperlink w:history="1" r:id="rIdkjt-uy2fdobgn8iw_wlvz">
+            <w:hyperlink w:history="1" r:id="rIdrqqx_e5eipiqitjyzubnu">
               <w:r>
                 <w:rPr>
                   <w:rFonts w:ascii="Arial" w:cs="Arial" w:eastAsia="Arial" w:hAnsi="Arial"/>
@@ -7302,7 +7302,7 @@
               <w:spacing w:after="10" w:before="0"/>
               <w:ind w:left="120"/>
             </w:pPr>
-            <w:hyperlink w:history="1" r:id="rIdszih1qgpmsx1vbtgaeoak">
+            <w:hyperlink w:history="1" r:id="rIdbval9jknpwi6qidyz2sog">
               <w:r>
                 <w:rPr>
                   <w:rFonts w:ascii="Arial" w:cs="Arial" w:eastAsia="Arial" w:hAnsi="Arial"/>
@@ -7347,7 +7347,7 @@
             <w:pPr>
               <w:spacing w:after="20" w:before="0"/>
             </w:pPr>
-            <w:hyperlink w:history="1" r:id="rIdn7wkqb6f4p7d06y_9fmzs">
+            <w:hyperlink w:history="1" r:id="rIdvvwary1ni6jsdsc-10an1">
               <w:r>
                 <w:rPr>
                   <w:rFonts w:ascii="Arial" w:cs="Arial" w:eastAsia="Arial" w:hAnsi="Arial"/>
@@ -7380,7 +7380,7 @@
               <w:spacing w:after="10" w:before="0"/>
               <w:ind w:left="120"/>
             </w:pPr>
-            <w:hyperlink w:history="1" r:id="rId77zyky40seob8z3k0fpgj">
+            <w:hyperlink w:history="1" r:id="rIdc4nly0rhndtscxw30f88k">
               <w:r>
                 <w:rPr>
                   <w:rFonts w:ascii="Arial" w:cs="Arial" w:eastAsia="Arial" w:hAnsi="Arial"/>
@@ -7575,7 +7575,7 @@
             <w:pPr>
               <w:spacing w:after="20" w:before="0"/>
             </w:pPr>
-            <w:hyperlink w:history="1" r:id="rIdl0tzqhstvz5v6jef8_apx">
+            <w:hyperlink w:history="1" r:id="rIdqx4cl8tglcquxy3yojmby">
               <w:r>
                 <w:rPr>
                   <w:rFonts w:ascii="Arial" w:cs="Arial" w:eastAsia="Arial" w:hAnsi="Arial"/>
@@ -7608,7 +7608,7 @@
               <w:spacing w:after="10" w:before="0"/>
               <w:ind w:left="120"/>
             </w:pPr>
-            <w:hyperlink w:history="1" r:id="rId3hwph0shrn3ga-seai1dv">
+            <w:hyperlink w:history="1" r:id="rId5qugylb2karviiwitbnkd">
               <w:r>
                 <w:rPr>
                   <w:rFonts w:ascii="Arial" w:cs="Arial" w:eastAsia="Arial" w:hAnsi="Arial"/>
@@ -7653,7 +7653,7 @@
             <w:pPr>
               <w:spacing w:after="20" w:before="0"/>
             </w:pPr>
-            <w:hyperlink w:history="1" r:id="rIdg9clb0hgmh4mb4tza-332">
+            <w:hyperlink w:history="1" r:id="rIdx9iy0-6nmflmn9iofisxj">
               <w:r>
                 <w:rPr>
                   <w:rFonts w:ascii="Arial" w:cs="Arial" w:eastAsia="Arial" w:hAnsi="Arial"/>
@@ -7686,7 +7686,7 @@
               <w:spacing w:after="10" w:before="0"/>
               <w:ind w:left="120"/>
             </w:pPr>
-            <w:hyperlink w:history="1" r:id="rId-ltjp3lnahcxg0crajwe4">
+            <w:hyperlink w:history="1" r:id="rId-f2sw0oa69ao6a4yefjqr">
               <w:r>
                 <w:rPr>
                   <w:rFonts w:ascii="Arial" w:cs="Arial" w:eastAsia="Arial" w:hAnsi="Arial"/>
@@ -9173,7 +9173,7 @@
             <w:pPr>
               <w:spacing w:after="20" w:before="0"/>
             </w:pPr>
-            <w:hyperlink w:history="1" r:id="rIdoatcwupmbce8tpa8zgx9g">
+            <w:hyperlink w:history="1" r:id="rId2_y88ef0nkylzonlqiplb">
               <w:r>
                 <w:rPr>
                   <w:rFonts w:ascii="Arial" w:cs="Arial" w:eastAsia="Arial" w:hAnsi="Arial"/>
@@ -9206,7 +9206,7 @@
               <w:spacing w:after="10" w:before="0"/>
               <w:ind w:left="120"/>
             </w:pPr>
-            <w:hyperlink w:history="1" r:id="rIdwvyni6ahutcelh9nqmya_">
+            <w:hyperlink w:history="1" r:id="rIdr5rcsqicqc__9tnxhgqdp">
               <w:r>
                 <w:rPr>
                   <w:rFonts w:ascii="Arial" w:cs="Arial" w:eastAsia="Arial" w:hAnsi="Arial"/>
@@ -9251,7 +9251,7 @@
             <w:pPr>
               <w:spacing w:after="20" w:before="0"/>
             </w:pPr>
-            <w:hyperlink w:history="1" r:id="rIdaiwa5ro8vpgc1dkiyx112">
+            <w:hyperlink w:history="1" r:id="rIdhb3t4-ylnpki98zpd1s_p">
               <w:r>
                 <w:rPr>
                   <w:rFonts w:ascii="Arial" w:cs="Arial" w:eastAsia="Arial" w:hAnsi="Arial"/>
@@ -9284,7 +9284,7 @@
               <w:spacing w:after="10" w:before="0"/>
               <w:ind w:left="120"/>
             </w:pPr>
-            <w:hyperlink w:history="1" r:id="rIduu9ucixxpgyuojr6bvq93">
+            <w:hyperlink w:history="1" r:id="rIdwh-60vru2veo7ks1atpxk">
               <w:r>
                 <w:rPr>
                   <w:rFonts w:ascii="Arial" w:cs="Arial" w:eastAsia="Arial" w:hAnsi="Arial"/>
@@ -9479,7 +9479,7 @@
             <w:pPr>
               <w:spacing w:after="20" w:before="0"/>
             </w:pPr>
-            <w:hyperlink w:history="1" r:id="rIdrblkc7o8_kqugbfsdj-ey">
+            <w:hyperlink w:history="1" r:id="rIdg_gjcpkvr-vwtrsazoet1">
               <w:r>
                 <w:rPr>
                   <w:rFonts w:ascii="Arial" w:cs="Arial" w:eastAsia="Arial" w:hAnsi="Arial"/>
@@ -9512,7 +9512,7 @@
               <w:spacing w:after="10" w:before="0"/>
               <w:ind w:left="120"/>
             </w:pPr>
-            <w:hyperlink w:history="1" r:id="rId5xjhjmy4k0oi3dbrhncuh">
+            <w:hyperlink w:history="1" r:id="rIdklvybql9xuu_hqzdsbleg">
               <w:r>
                 <w:rPr>
                   <w:rFonts w:ascii="Arial" w:cs="Arial" w:eastAsia="Arial" w:hAnsi="Arial"/>
@@ -9557,7 +9557,7 @@
             <w:pPr>
               <w:spacing w:after="20" w:before="0"/>
             </w:pPr>
-            <w:hyperlink w:history="1" r:id="rIdphx_rji8e1mk0tbouods6">
+            <w:hyperlink w:history="1" r:id="rIdrakk2ihhxlozkzdxqjb6e">
               <w:r>
                 <w:rPr>
                   <w:rFonts w:ascii="Arial" w:cs="Arial" w:eastAsia="Arial" w:hAnsi="Arial"/>
@@ -9590,7 +9590,7 @@
               <w:spacing w:after="10" w:before="0"/>
               <w:ind w:left="120"/>
             </w:pPr>
-            <w:hyperlink w:history="1" r:id="rIdtbemwukbq5oj7fmdqtszo">
+            <w:hyperlink w:history="1" r:id="rIdoyyvlyxwkognl3_xboesf">
               <w:r>
                 <w:rPr>
                   <w:rFonts w:ascii="Arial" w:cs="Arial" w:eastAsia="Arial" w:hAnsi="Arial"/>
@@ -9785,7 +9785,7 @@
             <w:pPr>
               <w:spacing w:after="20" w:before="0"/>
             </w:pPr>
-            <w:hyperlink w:history="1" r:id="rIdw-yqnp6k0bftefvp2dxm3">
+            <w:hyperlink w:history="1" r:id="rIdyef0ingxpjb8lo-ddqm4s">
               <w:r>
                 <w:rPr>
                   <w:rFonts w:ascii="Arial" w:cs="Arial" w:eastAsia="Arial" w:hAnsi="Arial"/>
@@ -9818,7 +9818,7 @@
               <w:spacing w:after="10" w:before="0"/>
               <w:ind w:left="120"/>
             </w:pPr>
-            <w:hyperlink w:history="1" r:id="rIdyexvq6kdvgklat9grfluv">
+            <w:hyperlink w:history="1" r:id="rIdk5vu2ewddf7jex9fyd9tm">
               <w:r>
                 <w:rPr>
                   <w:rFonts w:ascii="Arial" w:cs="Arial" w:eastAsia="Arial" w:hAnsi="Arial"/>
@@ -9863,7 +9863,7 @@
             <w:pPr>
               <w:spacing w:after="20" w:before="0"/>
             </w:pPr>
-            <w:hyperlink w:history="1" r:id="rIddqozks11igri4dofihzjn">
+            <w:hyperlink w:history="1" r:id="rIdlixnwisphhiwq5_vdtwyp">
               <w:r>
                 <w:rPr>
                   <w:rFonts w:ascii="Arial" w:cs="Arial" w:eastAsia="Arial" w:hAnsi="Arial"/>
@@ -9896,7 +9896,7 @@
               <w:spacing w:after="10" w:before="0"/>
               <w:ind w:left="120"/>
             </w:pPr>
-            <w:hyperlink w:history="1" r:id="rIdn2_ktlscfby_m_hqmhflr">
+            <w:hyperlink w:history="1" r:id="rIdnxhpyxmo3l0v7lyqlbt37">
               <w:r>
                 <w:rPr>
                   <w:rFonts w:ascii="Arial" w:cs="Arial" w:eastAsia="Arial" w:hAnsi="Arial"/>
@@ -10091,7 +10091,7 @@
             <w:pPr>
               <w:spacing w:after="20" w:before="0"/>
             </w:pPr>
-            <w:hyperlink w:history="1" r:id="rIdfqtmuyo_pbyp0v_dgx-fs">
+            <w:hyperlink w:history="1" r:id="rIdb9jujusbojvdotidrtoqv">
               <w:r>
                 <w:rPr>
                   <w:rFonts w:ascii="Arial" w:cs="Arial" w:eastAsia="Arial" w:hAnsi="Arial"/>
@@ -10124,7 +10124,7 @@
               <w:spacing w:after="10" w:before="0"/>
               <w:ind w:left="120"/>
             </w:pPr>
-            <w:hyperlink w:history="1" r:id="rId4_ghyeu1msjs8k14plhuq">
+            <w:hyperlink w:history="1" r:id="rId-rbdqxulu3hcbrbxgypoa">
               <w:r>
                 <w:rPr>
                   <w:rFonts w:ascii="Arial" w:cs="Arial" w:eastAsia="Arial" w:hAnsi="Arial"/>
@@ -10169,7 +10169,7 @@
             <w:pPr>
               <w:spacing w:after="20" w:before="0"/>
             </w:pPr>
-            <w:hyperlink w:history="1" r:id="rIddqjjrkhvkt5tkgxlnmm7x">
+            <w:hyperlink w:history="1" r:id="rId9aah35itftw_ajbbytrcs">
               <w:r>
                 <w:rPr>
                   <w:rFonts w:ascii="Arial" w:cs="Arial" w:eastAsia="Arial" w:hAnsi="Arial"/>
@@ -10202,7 +10202,7 @@
               <w:spacing w:after="10" w:before="0"/>
               <w:ind w:left="120"/>
             </w:pPr>
-            <w:hyperlink w:history="1" r:id="rIdodlv0hnciodg_xf-lsxwe">
+            <w:hyperlink w:history="1" r:id="rIdbbojttifsdg3ghpj4wxje">
               <w:r>
                 <w:rPr>
                   <w:rFonts w:ascii="Arial" w:cs="Arial" w:eastAsia="Arial" w:hAnsi="Arial"/>
@@ -10397,7 +10397,7 @@
             <w:pPr>
               <w:spacing w:after="20" w:before="0"/>
             </w:pPr>
-            <w:hyperlink w:history="1" r:id="rIdou6m-0jlwkzx5xiglwpbb">
+            <w:hyperlink w:history="1" r:id="rId8sbq_fllscvzqxeq5ga5f">
               <w:r>
                 <w:rPr>
                   <w:rFonts w:ascii="Arial" w:cs="Arial" w:eastAsia="Arial" w:hAnsi="Arial"/>
@@ -10430,7 +10430,7 @@
               <w:spacing w:after="10" w:before="0"/>
               <w:ind w:left="120"/>
             </w:pPr>
-            <w:hyperlink w:history="1" r:id="rId0makzjskobeu0apcgzilc">
+            <w:hyperlink w:history="1" r:id="rIddrt7jwkq4w0jea7obkcz_">
               <w:r>
                 <w:rPr>
                   <w:rFonts w:ascii="Arial" w:cs="Arial" w:eastAsia="Arial" w:hAnsi="Arial"/>
@@ -10475,7 +10475,7 @@
             <w:pPr>
               <w:spacing w:after="20" w:before="0"/>
             </w:pPr>
-            <w:hyperlink w:history="1" r:id="rIdzlri43uqiq64owopq6weg">
+            <w:hyperlink w:history="1" r:id="rIdra44xst6bobvbtmf1tved">
               <w:r>
                 <w:rPr>
                   <w:rFonts w:ascii="Arial" w:cs="Arial" w:eastAsia="Arial" w:hAnsi="Arial"/>
@@ -10508,7 +10508,7 @@
               <w:spacing w:after="10" w:before="0"/>
               <w:ind w:left="120"/>
             </w:pPr>
-            <w:hyperlink w:history="1" r:id="rIdtmhg6xoj1o99m8bozgqy1">
+            <w:hyperlink w:history="1" r:id="rIdmijez0lw07j8f00-f_lww">
               <w:r>
                 <w:rPr>
                   <w:rFonts w:ascii="Arial" w:cs="Arial" w:eastAsia="Arial" w:hAnsi="Arial"/>
@@ -11995,7 +11995,7 @@
             <w:pPr>
               <w:spacing w:after="20" w:before="0"/>
             </w:pPr>
-            <w:hyperlink w:history="1" r:id="rIdf7-50btesf3lcply1ppig">
+            <w:hyperlink w:history="1" r:id="rIdotq8bs8m0eog6ez-cuxi4">
               <w:r>
                 <w:rPr>
                   <w:rFonts w:ascii="Arial" w:cs="Arial" w:eastAsia="Arial" w:hAnsi="Arial"/>
@@ -12028,7 +12028,7 @@
               <w:spacing w:after="10" w:before="0"/>
               <w:ind w:left="120"/>
             </w:pPr>
-            <w:hyperlink w:history="1" r:id="rIdhedphgeb3jlobyg4nma6r">
+            <w:hyperlink w:history="1" r:id="rIdxxzz_bb4i_uqepw-ddjg9">
               <w:r>
                 <w:rPr>
                   <w:rFonts w:ascii="Arial" w:cs="Arial" w:eastAsia="Arial" w:hAnsi="Arial"/>
@@ -12073,7 +12073,7 @@
             <w:pPr>
               <w:spacing w:after="20" w:before="0"/>
             </w:pPr>
-            <w:hyperlink w:history="1" r:id="rIdrzjx47yhcxd-n1zazuo0b">
+            <w:hyperlink w:history="1" r:id="rIdzkvys_sbx_cryup5zk92i">
               <w:r>
                 <w:rPr>
                   <w:rFonts w:ascii="Arial" w:cs="Arial" w:eastAsia="Arial" w:hAnsi="Arial"/>
@@ -12106,7 +12106,7 @@
               <w:spacing w:after="10" w:before="0"/>
               <w:ind w:left="120"/>
             </w:pPr>
-            <w:hyperlink w:history="1" r:id="rIdqnekbdnm-rfmnm_ebratk">
+            <w:hyperlink w:history="1" r:id="rIdyusa8ekrfokyhglizwx2u">
               <w:r>
                 <w:rPr>
                   <w:rFonts w:ascii="Arial" w:cs="Arial" w:eastAsia="Arial" w:hAnsi="Arial"/>
@@ -12301,7 +12301,7 @@
             <w:pPr>
               <w:spacing w:after="20" w:before="0"/>
             </w:pPr>
-            <w:hyperlink w:history="1" r:id="rIdlvki3cmfwctybwjxkxjsf">
+            <w:hyperlink w:history="1" r:id="rIdxvvyz08ccrz12mcygstf2">
               <w:r>
                 <w:rPr>
                   <w:rFonts w:ascii="Arial" w:cs="Arial" w:eastAsia="Arial" w:hAnsi="Arial"/>
@@ -12334,7 +12334,7 @@
               <w:spacing w:after="10" w:before="0"/>
               <w:ind w:left="120"/>
             </w:pPr>
-            <w:hyperlink w:history="1" r:id="rIdulaqsvsji73s75nanb23i">
+            <w:hyperlink w:history="1" r:id="rId03-3kl8omrx7m51njvro5">
               <w:r>
                 <w:rPr>
                   <w:rFonts w:ascii="Arial" w:cs="Arial" w:eastAsia="Arial" w:hAnsi="Arial"/>
@@ -12379,7 +12379,7 @@
             <w:pPr>
               <w:spacing w:after="20" w:before="0"/>
             </w:pPr>
-            <w:hyperlink w:history="1" r:id="rIdt9k5tav3jeg8rofjx4kk1">
+            <w:hyperlink w:history="1" r:id="rIdp0o00h6022-iiqld2wp5d">
               <w:r>
                 <w:rPr>
                   <w:rFonts w:ascii="Arial" w:cs="Arial" w:eastAsia="Arial" w:hAnsi="Arial"/>
@@ -12412,7 +12412,7 @@
               <w:spacing w:after="10" w:before="0"/>
               <w:ind w:left="120"/>
             </w:pPr>
-            <w:hyperlink w:history="1" r:id="rIdmrwkfnfup9bubutd8t5wr">
+            <w:hyperlink w:history="1" r:id="rIdtyfhvsknjuwfvcluzpxn-">
               <w:r>
                 <w:rPr>
                   <w:rFonts w:ascii="Arial" w:cs="Arial" w:eastAsia="Arial" w:hAnsi="Arial"/>
@@ -12607,7 +12607,7 @@
             <w:pPr>
               <w:spacing w:after="20" w:before="0"/>
             </w:pPr>
-            <w:hyperlink w:history="1" r:id="rIdztkso0a6uo13kvdvfazlx">
+            <w:hyperlink w:history="1" r:id="rIdo3dnh5gecpsem8l4yojtf">
               <w:r>
                 <w:rPr>
                   <w:rFonts w:ascii="Arial" w:cs="Arial" w:eastAsia="Arial" w:hAnsi="Arial"/>
@@ -12640,7 +12640,7 @@
               <w:spacing w:after="10" w:before="0"/>
               <w:ind w:left="120"/>
             </w:pPr>
-            <w:hyperlink w:history="1" r:id="rId0nel_p_1rn0mm5b0lge5k">
+            <w:hyperlink w:history="1" r:id="rIdxttecoxf7ybqio8g9wk6p">
               <w:r>
                 <w:rPr>
                   <w:rFonts w:ascii="Arial" w:cs="Arial" w:eastAsia="Arial" w:hAnsi="Arial"/>
@@ -12685,7 +12685,7 @@
             <w:pPr>
               <w:spacing w:after="20" w:before="0"/>
             </w:pPr>
-            <w:hyperlink w:history="1" r:id="rIdjddvctl8gzmtzqfxz3adt">
+            <w:hyperlink w:history="1" r:id="rId5-hffpyrz28n5txspqj0t">
               <w:r>
                 <w:rPr>
                   <w:rFonts w:ascii="Arial" w:cs="Arial" w:eastAsia="Arial" w:hAnsi="Arial"/>
@@ -12718,7 +12718,7 @@
               <w:spacing w:after="10" w:before="0"/>
               <w:ind w:left="120"/>
             </w:pPr>
-            <w:hyperlink w:history="1" r:id="rIdsiftirbr2h0-ij8gxrrz7">
+            <w:hyperlink w:history="1" r:id="rIdqcz_wkkh-odz1mbhslxtu">
               <w:r>
                 <w:rPr>
                   <w:rFonts w:ascii="Arial" w:cs="Arial" w:eastAsia="Arial" w:hAnsi="Arial"/>
@@ -12913,7 +12913,7 @@
             <w:pPr>
               <w:spacing w:after="20" w:before="0"/>
             </w:pPr>
-            <w:hyperlink w:history="1" r:id="rIdqw3dkw0bnbvasqzv3hv6x">
+            <w:hyperlink w:history="1" r:id="rIdcmfzqspt_kpabz4gie7t2">
               <w:r>
                 <w:rPr>
                   <w:rFonts w:ascii="Arial" w:cs="Arial" w:eastAsia="Arial" w:hAnsi="Arial"/>
@@ -12946,7 +12946,7 @@
               <w:spacing w:after="10" w:before="0"/>
               <w:ind w:left="120"/>
             </w:pPr>
-            <w:hyperlink w:history="1" r:id="rIdwlqh5w0-ptbh8gchzp9an">
+            <w:hyperlink w:history="1" r:id="rIdlokqstpobx98kjipdw4zr">
               <w:r>
                 <w:rPr>
                   <w:rFonts w:ascii="Arial" w:cs="Arial" w:eastAsia="Arial" w:hAnsi="Arial"/>
@@ -12991,7 +12991,7 @@
             <w:pPr>
               <w:spacing w:after="20" w:before="0"/>
             </w:pPr>
-            <w:hyperlink w:history="1" r:id="rId5jdr7gurkmjyoudyqwfmi">
+            <w:hyperlink w:history="1" r:id="rIdneyvtueaxahqbpekoptdo">
               <w:r>
                 <w:rPr>
                   <w:rFonts w:ascii="Arial" w:cs="Arial" w:eastAsia="Arial" w:hAnsi="Arial"/>
@@ -13024,7 +13024,7 @@
               <w:spacing w:after="10" w:before="0"/>
               <w:ind w:left="120"/>
             </w:pPr>
-            <w:hyperlink w:history="1" r:id="rIdrw8usly5a8v_pjryfiqik">
+            <w:hyperlink w:history="1" r:id="rIdmfxpkbfj8s4-amwlo-iyc">
               <w:r>
                 <w:rPr>
                   <w:rFonts w:ascii="Arial" w:cs="Arial" w:eastAsia="Arial" w:hAnsi="Arial"/>
@@ -13219,7 +13219,7 @@
             <w:pPr>
               <w:spacing w:after="20" w:before="0"/>
             </w:pPr>
-            <w:hyperlink w:history="1" r:id="rIdz4mvy7p8vawabrbhwkyzq">
+            <w:hyperlink w:history="1" r:id="rIdhsunywke55bqoknpxyued">
               <w:r>
                 <w:rPr>
                   <w:rFonts w:ascii="Arial" w:cs="Arial" w:eastAsia="Arial" w:hAnsi="Arial"/>
@@ -13252,7 +13252,7 @@
               <w:spacing w:after="10" w:before="0"/>
               <w:ind w:left="120"/>
             </w:pPr>
-            <w:hyperlink w:history="1" r:id="rIdnlq7pclxvkzx94atklxq1">
+            <w:hyperlink w:history="1" r:id="rIdoj-k87yanrmyphlwcvl5g">
               <w:r>
                 <w:rPr>
                   <w:rFonts w:ascii="Arial" w:cs="Arial" w:eastAsia="Arial" w:hAnsi="Arial"/>
@@ -13297,7 +13297,7 @@
             <w:pPr>
               <w:spacing w:after="20" w:before="0"/>
             </w:pPr>
-            <w:hyperlink w:history="1" r:id="rId_ktcdlczifbhzsxx-e5gx">
+            <w:hyperlink w:history="1" r:id="rIduwfuy2ygor7zmxu6d1d5v">
               <w:r>
                 <w:rPr>
                   <w:rFonts w:ascii="Arial" w:cs="Arial" w:eastAsia="Arial" w:hAnsi="Arial"/>
@@ -13330,7 +13330,7 @@
               <w:spacing w:after="10" w:before="0"/>
               <w:ind w:left="120"/>
             </w:pPr>
-            <w:hyperlink w:history="1" r:id="rIdiyfm_iuadk3fb31g_smkh">
+            <w:hyperlink w:history="1" r:id="rIdo4olo7zuiitzqmb9mrru_">
               <w:r>
                 <w:rPr>
                   <w:rFonts w:ascii="Arial" w:cs="Arial" w:eastAsia="Arial" w:hAnsi="Arial"/>
@@ -14931,7 +14931,7 @@
             <w:pPr>
               <w:spacing w:after="20" w:before="0"/>
             </w:pPr>
-            <w:hyperlink w:history="1" r:id="rId1lpc3cgauzp0gj6smvyts">
+            <w:hyperlink w:history="1" r:id="rIdtkyg-i1elil-xt9bj-96v">
               <w:r>
                 <w:rPr>
                   <w:rFonts w:ascii="Arial" w:cs="Arial" w:eastAsia="Arial" w:hAnsi="Arial"/>
@@ -14964,7 +14964,7 @@
               <w:spacing w:after="10" w:before="0"/>
               <w:ind w:left="120"/>
             </w:pPr>
-            <w:hyperlink w:history="1" r:id="rIdalslxuelaehihi_0xdbc4">
+            <w:hyperlink w:history="1" r:id="rIdjipsmatwxwig7ojnak7bh">
               <w:r>
                 <w:rPr>
                   <w:rFonts w:ascii="Arial" w:cs="Arial" w:eastAsia="Arial" w:hAnsi="Arial"/>
@@ -15009,7 +15009,7 @@
             <w:pPr>
               <w:spacing w:after="20" w:before="0"/>
             </w:pPr>
-            <w:hyperlink w:history="1" r:id="rIdc9ykmq0dal4jfr2yhe0xa">
+            <w:hyperlink w:history="1" r:id="rId4x0xqbx7sl5umi-wqwaj8">
               <w:r>
                 <w:rPr>
                   <w:rFonts w:ascii="Arial" w:cs="Arial" w:eastAsia="Arial" w:hAnsi="Arial"/>
@@ -15042,7 +15042,7 @@
               <w:spacing w:after="10" w:before="0"/>
               <w:ind w:left="120"/>
             </w:pPr>
-            <w:hyperlink w:history="1" r:id="rIdk3dtg7_it94lumfe34eru">
+            <w:hyperlink w:history="1" r:id="rIdlnihoes5ic4ptlzdjhanw">
               <w:r>
                 <w:rPr>
                   <w:rFonts w:ascii="Arial" w:cs="Arial" w:eastAsia="Arial" w:hAnsi="Arial"/>
@@ -15237,7 +15237,7 @@
             <w:pPr>
               <w:spacing w:after="20" w:before="0"/>
             </w:pPr>
-            <w:hyperlink w:history="1" r:id="rIdgcx8har9swtl-v2tkkgxi">
+            <w:hyperlink w:history="1" r:id="rIdzzq3sjnb39nngafsvn08l">
               <w:r>
                 <w:rPr>
                   <w:rFonts w:ascii="Arial" w:cs="Arial" w:eastAsia="Arial" w:hAnsi="Arial"/>
@@ -15270,7 +15270,7 @@
               <w:spacing w:after="10" w:before="0"/>
               <w:ind w:left="120"/>
             </w:pPr>
-            <w:hyperlink w:history="1" r:id="rId7bwdklwer8rygguo5sd1d">
+            <w:hyperlink w:history="1" r:id="rIdk5udmjxcck5dunsct6gbu">
               <w:r>
                 <w:rPr>
                   <w:rFonts w:ascii="Arial" w:cs="Arial" w:eastAsia="Arial" w:hAnsi="Arial"/>
@@ -15315,7 +15315,7 @@
             <w:pPr>
               <w:spacing w:after="20" w:before="0"/>
             </w:pPr>
-            <w:hyperlink w:history="1" r:id="rIdyp2fqovvad8gkkygjiqb-">
+            <w:hyperlink w:history="1" r:id="rIdu_js1tfgjslzo9qwsanda">
               <w:r>
                 <w:rPr>
                   <w:rFonts w:ascii="Arial" w:cs="Arial" w:eastAsia="Arial" w:hAnsi="Arial"/>
@@ -15348,7 +15348,7 @@
               <w:spacing w:after="10" w:before="0"/>
               <w:ind w:left="120"/>
             </w:pPr>
-            <w:hyperlink w:history="1" r:id="rIdvo1bqhkx8kvbelxd35bcm">
+            <w:hyperlink w:history="1" r:id="rIdtkti58ky9_r_ndk1486j1">
               <w:r>
                 <w:rPr>
                   <w:rFonts w:ascii="Arial" w:cs="Arial" w:eastAsia="Arial" w:hAnsi="Arial"/>
@@ -15543,7 +15543,7 @@
             <w:pPr>
               <w:spacing w:after="20" w:before="0"/>
             </w:pPr>
-            <w:hyperlink w:history="1" r:id="rIdxpnahkefqalz6tnuhepd5">
+            <w:hyperlink w:history="1" r:id="rIdlhyfm9cgglkvwmhixg7x_">
               <w:r>
                 <w:rPr>
                   <w:rFonts w:ascii="Arial" w:cs="Arial" w:eastAsia="Arial" w:hAnsi="Arial"/>
@@ -15576,7 +15576,7 @@
               <w:spacing w:after="10" w:before="0"/>
               <w:ind w:left="120"/>
             </w:pPr>
-            <w:hyperlink w:history="1" r:id="rId-ntdvtor7ye-kg1u4rccy">
+            <w:hyperlink w:history="1" r:id="rIdt8neow4-ucm8suonpfbj1">
               <w:r>
                 <w:rPr>
                   <w:rFonts w:ascii="Arial" w:cs="Arial" w:eastAsia="Arial" w:hAnsi="Arial"/>
@@ -15621,7 +15621,7 @@
             <w:pPr>
               <w:spacing w:after="20" w:before="0"/>
             </w:pPr>
-            <w:hyperlink w:history="1" r:id="rIdxhj5yrxbubmaljgeqiu9h">
+            <w:hyperlink w:history="1" r:id="rIdgynrwaa9qsaevc_n2zgn1">
               <w:r>
                 <w:rPr>
                   <w:rFonts w:ascii="Arial" w:cs="Arial" w:eastAsia="Arial" w:hAnsi="Arial"/>
@@ -15654,7 +15654,7 @@
               <w:spacing w:after="10" w:before="0"/>
               <w:ind w:left="120"/>
             </w:pPr>
-            <w:hyperlink w:history="1" r:id="rIdb77t9ko3l170rflxwtbiy">
+            <w:hyperlink w:history="1" r:id="rIdv_ygac702tyu2ieffpqjw">
               <w:r>
                 <w:rPr>
                   <w:rFonts w:ascii="Arial" w:cs="Arial" w:eastAsia="Arial" w:hAnsi="Arial"/>
@@ -15849,7 +15849,7 @@
             <w:pPr>
               <w:spacing w:after="20" w:before="0"/>
             </w:pPr>
-            <w:hyperlink w:history="1" r:id="rIdkit-cdubz4bcnwv6v3pnj">
+            <w:hyperlink w:history="1" r:id="rIdwphxxrpctrozmlgv__hhe">
               <w:r>
                 <w:rPr>
                   <w:rFonts w:ascii="Arial" w:cs="Arial" w:eastAsia="Arial" w:hAnsi="Arial"/>
@@ -15882,7 +15882,7 @@
               <w:spacing w:after="10" w:before="0"/>
               <w:ind w:left="120"/>
             </w:pPr>
-            <w:hyperlink w:history="1" r:id="rIdnz_swyuf3ahrryqxu928h">
+            <w:hyperlink w:history="1" r:id="rId0rvihj--ncbrezdidn_hp">
               <w:r>
                 <w:rPr>
                   <w:rFonts w:ascii="Arial" w:cs="Arial" w:eastAsia="Arial" w:hAnsi="Arial"/>
@@ -15927,7 +15927,7 @@
             <w:pPr>
               <w:spacing w:after="20" w:before="0"/>
             </w:pPr>
-            <w:hyperlink w:history="1" r:id="rIdtzhg0jmnvv4sp9fgqjvc6">
+            <w:hyperlink w:history="1" r:id="rId-ysngx-ohd_ztk1csu8hd">
               <w:r>
                 <w:rPr>
                   <w:rFonts w:ascii="Arial" w:cs="Arial" w:eastAsia="Arial" w:hAnsi="Arial"/>
@@ -15960,7 +15960,7 @@
               <w:spacing w:after="10" w:before="0"/>
               <w:ind w:left="120"/>
             </w:pPr>
-            <w:hyperlink w:history="1" r:id="rIddjiaineem_fx28kbcn9jn">
+            <w:hyperlink w:history="1" r:id="rIdc6k3qohc3vpuhhvqlot2t">
               <w:r>
                 <w:rPr>
                   <w:rFonts w:ascii="Arial" w:cs="Arial" w:eastAsia="Arial" w:hAnsi="Arial"/>
@@ -16155,7 +16155,7 @@
             <w:pPr>
               <w:spacing w:after="20" w:before="0"/>
             </w:pPr>
-            <w:hyperlink w:history="1" r:id="rIde3hy2srmppvfqhzsjnytf">
+            <w:hyperlink w:history="1" r:id="rIdcrctfcckexef7y1jrftpm">
               <w:r>
                 <w:rPr>
                   <w:rFonts w:ascii="Arial" w:cs="Arial" w:eastAsia="Arial" w:hAnsi="Arial"/>
@@ -16188,7 +16188,7 @@
               <w:spacing w:after="10" w:before="0"/>
               <w:ind w:left="120"/>
             </w:pPr>
-            <w:hyperlink w:history="1" r:id="rId7nsbnmjphqdwycavaaoox">
+            <w:hyperlink w:history="1" r:id="rId03kme5ixx-z44-gmvxmth">
               <w:r>
                 <w:rPr>
                   <w:rFonts w:ascii="Arial" w:cs="Arial" w:eastAsia="Arial" w:hAnsi="Arial"/>
@@ -16233,7 +16233,7 @@
             <w:pPr>
               <w:spacing w:after="20" w:before="0"/>
             </w:pPr>
-            <w:hyperlink w:history="1" r:id="rId1l2ujz47zjtyzdum_xguh">
+            <w:hyperlink w:history="1" r:id="rId7-gb7mivnzdcseby9ojlu">
               <w:r>
                 <w:rPr>
                   <w:rFonts w:ascii="Arial" w:cs="Arial" w:eastAsia="Arial" w:hAnsi="Arial"/>
@@ -16266,7 +16266,7 @@
               <w:spacing w:after="10" w:before="0"/>
               <w:ind w:left="120"/>
             </w:pPr>
-            <w:hyperlink w:history="1" r:id="rIdzv5ojoed6di6ei0d92-mu">
+            <w:hyperlink w:history="1" r:id="rIdmfwjxwz1fy6sdzapu0tcu">
               <w:r>
                 <w:rPr>
                   <w:rFonts w:ascii="Arial" w:cs="Arial" w:eastAsia="Arial" w:hAnsi="Arial"/>
@@ -17753,7 +17753,7 @@
             <w:pPr>
               <w:spacing w:after="20" w:before="0"/>
             </w:pPr>
-            <w:hyperlink w:history="1" r:id="rIdstv_0qigglzpi7clnptjk">
+            <w:hyperlink w:history="1" r:id="rIdosxvxg4tkdo_xriopegur">
               <w:r>
                 <w:rPr>
                   <w:rFonts w:ascii="Arial" w:cs="Arial" w:eastAsia="Arial" w:hAnsi="Arial"/>
@@ -17786,7 +17786,7 @@
               <w:spacing w:after="10" w:before="0"/>
               <w:ind w:left="120"/>
             </w:pPr>
-            <w:hyperlink w:history="1" r:id="rIdxbybjz3lg9qocfclvnamt">
+            <w:hyperlink w:history="1" r:id="rIdei1rhmtfqskc-qe-xdz0w">
               <w:r>
                 <w:rPr>
                   <w:rFonts w:ascii="Arial" w:cs="Arial" w:eastAsia="Arial" w:hAnsi="Arial"/>
@@ -17831,7 +17831,7 @@
             <w:pPr>
               <w:spacing w:after="20" w:before="0"/>
             </w:pPr>
-            <w:hyperlink w:history="1" r:id="rIdly2ipr58b9elvj_a2cfib">
+            <w:hyperlink w:history="1" r:id="rIdtadtafdei7rm7ixckzjpz">
               <w:r>
                 <w:rPr>
                   <w:rFonts w:ascii="Arial" w:cs="Arial" w:eastAsia="Arial" w:hAnsi="Arial"/>
@@ -17864,7 +17864,7 @@
               <w:spacing w:after="10" w:before="0"/>
               <w:ind w:left="120"/>
             </w:pPr>
-            <w:hyperlink w:history="1" r:id="rIdbjvk6ztxs01v7cnljv6zm">
+            <w:hyperlink w:history="1" r:id="rIdrabrsgmcpxyqwziihrtki">
               <w:r>
                 <w:rPr>
                   <w:rFonts w:ascii="Arial" w:cs="Arial" w:eastAsia="Arial" w:hAnsi="Arial"/>
@@ -18059,7 +18059,7 @@
             <w:pPr>
               <w:spacing w:after="20" w:before="0"/>
             </w:pPr>
-            <w:hyperlink w:history="1" r:id="rIdpohlkkbe5ii6cww00cksx">
+            <w:hyperlink w:history="1" r:id="rIdno6a2wuaweub8hgk6gmdc">
               <w:r>
                 <w:rPr>
                   <w:rFonts w:ascii="Arial" w:cs="Arial" w:eastAsia="Arial" w:hAnsi="Arial"/>
@@ -18092,7 +18092,7 @@
               <w:spacing w:after="10" w:before="0"/>
               <w:ind w:left="120"/>
             </w:pPr>
-            <w:hyperlink w:history="1" r:id="rIdvcem4y0x9nt_l_zy2lg75">
+            <w:hyperlink w:history="1" r:id="rIdualnjqttoxfvjoxla6n_b">
               <w:r>
                 <w:rPr>
                   <w:rFonts w:ascii="Arial" w:cs="Arial" w:eastAsia="Arial" w:hAnsi="Arial"/>
@@ -18137,7 +18137,7 @@
             <w:pPr>
               <w:spacing w:after="20" w:before="0"/>
             </w:pPr>
-            <w:hyperlink w:history="1" r:id="rIdkm-34zspbiicgwuhhybua">
+            <w:hyperlink w:history="1" r:id="rIdhrpvixbkgmtfevwsayejg">
               <w:r>
                 <w:rPr>
                   <w:rFonts w:ascii="Arial" w:cs="Arial" w:eastAsia="Arial" w:hAnsi="Arial"/>
@@ -18170,7 +18170,7 @@
               <w:spacing w:after="10" w:before="0"/>
               <w:ind w:left="120"/>
             </w:pPr>
-            <w:hyperlink w:history="1" r:id="rIdyrsi9tycit4iv_ryxpmmu">
+            <w:hyperlink w:history="1" r:id="rIdlowsvwas-uxrsn5mj5zzp">
               <w:r>
                 <w:rPr>
                   <w:rFonts w:ascii="Arial" w:cs="Arial" w:eastAsia="Arial" w:hAnsi="Arial"/>
@@ -18365,7 +18365,7 @@
             <w:pPr>
               <w:spacing w:after="20" w:before="0"/>
             </w:pPr>
-            <w:hyperlink w:history="1" r:id="rId0pw1i4fu_jdxcqdtlygoe">
+            <w:hyperlink w:history="1" r:id="rIdhefhpnpmuqkk_1jld28dc">
               <w:r>
                 <w:rPr>
                   <w:rFonts w:ascii="Arial" w:cs="Arial" w:eastAsia="Arial" w:hAnsi="Arial"/>
@@ -18398,7 +18398,7 @@
               <w:spacing w:after="10" w:before="0"/>
               <w:ind w:left="120"/>
             </w:pPr>
-            <w:hyperlink w:history="1" r:id="rId8skdxemfefwyc28nnyrdq">
+            <w:hyperlink w:history="1" r:id="rIdu1rvh5gu5ifftglvu24iv">
               <w:r>
                 <w:rPr>
                   <w:rFonts w:ascii="Arial" w:cs="Arial" w:eastAsia="Arial" w:hAnsi="Arial"/>
@@ -18443,7 +18443,7 @@
             <w:pPr>
               <w:spacing w:after="20" w:before="0"/>
             </w:pPr>
-            <w:hyperlink w:history="1" r:id="rId5fmuugqq4kwihmiehkukb">
+            <w:hyperlink w:history="1" r:id="rIdwbicckaah7diyidnixzkv">
               <w:r>
                 <w:rPr>
                   <w:rFonts w:ascii="Arial" w:cs="Arial" w:eastAsia="Arial" w:hAnsi="Arial"/>
@@ -18476,7 +18476,7 @@
               <w:spacing w:after="10" w:before="0"/>
               <w:ind w:left="120"/>
             </w:pPr>
-            <w:hyperlink w:history="1" r:id="rId9nf0uqb-tbc8vhqh8jlps">
+            <w:hyperlink w:history="1" r:id="rIdmsehhoc06w6gfzauixdci">
               <w:r>
                 <w:rPr>
                   <w:rFonts w:ascii="Arial" w:cs="Arial" w:eastAsia="Arial" w:hAnsi="Arial"/>
@@ -18671,7 +18671,7 @@
             <w:pPr>
               <w:spacing w:after="20" w:before="0"/>
             </w:pPr>
-            <w:hyperlink w:history="1" r:id="rIdsav-vw2suszddtyqko9nf">
+            <w:hyperlink w:history="1" r:id="rIdcm5qtc2mflymosfqu2sqg">
               <w:r>
                 <w:rPr>
                   <w:rFonts w:ascii="Arial" w:cs="Arial" w:eastAsia="Arial" w:hAnsi="Arial"/>
@@ -18704,7 +18704,7 @@
               <w:spacing w:after="10" w:before="0"/>
               <w:ind w:left="120"/>
             </w:pPr>
-            <w:hyperlink w:history="1" r:id="rIdl7xntocor7g2ilnwrfdpp">
+            <w:hyperlink w:history="1" r:id="rId-od5mjvz1tbrgajvpeuei">
               <w:r>
                 <w:rPr>
                   <w:rFonts w:ascii="Arial" w:cs="Arial" w:eastAsia="Arial" w:hAnsi="Arial"/>
@@ -18749,7 +18749,7 @@
             <w:pPr>
               <w:spacing w:after="20" w:before="0"/>
             </w:pPr>
-            <w:hyperlink w:history="1" r:id="rId2mtlitgcdu4pnyahtu2uo">
+            <w:hyperlink w:history="1" r:id="rIdhd4pnxqell0dqktno5lzq">
               <w:r>
                 <w:rPr>
                   <w:rFonts w:ascii="Arial" w:cs="Arial" w:eastAsia="Arial" w:hAnsi="Arial"/>
@@ -18782,7 +18782,7 @@
               <w:spacing w:after="10" w:before="0"/>
               <w:ind w:left="120"/>
             </w:pPr>
-            <w:hyperlink w:history="1" r:id="rIdw0cqgvyxzveq7_wxctob7">
+            <w:hyperlink w:history="1" r:id="rIdcfsaxa70cby1vxy119f5e">
               <w:r>
                 <w:rPr>
                   <w:rFonts w:ascii="Arial" w:cs="Arial" w:eastAsia="Arial" w:hAnsi="Arial"/>
@@ -18977,7 +18977,7 @@
             <w:pPr>
               <w:spacing w:after="20" w:before="0"/>
             </w:pPr>
-            <w:hyperlink w:history="1" r:id="rIdvd0-3rbwic2p6kruw0wjm">
+            <w:hyperlink w:history="1" r:id="rIdnrumzbos9zicicifdltrc">
               <w:r>
                 <w:rPr>
                   <w:rFonts w:ascii="Arial" w:cs="Arial" w:eastAsia="Arial" w:hAnsi="Arial"/>
@@ -19010,7 +19010,7 @@
               <w:spacing w:after="10" w:before="0"/>
               <w:ind w:left="120"/>
             </w:pPr>
-            <w:hyperlink w:history="1" r:id="rIdc1jucrbtopoxhgiw4msud">
+            <w:hyperlink w:history="1" r:id="rIdzepehbzc4ge1dm9nz3ms4">
               <w:r>
                 <w:rPr>
                   <w:rFonts w:ascii="Arial" w:cs="Arial" w:eastAsia="Arial" w:hAnsi="Arial"/>
@@ -19055,7 +19055,7 @@
             <w:pPr>
               <w:spacing w:after="20" w:before="0"/>
             </w:pPr>
-            <w:hyperlink w:history="1" r:id="rIdnv47vn7pyttsyppdjbmch">
+            <w:hyperlink w:history="1" r:id="rIdvxcrvth5v7uyvpyn2dkha">
               <w:r>
                 <w:rPr>
                   <w:rFonts w:ascii="Arial" w:cs="Arial" w:eastAsia="Arial" w:hAnsi="Arial"/>
@@ -19088,7 +19088,7 @@
               <w:spacing w:after="10" w:before="0"/>
               <w:ind w:left="120"/>
             </w:pPr>
-            <w:hyperlink w:history="1" r:id="rId8weanvjkkmpa_jfzwgymq">
+            <w:hyperlink w:history="1" r:id="rIdqgjau_mz4iqjfmye61znl">
               <w:r>
                 <w:rPr>
                   <w:rFonts w:ascii="Arial" w:cs="Arial" w:eastAsia="Arial" w:hAnsi="Arial"/>
@@ -20576,7 +20576,7 @@
             <w:pPr>
               <w:spacing w:after="20" w:before="0"/>
             </w:pPr>
-            <w:hyperlink w:history="1" r:id="rIdjp1l4voonyyzrxcpbl04s">
+            <w:hyperlink w:history="1" r:id="rIdt_xpwtwzw9tcf4zlcdevo">
               <w:r>
                 <w:rPr>
                   <w:rFonts w:ascii="Arial" w:cs="Arial" w:eastAsia="Arial" w:hAnsi="Arial"/>
@@ -20609,7 +20609,7 @@
               <w:spacing w:after="10" w:before="0"/>
               <w:ind w:left="120"/>
             </w:pPr>
-            <w:hyperlink w:history="1" r:id="rIdbjxp4z9ao3aonb-5wrxxc">
+            <w:hyperlink w:history="1" r:id="rIdhfgevgyjngnf4tuc0-tz1">
               <w:r>
                 <w:rPr>
                   <w:rFonts w:ascii="Arial" w:cs="Arial" w:eastAsia="Arial" w:hAnsi="Arial"/>
@@ -20654,7 +20654,7 @@
             <w:pPr>
               <w:spacing w:after="20" w:before="0"/>
             </w:pPr>
-            <w:hyperlink w:history="1" r:id="rIdk7hhajlzysaypvtexmict">
+            <w:hyperlink w:history="1" r:id="rIdhy3e69ztaswq-4wkyaaxp">
               <w:r>
                 <w:rPr>
                   <w:rFonts w:ascii="Arial" w:cs="Arial" w:eastAsia="Arial" w:hAnsi="Arial"/>
@@ -20687,7 +20687,7 @@
               <w:spacing w:after="10" w:before="0"/>
               <w:ind w:left="120"/>
             </w:pPr>
-            <w:hyperlink w:history="1" r:id="rIdio47cdixra2_xs6jjjhdl">
+            <w:hyperlink w:history="1" r:id="rIdliyrhjkgwzpipk1_1koam">
               <w:r>
                 <w:rPr>
                   <w:rFonts w:ascii="Arial" w:cs="Arial" w:eastAsia="Arial" w:hAnsi="Arial"/>
@@ -20882,7 +20882,7 @@
             <w:pPr>
               <w:spacing w:after="20" w:before="0"/>
             </w:pPr>
-            <w:hyperlink w:history="1" r:id="rId-a_9zygsz3mgm5jmzahtl">
+            <w:hyperlink w:history="1" r:id="rIdio7u1vqjl9neljcatcall">
               <w:r>
                 <w:rPr>
                   <w:rFonts w:ascii="Arial" w:cs="Arial" w:eastAsia="Arial" w:hAnsi="Arial"/>
@@ -20915,7 +20915,7 @@
               <w:spacing w:after="10" w:before="0"/>
               <w:ind w:left="120"/>
             </w:pPr>
-            <w:hyperlink w:history="1" r:id="rIdei0iykkt-kmab6sbvokim">
+            <w:hyperlink w:history="1" r:id="rIdnkl5wfwejjixhcqi3o_pb">
               <w:r>
                 <w:rPr>
                   <w:rFonts w:ascii="Arial" w:cs="Arial" w:eastAsia="Arial" w:hAnsi="Arial"/>
@@ -20960,7 +20960,7 @@
             <w:pPr>
               <w:spacing w:after="20" w:before="0"/>
             </w:pPr>
-            <w:hyperlink w:history="1" r:id="rIdkwvamhl-hvqzq9hsdytg_">
+            <w:hyperlink w:history="1" r:id="rIdc7kjsrji09tiylj4b27bi">
               <w:r>
                 <w:rPr>
                   <w:rFonts w:ascii="Arial" w:cs="Arial" w:eastAsia="Arial" w:hAnsi="Arial"/>
@@ -20993,7 +20993,7 @@
               <w:spacing w:after="10" w:before="0"/>
               <w:ind w:left="120"/>
             </w:pPr>
-            <w:hyperlink w:history="1" r:id="rId47h-3qzp67fugxr6es_by">
+            <w:hyperlink w:history="1" r:id="rIdc71kmfbysvou_vb7xbcxa">
               <w:r>
                 <w:rPr>
                   <w:rFonts w:ascii="Arial" w:cs="Arial" w:eastAsia="Arial" w:hAnsi="Arial"/>
@@ -21188,7 +21188,7 @@
             <w:pPr>
               <w:spacing w:after="20" w:before="0"/>
             </w:pPr>
-            <w:hyperlink w:history="1" r:id="rIdfqcexsgyonhbvjtijkr6y">
+            <w:hyperlink w:history="1" r:id="rIdafn6jbd1qxtvg-bgwwdoy">
               <w:r>
                 <w:rPr>
                   <w:rFonts w:ascii="Arial" w:cs="Arial" w:eastAsia="Arial" w:hAnsi="Arial"/>
@@ -21221,7 +21221,7 @@
               <w:spacing w:after="10" w:before="0"/>
               <w:ind w:left="120"/>
             </w:pPr>
-            <w:hyperlink w:history="1" r:id="rIdkczicwyc90qqzujpb0hdd">
+            <w:hyperlink w:history="1" r:id="rId_eqjmoxb65x9_mbvonubi">
               <w:r>
                 <w:rPr>
                   <w:rFonts w:ascii="Arial" w:cs="Arial" w:eastAsia="Arial" w:hAnsi="Arial"/>
@@ -21266,7 +21266,7 @@
             <w:pPr>
               <w:spacing w:after="20" w:before="0"/>
             </w:pPr>
-            <w:hyperlink w:history="1" r:id="rIdrxlu8ovee8hdmg8y0yixz">
+            <w:hyperlink w:history="1" r:id="rId5ycoujkensejtlmty9dwt">
               <w:r>
                 <w:rPr>
                   <w:rFonts w:ascii="Arial" w:cs="Arial" w:eastAsia="Arial" w:hAnsi="Arial"/>
@@ -21299,7 +21299,7 @@
               <w:spacing w:after="10" w:before="0"/>
               <w:ind w:left="120"/>
             </w:pPr>
-            <w:hyperlink w:history="1" r:id="rIdseiw4a0cvei1b4nxog0b4">
+            <w:hyperlink w:history="1" r:id="rIdvwi6baob1om9xnsm-vuii">
               <w:r>
                 <w:rPr>
                   <w:rFonts w:ascii="Arial" w:cs="Arial" w:eastAsia="Arial" w:hAnsi="Arial"/>
@@ -21494,7 +21494,7 @@
             <w:pPr>
               <w:spacing w:after="20" w:before="0"/>
             </w:pPr>
-            <w:hyperlink w:history="1" r:id="rIdbcowgunfn6g8x-orcwo-a">
+            <w:hyperlink w:history="1" r:id="rIdsifxd7p6idaq1tfnt4guy">
               <w:r>
                 <w:rPr>
                   <w:rFonts w:ascii="Arial" w:cs="Arial" w:eastAsia="Arial" w:hAnsi="Arial"/>
@@ -21527,7 +21527,7 @@
               <w:spacing w:after="10" w:before="0"/>
               <w:ind w:left="120"/>
             </w:pPr>
-            <w:hyperlink w:history="1" r:id="rIdj-ou3qfanfg1eviujef_d">
+            <w:hyperlink w:history="1" r:id="rIdwdq6tcid_s971h-j1xwak">
               <w:r>
                 <w:rPr>
                   <w:rFonts w:ascii="Arial" w:cs="Arial" w:eastAsia="Arial" w:hAnsi="Arial"/>
@@ -21572,7 +21572,7 @@
             <w:pPr>
               <w:spacing w:after="20" w:before="0"/>
             </w:pPr>
-            <w:hyperlink w:history="1" r:id="rIdbie7h1ow5uvtxlnfoflz8">
+            <w:hyperlink w:history="1" r:id="rIdpij3gftlt8lrqpqwlu8vn">
               <w:r>
                 <w:rPr>
                   <w:rFonts w:ascii="Arial" w:cs="Arial" w:eastAsia="Arial" w:hAnsi="Arial"/>
@@ -21605,7 +21605,7 @@
               <w:spacing w:after="10" w:before="0"/>
               <w:ind w:left="120"/>
             </w:pPr>
-            <w:hyperlink w:history="1" r:id="rIdelkj9zc_x-ychfz8030bj">
+            <w:hyperlink w:history="1" r:id="rIdjivpc00wkc1dirup68m18">
               <w:r>
                 <w:rPr>
                   <w:rFonts w:ascii="Arial" w:cs="Arial" w:eastAsia="Arial" w:hAnsi="Arial"/>
@@ -21800,7 +21800,7 @@
             <w:pPr>
               <w:spacing w:after="20" w:before="0"/>
             </w:pPr>
-            <w:hyperlink w:history="1" r:id="rIdz2rjxzhw9iwhi7uid6uf1">
+            <w:hyperlink w:history="1" r:id="rIdukeur5uq8hpdtqdx06oxo">
               <w:r>
                 <w:rPr>
                   <w:rFonts w:ascii="Arial" w:cs="Arial" w:eastAsia="Arial" w:hAnsi="Arial"/>
@@ -21833,7 +21833,7 @@
               <w:spacing w:after="10" w:before="0"/>
               <w:ind w:left="120"/>
             </w:pPr>
-            <w:hyperlink w:history="1" r:id="rIdt9kjmg4_eu9pynji0ompw">
+            <w:hyperlink w:history="1" r:id="rIdmguoolweqh7-hb0qz1tk_">
               <w:r>
                 <w:rPr>
                   <w:rFonts w:ascii="Arial" w:cs="Arial" w:eastAsia="Arial" w:hAnsi="Arial"/>
@@ -21878,7 +21878,7 @@
             <w:pPr>
               <w:spacing w:after="20" w:before="0"/>
             </w:pPr>
-            <w:hyperlink w:history="1" r:id="rIdjrutv1x6x5vb-oq9vpqi2">
+            <w:hyperlink w:history="1" r:id="rId3cxurfjr783k4pyzinumh">
               <w:r>
                 <w:rPr>
                   <w:rFonts w:ascii="Arial" w:cs="Arial" w:eastAsia="Arial" w:hAnsi="Arial"/>
@@ -21911,7 +21911,7 @@
               <w:spacing w:after="10" w:before="0"/>
               <w:ind w:left="120"/>
             </w:pPr>
-            <w:hyperlink w:history="1" r:id="rId50bqu490kehmf8quhvll0">
+            <w:hyperlink w:history="1" r:id="rIdtvifkwfkhpgaa1ypovrdt">
               <w:r>
                 <w:rPr>
                   <w:rFonts w:ascii="Arial" w:cs="Arial" w:eastAsia="Arial" w:hAnsi="Arial"/>
@@ -23398,7 +23398,7 @@
             <w:pPr>
               <w:spacing w:after="20" w:before="0"/>
             </w:pPr>
-            <w:hyperlink w:history="1" r:id="rIdxhikoixat4fdgipuwqtx4">
+            <w:hyperlink w:history="1" r:id="rIdgo7xd3rtcomkiy99rcc-e">
               <w:r>
                 <w:rPr>
                   <w:rFonts w:ascii="Arial" w:cs="Arial" w:eastAsia="Arial" w:hAnsi="Arial"/>
@@ -23431,7 +23431,7 @@
               <w:spacing w:after="10" w:before="0"/>
               <w:ind w:left="120"/>
             </w:pPr>
-            <w:hyperlink w:history="1" r:id="rIdqaic-wfryc3pnm2lhwhag">
+            <w:hyperlink w:history="1" r:id="rIdbgt__wyyiknvzlrjyfzcl">
               <w:r>
                 <w:rPr>
                   <w:rFonts w:ascii="Arial" w:cs="Arial" w:eastAsia="Arial" w:hAnsi="Arial"/>
@@ -23476,7 +23476,7 @@
             <w:pPr>
               <w:spacing w:after="20" w:before="0"/>
             </w:pPr>
-            <w:hyperlink w:history="1" r:id="rIdi9j0j9co6qfz9b-smf3to">
+            <w:hyperlink w:history="1" r:id="rIdxoc6l19hpyaockf0l7dse">
               <w:r>
                 <w:rPr>
                   <w:rFonts w:ascii="Arial" w:cs="Arial" w:eastAsia="Arial" w:hAnsi="Arial"/>
@@ -23509,7 +23509,7 @@
               <w:spacing w:after="10" w:before="0"/>
               <w:ind w:left="120"/>
             </w:pPr>
-            <w:hyperlink w:history="1" r:id="rIdshr4amoectzzbb3-pvytt">
+            <w:hyperlink w:history="1" r:id="rIdmhr8ive8el8yifstphzt-">
               <w:r>
                 <w:rPr>
                   <w:rFonts w:ascii="Arial" w:cs="Arial" w:eastAsia="Arial" w:hAnsi="Arial"/>
@@ -23704,7 +23704,7 @@
             <w:pPr>
               <w:spacing w:after="20" w:before="0"/>
             </w:pPr>
-            <w:hyperlink w:history="1" r:id="rIdyo_6flbgwucjcgnfovypb">
+            <w:hyperlink w:history="1" r:id="rIdctqxmrgmwu7f-zlkplas_">
               <w:r>
                 <w:rPr>
                   <w:rFonts w:ascii="Arial" w:cs="Arial" w:eastAsia="Arial" w:hAnsi="Arial"/>
@@ -23737,7 +23737,7 @@
               <w:spacing w:after="10" w:before="0"/>
               <w:ind w:left="120"/>
             </w:pPr>
-            <w:hyperlink w:history="1" r:id="rId5vzils9qbejzg7fzv-bjt">
+            <w:hyperlink w:history="1" r:id="rIdgx0quhekxujzsgikqhuot">
               <w:r>
                 <w:rPr>
                   <w:rFonts w:ascii="Arial" w:cs="Arial" w:eastAsia="Arial" w:hAnsi="Arial"/>
@@ -23782,7 +23782,7 @@
             <w:pPr>
               <w:spacing w:after="20" w:before="0"/>
             </w:pPr>
-            <w:hyperlink w:history="1" r:id="rId4umwqrixxceznquvdlhma">
+            <w:hyperlink w:history="1" r:id="rIdpx3jhhccvoipundgtwlk2">
               <w:r>
                 <w:rPr>
                   <w:rFonts w:ascii="Arial" w:cs="Arial" w:eastAsia="Arial" w:hAnsi="Arial"/>
@@ -23815,7 +23815,7 @@
               <w:spacing w:after="10" w:before="0"/>
               <w:ind w:left="120"/>
             </w:pPr>
-            <w:hyperlink w:history="1" r:id="rId9jiiygri0wbt5e8tmg5ac">
+            <w:hyperlink w:history="1" r:id="rIdjhus7ryvc4or9ghjbnshr">
               <w:r>
                 <w:rPr>
                   <w:rFonts w:ascii="Arial" w:cs="Arial" w:eastAsia="Arial" w:hAnsi="Arial"/>
@@ -24010,7 +24010,7 @@
             <w:pPr>
               <w:spacing w:after="20" w:before="0"/>
             </w:pPr>
-            <w:hyperlink w:history="1" r:id="rIdx9ovvy9gt-voqrybn4yuu">
+            <w:hyperlink w:history="1" r:id="rIdr76dk6pvhxoimzcwebeto">
               <w:r>
                 <w:rPr>
                   <w:rFonts w:ascii="Arial" w:cs="Arial" w:eastAsia="Arial" w:hAnsi="Arial"/>
@@ -24043,7 +24043,7 @@
               <w:spacing w:after="10" w:before="0"/>
               <w:ind w:left="120"/>
             </w:pPr>
-            <w:hyperlink w:history="1" r:id="rIdvqptxaul1aw93yazo41_n">
+            <w:hyperlink w:history="1" r:id="rIdoxsygxkfhkygziag1ug7s">
               <w:r>
                 <w:rPr>
                   <w:rFonts w:ascii="Arial" w:cs="Arial" w:eastAsia="Arial" w:hAnsi="Arial"/>
@@ -24088,7 +24088,7 @@
             <w:pPr>
               <w:spacing w:after="20" w:before="0"/>
             </w:pPr>
-            <w:hyperlink w:history="1" r:id="rIdpw_gu1wjrw7xeygd2bl74">
+            <w:hyperlink w:history="1" r:id="rIdpbr0lljstk3xdd7j8p_fa">
               <w:r>
                 <w:rPr>
                   <w:rFonts w:ascii="Arial" w:cs="Arial" w:eastAsia="Arial" w:hAnsi="Arial"/>
@@ -24121,7 +24121,7 @@
               <w:spacing w:after="10" w:before="0"/>
               <w:ind w:left="120"/>
             </w:pPr>
-            <w:hyperlink w:history="1" r:id="rIdiagmaoqyh0mxnamiewqa7">
+            <w:hyperlink w:history="1" r:id="rIdwbvfcykqm4vlcmwayuvbs">
               <w:r>
                 <w:rPr>
                   <w:rFonts w:ascii="Arial" w:cs="Arial" w:eastAsia="Arial" w:hAnsi="Arial"/>
@@ -24316,7 +24316,7 @@
             <w:pPr>
               <w:spacing w:after="20" w:before="0"/>
             </w:pPr>
-            <w:hyperlink w:history="1" r:id="rIdici2_bwrtf1dtwbbha4zb">
+            <w:hyperlink w:history="1" r:id="rIddkua0o1k2tunbpy94b47a">
               <w:r>
                 <w:rPr>
                   <w:rFonts w:ascii="Arial" w:cs="Arial" w:eastAsia="Arial" w:hAnsi="Arial"/>
@@ -24349,7 +24349,7 @@
               <w:spacing w:after="10" w:before="0"/>
               <w:ind w:left="120"/>
             </w:pPr>
-            <w:hyperlink w:history="1" r:id="rIdnluzz1ta6mqinoahuhsdd">
+            <w:hyperlink w:history="1" r:id="rId8kztxjfuxzq1qg8tkagar">
               <w:r>
                 <w:rPr>
                   <w:rFonts w:ascii="Arial" w:cs="Arial" w:eastAsia="Arial" w:hAnsi="Arial"/>
@@ -24394,7 +24394,7 @@
             <w:pPr>
               <w:spacing w:after="20" w:before="0"/>
             </w:pPr>
-            <w:hyperlink w:history="1" r:id="rIdn6r8_kbh5oyfkbgyyvwkz">
+            <w:hyperlink w:history="1" r:id="rIdzbbc0ofl6ixahme4l6l3e">
               <w:r>
                 <w:rPr>
                   <w:rFonts w:ascii="Arial" w:cs="Arial" w:eastAsia="Arial" w:hAnsi="Arial"/>
@@ -24427,7 +24427,7 @@
               <w:spacing w:after="10" w:before="0"/>
               <w:ind w:left="120"/>
             </w:pPr>
-            <w:hyperlink w:history="1" r:id="rIdpo3munht9spro_bq5gjc3">
+            <w:hyperlink w:history="1" r:id="rId0uusjxyetqa1ghlp6k9ua">
               <w:r>
                 <w:rPr>
                   <w:rFonts w:ascii="Arial" w:cs="Arial" w:eastAsia="Arial" w:hAnsi="Arial"/>
@@ -24622,7 +24622,7 @@
             <w:pPr>
               <w:spacing w:after="20" w:before="0"/>
             </w:pPr>
-            <w:hyperlink w:history="1" r:id="rIdbq2lfzkzx9-vwbgse7ioj">
+            <w:hyperlink w:history="1" r:id="rIde_rioyfyqmlal1sgw6cxo">
               <w:r>
                 <w:rPr>
                   <w:rFonts w:ascii="Arial" w:cs="Arial" w:eastAsia="Arial" w:hAnsi="Arial"/>
@@ -24655,7 +24655,7 @@
               <w:spacing w:after="10" w:before="0"/>
               <w:ind w:left="120"/>
             </w:pPr>
-            <w:hyperlink w:history="1" r:id="rId2w6q54csobsvqhwgflqxf">
+            <w:hyperlink w:history="1" r:id="rIdtwhkxblnvhtdelgr4f6r7">
               <w:r>
                 <w:rPr>
                   <w:rFonts w:ascii="Arial" w:cs="Arial" w:eastAsia="Arial" w:hAnsi="Arial"/>
@@ -24700,7 +24700,7 @@
             <w:pPr>
               <w:spacing w:after="20" w:before="0"/>
             </w:pPr>
-            <w:hyperlink w:history="1" r:id="rIdntkunlptbmx64wcphmdib">
+            <w:hyperlink w:history="1" r:id="rIdpnoi7cwm1c9cjbzuiqb6w">
               <w:r>
                 <w:rPr>
                   <w:rFonts w:ascii="Arial" w:cs="Arial" w:eastAsia="Arial" w:hAnsi="Arial"/>
@@ -24733,7 +24733,7 @@
               <w:spacing w:after="10" w:before="0"/>
               <w:ind w:left="120"/>
             </w:pPr>
-            <w:hyperlink w:history="1" r:id="rIdqrxltmzcb3ivwuganhduy">
+            <w:hyperlink w:history="1" r:id="rIddql47s7bs4yqnaoat_vvn">
               <w:r>
                 <w:rPr>
                   <w:rFonts w:ascii="Arial" w:cs="Arial" w:eastAsia="Arial" w:hAnsi="Arial"/>
@@ -26220,7 +26220,7 @@
             <w:pPr>
               <w:spacing w:after="20" w:before="0"/>
             </w:pPr>
-            <w:hyperlink w:history="1" r:id="rIdu8avg8uweh_mtb3m3tzdm">
+            <w:hyperlink w:history="1" r:id="rIdqyqd1qrhm6mhohgnk0ckc">
               <w:r>
                 <w:rPr>
                   <w:rFonts w:ascii="Arial" w:cs="Arial" w:eastAsia="Arial" w:hAnsi="Arial"/>
@@ -26253,7 +26253,7 @@
               <w:spacing w:after="10" w:before="0"/>
               <w:ind w:left="120"/>
             </w:pPr>
-            <w:hyperlink w:history="1" r:id="rIdzjrict5mvw8oixdrgj1le">
+            <w:hyperlink w:history="1" r:id="rId6xjptjq1yzqtfqv_zcosc">
               <w:r>
                 <w:rPr>
                   <w:rFonts w:ascii="Arial" w:cs="Arial" w:eastAsia="Arial" w:hAnsi="Arial"/>
@@ -26298,7 +26298,7 @@
             <w:pPr>
               <w:spacing w:after="20" w:before="0"/>
             </w:pPr>
-            <w:hyperlink w:history="1" r:id="rIdbbcf5gmrnloixlvfbjjgp">
+            <w:hyperlink w:history="1" r:id="rIdsg2ddb40shuegohgz_eos">
               <w:r>
                 <w:rPr>
                   <w:rFonts w:ascii="Arial" w:cs="Arial" w:eastAsia="Arial" w:hAnsi="Arial"/>
@@ -26331,7 +26331,7 @@
               <w:spacing w:after="10" w:before="0"/>
               <w:ind w:left="120"/>
             </w:pPr>
-            <w:hyperlink w:history="1" r:id="rIddj3iqcguk6bgfilksshmc">
+            <w:hyperlink w:history="1" r:id="rIdcwnjoebuhfbf9subppfas">
               <w:r>
                 <w:rPr>
                   <w:rFonts w:ascii="Arial" w:cs="Arial" w:eastAsia="Arial" w:hAnsi="Arial"/>
@@ -26526,7 +26526,7 @@
             <w:pPr>
               <w:spacing w:after="20" w:before="0"/>
             </w:pPr>
-            <w:hyperlink w:history="1" r:id="rId7giqwpvekxmq8nm_7equt">
+            <w:hyperlink w:history="1" r:id="rIdeavxith0g5a8prlhzqk7t">
               <w:r>
                 <w:rPr>
                   <w:rFonts w:ascii="Arial" w:cs="Arial" w:eastAsia="Arial" w:hAnsi="Arial"/>
@@ -26559,7 +26559,7 @@
               <w:spacing w:after="10" w:before="0"/>
               <w:ind w:left="120"/>
             </w:pPr>
-            <w:hyperlink w:history="1" r:id="rIdumz6gbwgaetrcz4-mdgmw">
+            <w:hyperlink w:history="1" r:id="rIdfkl_er6la4isy5a3xsgol">
               <w:r>
                 <w:rPr>
                   <w:rFonts w:ascii="Arial" w:cs="Arial" w:eastAsia="Arial" w:hAnsi="Arial"/>
@@ -26604,7 +26604,7 @@
             <w:pPr>
               <w:spacing w:after="20" w:before="0"/>
             </w:pPr>
-            <w:hyperlink w:history="1" r:id="rIdtx7f_f-rbfaide-4sho8o">
+            <w:hyperlink w:history="1" r:id="rIdxqhtt5fbvfcwapsuc3taq">
               <w:r>
                 <w:rPr>
                   <w:rFonts w:ascii="Arial" w:cs="Arial" w:eastAsia="Arial" w:hAnsi="Arial"/>
@@ -26637,7 +26637,7 @@
               <w:spacing w:after="10" w:before="0"/>
               <w:ind w:left="120"/>
             </w:pPr>
-            <w:hyperlink w:history="1" r:id="rIdpxgsizgkcgdne3t9qx_i7">
+            <w:hyperlink w:history="1" r:id="rIdscn4qezxax94s01nueum_">
               <w:r>
                 <w:rPr>
                   <w:rFonts w:ascii="Arial" w:cs="Arial" w:eastAsia="Arial" w:hAnsi="Arial"/>
@@ -26832,7 +26832,7 @@
             <w:pPr>
               <w:spacing w:after="20" w:before="0"/>
             </w:pPr>
-            <w:hyperlink w:history="1" r:id="rIdpae_t6b0vvejheyuvw7pr">
+            <w:hyperlink w:history="1" r:id="rIdedtl4dvl1rbcwm7wg8t_d">
               <w:r>
                 <w:rPr>
                   <w:rFonts w:ascii="Arial" w:cs="Arial" w:eastAsia="Arial" w:hAnsi="Arial"/>
@@ -26865,7 +26865,7 @@
               <w:spacing w:after="10" w:before="0"/>
               <w:ind w:left="120"/>
             </w:pPr>
-            <w:hyperlink w:history="1" r:id="rIdsixdgu026wt0g26fetwy1">
+            <w:hyperlink w:history="1" r:id="rIdnlqtyy3uwikijmkz11qhl">
               <w:r>
                 <w:rPr>
                   <w:rFonts w:ascii="Arial" w:cs="Arial" w:eastAsia="Arial" w:hAnsi="Arial"/>
@@ -26910,7 +26910,7 @@
             <w:pPr>
               <w:spacing w:after="20" w:before="0"/>
             </w:pPr>
-            <w:hyperlink w:history="1" r:id="rIdk2tvlzmlneldnqobtq_wx">
+            <w:hyperlink w:history="1" r:id="rIdyegzobwbtckaughfmx0fw">
               <w:r>
                 <w:rPr>
                   <w:rFonts w:ascii="Arial" w:cs="Arial" w:eastAsia="Arial" w:hAnsi="Arial"/>
@@ -26943,7 +26943,7 @@
               <w:spacing w:after="10" w:before="0"/>
               <w:ind w:left="120"/>
             </w:pPr>
-            <w:hyperlink w:history="1" r:id="rIdz-9tndyobafwdykxmwjnc">
+            <w:hyperlink w:history="1" r:id="rIddjw2qvm1vswn8ccmg2mgg">
               <w:r>
                 <w:rPr>
                   <w:rFonts w:ascii="Arial" w:cs="Arial" w:eastAsia="Arial" w:hAnsi="Arial"/>
@@ -27138,7 +27138,7 @@
             <w:pPr>
               <w:spacing w:after="20" w:before="0"/>
             </w:pPr>
-            <w:hyperlink w:history="1" r:id="rId1_qgjfde8mdzyo_aqa1v4">
+            <w:hyperlink w:history="1" r:id="rIdy9iln4-rmtxjkia2jfol3">
               <w:r>
                 <w:rPr>
                   <w:rFonts w:ascii="Arial" w:cs="Arial" w:eastAsia="Arial" w:hAnsi="Arial"/>
@@ -27171,7 +27171,7 @@
               <w:spacing w:after="10" w:before="0"/>
               <w:ind w:left="120"/>
             </w:pPr>
-            <w:hyperlink w:history="1" r:id="rIds-3wlyiujwghhehegagiq">
+            <w:hyperlink w:history="1" r:id="rIdkpgwbwye2xj7sqja-n_yz">
               <w:r>
                 <w:rPr>
                   <w:rFonts w:ascii="Arial" w:cs="Arial" w:eastAsia="Arial" w:hAnsi="Arial"/>
@@ -27216,7 +27216,7 @@
             <w:pPr>
               <w:spacing w:after="20" w:before="0"/>
             </w:pPr>
-            <w:hyperlink w:history="1" r:id="rId5m7h2ohsarclmjnyc_urq">
+            <w:hyperlink w:history="1" r:id="rIdsz8glzvyci87gfbfuh4tt">
               <w:r>
                 <w:rPr>
                   <w:rFonts w:ascii="Arial" w:cs="Arial" w:eastAsia="Arial" w:hAnsi="Arial"/>
@@ -27249,7 +27249,7 @@
               <w:spacing w:after="10" w:before="0"/>
               <w:ind w:left="120"/>
             </w:pPr>
-            <w:hyperlink w:history="1" r:id="rIdwrfa5xwplucbxzxrtxyr8">
+            <w:hyperlink w:history="1" r:id="rIdhypkzvv7nmdgvow-pm0ud">
               <w:r>
                 <w:rPr>
                   <w:rFonts w:ascii="Arial" w:cs="Arial" w:eastAsia="Arial" w:hAnsi="Arial"/>
@@ -27444,7 +27444,7 @@
             <w:pPr>
               <w:spacing w:after="20" w:before="0"/>
             </w:pPr>
-            <w:hyperlink w:history="1" r:id="rIdymee2nphfbeciy860c8le">
+            <w:hyperlink w:history="1" r:id="rIdl3epn97fdkidw5bcghn2e">
               <w:r>
                 <w:rPr>
                   <w:rFonts w:ascii="Arial" w:cs="Arial" w:eastAsia="Arial" w:hAnsi="Arial"/>
@@ -27477,7 +27477,7 @@
               <w:spacing w:after="10" w:before="0"/>
               <w:ind w:left="120"/>
             </w:pPr>
-            <w:hyperlink w:history="1" r:id="rId5ltsji9hcmuota4xg5ziu">
+            <w:hyperlink w:history="1" r:id="rIdutqvwlv0w5izmepf3q06x">
               <w:r>
                 <w:rPr>
                   <w:rFonts w:ascii="Arial" w:cs="Arial" w:eastAsia="Arial" w:hAnsi="Arial"/>
@@ -27522,7 +27522,7 @@
             <w:pPr>
               <w:spacing w:after="20" w:before="0"/>
             </w:pPr>
-            <w:hyperlink w:history="1" r:id="rIdakumqke3aqyle08pirwa7">
+            <w:hyperlink w:history="1" r:id="rIdt78qmzv8y4phelposuxno">
               <w:r>
                 <w:rPr>
                   <w:rFonts w:ascii="Arial" w:cs="Arial" w:eastAsia="Arial" w:hAnsi="Arial"/>
@@ -27555,7 +27555,7 @@
               <w:spacing w:after="10" w:before="0"/>
               <w:ind w:left="120"/>
             </w:pPr>
-            <w:hyperlink w:history="1" r:id="rId_sjm5ik2lskosoj4pntx_">
+            <w:hyperlink w:history="1" r:id="rIdxp7zktatea7eekwr17tpc">
               <w:r>
                 <w:rPr>
                   <w:rFonts w:ascii="Arial" w:cs="Arial" w:eastAsia="Arial" w:hAnsi="Arial"/>

--- a/data/outputs/v2/Physics/SS1.1_Pressure/Physics_Pressure_CBE_LessonSequence.docx
+++ b/data/outputs/v2/Physics/SS1.1_Pressure/Physics_Pressure_CBE_LessonSequence.docx
@@ -3529,7 +3529,7 @@
             <w:pPr>
               <w:spacing w:after="20" w:before="0"/>
             </w:pPr>
-            <w:hyperlink w:history="1" r:id="rIdqkfcl40nobzwnbuillxng">
+            <w:hyperlink w:history="1" r:id="rIdyhruufvbbhw3q7nxfmxuv">
               <w:r>
                 <w:rPr>
                   <w:rFonts w:ascii="Arial" w:cs="Arial" w:eastAsia="Arial" w:hAnsi="Arial"/>
@@ -3562,7 +3562,7 @@
               <w:spacing w:after="10" w:before="0"/>
               <w:ind w:left="120"/>
             </w:pPr>
-            <w:hyperlink w:history="1" r:id="rIdhunz0uui3mb14ctnzpvdv">
+            <w:hyperlink w:history="1" r:id="rIdfrua_svualvkvgo3ggwmj">
               <w:r>
                 <w:rPr>
                   <w:rFonts w:ascii="Arial" w:cs="Arial" w:eastAsia="Arial" w:hAnsi="Arial"/>
@@ -3607,7 +3607,7 @@
             <w:pPr>
               <w:spacing w:after="20" w:before="0"/>
             </w:pPr>
-            <w:hyperlink w:history="1" r:id="rId5bnsfgglw9i1gv5jfy5yc">
+            <w:hyperlink w:history="1" r:id="rIdu1f6pfimhwxmfwcangn8x">
               <w:r>
                 <w:rPr>
                   <w:rFonts w:ascii="Arial" w:cs="Arial" w:eastAsia="Arial" w:hAnsi="Arial"/>
@@ -3640,7 +3640,7 @@
               <w:spacing w:after="10" w:before="0"/>
               <w:ind w:left="120"/>
             </w:pPr>
-            <w:hyperlink w:history="1" r:id="rId3lw6wyhcxd-quf1muz0qr">
+            <w:hyperlink w:history="1" r:id="rIdhb1ctw4uvg_wenjggtpg7">
               <w:r>
                 <w:rPr>
                   <w:rFonts w:ascii="Arial" w:cs="Arial" w:eastAsia="Arial" w:hAnsi="Arial"/>
@@ -3835,7 +3835,7 @@
             <w:pPr>
               <w:spacing w:after="20" w:before="0"/>
             </w:pPr>
-            <w:hyperlink w:history="1" r:id="rIdqpqmvpprdp02yn8qww7hc">
+            <w:hyperlink w:history="1" r:id="rIdeyrgbjzgtfwduhwsnz8an">
               <w:r>
                 <w:rPr>
                   <w:rFonts w:ascii="Arial" w:cs="Arial" w:eastAsia="Arial" w:hAnsi="Arial"/>
@@ -3868,7 +3868,7 @@
               <w:spacing w:after="10" w:before="0"/>
               <w:ind w:left="120"/>
             </w:pPr>
-            <w:hyperlink w:history="1" r:id="rIdqn6-1cicd5d_myyg_p6_x">
+            <w:hyperlink w:history="1" r:id="rIdulfe5zbjnf7k6ut3rltkk">
               <w:r>
                 <w:rPr>
                   <w:rFonts w:ascii="Arial" w:cs="Arial" w:eastAsia="Arial" w:hAnsi="Arial"/>
@@ -3913,7 +3913,7 @@
             <w:pPr>
               <w:spacing w:after="20" w:before="0"/>
             </w:pPr>
-            <w:hyperlink w:history="1" r:id="rIdwgatl8_ho4yeqntxz4noq">
+            <w:hyperlink w:history="1" r:id="rIdcutzquigi6lnvfgqrwfru">
               <w:r>
                 <w:rPr>
                   <w:rFonts w:ascii="Arial" w:cs="Arial" w:eastAsia="Arial" w:hAnsi="Arial"/>
@@ -3946,7 +3946,7 @@
               <w:spacing w:after="10" w:before="0"/>
               <w:ind w:left="120"/>
             </w:pPr>
-            <w:hyperlink w:history="1" r:id="rIdjaydrqrrkigie-j9l6x9j">
+            <w:hyperlink w:history="1" r:id="rIdiy3i0wzobp_nbi4i58igw">
               <w:r>
                 <w:rPr>
                   <w:rFonts w:ascii="Arial" w:cs="Arial" w:eastAsia="Arial" w:hAnsi="Arial"/>
@@ -4141,7 +4141,7 @@
             <w:pPr>
               <w:spacing w:after="20" w:before="0"/>
             </w:pPr>
-            <w:hyperlink w:history="1" r:id="rIdscohjczmaoa0ck5_ln5gs">
+            <w:hyperlink w:history="1" r:id="rIdzsqslff0vgre7jetgi_xj">
               <w:r>
                 <w:rPr>
                   <w:rFonts w:ascii="Arial" w:cs="Arial" w:eastAsia="Arial" w:hAnsi="Arial"/>
@@ -4174,7 +4174,7 @@
               <w:spacing w:after="10" w:before="0"/>
               <w:ind w:left="120"/>
             </w:pPr>
-            <w:hyperlink w:history="1" r:id="rIdltxthi5ydq81h6wniq84n">
+            <w:hyperlink w:history="1" r:id="rIdzafomifkjgzuvttbi7w6n">
               <w:r>
                 <w:rPr>
                   <w:rFonts w:ascii="Arial" w:cs="Arial" w:eastAsia="Arial" w:hAnsi="Arial"/>
@@ -4219,7 +4219,7 @@
             <w:pPr>
               <w:spacing w:after="20" w:before="0"/>
             </w:pPr>
-            <w:hyperlink w:history="1" r:id="rIdhrk86je5mhsbjibhsworb">
+            <w:hyperlink w:history="1" r:id="rIdefcm8_ludsiopl-faeoaw">
               <w:r>
                 <w:rPr>
                   <w:rFonts w:ascii="Arial" w:cs="Arial" w:eastAsia="Arial" w:hAnsi="Arial"/>
@@ -4252,7 +4252,7 @@
               <w:spacing w:after="10" w:before="0"/>
               <w:ind w:left="120"/>
             </w:pPr>
-            <w:hyperlink w:history="1" r:id="rId6h4-z6zqw4xvpr5v4xms9">
+            <w:hyperlink w:history="1" r:id="rIdjtq8gjxqpccaqqav7nxmi">
               <w:r>
                 <w:rPr>
                   <w:rFonts w:ascii="Arial" w:cs="Arial" w:eastAsia="Arial" w:hAnsi="Arial"/>
@@ -4447,7 +4447,7 @@
             <w:pPr>
               <w:spacing w:after="20" w:before="0"/>
             </w:pPr>
-            <w:hyperlink w:history="1" r:id="rIduguljyqfharqiuw7kf4cp">
+            <w:hyperlink w:history="1" r:id="rIdbxrm2zhscji6wtmjgtost">
               <w:r>
                 <w:rPr>
                   <w:rFonts w:ascii="Arial" w:cs="Arial" w:eastAsia="Arial" w:hAnsi="Arial"/>
@@ -4480,7 +4480,7 @@
               <w:spacing w:after="10" w:before="0"/>
               <w:ind w:left="120"/>
             </w:pPr>
-            <w:hyperlink w:history="1" r:id="rIdcdkugxplixuti9g1rhvmc">
+            <w:hyperlink w:history="1" r:id="rIdfvxi9qs-qycmeh8xma9r0">
               <w:r>
                 <w:rPr>
                   <w:rFonts w:ascii="Arial" w:cs="Arial" w:eastAsia="Arial" w:hAnsi="Arial"/>
@@ -4525,7 +4525,7 @@
             <w:pPr>
               <w:spacing w:after="20" w:before="0"/>
             </w:pPr>
-            <w:hyperlink w:history="1" r:id="rIdshujfypoqgn1xxubwk089">
+            <w:hyperlink w:history="1" r:id="rIdid127-4woany3z81vvi3c">
               <w:r>
                 <w:rPr>
                   <w:rFonts w:ascii="Arial" w:cs="Arial" w:eastAsia="Arial" w:hAnsi="Arial"/>
@@ -4558,7 +4558,7 @@
               <w:spacing w:after="10" w:before="0"/>
               <w:ind w:left="120"/>
             </w:pPr>
-            <w:hyperlink w:history="1" r:id="rIdycmeibq1yeh8v8mlr4tmy">
+            <w:hyperlink w:history="1" r:id="rIdlejlu2rhh6eoserronh_8">
               <w:r>
                 <w:rPr>
                   <w:rFonts w:ascii="Arial" w:cs="Arial" w:eastAsia="Arial" w:hAnsi="Arial"/>
@@ -4753,7 +4753,7 @@
             <w:pPr>
               <w:spacing w:after="20" w:before="0"/>
             </w:pPr>
-            <w:hyperlink w:history="1" r:id="rId1obspdtpmcfwntcdozqwg">
+            <w:hyperlink w:history="1" r:id="rId-z6cruiouqxuv7_2sl8-d">
               <w:r>
                 <w:rPr>
                   <w:rFonts w:ascii="Arial" w:cs="Arial" w:eastAsia="Arial" w:hAnsi="Arial"/>
@@ -4786,7 +4786,7 @@
               <w:spacing w:after="10" w:before="0"/>
               <w:ind w:left="120"/>
             </w:pPr>
-            <w:hyperlink w:history="1" r:id="rIdxrnxxiunxocowcqge1swz">
+            <w:hyperlink w:history="1" r:id="rIdj9gzq4n28g1mlvelrxony">
               <w:r>
                 <w:rPr>
                   <w:rFonts w:ascii="Arial" w:cs="Arial" w:eastAsia="Arial" w:hAnsi="Arial"/>
@@ -4831,7 +4831,7 @@
             <w:pPr>
               <w:spacing w:after="20" w:before="0"/>
             </w:pPr>
-            <w:hyperlink w:history="1" r:id="rId6dqo446byjjn1c4kfmvr3">
+            <w:hyperlink w:history="1" r:id="rIduhipo51kjkpulbrzjpu-f">
               <w:r>
                 <w:rPr>
                   <w:rFonts w:ascii="Arial" w:cs="Arial" w:eastAsia="Arial" w:hAnsi="Arial"/>
@@ -4864,7 +4864,7 @@
               <w:spacing w:after="10" w:before="0"/>
               <w:ind w:left="120"/>
             </w:pPr>
-            <w:hyperlink w:history="1" r:id="rIdotlf9zznflrsvsbdmmydw">
+            <w:hyperlink w:history="1" r:id="rIdwtoqzpuknkmnw_zjv_5dd">
               <w:r>
                 <w:rPr>
                   <w:rFonts w:ascii="Arial" w:cs="Arial" w:eastAsia="Arial" w:hAnsi="Arial"/>
@@ -6351,7 +6351,7 @@
             <w:pPr>
               <w:spacing w:after="20" w:before="0"/>
             </w:pPr>
-            <w:hyperlink w:history="1" r:id="rId3wjke7pt9nc6glqicrkks">
+            <w:hyperlink w:history="1" r:id="rIdjmulrrlwstmoguolxrozd">
               <w:r>
                 <w:rPr>
                   <w:rFonts w:ascii="Arial" w:cs="Arial" w:eastAsia="Arial" w:hAnsi="Arial"/>
@@ -6384,7 +6384,7 @@
               <w:spacing w:after="10" w:before="0"/>
               <w:ind w:left="120"/>
             </w:pPr>
-            <w:hyperlink w:history="1" r:id="rIdjuox-eykb1qrwhgaobmn5">
+            <w:hyperlink w:history="1" r:id="rIdmcs82pi3sd8h3qsa--8t6">
               <w:r>
                 <w:rPr>
                   <w:rFonts w:ascii="Arial" w:cs="Arial" w:eastAsia="Arial" w:hAnsi="Arial"/>
@@ -6429,7 +6429,7 @@
             <w:pPr>
               <w:spacing w:after="20" w:before="0"/>
             </w:pPr>
-            <w:hyperlink w:history="1" r:id="rIdiajkqvx84senqt3_8p3ya">
+            <w:hyperlink w:history="1" r:id="rIdqfmzdoj3bnpkkim1uh0oi">
               <w:r>
                 <w:rPr>
                   <w:rFonts w:ascii="Arial" w:cs="Arial" w:eastAsia="Arial" w:hAnsi="Arial"/>
@@ -6462,7 +6462,7 @@
               <w:spacing w:after="10" w:before="0"/>
               <w:ind w:left="120"/>
             </w:pPr>
-            <w:hyperlink w:history="1" r:id="rIdu-2gqnbz6e7ulcllmmhh5">
+            <w:hyperlink w:history="1" r:id="rIdw5f4gg405lzofw5etxir3">
               <w:r>
                 <w:rPr>
                   <w:rFonts w:ascii="Arial" w:cs="Arial" w:eastAsia="Arial" w:hAnsi="Arial"/>
@@ -6657,7 +6657,7 @@
             <w:pPr>
               <w:spacing w:after="20" w:before="0"/>
             </w:pPr>
-            <w:hyperlink w:history="1" r:id="rIdxvkd15swxzai_9zeo3x2k">
+            <w:hyperlink w:history="1" r:id="rIdrie9rjjqh90wa-etvmdg7">
               <w:r>
                 <w:rPr>
                   <w:rFonts w:ascii="Arial" w:cs="Arial" w:eastAsia="Arial" w:hAnsi="Arial"/>
@@ -6690,7 +6690,7 @@
               <w:spacing w:after="10" w:before="0"/>
               <w:ind w:left="120"/>
             </w:pPr>
-            <w:hyperlink w:history="1" r:id="rIdzupzyt9rgru9mbrn_vzd1">
+            <w:hyperlink w:history="1" r:id="rIdop1zwfzdgnxuxlnkeumhi">
               <w:r>
                 <w:rPr>
                   <w:rFonts w:ascii="Arial" w:cs="Arial" w:eastAsia="Arial" w:hAnsi="Arial"/>
@@ -6735,7 +6735,7 @@
             <w:pPr>
               <w:spacing w:after="20" w:before="0"/>
             </w:pPr>
-            <w:hyperlink w:history="1" r:id="rIdinxnu8rptqxpf7vop6lmc">
+            <w:hyperlink w:history="1" r:id="rIdz9q7vq1ixssqn8ocif5dv">
               <w:r>
                 <w:rPr>
                   <w:rFonts w:ascii="Arial" w:cs="Arial" w:eastAsia="Arial" w:hAnsi="Arial"/>
@@ -6768,7 +6768,7 @@
               <w:spacing w:after="10" w:before="0"/>
               <w:ind w:left="120"/>
             </w:pPr>
-            <w:hyperlink w:history="1" r:id="rIde0rn65d0y-m7iq_pdxv6q">
+            <w:hyperlink w:history="1" r:id="rIdnwog5jwlr4vhrasd1r4ff">
               <w:r>
                 <w:rPr>
                   <w:rFonts w:ascii="Arial" w:cs="Arial" w:eastAsia="Arial" w:hAnsi="Arial"/>
@@ -6963,7 +6963,7 @@
             <w:pPr>
               <w:spacing w:after="20" w:before="0"/>
             </w:pPr>
-            <w:hyperlink w:history="1" r:id="rId1mye4gczn_cuunsrop2r6">
+            <w:hyperlink w:history="1" r:id="rIdv6ehnqh7jmy5jnbcdj-_n">
               <w:r>
                 <w:rPr>
                   <w:rFonts w:ascii="Arial" w:cs="Arial" w:eastAsia="Arial" w:hAnsi="Arial"/>
@@ -6996,7 +6996,7 @@
               <w:spacing w:after="10" w:before="0"/>
               <w:ind w:left="120"/>
             </w:pPr>
-            <w:hyperlink w:history="1" r:id="rIds6u5zqdsjs3ns-cwyykgo">
+            <w:hyperlink w:history="1" r:id="rIdf2qx20uo6sd84un-zcaie">
               <w:r>
                 <w:rPr>
                   <w:rFonts w:ascii="Arial" w:cs="Arial" w:eastAsia="Arial" w:hAnsi="Arial"/>
@@ -7041,7 +7041,7 @@
             <w:pPr>
               <w:spacing w:after="20" w:before="0"/>
             </w:pPr>
-            <w:hyperlink w:history="1" r:id="rIdn9bxkdur36x_evwoyfmzq">
+            <w:hyperlink w:history="1" r:id="rIdtj9jgfdeluis2rr6ovrsk">
               <w:r>
                 <w:rPr>
                   <w:rFonts w:ascii="Arial" w:cs="Arial" w:eastAsia="Arial" w:hAnsi="Arial"/>
@@ -7074,7 +7074,7 @@
               <w:spacing w:after="10" w:before="0"/>
               <w:ind w:left="120"/>
             </w:pPr>
-            <w:hyperlink w:history="1" r:id="rIdxeuwqf9x8ykjivgnbj54w">
+            <w:hyperlink w:history="1" r:id="rIdlmibnisrqdc913gribflq">
               <w:r>
                 <w:rPr>
                   <w:rFonts w:ascii="Arial" w:cs="Arial" w:eastAsia="Arial" w:hAnsi="Arial"/>
@@ -7269,7 +7269,7 @@
             <w:pPr>
               <w:spacing w:after="20" w:before="0"/>
             </w:pPr>
-            <w:hyperlink w:history="1" r:id="rIdrqqx_e5eipiqitjyzubnu">
+            <w:hyperlink w:history="1" r:id="rIdecgua27c5d3fpqaswc8cz">
               <w:r>
                 <w:rPr>
                   <w:rFonts w:ascii="Arial" w:cs="Arial" w:eastAsia="Arial" w:hAnsi="Arial"/>
@@ -7302,7 +7302,7 @@
               <w:spacing w:after="10" w:before="0"/>
               <w:ind w:left="120"/>
             </w:pPr>
-            <w:hyperlink w:history="1" r:id="rIdbval9jknpwi6qidyz2sog">
+            <w:hyperlink w:history="1" r:id="rIdi4tmi8q439w7b0e4qjfq2">
               <w:r>
                 <w:rPr>
                   <w:rFonts w:ascii="Arial" w:cs="Arial" w:eastAsia="Arial" w:hAnsi="Arial"/>
@@ -7347,7 +7347,7 @@
             <w:pPr>
               <w:spacing w:after="20" w:before="0"/>
             </w:pPr>
-            <w:hyperlink w:history="1" r:id="rIdvvwary1ni6jsdsc-10an1">
+            <w:hyperlink w:history="1" r:id="rId0q2aaq-wejj-sw_rzdb0b">
               <w:r>
                 <w:rPr>
                   <w:rFonts w:ascii="Arial" w:cs="Arial" w:eastAsia="Arial" w:hAnsi="Arial"/>
@@ -7380,7 +7380,7 @@
               <w:spacing w:after="10" w:before="0"/>
               <w:ind w:left="120"/>
             </w:pPr>
-            <w:hyperlink w:history="1" r:id="rIdc4nly0rhndtscxw30f88k">
+            <w:hyperlink w:history="1" r:id="rId07tjpnv-ablilowqsgtn7">
               <w:r>
                 <w:rPr>
                   <w:rFonts w:ascii="Arial" w:cs="Arial" w:eastAsia="Arial" w:hAnsi="Arial"/>
@@ -7575,7 +7575,7 @@
             <w:pPr>
               <w:spacing w:after="20" w:before="0"/>
             </w:pPr>
-            <w:hyperlink w:history="1" r:id="rIdqx4cl8tglcquxy3yojmby">
+            <w:hyperlink w:history="1" r:id="rIdsebd-xnopjwcodurilue4">
               <w:r>
                 <w:rPr>
                   <w:rFonts w:ascii="Arial" w:cs="Arial" w:eastAsia="Arial" w:hAnsi="Arial"/>
@@ -7608,7 +7608,7 @@
               <w:spacing w:after="10" w:before="0"/>
               <w:ind w:left="120"/>
             </w:pPr>
-            <w:hyperlink w:history="1" r:id="rId5qugylb2karviiwitbnkd">
+            <w:hyperlink w:history="1" r:id="rIdogx3jmx0sivweeyfsiueo">
               <w:r>
                 <w:rPr>
                   <w:rFonts w:ascii="Arial" w:cs="Arial" w:eastAsia="Arial" w:hAnsi="Arial"/>
@@ -7653,7 +7653,7 @@
             <w:pPr>
               <w:spacing w:after="20" w:before="0"/>
             </w:pPr>
-            <w:hyperlink w:history="1" r:id="rIdx9iy0-6nmflmn9iofisxj">
+            <w:hyperlink w:history="1" r:id="rIdprkdyeallyom49njn0b17">
               <w:r>
                 <w:rPr>
                   <w:rFonts w:ascii="Arial" w:cs="Arial" w:eastAsia="Arial" w:hAnsi="Arial"/>
@@ -7686,7 +7686,7 @@
               <w:spacing w:after="10" w:before="0"/>
               <w:ind w:left="120"/>
             </w:pPr>
-            <w:hyperlink w:history="1" r:id="rId-f2sw0oa69ao6a4yefjqr">
+            <w:hyperlink w:history="1" r:id="rIdcj5h_qpeq0jyy8yidnda_">
               <w:r>
                 <w:rPr>
                   <w:rFonts w:ascii="Arial" w:cs="Arial" w:eastAsia="Arial" w:hAnsi="Arial"/>
@@ -9173,7 +9173,7 @@
             <w:pPr>
               <w:spacing w:after="20" w:before="0"/>
             </w:pPr>
-            <w:hyperlink w:history="1" r:id="rId2_y88ef0nkylzonlqiplb">
+            <w:hyperlink w:history="1" r:id="rIdbka8db1xtildvutytspsj">
               <w:r>
                 <w:rPr>
                   <w:rFonts w:ascii="Arial" w:cs="Arial" w:eastAsia="Arial" w:hAnsi="Arial"/>
@@ -9206,7 +9206,7 @@
               <w:spacing w:after="10" w:before="0"/>
               <w:ind w:left="120"/>
             </w:pPr>
-            <w:hyperlink w:history="1" r:id="rIdr5rcsqicqc__9tnxhgqdp">
+            <w:hyperlink w:history="1" r:id="rIdidydz6kybttqyalf2khpl">
               <w:r>
                 <w:rPr>
                   <w:rFonts w:ascii="Arial" w:cs="Arial" w:eastAsia="Arial" w:hAnsi="Arial"/>
@@ -9251,7 +9251,7 @@
             <w:pPr>
               <w:spacing w:after="20" w:before="0"/>
             </w:pPr>
-            <w:hyperlink w:history="1" r:id="rIdhb3t4-ylnpki98zpd1s_p">
+            <w:hyperlink w:history="1" r:id="rIdpdbl_5-g412on7aapw3tc">
               <w:r>
                 <w:rPr>
                   <w:rFonts w:ascii="Arial" w:cs="Arial" w:eastAsia="Arial" w:hAnsi="Arial"/>
@@ -9284,7 +9284,7 @@
               <w:spacing w:after="10" w:before="0"/>
               <w:ind w:left="120"/>
             </w:pPr>
-            <w:hyperlink w:history="1" r:id="rIdwh-60vru2veo7ks1atpxk">
+            <w:hyperlink w:history="1" r:id="rIdo_bpoiqwprwoivcjhwmsg">
               <w:r>
                 <w:rPr>
                   <w:rFonts w:ascii="Arial" w:cs="Arial" w:eastAsia="Arial" w:hAnsi="Arial"/>
@@ -9479,7 +9479,7 @@
             <w:pPr>
               <w:spacing w:after="20" w:before="0"/>
             </w:pPr>
-            <w:hyperlink w:history="1" r:id="rIdg_gjcpkvr-vwtrsazoet1">
+            <w:hyperlink w:history="1" r:id="rIdkb3gpxiyr9wo_etxqikjr">
               <w:r>
                 <w:rPr>
                   <w:rFonts w:ascii="Arial" w:cs="Arial" w:eastAsia="Arial" w:hAnsi="Arial"/>
@@ -9512,7 +9512,7 @@
               <w:spacing w:after="10" w:before="0"/>
               <w:ind w:left="120"/>
             </w:pPr>
-            <w:hyperlink w:history="1" r:id="rIdklvybql9xuu_hqzdsbleg">
+            <w:hyperlink w:history="1" r:id="rIdov1j9xftyskao4zjoexqk">
               <w:r>
                 <w:rPr>
                   <w:rFonts w:ascii="Arial" w:cs="Arial" w:eastAsia="Arial" w:hAnsi="Arial"/>
@@ -9557,7 +9557,7 @@
             <w:pPr>
               <w:spacing w:after="20" w:before="0"/>
             </w:pPr>
-            <w:hyperlink w:history="1" r:id="rIdrakk2ihhxlozkzdxqjb6e">
+            <w:hyperlink w:history="1" r:id="rIddblw10esrvu0awdigp7j9">
               <w:r>
                 <w:rPr>
                   <w:rFonts w:ascii="Arial" w:cs="Arial" w:eastAsia="Arial" w:hAnsi="Arial"/>
@@ -9590,7 +9590,7 @@
               <w:spacing w:after="10" w:before="0"/>
               <w:ind w:left="120"/>
             </w:pPr>
-            <w:hyperlink w:history="1" r:id="rIdoyyvlyxwkognl3_xboesf">
+            <w:hyperlink w:history="1" r:id="rIdgsqc2op69lttisjtah6wr">
               <w:r>
                 <w:rPr>
                   <w:rFonts w:ascii="Arial" w:cs="Arial" w:eastAsia="Arial" w:hAnsi="Arial"/>
@@ -9785,7 +9785,7 @@
             <w:pPr>
               <w:spacing w:after="20" w:before="0"/>
             </w:pPr>
-            <w:hyperlink w:history="1" r:id="rIdyef0ingxpjb8lo-ddqm4s">
+            <w:hyperlink w:history="1" r:id="rId1fzleyi2xvrfnwok-ajii">
               <w:r>
                 <w:rPr>
                   <w:rFonts w:ascii="Arial" w:cs="Arial" w:eastAsia="Arial" w:hAnsi="Arial"/>
@@ -9818,7 +9818,7 @@
               <w:spacing w:after="10" w:before="0"/>
               <w:ind w:left="120"/>
             </w:pPr>
-            <w:hyperlink w:history="1" r:id="rIdk5vu2ewddf7jex9fyd9tm">
+            <w:hyperlink w:history="1" r:id="rIdifmnikplib_lecwbncfpd">
               <w:r>
                 <w:rPr>
                   <w:rFonts w:ascii="Arial" w:cs="Arial" w:eastAsia="Arial" w:hAnsi="Arial"/>
@@ -9863,7 +9863,7 @@
             <w:pPr>
               <w:spacing w:after="20" w:before="0"/>
             </w:pPr>
-            <w:hyperlink w:history="1" r:id="rIdlixnwisphhiwq5_vdtwyp">
+            <w:hyperlink w:history="1" r:id="rIdw3f_pg0jxfpnj1amziavs">
               <w:r>
                 <w:rPr>
                   <w:rFonts w:ascii="Arial" w:cs="Arial" w:eastAsia="Arial" w:hAnsi="Arial"/>
@@ -9896,7 +9896,7 @@
               <w:spacing w:after="10" w:before="0"/>
               <w:ind w:left="120"/>
             </w:pPr>
-            <w:hyperlink w:history="1" r:id="rIdnxhpyxmo3l0v7lyqlbt37">
+            <w:hyperlink w:history="1" r:id="rId0p7syei5ssamqop5fdyvu">
               <w:r>
                 <w:rPr>
                   <w:rFonts w:ascii="Arial" w:cs="Arial" w:eastAsia="Arial" w:hAnsi="Arial"/>
@@ -10091,7 +10091,7 @@
             <w:pPr>
               <w:spacing w:after="20" w:before="0"/>
             </w:pPr>
-            <w:hyperlink w:history="1" r:id="rIdb9jujusbojvdotidrtoqv">
+            <w:hyperlink w:history="1" r:id="rIdxxwemv_ic3evbf2iaeh0j">
               <w:r>
                 <w:rPr>
                   <w:rFonts w:ascii="Arial" w:cs="Arial" w:eastAsia="Arial" w:hAnsi="Arial"/>
@@ -10124,7 +10124,7 @@
               <w:spacing w:after="10" w:before="0"/>
               <w:ind w:left="120"/>
             </w:pPr>
-            <w:hyperlink w:history="1" r:id="rId-rbdqxulu3hcbrbxgypoa">
+            <w:hyperlink w:history="1" r:id="rIddz_gmdi3bpwajgqg0badc">
               <w:r>
                 <w:rPr>
                   <w:rFonts w:ascii="Arial" w:cs="Arial" w:eastAsia="Arial" w:hAnsi="Arial"/>
@@ -10169,7 +10169,7 @@
             <w:pPr>
               <w:spacing w:after="20" w:before="0"/>
             </w:pPr>
-            <w:hyperlink w:history="1" r:id="rId9aah35itftw_ajbbytrcs">
+            <w:hyperlink w:history="1" r:id="rIdl2t0ugjy425pfk3g-vild">
               <w:r>
                 <w:rPr>
                   <w:rFonts w:ascii="Arial" w:cs="Arial" w:eastAsia="Arial" w:hAnsi="Arial"/>
@@ -10202,7 +10202,7 @@
               <w:spacing w:after="10" w:before="0"/>
               <w:ind w:left="120"/>
             </w:pPr>
-            <w:hyperlink w:history="1" r:id="rIdbbojttifsdg3ghpj4wxje">
+            <w:hyperlink w:history="1" r:id="rIdumawolqmdi7zmzgr9fikp">
               <w:r>
                 <w:rPr>
                   <w:rFonts w:ascii="Arial" w:cs="Arial" w:eastAsia="Arial" w:hAnsi="Arial"/>
@@ -10397,7 +10397,7 @@
             <w:pPr>
               <w:spacing w:after="20" w:before="0"/>
             </w:pPr>
-            <w:hyperlink w:history="1" r:id="rId8sbq_fllscvzqxeq5ga5f">
+            <w:hyperlink w:history="1" r:id="rIdjt65r4zbfceqtk5mrskin">
               <w:r>
                 <w:rPr>
                   <w:rFonts w:ascii="Arial" w:cs="Arial" w:eastAsia="Arial" w:hAnsi="Arial"/>
@@ -10430,7 +10430,7 @@
               <w:spacing w:after="10" w:before="0"/>
               <w:ind w:left="120"/>
             </w:pPr>
-            <w:hyperlink w:history="1" r:id="rIddrt7jwkq4w0jea7obkcz_">
+            <w:hyperlink w:history="1" r:id="rIdrqor3ey3olwfdxgtocq5p">
               <w:r>
                 <w:rPr>
                   <w:rFonts w:ascii="Arial" w:cs="Arial" w:eastAsia="Arial" w:hAnsi="Arial"/>
@@ -10475,7 +10475,7 @@
             <w:pPr>
               <w:spacing w:after="20" w:before="0"/>
             </w:pPr>
-            <w:hyperlink w:history="1" r:id="rIdra44xst6bobvbtmf1tved">
+            <w:hyperlink w:history="1" r:id="rIdj3vafaxprndjjrwvs0x1v">
               <w:r>
                 <w:rPr>
                   <w:rFonts w:ascii="Arial" w:cs="Arial" w:eastAsia="Arial" w:hAnsi="Arial"/>
@@ -10508,7 +10508,7 @@
               <w:spacing w:after="10" w:before="0"/>
               <w:ind w:left="120"/>
             </w:pPr>
-            <w:hyperlink w:history="1" r:id="rIdmijez0lw07j8f00-f_lww">
+            <w:hyperlink w:history="1" r:id="rIdldia1qfg4ryq4gt7rh2bx">
               <w:r>
                 <w:rPr>
                   <w:rFonts w:ascii="Arial" w:cs="Arial" w:eastAsia="Arial" w:hAnsi="Arial"/>
@@ -11995,7 +11995,7 @@
             <w:pPr>
               <w:spacing w:after="20" w:before="0"/>
             </w:pPr>
-            <w:hyperlink w:history="1" r:id="rIdotq8bs8m0eog6ez-cuxi4">
+            <w:hyperlink w:history="1" r:id="rIdh1ndgejam4adfczlu0nw9">
               <w:r>
                 <w:rPr>
                   <w:rFonts w:ascii="Arial" w:cs="Arial" w:eastAsia="Arial" w:hAnsi="Arial"/>
@@ -12028,7 +12028,7 @@
               <w:spacing w:after="10" w:before="0"/>
               <w:ind w:left="120"/>
             </w:pPr>
-            <w:hyperlink w:history="1" r:id="rIdxxzz_bb4i_uqepw-ddjg9">
+            <w:hyperlink w:history="1" r:id="rIdnvyfsz0wmrpfydh4ik8k8">
               <w:r>
                 <w:rPr>
                   <w:rFonts w:ascii="Arial" w:cs="Arial" w:eastAsia="Arial" w:hAnsi="Arial"/>
@@ -12073,7 +12073,7 @@
             <w:pPr>
               <w:spacing w:after="20" w:before="0"/>
             </w:pPr>
-            <w:hyperlink w:history="1" r:id="rIdzkvys_sbx_cryup5zk92i">
+            <w:hyperlink w:history="1" r:id="rIdgu9lmrx2axustoovteimf">
               <w:r>
                 <w:rPr>
                   <w:rFonts w:ascii="Arial" w:cs="Arial" w:eastAsia="Arial" w:hAnsi="Arial"/>
@@ -12106,7 +12106,7 @@
               <w:spacing w:after="10" w:before="0"/>
               <w:ind w:left="120"/>
             </w:pPr>
-            <w:hyperlink w:history="1" r:id="rIdyusa8ekrfokyhglizwx2u">
+            <w:hyperlink w:history="1" r:id="rIdl8zp8iqcrskexyl93wpx2">
               <w:r>
                 <w:rPr>
                   <w:rFonts w:ascii="Arial" w:cs="Arial" w:eastAsia="Arial" w:hAnsi="Arial"/>
@@ -12301,7 +12301,7 @@
             <w:pPr>
               <w:spacing w:after="20" w:before="0"/>
             </w:pPr>
-            <w:hyperlink w:history="1" r:id="rIdxvvyz08ccrz12mcygstf2">
+            <w:hyperlink w:history="1" r:id="rIdnhswcrh8bowzfh-tvdama">
               <w:r>
                 <w:rPr>
                   <w:rFonts w:ascii="Arial" w:cs="Arial" w:eastAsia="Arial" w:hAnsi="Arial"/>
@@ -12334,7 +12334,7 @@
               <w:spacing w:after="10" w:before="0"/>
               <w:ind w:left="120"/>
             </w:pPr>
-            <w:hyperlink w:history="1" r:id="rId03-3kl8omrx7m51njvro5">
+            <w:hyperlink w:history="1" r:id="rIdcgsj1xxqumbxcajkik7io">
               <w:r>
                 <w:rPr>
                   <w:rFonts w:ascii="Arial" w:cs="Arial" w:eastAsia="Arial" w:hAnsi="Arial"/>
@@ -12379,7 +12379,7 @@
             <w:pPr>
               <w:spacing w:after="20" w:before="0"/>
             </w:pPr>
-            <w:hyperlink w:history="1" r:id="rIdp0o00h6022-iiqld2wp5d">
+            <w:hyperlink w:history="1" r:id="rId2wliptzssn2ebe5glwelq">
               <w:r>
                 <w:rPr>
                   <w:rFonts w:ascii="Arial" w:cs="Arial" w:eastAsia="Arial" w:hAnsi="Arial"/>
@@ -12412,7 +12412,7 @@
               <w:spacing w:after="10" w:before="0"/>
               <w:ind w:left="120"/>
             </w:pPr>
-            <w:hyperlink w:history="1" r:id="rIdtyfhvsknjuwfvcluzpxn-">
+            <w:hyperlink w:history="1" r:id="rId8d5wus6j3y_7msxgnwjye">
               <w:r>
                 <w:rPr>
                   <w:rFonts w:ascii="Arial" w:cs="Arial" w:eastAsia="Arial" w:hAnsi="Arial"/>
@@ -12607,7 +12607,7 @@
             <w:pPr>
               <w:spacing w:after="20" w:before="0"/>
             </w:pPr>
-            <w:hyperlink w:history="1" r:id="rIdo3dnh5gecpsem8l4yojtf">
+            <w:hyperlink w:history="1" r:id="rIdhyhk-xwtzyr0-qyhnrzjl">
               <w:r>
                 <w:rPr>
                   <w:rFonts w:ascii="Arial" w:cs="Arial" w:eastAsia="Arial" w:hAnsi="Arial"/>
@@ -12640,7 +12640,7 @@
               <w:spacing w:after="10" w:before="0"/>
               <w:ind w:left="120"/>
             </w:pPr>
-            <w:hyperlink w:history="1" r:id="rIdxttecoxf7ybqio8g9wk6p">
+            <w:hyperlink w:history="1" r:id="rIdgkv41ywj8d-4s0djmxsue">
               <w:r>
                 <w:rPr>
                   <w:rFonts w:ascii="Arial" w:cs="Arial" w:eastAsia="Arial" w:hAnsi="Arial"/>
@@ -12685,7 +12685,7 @@
             <w:pPr>
               <w:spacing w:after="20" w:before="0"/>
             </w:pPr>
-            <w:hyperlink w:history="1" r:id="rId5-hffpyrz28n5txspqj0t">
+            <w:hyperlink w:history="1" r:id="rIdyo7c_zf0wkggmmksf3_ik">
               <w:r>
                 <w:rPr>
                   <w:rFonts w:ascii="Arial" w:cs="Arial" w:eastAsia="Arial" w:hAnsi="Arial"/>
@@ -12718,7 +12718,7 @@
               <w:spacing w:after="10" w:before="0"/>
               <w:ind w:left="120"/>
             </w:pPr>
-            <w:hyperlink w:history="1" r:id="rIdqcz_wkkh-odz1mbhslxtu">
+            <w:hyperlink w:history="1" r:id="rIdul3ttkcutnuqzi4wlmfgn">
               <w:r>
                 <w:rPr>
                   <w:rFonts w:ascii="Arial" w:cs="Arial" w:eastAsia="Arial" w:hAnsi="Arial"/>
@@ -12913,7 +12913,7 @@
             <w:pPr>
               <w:spacing w:after="20" w:before="0"/>
             </w:pPr>
-            <w:hyperlink w:history="1" r:id="rIdcmfzqspt_kpabz4gie7t2">
+            <w:hyperlink w:history="1" r:id="rIdkxb-taqwninzhhuz5tfna">
               <w:r>
                 <w:rPr>
                   <w:rFonts w:ascii="Arial" w:cs="Arial" w:eastAsia="Arial" w:hAnsi="Arial"/>
@@ -12946,7 +12946,7 @@
               <w:spacing w:after="10" w:before="0"/>
               <w:ind w:left="120"/>
             </w:pPr>
-            <w:hyperlink w:history="1" r:id="rIdlokqstpobx98kjipdw4zr">
+            <w:hyperlink w:history="1" r:id="rIdptgbbb67rsigxmcvfuwri">
               <w:r>
                 <w:rPr>
                   <w:rFonts w:ascii="Arial" w:cs="Arial" w:eastAsia="Arial" w:hAnsi="Arial"/>
@@ -12991,7 +12991,7 @@
             <w:pPr>
               <w:spacing w:after="20" w:before="0"/>
             </w:pPr>
-            <w:hyperlink w:history="1" r:id="rIdneyvtueaxahqbpekoptdo">
+            <w:hyperlink w:history="1" r:id="rIdookj4s8qmqxs4mfoqkz73">
               <w:r>
                 <w:rPr>
                   <w:rFonts w:ascii="Arial" w:cs="Arial" w:eastAsia="Arial" w:hAnsi="Arial"/>
@@ -13024,7 +13024,7 @@
               <w:spacing w:after="10" w:before="0"/>
               <w:ind w:left="120"/>
             </w:pPr>
-            <w:hyperlink w:history="1" r:id="rIdmfxpkbfj8s4-amwlo-iyc">
+            <w:hyperlink w:history="1" r:id="rIdsm0gx0s-in8t2b5r32aly">
               <w:r>
                 <w:rPr>
                   <w:rFonts w:ascii="Arial" w:cs="Arial" w:eastAsia="Arial" w:hAnsi="Arial"/>
@@ -13219,7 +13219,7 @@
             <w:pPr>
               <w:spacing w:after="20" w:before="0"/>
             </w:pPr>
-            <w:hyperlink w:history="1" r:id="rIdhsunywke55bqoknpxyued">
+            <w:hyperlink w:history="1" r:id="rIdxr3_4gsw7xcxyhpcn12nf">
               <w:r>
                 <w:rPr>
                   <w:rFonts w:ascii="Arial" w:cs="Arial" w:eastAsia="Arial" w:hAnsi="Arial"/>
@@ -13252,7 +13252,7 @@
               <w:spacing w:after="10" w:before="0"/>
               <w:ind w:left="120"/>
             </w:pPr>
-            <w:hyperlink w:history="1" r:id="rIdoj-k87yanrmyphlwcvl5g">
+            <w:hyperlink w:history="1" r:id="rIdm0b4fct9t87ed7ll5nquz">
               <w:r>
                 <w:rPr>
                   <w:rFonts w:ascii="Arial" w:cs="Arial" w:eastAsia="Arial" w:hAnsi="Arial"/>
@@ -13297,7 +13297,7 @@
             <w:pPr>
               <w:spacing w:after="20" w:before="0"/>
             </w:pPr>
-            <w:hyperlink w:history="1" r:id="rIduwfuy2ygor7zmxu6d1d5v">
+            <w:hyperlink w:history="1" r:id="rIdkhrgyqeog-mdb614couwj">
               <w:r>
                 <w:rPr>
                   <w:rFonts w:ascii="Arial" w:cs="Arial" w:eastAsia="Arial" w:hAnsi="Arial"/>
@@ -13330,7 +13330,7 @@
               <w:spacing w:after="10" w:before="0"/>
               <w:ind w:left="120"/>
             </w:pPr>
-            <w:hyperlink w:history="1" r:id="rIdo4olo7zuiitzqmb9mrru_">
+            <w:hyperlink w:history="1" r:id="rIdxvwp8wdpkgpjzx5z5tgxa">
               <w:r>
                 <w:rPr>
                   <w:rFonts w:ascii="Arial" w:cs="Arial" w:eastAsia="Arial" w:hAnsi="Arial"/>
@@ -14931,7 +14931,7 @@
             <w:pPr>
               <w:spacing w:after="20" w:before="0"/>
             </w:pPr>
-            <w:hyperlink w:history="1" r:id="rIdtkyg-i1elil-xt9bj-96v">
+            <w:hyperlink w:history="1" r:id="rIdphpivyp1nvl_l__z7ojxf">
               <w:r>
                 <w:rPr>
                   <w:rFonts w:ascii="Arial" w:cs="Arial" w:eastAsia="Arial" w:hAnsi="Arial"/>
@@ -14964,7 +14964,7 @@
               <w:spacing w:after="10" w:before="0"/>
               <w:ind w:left="120"/>
             </w:pPr>
-            <w:hyperlink w:history="1" r:id="rIdjipsmatwxwig7ojnak7bh">
+            <w:hyperlink w:history="1" r:id="rIdn6ptsle7d25ldndbvdtlp">
               <w:r>
                 <w:rPr>
                   <w:rFonts w:ascii="Arial" w:cs="Arial" w:eastAsia="Arial" w:hAnsi="Arial"/>
@@ -15009,7 +15009,7 @@
             <w:pPr>
               <w:spacing w:after="20" w:before="0"/>
             </w:pPr>
-            <w:hyperlink w:history="1" r:id="rId4x0xqbx7sl5umi-wqwaj8">
+            <w:hyperlink w:history="1" r:id="rId64eoq_rxrw3vs0b0zps5e">
               <w:r>
                 <w:rPr>
                   <w:rFonts w:ascii="Arial" w:cs="Arial" w:eastAsia="Arial" w:hAnsi="Arial"/>
@@ -15042,7 +15042,7 @@
               <w:spacing w:after="10" w:before="0"/>
               <w:ind w:left="120"/>
             </w:pPr>
-            <w:hyperlink w:history="1" r:id="rIdlnihoes5ic4ptlzdjhanw">
+            <w:hyperlink w:history="1" r:id="rIdtp0oodpdpfrmteep73v6g">
               <w:r>
                 <w:rPr>
                   <w:rFonts w:ascii="Arial" w:cs="Arial" w:eastAsia="Arial" w:hAnsi="Arial"/>
@@ -15237,7 +15237,7 @@
             <w:pPr>
               <w:spacing w:after="20" w:before="0"/>
             </w:pPr>
-            <w:hyperlink w:history="1" r:id="rIdzzq3sjnb39nngafsvn08l">
+            <w:hyperlink w:history="1" r:id="rIdc2zotj0lfgylvbt7bfzwa">
               <w:r>
                 <w:rPr>
                   <w:rFonts w:ascii="Arial" w:cs="Arial" w:eastAsia="Arial" w:hAnsi="Arial"/>
@@ -15270,7 +15270,7 @@
               <w:spacing w:after="10" w:before="0"/>
               <w:ind w:left="120"/>
             </w:pPr>
-            <w:hyperlink w:history="1" r:id="rIdk5udmjxcck5dunsct6gbu">
+            <w:hyperlink w:history="1" r:id="rIdekiovqnmrtupjumw-ms79">
               <w:r>
                 <w:rPr>
                   <w:rFonts w:ascii="Arial" w:cs="Arial" w:eastAsia="Arial" w:hAnsi="Arial"/>
@@ -15315,7 +15315,7 @@
             <w:pPr>
               <w:spacing w:after="20" w:before="0"/>
             </w:pPr>
-            <w:hyperlink w:history="1" r:id="rIdu_js1tfgjslzo9qwsanda">
+            <w:hyperlink w:history="1" r:id="rIdby6jji8gxezh5ouwirzgb">
               <w:r>
                 <w:rPr>
                   <w:rFonts w:ascii="Arial" w:cs="Arial" w:eastAsia="Arial" w:hAnsi="Arial"/>
@@ -15348,7 +15348,7 @@
               <w:spacing w:after="10" w:before="0"/>
               <w:ind w:left="120"/>
             </w:pPr>
-            <w:hyperlink w:history="1" r:id="rIdtkti58ky9_r_ndk1486j1">
+            <w:hyperlink w:history="1" r:id="rIdbsg1rg0ppygmdxcsskhof">
               <w:r>
                 <w:rPr>
                   <w:rFonts w:ascii="Arial" w:cs="Arial" w:eastAsia="Arial" w:hAnsi="Arial"/>
@@ -15543,7 +15543,7 @@
             <w:pPr>
               <w:spacing w:after="20" w:before="0"/>
             </w:pPr>
-            <w:hyperlink w:history="1" r:id="rIdlhyfm9cgglkvwmhixg7x_">
+            <w:hyperlink w:history="1" r:id="rIdzpulywysqwvnydrjvdkux">
               <w:r>
                 <w:rPr>
                   <w:rFonts w:ascii="Arial" w:cs="Arial" w:eastAsia="Arial" w:hAnsi="Arial"/>
@@ -15576,7 +15576,7 @@
               <w:spacing w:after="10" w:before="0"/>
               <w:ind w:left="120"/>
             </w:pPr>
-            <w:hyperlink w:history="1" r:id="rIdt8neow4-ucm8suonpfbj1">
+            <w:hyperlink w:history="1" r:id="rIdkhuwdyhxp4b2mh5wvijxk">
               <w:r>
                 <w:rPr>
                   <w:rFonts w:ascii="Arial" w:cs="Arial" w:eastAsia="Arial" w:hAnsi="Arial"/>
@@ -15621,7 +15621,7 @@
             <w:pPr>
               <w:spacing w:after="20" w:before="0"/>
             </w:pPr>
-            <w:hyperlink w:history="1" r:id="rIdgynrwaa9qsaevc_n2zgn1">
+            <w:hyperlink w:history="1" r:id="rIdpx3buv_vgkwgzfagg7rgu">
               <w:r>
                 <w:rPr>
                   <w:rFonts w:ascii="Arial" w:cs="Arial" w:eastAsia="Arial" w:hAnsi="Arial"/>
@@ -15654,7 +15654,7 @@
               <w:spacing w:after="10" w:before="0"/>
               <w:ind w:left="120"/>
             </w:pPr>
-            <w:hyperlink w:history="1" r:id="rIdv_ygac702tyu2ieffpqjw">
+            <w:hyperlink w:history="1" r:id="rIdsld-my_lhw_mjxfnmj1tu">
               <w:r>
                 <w:rPr>
                   <w:rFonts w:ascii="Arial" w:cs="Arial" w:eastAsia="Arial" w:hAnsi="Arial"/>
@@ -15849,7 +15849,7 @@
             <w:pPr>
               <w:spacing w:after="20" w:before="0"/>
             </w:pPr>
-            <w:hyperlink w:history="1" r:id="rIdwphxxrpctrozmlgv__hhe">
+            <w:hyperlink w:history="1" r:id="rId10umur9znpvm0hzra6d4k">
               <w:r>
                 <w:rPr>
                   <w:rFonts w:ascii="Arial" w:cs="Arial" w:eastAsia="Arial" w:hAnsi="Arial"/>
@@ -15882,7 +15882,7 @@
               <w:spacing w:after="10" w:before="0"/>
               <w:ind w:left="120"/>
             </w:pPr>
-            <w:hyperlink w:history="1" r:id="rId0rvihj--ncbrezdidn_hp">
+            <w:hyperlink w:history="1" r:id="rIdkqzjytt73x4z3v8ab5uio">
               <w:r>
                 <w:rPr>
                   <w:rFonts w:ascii="Arial" w:cs="Arial" w:eastAsia="Arial" w:hAnsi="Arial"/>
@@ -15927,7 +15927,7 @@
             <w:pPr>
               <w:spacing w:after="20" w:before="0"/>
             </w:pPr>
-            <w:hyperlink w:history="1" r:id="rId-ysngx-ohd_ztk1csu8hd">
+            <w:hyperlink w:history="1" r:id="rIdijjizi-pf-nvgaa5wkxwq">
               <w:r>
                 <w:rPr>
                   <w:rFonts w:ascii="Arial" w:cs="Arial" w:eastAsia="Arial" w:hAnsi="Arial"/>
@@ -15960,7 +15960,7 @@
               <w:spacing w:after="10" w:before="0"/>
               <w:ind w:left="120"/>
             </w:pPr>
-            <w:hyperlink w:history="1" r:id="rIdc6k3qohc3vpuhhvqlot2t">
+            <w:hyperlink w:history="1" r:id="rIdv9_l_u5h-uiloguizmq3t">
               <w:r>
                 <w:rPr>
                   <w:rFonts w:ascii="Arial" w:cs="Arial" w:eastAsia="Arial" w:hAnsi="Arial"/>
@@ -16155,7 +16155,7 @@
             <w:pPr>
               <w:spacing w:after="20" w:before="0"/>
             </w:pPr>
-            <w:hyperlink w:history="1" r:id="rIdcrctfcckexef7y1jrftpm">
+            <w:hyperlink w:history="1" r:id="rIdet_6k0har60fw4x6q_9e5">
               <w:r>
                 <w:rPr>
                   <w:rFonts w:ascii="Arial" w:cs="Arial" w:eastAsia="Arial" w:hAnsi="Arial"/>
@@ -16188,7 +16188,7 @@
               <w:spacing w:after="10" w:before="0"/>
               <w:ind w:left="120"/>
             </w:pPr>
-            <w:hyperlink w:history="1" r:id="rId03kme5ixx-z44-gmvxmth">
+            <w:hyperlink w:history="1" r:id="rIdi69q3pkmdudlchvadz2cg">
               <w:r>
                 <w:rPr>
                   <w:rFonts w:ascii="Arial" w:cs="Arial" w:eastAsia="Arial" w:hAnsi="Arial"/>
@@ -16233,7 +16233,7 @@
             <w:pPr>
               <w:spacing w:after="20" w:before="0"/>
             </w:pPr>
-            <w:hyperlink w:history="1" r:id="rId7-gb7mivnzdcseby9ojlu">
+            <w:hyperlink w:history="1" r:id="rIdmf5p-px21sas2rnkw088q">
               <w:r>
                 <w:rPr>
                   <w:rFonts w:ascii="Arial" w:cs="Arial" w:eastAsia="Arial" w:hAnsi="Arial"/>
@@ -16266,7 +16266,7 @@
               <w:spacing w:after="10" w:before="0"/>
               <w:ind w:left="120"/>
             </w:pPr>
-            <w:hyperlink w:history="1" r:id="rIdmfwjxwz1fy6sdzapu0tcu">
+            <w:hyperlink w:history="1" r:id="rIdcoaasmoxuiji6c2qu9jxj">
               <w:r>
                 <w:rPr>
                   <w:rFonts w:ascii="Arial" w:cs="Arial" w:eastAsia="Arial" w:hAnsi="Arial"/>
@@ -17753,7 +17753,7 @@
             <w:pPr>
               <w:spacing w:after="20" w:before="0"/>
             </w:pPr>
-            <w:hyperlink w:history="1" r:id="rIdosxvxg4tkdo_xriopegur">
+            <w:hyperlink w:history="1" r:id="rIdlr3lj-vnxjg4khymrapq8">
               <w:r>
                 <w:rPr>
                   <w:rFonts w:ascii="Arial" w:cs="Arial" w:eastAsia="Arial" w:hAnsi="Arial"/>
@@ -17786,7 +17786,7 @@
               <w:spacing w:after="10" w:before="0"/>
               <w:ind w:left="120"/>
             </w:pPr>
-            <w:hyperlink w:history="1" r:id="rIdei1rhmtfqskc-qe-xdz0w">
+            <w:hyperlink w:history="1" r:id="rIdy8yg6dd68itc7c5krllf5">
               <w:r>
                 <w:rPr>
                   <w:rFonts w:ascii="Arial" w:cs="Arial" w:eastAsia="Arial" w:hAnsi="Arial"/>
@@ -17831,7 +17831,7 @@
             <w:pPr>
               <w:spacing w:after="20" w:before="0"/>
             </w:pPr>
-            <w:hyperlink w:history="1" r:id="rIdtadtafdei7rm7ixckzjpz">
+            <w:hyperlink w:history="1" r:id="rIdwwcwpmnytf42mwogg53rj">
               <w:r>
                 <w:rPr>
                   <w:rFonts w:ascii="Arial" w:cs="Arial" w:eastAsia="Arial" w:hAnsi="Arial"/>
@@ -17864,7 +17864,7 @@
               <w:spacing w:after="10" w:before="0"/>
               <w:ind w:left="120"/>
             </w:pPr>
-            <w:hyperlink w:history="1" r:id="rIdrabrsgmcpxyqwziihrtki">
+            <w:hyperlink w:history="1" r:id="rIddaoyj7flrfvhevtzq8dwm">
               <w:r>
                 <w:rPr>
                   <w:rFonts w:ascii="Arial" w:cs="Arial" w:eastAsia="Arial" w:hAnsi="Arial"/>
@@ -18059,7 +18059,7 @@
             <w:pPr>
               <w:spacing w:after="20" w:before="0"/>
             </w:pPr>
-            <w:hyperlink w:history="1" r:id="rIdno6a2wuaweub8hgk6gmdc">
+            <w:hyperlink w:history="1" r:id="rIdtgzkf-e7pstxzlqeblyhm">
               <w:r>
                 <w:rPr>
                   <w:rFonts w:ascii="Arial" w:cs="Arial" w:eastAsia="Arial" w:hAnsi="Arial"/>
@@ -18092,7 +18092,7 @@
               <w:spacing w:after="10" w:before="0"/>
               <w:ind w:left="120"/>
             </w:pPr>
-            <w:hyperlink w:history="1" r:id="rIdualnjqttoxfvjoxla6n_b">
+            <w:hyperlink w:history="1" r:id="rIdbbtwj5hy3y8jdsrvlwhpc">
               <w:r>
                 <w:rPr>
                   <w:rFonts w:ascii="Arial" w:cs="Arial" w:eastAsia="Arial" w:hAnsi="Arial"/>
@@ -18137,7 +18137,7 @@
             <w:pPr>
               <w:spacing w:after="20" w:before="0"/>
             </w:pPr>
-            <w:hyperlink w:history="1" r:id="rIdhrpvixbkgmtfevwsayejg">
+            <w:hyperlink w:history="1" r:id="rIdbj2ojeb9nksiyzr-9j4gw">
               <w:r>
                 <w:rPr>
                   <w:rFonts w:ascii="Arial" w:cs="Arial" w:eastAsia="Arial" w:hAnsi="Arial"/>
@@ -18170,7 +18170,7 @@
               <w:spacing w:after="10" w:before="0"/>
               <w:ind w:left="120"/>
             </w:pPr>
-            <w:hyperlink w:history="1" r:id="rIdlowsvwas-uxrsn5mj5zzp">
+            <w:hyperlink w:history="1" r:id="rId9qm5bqkgs6vrhqdrlc682">
               <w:r>
                 <w:rPr>
                   <w:rFonts w:ascii="Arial" w:cs="Arial" w:eastAsia="Arial" w:hAnsi="Arial"/>
@@ -18365,7 +18365,7 @@
             <w:pPr>
               <w:spacing w:after="20" w:before="0"/>
             </w:pPr>
-            <w:hyperlink w:history="1" r:id="rIdhefhpnpmuqkk_1jld28dc">
+            <w:hyperlink w:history="1" r:id="rIdj_3fqpsfyvf-s__ygcgtr">
               <w:r>
                 <w:rPr>
                   <w:rFonts w:ascii="Arial" w:cs="Arial" w:eastAsia="Arial" w:hAnsi="Arial"/>
@@ -18398,7 +18398,7 @@
               <w:spacing w:after="10" w:before="0"/>
               <w:ind w:left="120"/>
             </w:pPr>
-            <w:hyperlink w:history="1" r:id="rIdu1rvh5gu5ifftglvu24iv">
+            <w:hyperlink w:history="1" r:id="rIdtmo5hwkodhwb7qq5y-tvj">
               <w:r>
                 <w:rPr>
                   <w:rFonts w:ascii="Arial" w:cs="Arial" w:eastAsia="Arial" w:hAnsi="Arial"/>
@@ -18443,7 +18443,7 @@
             <w:pPr>
               <w:spacing w:after="20" w:before="0"/>
             </w:pPr>
-            <w:hyperlink w:history="1" r:id="rIdwbicckaah7diyidnixzkv">
+            <w:hyperlink w:history="1" r:id="rId_xavwovs2hgt7hjjozbhb">
               <w:r>
                 <w:rPr>
                   <w:rFonts w:ascii="Arial" w:cs="Arial" w:eastAsia="Arial" w:hAnsi="Arial"/>
@@ -18476,7 +18476,7 @@
               <w:spacing w:after="10" w:before="0"/>
               <w:ind w:left="120"/>
             </w:pPr>
-            <w:hyperlink w:history="1" r:id="rIdmsehhoc06w6gfzauixdci">
+            <w:hyperlink w:history="1" r:id="rIdvwgbvvyjgnmadgksvecjg">
               <w:r>
                 <w:rPr>
                   <w:rFonts w:ascii="Arial" w:cs="Arial" w:eastAsia="Arial" w:hAnsi="Arial"/>
@@ -18671,7 +18671,7 @@
             <w:pPr>
               <w:spacing w:after="20" w:before="0"/>
             </w:pPr>
-            <w:hyperlink w:history="1" r:id="rIdcm5qtc2mflymosfqu2sqg">
+            <w:hyperlink w:history="1" r:id="rId1uzseyvkq5tntjo3_qblv">
               <w:r>
                 <w:rPr>
                   <w:rFonts w:ascii="Arial" w:cs="Arial" w:eastAsia="Arial" w:hAnsi="Arial"/>
@@ -18704,7 +18704,7 @@
               <w:spacing w:after="10" w:before="0"/>
               <w:ind w:left="120"/>
             </w:pPr>
-            <w:hyperlink w:history="1" r:id="rId-od5mjvz1tbrgajvpeuei">
+            <w:hyperlink w:history="1" r:id="rIdcchzwvmb56vktmbvvn2i0">
               <w:r>
                 <w:rPr>
                   <w:rFonts w:ascii="Arial" w:cs="Arial" w:eastAsia="Arial" w:hAnsi="Arial"/>
@@ -18749,7 +18749,7 @@
             <w:pPr>
               <w:spacing w:after="20" w:before="0"/>
             </w:pPr>
-            <w:hyperlink w:history="1" r:id="rIdhd4pnxqell0dqktno5lzq">
+            <w:hyperlink w:history="1" r:id="rIdnmnzhnetjoqxdsxqcrutu">
               <w:r>
                 <w:rPr>
                   <w:rFonts w:ascii="Arial" w:cs="Arial" w:eastAsia="Arial" w:hAnsi="Arial"/>
@@ -18782,7 +18782,7 @@
               <w:spacing w:after="10" w:before="0"/>
               <w:ind w:left="120"/>
             </w:pPr>
-            <w:hyperlink w:history="1" r:id="rIdcfsaxa70cby1vxy119f5e">
+            <w:hyperlink w:history="1" r:id="rId_6zza9ioarm2cllfibxlu">
               <w:r>
                 <w:rPr>
                   <w:rFonts w:ascii="Arial" w:cs="Arial" w:eastAsia="Arial" w:hAnsi="Arial"/>
@@ -18977,7 +18977,7 @@
             <w:pPr>
               <w:spacing w:after="20" w:before="0"/>
             </w:pPr>
-            <w:hyperlink w:history="1" r:id="rIdnrumzbos9zicicifdltrc">
+            <w:hyperlink w:history="1" r:id="rIdc9pr_acz2wenljwfehye3">
               <w:r>
                 <w:rPr>
                   <w:rFonts w:ascii="Arial" w:cs="Arial" w:eastAsia="Arial" w:hAnsi="Arial"/>
@@ -19010,7 +19010,7 @@
               <w:spacing w:after="10" w:before="0"/>
               <w:ind w:left="120"/>
             </w:pPr>
-            <w:hyperlink w:history="1" r:id="rIdzepehbzc4ge1dm9nz3ms4">
+            <w:hyperlink w:history="1" r:id="rIdypa9jn9towiqlqwaqj96p">
               <w:r>
                 <w:rPr>
                   <w:rFonts w:ascii="Arial" w:cs="Arial" w:eastAsia="Arial" w:hAnsi="Arial"/>
@@ -19055,7 +19055,7 @@
             <w:pPr>
               <w:spacing w:after="20" w:before="0"/>
             </w:pPr>
-            <w:hyperlink w:history="1" r:id="rIdvxcrvth5v7uyvpyn2dkha">
+            <w:hyperlink w:history="1" r:id="rIddwl9x7mgyuywjhtokptfw">
               <w:r>
                 <w:rPr>
                   <w:rFonts w:ascii="Arial" w:cs="Arial" w:eastAsia="Arial" w:hAnsi="Arial"/>
@@ -19088,7 +19088,7 @@
               <w:spacing w:after="10" w:before="0"/>
               <w:ind w:left="120"/>
             </w:pPr>
-            <w:hyperlink w:history="1" r:id="rIdqgjau_mz4iqjfmye61znl">
+            <w:hyperlink w:history="1" r:id="rIdk4acaczhxvbqwhlf8ruu3">
               <w:r>
                 <w:rPr>
                   <w:rFonts w:ascii="Arial" w:cs="Arial" w:eastAsia="Arial" w:hAnsi="Arial"/>
@@ -20576,7 +20576,7 @@
             <w:pPr>
               <w:spacing w:after="20" w:before="0"/>
             </w:pPr>
-            <w:hyperlink w:history="1" r:id="rIdt_xpwtwzw9tcf4zlcdevo">
+            <w:hyperlink w:history="1" r:id="rId6mlcy49clc-rgrbhgq46g">
               <w:r>
                 <w:rPr>
                   <w:rFonts w:ascii="Arial" w:cs="Arial" w:eastAsia="Arial" w:hAnsi="Arial"/>
@@ -20609,7 +20609,7 @@
               <w:spacing w:after="10" w:before="0"/>
               <w:ind w:left="120"/>
             </w:pPr>
-            <w:hyperlink w:history="1" r:id="rIdhfgevgyjngnf4tuc0-tz1">
+            <w:hyperlink w:history="1" r:id="rIdwisehpjjjhfufemei2cio">
               <w:r>
                 <w:rPr>
                   <w:rFonts w:ascii="Arial" w:cs="Arial" w:eastAsia="Arial" w:hAnsi="Arial"/>
@@ -20654,7 +20654,7 @@
             <w:pPr>
               <w:spacing w:after="20" w:before="0"/>
             </w:pPr>
-            <w:hyperlink w:history="1" r:id="rIdhy3e69ztaswq-4wkyaaxp">
+            <w:hyperlink w:history="1" r:id="rId0wvra1wa7hpdjagzpmlvd">
               <w:r>
                 <w:rPr>
                   <w:rFonts w:ascii="Arial" w:cs="Arial" w:eastAsia="Arial" w:hAnsi="Arial"/>
@@ -20687,7 +20687,7 @@
               <w:spacing w:after="10" w:before="0"/>
               <w:ind w:left="120"/>
             </w:pPr>
-            <w:hyperlink w:history="1" r:id="rIdliyrhjkgwzpipk1_1koam">
+            <w:hyperlink w:history="1" r:id="rIda7saby_z2p_1wch3ko-gh">
               <w:r>
                 <w:rPr>
                   <w:rFonts w:ascii="Arial" w:cs="Arial" w:eastAsia="Arial" w:hAnsi="Arial"/>
@@ -20882,7 +20882,7 @@
             <w:pPr>
               <w:spacing w:after="20" w:before="0"/>
             </w:pPr>
-            <w:hyperlink w:history="1" r:id="rIdio7u1vqjl9neljcatcall">
+            <w:hyperlink w:history="1" r:id="rIdu0koyoy7ljgarz2oc2dsi">
               <w:r>
                 <w:rPr>
                   <w:rFonts w:ascii="Arial" w:cs="Arial" w:eastAsia="Arial" w:hAnsi="Arial"/>
@@ -20915,7 +20915,7 @@
               <w:spacing w:after="10" w:before="0"/>
               <w:ind w:left="120"/>
             </w:pPr>
-            <w:hyperlink w:history="1" r:id="rIdnkl5wfwejjixhcqi3o_pb">
+            <w:hyperlink w:history="1" r:id="rId4xuohqp9d6xhji9n-vf2h">
               <w:r>
                 <w:rPr>
                   <w:rFonts w:ascii="Arial" w:cs="Arial" w:eastAsia="Arial" w:hAnsi="Arial"/>
@@ -20960,7 +20960,7 @@
             <w:pPr>
               <w:spacing w:after="20" w:before="0"/>
             </w:pPr>
-            <w:hyperlink w:history="1" r:id="rIdc7kjsrji09tiylj4b27bi">
+            <w:hyperlink w:history="1" r:id="rId1zotfrpooshfun55jih5j">
               <w:r>
                 <w:rPr>
                   <w:rFonts w:ascii="Arial" w:cs="Arial" w:eastAsia="Arial" w:hAnsi="Arial"/>
@@ -20993,7 +20993,7 @@
               <w:spacing w:after="10" w:before="0"/>
               <w:ind w:left="120"/>
             </w:pPr>
-            <w:hyperlink w:history="1" r:id="rIdc71kmfbysvou_vb7xbcxa">
+            <w:hyperlink w:history="1" r:id="rIdl25jtabamv2pb_bvu_yxt">
               <w:r>
                 <w:rPr>
                   <w:rFonts w:ascii="Arial" w:cs="Arial" w:eastAsia="Arial" w:hAnsi="Arial"/>
@@ -21188,7 +21188,7 @@
             <w:pPr>
               <w:spacing w:after="20" w:before="0"/>
             </w:pPr>
-            <w:hyperlink w:history="1" r:id="rIdafn6jbd1qxtvg-bgwwdoy">
+            <w:hyperlink w:history="1" r:id="rIdowaaxqucxant2zwzxlxtq">
               <w:r>
                 <w:rPr>
                   <w:rFonts w:ascii="Arial" w:cs="Arial" w:eastAsia="Arial" w:hAnsi="Arial"/>
@@ -21221,7 +21221,7 @@
               <w:spacing w:after="10" w:before="0"/>
               <w:ind w:left="120"/>
             </w:pPr>
-            <w:hyperlink w:history="1" r:id="rId_eqjmoxb65x9_mbvonubi">
+            <w:hyperlink w:history="1" r:id="rIda0zt-ezv4u95qliyiddxn">
               <w:r>
                 <w:rPr>
                   <w:rFonts w:ascii="Arial" w:cs="Arial" w:eastAsia="Arial" w:hAnsi="Arial"/>
@@ -21266,7 +21266,7 @@
             <w:pPr>
               <w:spacing w:after="20" w:before="0"/>
             </w:pPr>
-            <w:hyperlink w:history="1" r:id="rId5ycoujkensejtlmty9dwt">
+            <w:hyperlink w:history="1" r:id="rIdmgyfanndxio5ib2jnqoln">
               <w:r>
                 <w:rPr>
                   <w:rFonts w:ascii="Arial" w:cs="Arial" w:eastAsia="Arial" w:hAnsi="Arial"/>
@@ -21299,7 +21299,7 @@
               <w:spacing w:after="10" w:before="0"/>
               <w:ind w:left="120"/>
             </w:pPr>
-            <w:hyperlink w:history="1" r:id="rIdvwi6baob1om9xnsm-vuii">
+            <w:hyperlink w:history="1" r:id="rIdnnmdwxi3bpem1ojgqhtra">
               <w:r>
                 <w:rPr>
                   <w:rFonts w:ascii="Arial" w:cs="Arial" w:eastAsia="Arial" w:hAnsi="Arial"/>
@@ -21494,7 +21494,7 @@
             <w:pPr>
               <w:spacing w:after="20" w:before="0"/>
             </w:pPr>
-            <w:hyperlink w:history="1" r:id="rIdsifxd7p6idaq1tfnt4guy">
+            <w:hyperlink w:history="1" r:id="rId-o3prpm8f9dly76pofney">
               <w:r>
                 <w:rPr>
                   <w:rFonts w:ascii="Arial" w:cs="Arial" w:eastAsia="Arial" w:hAnsi="Arial"/>
@@ -21527,7 +21527,7 @@
               <w:spacing w:after="10" w:before="0"/>
               <w:ind w:left="120"/>
             </w:pPr>
-            <w:hyperlink w:history="1" r:id="rIdwdq6tcid_s971h-j1xwak">
+            <w:hyperlink w:history="1" r:id="rIdl_xbovbr0dw3sg7e3ful0">
               <w:r>
                 <w:rPr>
                   <w:rFonts w:ascii="Arial" w:cs="Arial" w:eastAsia="Arial" w:hAnsi="Arial"/>
@@ -21572,7 +21572,7 @@
             <w:pPr>
               <w:spacing w:after="20" w:before="0"/>
             </w:pPr>
-            <w:hyperlink w:history="1" r:id="rIdpij3gftlt8lrqpqwlu8vn">
+            <w:hyperlink w:history="1" r:id="rId8owv0rbaszd5xx-ffpb3m">
               <w:r>
                 <w:rPr>
                   <w:rFonts w:ascii="Arial" w:cs="Arial" w:eastAsia="Arial" w:hAnsi="Arial"/>
@@ -21605,7 +21605,7 @@
               <w:spacing w:after="10" w:before="0"/>
               <w:ind w:left="120"/>
             </w:pPr>
-            <w:hyperlink w:history="1" r:id="rIdjivpc00wkc1dirup68m18">
+            <w:hyperlink w:history="1" r:id="rIdv_b6z0uamrwa4ntzmcdl2">
               <w:r>
                 <w:rPr>
                   <w:rFonts w:ascii="Arial" w:cs="Arial" w:eastAsia="Arial" w:hAnsi="Arial"/>
@@ -21800,7 +21800,7 @@
             <w:pPr>
               <w:spacing w:after="20" w:before="0"/>
             </w:pPr>
-            <w:hyperlink w:history="1" r:id="rIdukeur5uq8hpdtqdx06oxo">
+            <w:hyperlink w:history="1" r:id="rId2vzzxgooe83dzhnabir8v">
               <w:r>
                 <w:rPr>
                   <w:rFonts w:ascii="Arial" w:cs="Arial" w:eastAsia="Arial" w:hAnsi="Arial"/>
@@ -21833,7 +21833,7 @@
               <w:spacing w:after="10" w:before="0"/>
               <w:ind w:left="120"/>
             </w:pPr>
-            <w:hyperlink w:history="1" r:id="rIdmguoolweqh7-hb0qz1tk_">
+            <w:hyperlink w:history="1" r:id="rId4mzw0f5ni3dv6zezg1dbk">
               <w:r>
                 <w:rPr>
                   <w:rFonts w:ascii="Arial" w:cs="Arial" w:eastAsia="Arial" w:hAnsi="Arial"/>
@@ -21878,7 +21878,7 @@
             <w:pPr>
               <w:spacing w:after="20" w:before="0"/>
             </w:pPr>
-            <w:hyperlink w:history="1" r:id="rId3cxurfjr783k4pyzinumh">
+            <w:hyperlink w:history="1" r:id="rIdo2-wdgxv6zqpo2n-jzm18">
               <w:r>
                 <w:rPr>
                   <w:rFonts w:ascii="Arial" w:cs="Arial" w:eastAsia="Arial" w:hAnsi="Arial"/>
@@ -21911,7 +21911,7 @@
               <w:spacing w:after="10" w:before="0"/>
               <w:ind w:left="120"/>
             </w:pPr>
-            <w:hyperlink w:history="1" r:id="rIdtvifkwfkhpgaa1ypovrdt">
+            <w:hyperlink w:history="1" r:id="rIdxhqvact8kdhsg4-egiks3">
               <w:r>
                 <w:rPr>
                   <w:rFonts w:ascii="Arial" w:cs="Arial" w:eastAsia="Arial" w:hAnsi="Arial"/>
@@ -23398,7 +23398,7 @@
             <w:pPr>
               <w:spacing w:after="20" w:before="0"/>
             </w:pPr>
-            <w:hyperlink w:history="1" r:id="rIdgo7xd3rtcomkiy99rcc-e">
+            <w:hyperlink w:history="1" r:id="rIdh9sdwtv7omxesi88zl6or">
               <w:r>
                 <w:rPr>
                   <w:rFonts w:ascii="Arial" w:cs="Arial" w:eastAsia="Arial" w:hAnsi="Arial"/>
@@ -23431,7 +23431,7 @@
               <w:spacing w:after="10" w:before="0"/>
               <w:ind w:left="120"/>
             </w:pPr>
-            <w:hyperlink w:history="1" r:id="rIdbgt__wyyiknvzlrjyfzcl">
+            <w:hyperlink w:history="1" r:id="rIdxmepfurloqw5ogqhe0vzg">
               <w:r>
                 <w:rPr>
                   <w:rFonts w:ascii="Arial" w:cs="Arial" w:eastAsia="Arial" w:hAnsi="Arial"/>
@@ -23476,7 +23476,7 @@
             <w:pPr>
               <w:spacing w:after="20" w:before="0"/>
             </w:pPr>
-            <w:hyperlink w:history="1" r:id="rIdxoc6l19hpyaockf0l7dse">
+            <w:hyperlink w:history="1" r:id="rIdbfuzm6lgqmpph5-35jhiy">
               <w:r>
                 <w:rPr>
                   <w:rFonts w:ascii="Arial" w:cs="Arial" w:eastAsia="Arial" w:hAnsi="Arial"/>
@@ -23509,7 +23509,7 @@
               <w:spacing w:after="10" w:before="0"/>
               <w:ind w:left="120"/>
             </w:pPr>
-            <w:hyperlink w:history="1" r:id="rIdmhr8ive8el8yifstphzt-">
+            <w:hyperlink w:history="1" r:id="rIdt9yrdnvrih01ugsa4pap9">
               <w:r>
                 <w:rPr>
                   <w:rFonts w:ascii="Arial" w:cs="Arial" w:eastAsia="Arial" w:hAnsi="Arial"/>
@@ -23704,7 +23704,7 @@
             <w:pPr>
               <w:spacing w:after="20" w:before="0"/>
             </w:pPr>
-            <w:hyperlink w:history="1" r:id="rIdctqxmrgmwu7f-zlkplas_">
+            <w:hyperlink w:history="1" r:id="rIdi6k6su71kbfqgrfxdqy6g">
               <w:r>
                 <w:rPr>
                   <w:rFonts w:ascii="Arial" w:cs="Arial" w:eastAsia="Arial" w:hAnsi="Arial"/>
@@ -23737,7 +23737,7 @@
               <w:spacing w:after="10" w:before="0"/>
               <w:ind w:left="120"/>
             </w:pPr>
-            <w:hyperlink w:history="1" r:id="rIdgx0quhekxujzsgikqhuot">
+            <w:hyperlink w:history="1" r:id="rId4a5ncn7zdsnlu-bfsath1">
               <w:r>
                 <w:rPr>
                   <w:rFonts w:ascii="Arial" w:cs="Arial" w:eastAsia="Arial" w:hAnsi="Arial"/>
@@ -23782,7 +23782,7 @@
             <w:pPr>
               <w:spacing w:after="20" w:before="0"/>
             </w:pPr>
-            <w:hyperlink w:history="1" r:id="rIdpx3jhhccvoipundgtwlk2">
+            <w:hyperlink w:history="1" r:id="rIdjt07yp1t_ndy7htsam1e-">
               <w:r>
                 <w:rPr>
                   <w:rFonts w:ascii="Arial" w:cs="Arial" w:eastAsia="Arial" w:hAnsi="Arial"/>
@@ -23815,7 +23815,7 @@
               <w:spacing w:after="10" w:before="0"/>
               <w:ind w:left="120"/>
             </w:pPr>
-            <w:hyperlink w:history="1" r:id="rIdjhus7ryvc4or9ghjbnshr">
+            <w:hyperlink w:history="1" r:id="rIdg92n1eaqvqh-gncw2z6uh">
               <w:r>
                 <w:rPr>
                   <w:rFonts w:ascii="Arial" w:cs="Arial" w:eastAsia="Arial" w:hAnsi="Arial"/>
@@ -24010,7 +24010,7 @@
             <w:pPr>
               <w:spacing w:after="20" w:before="0"/>
             </w:pPr>
-            <w:hyperlink w:history="1" r:id="rIdr76dk6pvhxoimzcwebeto">
+            <w:hyperlink w:history="1" r:id="rIdfddyq7kv8gmn5r4njdqfm">
               <w:r>
                 <w:rPr>
                   <w:rFonts w:ascii="Arial" w:cs="Arial" w:eastAsia="Arial" w:hAnsi="Arial"/>
@@ -24043,7 +24043,7 @@
               <w:spacing w:after="10" w:before="0"/>
               <w:ind w:left="120"/>
             </w:pPr>
-            <w:hyperlink w:history="1" r:id="rIdoxsygxkfhkygziag1ug7s">
+            <w:hyperlink w:history="1" r:id="rIdaug-w1q2ufnhwwkcymnot">
               <w:r>
                 <w:rPr>
                   <w:rFonts w:ascii="Arial" w:cs="Arial" w:eastAsia="Arial" w:hAnsi="Arial"/>
@@ -24088,7 +24088,7 @@
             <w:pPr>
               <w:spacing w:after="20" w:before="0"/>
             </w:pPr>
-            <w:hyperlink w:history="1" r:id="rIdpbr0lljstk3xdd7j8p_fa">
+            <w:hyperlink w:history="1" r:id="rId_lxv0fjn08weamijk2o7t">
               <w:r>
                 <w:rPr>
                   <w:rFonts w:ascii="Arial" w:cs="Arial" w:eastAsia="Arial" w:hAnsi="Arial"/>
@@ -24121,7 +24121,7 @@
               <w:spacing w:after="10" w:before="0"/>
               <w:ind w:left="120"/>
             </w:pPr>
-            <w:hyperlink w:history="1" r:id="rIdwbvfcykqm4vlcmwayuvbs">
+            <w:hyperlink w:history="1" r:id="rIdhbmskeseo0izjvqfodyyd">
               <w:r>
                 <w:rPr>
                   <w:rFonts w:ascii="Arial" w:cs="Arial" w:eastAsia="Arial" w:hAnsi="Arial"/>
@@ -24316,7 +24316,7 @@
             <w:pPr>
               <w:spacing w:after="20" w:before="0"/>
             </w:pPr>
-            <w:hyperlink w:history="1" r:id="rIddkua0o1k2tunbpy94b47a">
+            <w:hyperlink w:history="1" r:id="rIdfgqcyb0knvfhogkpblxk4">
               <w:r>
                 <w:rPr>
                   <w:rFonts w:ascii="Arial" w:cs="Arial" w:eastAsia="Arial" w:hAnsi="Arial"/>
@@ -24349,7 +24349,7 @@
               <w:spacing w:after="10" w:before="0"/>
               <w:ind w:left="120"/>
             </w:pPr>
-            <w:hyperlink w:history="1" r:id="rId8kztxjfuxzq1qg8tkagar">
+            <w:hyperlink w:history="1" r:id="rIdokybg-qwwi7qgiqtkwjjd">
               <w:r>
                 <w:rPr>
                   <w:rFonts w:ascii="Arial" w:cs="Arial" w:eastAsia="Arial" w:hAnsi="Arial"/>
@@ -24394,7 +24394,7 @@
             <w:pPr>
               <w:spacing w:after="20" w:before="0"/>
             </w:pPr>
-            <w:hyperlink w:history="1" r:id="rIdzbbc0ofl6ixahme4l6l3e">
+            <w:hyperlink w:history="1" r:id="rIddlw-djekznubfgrz3gcwx">
               <w:r>
                 <w:rPr>
                   <w:rFonts w:ascii="Arial" w:cs="Arial" w:eastAsia="Arial" w:hAnsi="Arial"/>
@@ -24427,7 +24427,7 @@
               <w:spacing w:after="10" w:before="0"/>
               <w:ind w:left="120"/>
             </w:pPr>
-            <w:hyperlink w:history="1" r:id="rId0uusjxyetqa1ghlp6k9ua">
+            <w:hyperlink w:history="1" r:id="rIduccp9hjxqnoubcf0qoghk">
               <w:r>
                 <w:rPr>
                   <w:rFonts w:ascii="Arial" w:cs="Arial" w:eastAsia="Arial" w:hAnsi="Arial"/>
@@ -24622,7 +24622,7 @@
             <w:pPr>
               <w:spacing w:after="20" w:before="0"/>
             </w:pPr>
-            <w:hyperlink w:history="1" r:id="rIde_rioyfyqmlal1sgw6cxo">
+            <w:hyperlink w:history="1" r:id="rIdejnm9epgft1frkwgk9g0l">
               <w:r>
                 <w:rPr>
                   <w:rFonts w:ascii="Arial" w:cs="Arial" w:eastAsia="Arial" w:hAnsi="Arial"/>
@@ -24655,7 +24655,7 @@
               <w:spacing w:after="10" w:before="0"/>
               <w:ind w:left="120"/>
             </w:pPr>
-            <w:hyperlink w:history="1" r:id="rIdtwhkxblnvhtdelgr4f6r7">
+            <w:hyperlink w:history="1" r:id="rIdugnypuzbzhlror_ycnycu">
               <w:r>
                 <w:rPr>
                   <w:rFonts w:ascii="Arial" w:cs="Arial" w:eastAsia="Arial" w:hAnsi="Arial"/>
@@ -24700,7 +24700,7 @@
             <w:pPr>
               <w:spacing w:after="20" w:before="0"/>
             </w:pPr>
-            <w:hyperlink w:history="1" r:id="rIdpnoi7cwm1c9cjbzuiqb6w">
+            <w:hyperlink w:history="1" r:id="rIdszkfhf57mqgpk2mzddt9g">
               <w:r>
                 <w:rPr>
                   <w:rFonts w:ascii="Arial" w:cs="Arial" w:eastAsia="Arial" w:hAnsi="Arial"/>
@@ -24733,7 +24733,7 @@
               <w:spacing w:after="10" w:before="0"/>
               <w:ind w:left="120"/>
             </w:pPr>
-            <w:hyperlink w:history="1" r:id="rIddql47s7bs4yqnaoat_vvn">
+            <w:hyperlink w:history="1" r:id="rIddt4-svrg_hsizq0whzax7">
               <w:r>
                 <w:rPr>
                   <w:rFonts w:ascii="Arial" w:cs="Arial" w:eastAsia="Arial" w:hAnsi="Arial"/>
@@ -26220,7 +26220,7 @@
             <w:pPr>
               <w:spacing w:after="20" w:before="0"/>
             </w:pPr>
-            <w:hyperlink w:history="1" r:id="rIdqyqd1qrhm6mhohgnk0ckc">
+            <w:hyperlink w:history="1" r:id="rIdlkwi2siduomp13bqjqfdf">
               <w:r>
                 <w:rPr>
                   <w:rFonts w:ascii="Arial" w:cs="Arial" w:eastAsia="Arial" w:hAnsi="Arial"/>
@@ -26253,7 +26253,7 @@
               <w:spacing w:after="10" w:before="0"/>
               <w:ind w:left="120"/>
             </w:pPr>
-            <w:hyperlink w:history="1" r:id="rId6xjptjq1yzqtfqv_zcosc">
+            <w:hyperlink w:history="1" r:id="rId0cymj2aicbieedagzqe6q">
               <w:r>
                 <w:rPr>
                   <w:rFonts w:ascii="Arial" w:cs="Arial" w:eastAsia="Arial" w:hAnsi="Arial"/>
@@ -26298,7 +26298,7 @@
             <w:pPr>
               <w:spacing w:after="20" w:before="0"/>
             </w:pPr>
-            <w:hyperlink w:history="1" r:id="rIdsg2ddb40shuegohgz_eos">
+            <w:hyperlink w:history="1" r:id="rIdm0uhffn09b7wjnlziezmo">
               <w:r>
                 <w:rPr>
                   <w:rFonts w:ascii="Arial" w:cs="Arial" w:eastAsia="Arial" w:hAnsi="Arial"/>
@@ -26331,7 +26331,7 @@
               <w:spacing w:after="10" w:before="0"/>
               <w:ind w:left="120"/>
             </w:pPr>
-            <w:hyperlink w:history="1" r:id="rIdcwnjoebuhfbf9subppfas">
+            <w:hyperlink w:history="1" r:id="rIdp6_5ceylb9q0ddtcsvoyx">
               <w:r>
                 <w:rPr>
                   <w:rFonts w:ascii="Arial" w:cs="Arial" w:eastAsia="Arial" w:hAnsi="Arial"/>
@@ -26526,7 +26526,7 @@
             <w:pPr>
               <w:spacing w:after="20" w:before="0"/>
             </w:pPr>
-            <w:hyperlink w:history="1" r:id="rIdeavxith0g5a8prlhzqk7t">
+            <w:hyperlink w:history="1" r:id="rIdirktuolm0tcn3yqkomiz0">
               <w:r>
                 <w:rPr>
                   <w:rFonts w:ascii="Arial" w:cs="Arial" w:eastAsia="Arial" w:hAnsi="Arial"/>
@@ -26559,7 +26559,7 @@
               <w:spacing w:after="10" w:before="0"/>
               <w:ind w:left="120"/>
             </w:pPr>
-            <w:hyperlink w:history="1" r:id="rIdfkl_er6la4isy5a3xsgol">
+            <w:hyperlink w:history="1" r:id="rIdyzcndzifb2to8fxqulsu5">
               <w:r>
                 <w:rPr>
                   <w:rFonts w:ascii="Arial" w:cs="Arial" w:eastAsia="Arial" w:hAnsi="Arial"/>
@@ -26604,7 +26604,7 @@
             <w:pPr>
               <w:spacing w:after="20" w:before="0"/>
             </w:pPr>
-            <w:hyperlink w:history="1" r:id="rIdxqhtt5fbvfcwapsuc3taq">
+            <w:hyperlink w:history="1" r:id="rIdaoif9wk7dynh9mwbpcah5">
               <w:r>
                 <w:rPr>
                   <w:rFonts w:ascii="Arial" w:cs="Arial" w:eastAsia="Arial" w:hAnsi="Arial"/>
@@ -26637,7 +26637,7 @@
               <w:spacing w:after="10" w:before="0"/>
               <w:ind w:left="120"/>
             </w:pPr>
-            <w:hyperlink w:history="1" r:id="rIdscn4qezxax94s01nueum_">
+            <w:hyperlink w:history="1" r:id="rIdcffutfl6n39sv0uhplk1g">
               <w:r>
                 <w:rPr>
                   <w:rFonts w:ascii="Arial" w:cs="Arial" w:eastAsia="Arial" w:hAnsi="Arial"/>
@@ -26832,7 +26832,7 @@
             <w:pPr>
               <w:spacing w:after="20" w:before="0"/>
             </w:pPr>
-            <w:hyperlink w:history="1" r:id="rIdedtl4dvl1rbcwm7wg8t_d">
+            <w:hyperlink w:history="1" r:id="rIdlmu8rvw-fg6bej5zkxc_s">
               <w:r>
                 <w:rPr>
                   <w:rFonts w:ascii="Arial" w:cs="Arial" w:eastAsia="Arial" w:hAnsi="Arial"/>
@@ -26865,7 +26865,7 @@
               <w:spacing w:after="10" w:before="0"/>
               <w:ind w:left="120"/>
             </w:pPr>
-            <w:hyperlink w:history="1" r:id="rIdnlqtyy3uwikijmkz11qhl">
+            <w:hyperlink w:history="1" r:id="rIdgts6nljz9eiroxmp-xezw">
               <w:r>
                 <w:rPr>
                   <w:rFonts w:ascii="Arial" w:cs="Arial" w:eastAsia="Arial" w:hAnsi="Arial"/>
@@ -26910,7 +26910,7 @@
             <w:pPr>
               <w:spacing w:after="20" w:before="0"/>
             </w:pPr>
-            <w:hyperlink w:history="1" r:id="rIdyegzobwbtckaughfmx0fw">
+            <w:hyperlink w:history="1" r:id="rId2cokxezc9p02vs2o_-lmd">
               <w:r>
                 <w:rPr>
                   <w:rFonts w:ascii="Arial" w:cs="Arial" w:eastAsia="Arial" w:hAnsi="Arial"/>
@@ -26943,7 +26943,7 @@
               <w:spacing w:after="10" w:before="0"/>
               <w:ind w:left="120"/>
             </w:pPr>
-            <w:hyperlink w:history="1" r:id="rIddjw2qvm1vswn8ccmg2mgg">
+            <w:hyperlink w:history="1" r:id="rIdsnmuzfklbutbtaoxzuj4a">
               <w:r>
                 <w:rPr>
                   <w:rFonts w:ascii="Arial" w:cs="Arial" w:eastAsia="Arial" w:hAnsi="Arial"/>
@@ -27138,7 +27138,7 @@
             <w:pPr>
               <w:spacing w:after="20" w:before="0"/>
             </w:pPr>
-            <w:hyperlink w:history="1" r:id="rIdy9iln4-rmtxjkia2jfol3">
+            <w:hyperlink w:history="1" r:id="rId4tp3omhc-7003yodi9ul0">
               <w:r>
                 <w:rPr>
                   <w:rFonts w:ascii="Arial" w:cs="Arial" w:eastAsia="Arial" w:hAnsi="Arial"/>
@@ -27171,7 +27171,7 @@
               <w:spacing w:after="10" w:before="0"/>
               <w:ind w:left="120"/>
             </w:pPr>
-            <w:hyperlink w:history="1" r:id="rIdkpgwbwye2xj7sqja-n_yz">
+            <w:hyperlink w:history="1" r:id="rIdrequbukbguyvwol_j8cvt">
               <w:r>
                 <w:rPr>
                   <w:rFonts w:ascii="Arial" w:cs="Arial" w:eastAsia="Arial" w:hAnsi="Arial"/>
@@ -27216,7 +27216,7 @@
             <w:pPr>
               <w:spacing w:after="20" w:before="0"/>
             </w:pPr>
-            <w:hyperlink w:history="1" r:id="rIdsz8glzvyci87gfbfuh4tt">
+            <w:hyperlink w:history="1" r:id="rId3fzcb_-cn6yqeuhrfxxtw">
               <w:r>
                 <w:rPr>
                   <w:rFonts w:ascii="Arial" w:cs="Arial" w:eastAsia="Arial" w:hAnsi="Arial"/>
@@ -27249,7 +27249,7 @@
               <w:spacing w:after="10" w:before="0"/>
               <w:ind w:left="120"/>
             </w:pPr>
-            <w:hyperlink w:history="1" r:id="rIdhypkzvv7nmdgvow-pm0ud">
+            <w:hyperlink w:history="1" r:id="rIde2yl3xah4--xucofhwup4">
               <w:r>
                 <w:rPr>
                   <w:rFonts w:ascii="Arial" w:cs="Arial" w:eastAsia="Arial" w:hAnsi="Arial"/>
@@ -27444,7 +27444,7 @@
             <w:pPr>
               <w:spacing w:after="20" w:before="0"/>
             </w:pPr>
-            <w:hyperlink w:history="1" r:id="rIdl3epn97fdkidw5bcghn2e">
+            <w:hyperlink w:history="1" r:id="rIdakvsznbpg_kdu-pqnmdy-">
               <w:r>
                 <w:rPr>
                   <w:rFonts w:ascii="Arial" w:cs="Arial" w:eastAsia="Arial" w:hAnsi="Arial"/>
@@ -27477,7 +27477,7 @@
               <w:spacing w:after="10" w:before="0"/>
               <w:ind w:left="120"/>
             </w:pPr>
-            <w:hyperlink w:history="1" r:id="rIdutqvwlv0w5izmepf3q06x">
+            <w:hyperlink w:history="1" r:id="rIdswdwiqkmfv0iadfqutb56">
               <w:r>
                 <w:rPr>
                   <w:rFonts w:ascii="Arial" w:cs="Arial" w:eastAsia="Arial" w:hAnsi="Arial"/>
@@ -27522,7 +27522,7 @@
             <w:pPr>
               <w:spacing w:after="20" w:before="0"/>
             </w:pPr>
-            <w:hyperlink w:history="1" r:id="rIdt78qmzv8y4phelposuxno">
+            <w:hyperlink w:history="1" r:id="rId78kekqebi5p3_856hzudh">
               <w:r>
                 <w:rPr>
                   <w:rFonts w:ascii="Arial" w:cs="Arial" w:eastAsia="Arial" w:hAnsi="Arial"/>
@@ -27555,7 +27555,7 @@
               <w:spacing w:after="10" w:before="0"/>
               <w:ind w:left="120"/>
             </w:pPr>
-            <w:hyperlink w:history="1" r:id="rIdxp7zktatea7eekwr17tpc">
+            <w:hyperlink w:history="1" r:id="rIddqhi-ts99okkummqq3pro">
               <w:r>
                 <w:rPr>
                   <w:rFonts w:ascii="Arial" w:cs="Arial" w:eastAsia="Arial" w:hAnsi="Arial"/>

--- a/data/outputs/v2/Physics/SS1.1_Pressure/Physics_Pressure_CBE_LessonSequence.docx
+++ b/data/outputs/v2/Physics/SS1.1_Pressure/Physics_Pressure_CBE_LessonSequence.docx
@@ -3529,7 +3529,7 @@
             <w:pPr>
               <w:spacing w:after="20" w:before="0"/>
             </w:pPr>
-            <w:hyperlink w:history="1" r:id="rIdyhruufvbbhw3q7nxfmxuv">
+            <w:hyperlink w:history="1" r:id="rIdgjoqjtbqiikw2ywozvzsy">
               <w:r>
                 <w:rPr>
                   <w:rFonts w:ascii="Arial" w:cs="Arial" w:eastAsia="Arial" w:hAnsi="Arial"/>
@@ -3562,7 +3562,7 @@
               <w:spacing w:after="10" w:before="0"/>
               <w:ind w:left="120"/>
             </w:pPr>
-            <w:hyperlink w:history="1" r:id="rIdfrua_svualvkvgo3ggwmj">
+            <w:hyperlink w:history="1" r:id="rIdk_czghbs_joot802wdqyb">
               <w:r>
                 <w:rPr>
                   <w:rFonts w:ascii="Arial" w:cs="Arial" w:eastAsia="Arial" w:hAnsi="Arial"/>
@@ -3607,7 +3607,7 @@
             <w:pPr>
               <w:spacing w:after="20" w:before="0"/>
             </w:pPr>
-            <w:hyperlink w:history="1" r:id="rIdu1f6pfimhwxmfwcangn8x">
+            <w:hyperlink w:history="1" r:id="rIdj9ue-fsmxyri7xsiw03br">
               <w:r>
                 <w:rPr>
                   <w:rFonts w:ascii="Arial" w:cs="Arial" w:eastAsia="Arial" w:hAnsi="Arial"/>
@@ -3640,7 +3640,7 @@
               <w:spacing w:after="10" w:before="0"/>
               <w:ind w:left="120"/>
             </w:pPr>
-            <w:hyperlink w:history="1" r:id="rIdhb1ctw4uvg_wenjggtpg7">
+            <w:hyperlink w:history="1" r:id="rIdypgqncrbqbjjieq26d-vd">
               <w:r>
                 <w:rPr>
                   <w:rFonts w:ascii="Arial" w:cs="Arial" w:eastAsia="Arial" w:hAnsi="Arial"/>
@@ -3835,7 +3835,7 @@
             <w:pPr>
               <w:spacing w:after="20" w:before="0"/>
             </w:pPr>
-            <w:hyperlink w:history="1" r:id="rIdeyrgbjzgtfwduhwsnz8an">
+            <w:hyperlink w:history="1" r:id="rIdvmzl7vjfgz3bze9vsljmx">
               <w:r>
                 <w:rPr>
                   <w:rFonts w:ascii="Arial" w:cs="Arial" w:eastAsia="Arial" w:hAnsi="Arial"/>
@@ -3868,7 +3868,7 @@
               <w:spacing w:after="10" w:before="0"/>
               <w:ind w:left="120"/>
             </w:pPr>
-            <w:hyperlink w:history="1" r:id="rIdulfe5zbjnf7k6ut3rltkk">
+            <w:hyperlink w:history="1" r:id="rIdkt-8eypvca1weaaa5q9br">
               <w:r>
                 <w:rPr>
                   <w:rFonts w:ascii="Arial" w:cs="Arial" w:eastAsia="Arial" w:hAnsi="Arial"/>
@@ -3913,7 +3913,7 @@
             <w:pPr>
               <w:spacing w:after="20" w:before="0"/>
             </w:pPr>
-            <w:hyperlink w:history="1" r:id="rIdcutzquigi6lnvfgqrwfru">
+            <w:hyperlink w:history="1" r:id="rIdjd4xyy9ezbin4ozwprjtk">
               <w:r>
                 <w:rPr>
                   <w:rFonts w:ascii="Arial" w:cs="Arial" w:eastAsia="Arial" w:hAnsi="Arial"/>
@@ -3946,7 +3946,7 @@
               <w:spacing w:after="10" w:before="0"/>
               <w:ind w:left="120"/>
             </w:pPr>
-            <w:hyperlink w:history="1" r:id="rIdiy3i0wzobp_nbi4i58igw">
+            <w:hyperlink w:history="1" r:id="rIdgqncv84r9pekafvjdd_4i">
               <w:r>
                 <w:rPr>
                   <w:rFonts w:ascii="Arial" w:cs="Arial" w:eastAsia="Arial" w:hAnsi="Arial"/>
@@ -4141,7 +4141,7 @@
             <w:pPr>
               <w:spacing w:after="20" w:before="0"/>
             </w:pPr>
-            <w:hyperlink w:history="1" r:id="rIdzsqslff0vgre7jetgi_xj">
+            <w:hyperlink w:history="1" r:id="rIddfoanoufdn0jji37dmljw">
               <w:r>
                 <w:rPr>
                   <w:rFonts w:ascii="Arial" w:cs="Arial" w:eastAsia="Arial" w:hAnsi="Arial"/>
@@ -4174,7 +4174,7 @@
               <w:spacing w:after="10" w:before="0"/>
               <w:ind w:left="120"/>
             </w:pPr>
-            <w:hyperlink w:history="1" r:id="rIdzafomifkjgzuvttbi7w6n">
+            <w:hyperlink w:history="1" r:id="rIdftg6bfzjqzceeepdtfcrt">
               <w:r>
                 <w:rPr>
                   <w:rFonts w:ascii="Arial" w:cs="Arial" w:eastAsia="Arial" w:hAnsi="Arial"/>
@@ -4219,7 +4219,7 @@
             <w:pPr>
               <w:spacing w:after="20" w:before="0"/>
             </w:pPr>
-            <w:hyperlink w:history="1" r:id="rIdefcm8_ludsiopl-faeoaw">
+            <w:hyperlink w:history="1" r:id="rIdptw6-9lgdawkhdzjvcfzf">
               <w:r>
                 <w:rPr>
                   <w:rFonts w:ascii="Arial" w:cs="Arial" w:eastAsia="Arial" w:hAnsi="Arial"/>
@@ -4252,7 +4252,7 @@
               <w:spacing w:after="10" w:before="0"/>
               <w:ind w:left="120"/>
             </w:pPr>
-            <w:hyperlink w:history="1" r:id="rIdjtq8gjxqpccaqqav7nxmi">
+            <w:hyperlink w:history="1" r:id="rIdklhobeoqxgkwhmio8hfch">
               <w:r>
                 <w:rPr>
                   <w:rFonts w:ascii="Arial" w:cs="Arial" w:eastAsia="Arial" w:hAnsi="Arial"/>
@@ -4447,7 +4447,7 @@
             <w:pPr>
               <w:spacing w:after="20" w:before="0"/>
             </w:pPr>
-            <w:hyperlink w:history="1" r:id="rIdbxrm2zhscji6wtmjgtost">
+            <w:hyperlink w:history="1" r:id="rIdmfr--m4jdpybnid6_9phw">
               <w:r>
                 <w:rPr>
                   <w:rFonts w:ascii="Arial" w:cs="Arial" w:eastAsia="Arial" w:hAnsi="Arial"/>
@@ -4480,7 +4480,7 @@
               <w:spacing w:after="10" w:before="0"/>
               <w:ind w:left="120"/>
             </w:pPr>
-            <w:hyperlink w:history="1" r:id="rIdfvxi9qs-qycmeh8xma9r0">
+            <w:hyperlink w:history="1" r:id="rIdvelculf4nhbhsom01wcuh">
               <w:r>
                 <w:rPr>
                   <w:rFonts w:ascii="Arial" w:cs="Arial" w:eastAsia="Arial" w:hAnsi="Arial"/>
@@ -4525,7 +4525,7 @@
             <w:pPr>
               <w:spacing w:after="20" w:before="0"/>
             </w:pPr>
-            <w:hyperlink w:history="1" r:id="rIdid127-4woany3z81vvi3c">
+            <w:hyperlink w:history="1" r:id="rIdichrkrdziwjrk_abswyqf">
               <w:r>
                 <w:rPr>
                   <w:rFonts w:ascii="Arial" w:cs="Arial" w:eastAsia="Arial" w:hAnsi="Arial"/>
@@ -4558,7 +4558,7 @@
               <w:spacing w:after="10" w:before="0"/>
               <w:ind w:left="120"/>
             </w:pPr>
-            <w:hyperlink w:history="1" r:id="rIdlejlu2rhh6eoserronh_8">
+            <w:hyperlink w:history="1" r:id="rIdrjn6fwhhcwumr81m4dq8x">
               <w:r>
                 <w:rPr>
                   <w:rFonts w:ascii="Arial" w:cs="Arial" w:eastAsia="Arial" w:hAnsi="Arial"/>
@@ -4753,7 +4753,7 @@
             <w:pPr>
               <w:spacing w:after="20" w:before="0"/>
             </w:pPr>
-            <w:hyperlink w:history="1" r:id="rId-z6cruiouqxuv7_2sl8-d">
+            <w:hyperlink w:history="1" r:id="rIdjiwnzgzbajrvmtgji6zoi">
               <w:r>
                 <w:rPr>
                   <w:rFonts w:ascii="Arial" w:cs="Arial" w:eastAsia="Arial" w:hAnsi="Arial"/>
@@ -4786,7 +4786,7 @@
               <w:spacing w:after="10" w:before="0"/>
               <w:ind w:left="120"/>
             </w:pPr>
-            <w:hyperlink w:history="1" r:id="rIdj9gzq4n28g1mlvelrxony">
+            <w:hyperlink w:history="1" r:id="rIdh1rspvqnpktksvx891hyd">
               <w:r>
                 <w:rPr>
                   <w:rFonts w:ascii="Arial" w:cs="Arial" w:eastAsia="Arial" w:hAnsi="Arial"/>
@@ -4831,7 +4831,7 @@
             <w:pPr>
               <w:spacing w:after="20" w:before="0"/>
             </w:pPr>
-            <w:hyperlink w:history="1" r:id="rIduhipo51kjkpulbrzjpu-f">
+            <w:hyperlink w:history="1" r:id="rIdzj8qskzgmhinfyewbes9m">
               <w:r>
                 <w:rPr>
                   <w:rFonts w:ascii="Arial" w:cs="Arial" w:eastAsia="Arial" w:hAnsi="Arial"/>
@@ -4864,7 +4864,7 @@
               <w:spacing w:after="10" w:before="0"/>
               <w:ind w:left="120"/>
             </w:pPr>
-            <w:hyperlink w:history="1" r:id="rIdwtoqzpuknkmnw_zjv_5dd">
+            <w:hyperlink w:history="1" r:id="rIdcfo7ssx5aoo6acmfxrlpt">
               <w:r>
                 <w:rPr>
                   <w:rFonts w:ascii="Arial" w:cs="Arial" w:eastAsia="Arial" w:hAnsi="Arial"/>
@@ -6351,7 +6351,7 @@
             <w:pPr>
               <w:spacing w:after="20" w:before="0"/>
             </w:pPr>
-            <w:hyperlink w:history="1" r:id="rIdjmulrrlwstmoguolxrozd">
+            <w:hyperlink w:history="1" r:id="rIdzryyi5s-a-dvyxzi7wwqt">
               <w:r>
                 <w:rPr>
                   <w:rFonts w:ascii="Arial" w:cs="Arial" w:eastAsia="Arial" w:hAnsi="Arial"/>
@@ -6384,7 +6384,7 @@
               <w:spacing w:after="10" w:before="0"/>
               <w:ind w:left="120"/>
             </w:pPr>
-            <w:hyperlink w:history="1" r:id="rIdmcs82pi3sd8h3qsa--8t6">
+            <w:hyperlink w:history="1" r:id="rIddyxwd1n-rqewtsqtqcrre">
               <w:r>
                 <w:rPr>
                   <w:rFonts w:ascii="Arial" w:cs="Arial" w:eastAsia="Arial" w:hAnsi="Arial"/>
@@ -6429,7 +6429,7 @@
             <w:pPr>
               <w:spacing w:after="20" w:before="0"/>
             </w:pPr>
-            <w:hyperlink w:history="1" r:id="rIdqfmzdoj3bnpkkim1uh0oi">
+            <w:hyperlink w:history="1" r:id="rIdc5iv6oaagzmmvocruvaqs">
               <w:r>
                 <w:rPr>
                   <w:rFonts w:ascii="Arial" w:cs="Arial" w:eastAsia="Arial" w:hAnsi="Arial"/>
@@ -6462,7 +6462,7 @@
               <w:spacing w:after="10" w:before="0"/>
               <w:ind w:left="120"/>
             </w:pPr>
-            <w:hyperlink w:history="1" r:id="rIdw5f4gg405lzofw5etxir3">
+            <w:hyperlink w:history="1" r:id="rIdr7ff17n5w5bthcfpyuwup">
               <w:r>
                 <w:rPr>
                   <w:rFonts w:ascii="Arial" w:cs="Arial" w:eastAsia="Arial" w:hAnsi="Arial"/>
@@ -6657,7 +6657,7 @@
             <w:pPr>
               <w:spacing w:after="20" w:before="0"/>
             </w:pPr>
-            <w:hyperlink w:history="1" r:id="rIdrie9rjjqh90wa-etvmdg7">
+            <w:hyperlink w:history="1" r:id="rIdchx9e2gdt2zmf1_0ql-u1">
               <w:r>
                 <w:rPr>
                   <w:rFonts w:ascii="Arial" w:cs="Arial" w:eastAsia="Arial" w:hAnsi="Arial"/>
@@ -6690,7 +6690,7 @@
               <w:spacing w:after="10" w:before="0"/>
               <w:ind w:left="120"/>
             </w:pPr>
-            <w:hyperlink w:history="1" r:id="rIdop1zwfzdgnxuxlnkeumhi">
+            <w:hyperlink w:history="1" r:id="rIduxapxfournipdko3xacf6">
               <w:r>
                 <w:rPr>
                   <w:rFonts w:ascii="Arial" w:cs="Arial" w:eastAsia="Arial" w:hAnsi="Arial"/>
@@ -6735,7 +6735,7 @@
             <w:pPr>
               <w:spacing w:after="20" w:before="0"/>
             </w:pPr>
-            <w:hyperlink w:history="1" r:id="rIdz9q7vq1ixssqn8ocif5dv">
+            <w:hyperlink w:history="1" r:id="rIdshahjpae6k1zytmbjha-l">
               <w:r>
                 <w:rPr>
                   <w:rFonts w:ascii="Arial" w:cs="Arial" w:eastAsia="Arial" w:hAnsi="Arial"/>
@@ -6768,7 +6768,7 @@
               <w:spacing w:after="10" w:before="0"/>
               <w:ind w:left="120"/>
             </w:pPr>
-            <w:hyperlink w:history="1" r:id="rIdnwog5jwlr4vhrasd1r4ff">
+            <w:hyperlink w:history="1" r:id="rIdhjjsfdn1ngstslrzfjmoo">
               <w:r>
                 <w:rPr>
                   <w:rFonts w:ascii="Arial" w:cs="Arial" w:eastAsia="Arial" w:hAnsi="Arial"/>
@@ -6963,7 +6963,7 @@
             <w:pPr>
               <w:spacing w:after="20" w:before="0"/>
             </w:pPr>
-            <w:hyperlink w:history="1" r:id="rIdv6ehnqh7jmy5jnbcdj-_n">
+            <w:hyperlink w:history="1" r:id="rId8z5cjyjj5cwys26zdctuy">
               <w:r>
                 <w:rPr>
                   <w:rFonts w:ascii="Arial" w:cs="Arial" w:eastAsia="Arial" w:hAnsi="Arial"/>
@@ -6996,7 +6996,7 @@
               <w:spacing w:after="10" w:before="0"/>
               <w:ind w:left="120"/>
             </w:pPr>
-            <w:hyperlink w:history="1" r:id="rIdf2qx20uo6sd84un-zcaie">
+            <w:hyperlink w:history="1" r:id="rId5ht-bfcfo61xju7awfh6f">
               <w:r>
                 <w:rPr>
                   <w:rFonts w:ascii="Arial" w:cs="Arial" w:eastAsia="Arial" w:hAnsi="Arial"/>
@@ -7041,7 +7041,7 @@
             <w:pPr>
               <w:spacing w:after="20" w:before="0"/>
             </w:pPr>
-            <w:hyperlink w:history="1" r:id="rIdtj9jgfdeluis2rr6ovrsk">
+            <w:hyperlink w:history="1" r:id="rIdvoryxwh-nuwtmcqveh6h5">
               <w:r>
                 <w:rPr>
                   <w:rFonts w:ascii="Arial" w:cs="Arial" w:eastAsia="Arial" w:hAnsi="Arial"/>
@@ -7074,7 +7074,7 @@
               <w:spacing w:after="10" w:before="0"/>
               <w:ind w:left="120"/>
             </w:pPr>
-            <w:hyperlink w:history="1" r:id="rIdlmibnisrqdc913gribflq">
+            <w:hyperlink w:history="1" r:id="rIdsfbvmnf-fx2-y2qarxzfn">
               <w:r>
                 <w:rPr>
                   <w:rFonts w:ascii="Arial" w:cs="Arial" w:eastAsia="Arial" w:hAnsi="Arial"/>
@@ -7269,7 +7269,7 @@
             <w:pPr>
               <w:spacing w:after="20" w:before="0"/>
             </w:pPr>
-            <w:hyperlink w:history="1" r:id="rIdecgua27c5d3fpqaswc8cz">
+            <w:hyperlink w:history="1" r:id="rIdylhl0x64vcfn16mlqwr_3">
               <w:r>
                 <w:rPr>
                   <w:rFonts w:ascii="Arial" w:cs="Arial" w:eastAsia="Arial" w:hAnsi="Arial"/>
@@ -7302,7 +7302,7 @@
               <w:spacing w:after="10" w:before="0"/>
               <w:ind w:left="120"/>
             </w:pPr>
-            <w:hyperlink w:history="1" r:id="rIdi4tmi8q439w7b0e4qjfq2">
+            <w:hyperlink w:history="1" r:id="rIdq63pmwvgrmq3t_sg0j-yv">
               <w:r>
                 <w:rPr>
                   <w:rFonts w:ascii="Arial" w:cs="Arial" w:eastAsia="Arial" w:hAnsi="Arial"/>
@@ -7347,7 +7347,7 @@
             <w:pPr>
               <w:spacing w:after="20" w:before="0"/>
             </w:pPr>
-            <w:hyperlink w:history="1" r:id="rId0q2aaq-wejj-sw_rzdb0b">
+            <w:hyperlink w:history="1" r:id="rIdw376bjert6jwdnvncksxb">
               <w:r>
                 <w:rPr>
                   <w:rFonts w:ascii="Arial" w:cs="Arial" w:eastAsia="Arial" w:hAnsi="Arial"/>
@@ -7380,7 +7380,7 @@
               <w:spacing w:after="10" w:before="0"/>
               <w:ind w:left="120"/>
             </w:pPr>
-            <w:hyperlink w:history="1" r:id="rId07tjpnv-ablilowqsgtn7">
+            <w:hyperlink w:history="1" r:id="rIdduhzgbnk3vy-paa-r4x1t">
               <w:r>
                 <w:rPr>
                   <w:rFonts w:ascii="Arial" w:cs="Arial" w:eastAsia="Arial" w:hAnsi="Arial"/>
@@ -7575,7 +7575,7 @@
             <w:pPr>
               <w:spacing w:after="20" w:before="0"/>
             </w:pPr>
-            <w:hyperlink w:history="1" r:id="rIdsebd-xnopjwcodurilue4">
+            <w:hyperlink w:history="1" r:id="rIdahllxxrb8jhh3lk8b9ebb">
               <w:r>
                 <w:rPr>
                   <w:rFonts w:ascii="Arial" w:cs="Arial" w:eastAsia="Arial" w:hAnsi="Arial"/>
@@ -7608,7 +7608,7 @@
               <w:spacing w:after="10" w:before="0"/>
               <w:ind w:left="120"/>
             </w:pPr>
-            <w:hyperlink w:history="1" r:id="rIdogx3jmx0sivweeyfsiueo">
+            <w:hyperlink w:history="1" r:id="rId4nxmkkoyxpat_zdgrt0px">
               <w:r>
                 <w:rPr>
                   <w:rFonts w:ascii="Arial" w:cs="Arial" w:eastAsia="Arial" w:hAnsi="Arial"/>
@@ -7653,7 +7653,7 @@
             <w:pPr>
               <w:spacing w:after="20" w:before="0"/>
             </w:pPr>
-            <w:hyperlink w:history="1" r:id="rIdprkdyeallyom49njn0b17">
+            <w:hyperlink w:history="1" r:id="rIdn19m4nzd6_e3qgk6qiqa1">
               <w:r>
                 <w:rPr>
                   <w:rFonts w:ascii="Arial" w:cs="Arial" w:eastAsia="Arial" w:hAnsi="Arial"/>
@@ -7686,7 +7686,7 @@
               <w:spacing w:after="10" w:before="0"/>
               <w:ind w:left="120"/>
             </w:pPr>
-            <w:hyperlink w:history="1" r:id="rIdcj5h_qpeq0jyy8yidnda_">
+            <w:hyperlink w:history="1" r:id="rIdnbd28w0q9uweuxmjqrzyy">
               <w:r>
                 <w:rPr>
                   <w:rFonts w:ascii="Arial" w:cs="Arial" w:eastAsia="Arial" w:hAnsi="Arial"/>
@@ -9173,7 +9173,7 @@
             <w:pPr>
               <w:spacing w:after="20" w:before="0"/>
             </w:pPr>
-            <w:hyperlink w:history="1" r:id="rIdbka8db1xtildvutytspsj">
+            <w:hyperlink w:history="1" r:id="rIdpmez1dj3steo9djnglxat">
               <w:r>
                 <w:rPr>
                   <w:rFonts w:ascii="Arial" w:cs="Arial" w:eastAsia="Arial" w:hAnsi="Arial"/>
@@ -9206,7 +9206,7 @@
               <w:spacing w:after="10" w:before="0"/>
               <w:ind w:left="120"/>
             </w:pPr>
-            <w:hyperlink w:history="1" r:id="rIdidydz6kybttqyalf2khpl">
+            <w:hyperlink w:history="1" r:id="rIdhalvqd_ex7z4y0n62jkot">
               <w:r>
                 <w:rPr>
                   <w:rFonts w:ascii="Arial" w:cs="Arial" w:eastAsia="Arial" w:hAnsi="Arial"/>
@@ -9251,7 +9251,7 @@
             <w:pPr>
               <w:spacing w:after="20" w:before="0"/>
             </w:pPr>
-            <w:hyperlink w:history="1" r:id="rIdpdbl_5-g412on7aapw3tc">
+            <w:hyperlink w:history="1" r:id="rIdsim7plvwznrsafr3ftypb">
               <w:r>
                 <w:rPr>
                   <w:rFonts w:ascii="Arial" w:cs="Arial" w:eastAsia="Arial" w:hAnsi="Arial"/>
@@ -9284,7 +9284,7 @@
               <w:spacing w:after="10" w:before="0"/>
               <w:ind w:left="120"/>
             </w:pPr>
-            <w:hyperlink w:history="1" r:id="rIdo_bpoiqwprwoivcjhwmsg">
+            <w:hyperlink w:history="1" r:id="rIdxgklsbsvo0hpkgxh_prlv">
               <w:r>
                 <w:rPr>
                   <w:rFonts w:ascii="Arial" w:cs="Arial" w:eastAsia="Arial" w:hAnsi="Arial"/>
@@ -9479,7 +9479,7 @@
             <w:pPr>
               <w:spacing w:after="20" w:before="0"/>
             </w:pPr>
-            <w:hyperlink w:history="1" r:id="rIdkb3gpxiyr9wo_etxqikjr">
+            <w:hyperlink w:history="1" r:id="rIdbkjcovb4b6pw1ctqodehv">
               <w:r>
                 <w:rPr>
                   <w:rFonts w:ascii="Arial" w:cs="Arial" w:eastAsia="Arial" w:hAnsi="Arial"/>
@@ -9512,7 +9512,7 @@
               <w:spacing w:after="10" w:before="0"/>
               <w:ind w:left="120"/>
             </w:pPr>
-            <w:hyperlink w:history="1" r:id="rIdov1j9xftyskao4zjoexqk">
+            <w:hyperlink w:history="1" r:id="rIdrfp_isfex078b_pcvowzw">
               <w:r>
                 <w:rPr>
                   <w:rFonts w:ascii="Arial" w:cs="Arial" w:eastAsia="Arial" w:hAnsi="Arial"/>
@@ -9557,7 +9557,7 @@
             <w:pPr>
               <w:spacing w:after="20" w:before="0"/>
             </w:pPr>
-            <w:hyperlink w:history="1" r:id="rIddblw10esrvu0awdigp7j9">
+            <w:hyperlink w:history="1" r:id="rId3gxjtkjvifvv29m1gkedu">
               <w:r>
                 <w:rPr>
                   <w:rFonts w:ascii="Arial" w:cs="Arial" w:eastAsia="Arial" w:hAnsi="Arial"/>
@@ -9590,7 +9590,7 @@
               <w:spacing w:after="10" w:before="0"/>
               <w:ind w:left="120"/>
             </w:pPr>
-            <w:hyperlink w:history="1" r:id="rIdgsqc2op69lttisjtah6wr">
+            <w:hyperlink w:history="1" r:id="rId7pqupvdancx3hysbnglmy">
               <w:r>
                 <w:rPr>
                   <w:rFonts w:ascii="Arial" w:cs="Arial" w:eastAsia="Arial" w:hAnsi="Arial"/>
@@ -9785,7 +9785,7 @@
             <w:pPr>
               <w:spacing w:after="20" w:before="0"/>
             </w:pPr>
-            <w:hyperlink w:history="1" r:id="rId1fzleyi2xvrfnwok-ajii">
+            <w:hyperlink w:history="1" r:id="rId4deyzyuh7_vqnlxoksf8p">
               <w:r>
                 <w:rPr>
                   <w:rFonts w:ascii="Arial" w:cs="Arial" w:eastAsia="Arial" w:hAnsi="Arial"/>
@@ -9818,7 +9818,7 @@
               <w:spacing w:after="10" w:before="0"/>
               <w:ind w:left="120"/>
             </w:pPr>
-            <w:hyperlink w:history="1" r:id="rIdifmnikplib_lecwbncfpd">
+            <w:hyperlink w:history="1" r:id="rIdplb-fdoej35xcnijqamcj">
               <w:r>
                 <w:rPr>
                   <w:rFonts w:ascii="Arial" w:cs="Arial" w:eastAsia="Arial" w:hAnsi="Arial"/>
@@ -9863,7 +9863,7 @@
             <w:pPr>
               <w:spacing w:after="20" w:before="0"/>
             </w:pPr>
-            <w:hyperlink w:history="1" r:id="rIdw3f_pg0jxfpnj1amziavs">
+            <w:hyperlink w:history="1" r:id="rId2pcaafeiv4rfl0rna2sqx">
               <w:r>
                 <w:rPr>
                   <w:rFonts w:ascii="Arial" w:cs="Arial" w:eastAsia="Arial" w:hAnsi="Arial"/>
@@ -9896,7 +9896,7 @@
               <w:spacing w:after="10" w:before="0"/>
               <w:ind w:left="120"/>
             </w:pPr>
-            <w:hyperlink w:history="1" r:id="rId0p7syei5ssamqop5fdyvu">
+            <w:hyperlink w:history="1" r:id="rId6vfvsw2myvuvqclrk3thx">
               <w:r>
                 <w:rPr>
                   <w:rFonts w:ascii="Arial" w:cs="Arial" w:eastAsia="Arial" w:hAnsi="Arial"/>
@@ -10091,7 +10091,7 @@
             <w:pPr>
               <w:spacing w:after="20" w:before="0"/>
             </w:pPr>
-            <w:hyperlink w:history="1" r:id="rIdxxwemv_ic3evbf2iaeh0j">
+            <w:hyperlink w:history="1" r:id="rIdbgc5wwo7m39c4cnlfuxhk">
               <w:r>
                 <w:rPr>
                   <w:rFonts w:ascii="Arial" w:cs="Arial" w:eastAsia="Arial" w:hAnsi="Arial"/>
@@ -10124,7 +10124,7 @@
               <w:spacing w:after="10" w:before="0"/>
               <w:ind w:left="120"/>
             </w:pPr>
-            <w:hyperlink w:history="1" r:id="rIddz_gmdi3bpwajgqg0badc">
+            <w:hyperlink w:history="1" r:id="rIdmkadoiypcxs4kkedb2xp7">
               <w:r>
                 <w:rPr>
                   <w:rFonts w:ascii="Arial" w:cs="Arial" w:eastAsia="Arial" w:hAnsi="Arial"/>
@@ -10169,7 +10169,7 @@
             <w:pPr>
               <w:spacing w:after="20" w:before="0"/>
             </w:pPr>
-            <w:hyperlink w:history="1" r:id="rIdl2t0ugjy425pfk3g-vild">
+            <w:hyperlink w:history="1" r:id="rIdvojxzazh9jc5hoh7tjlka">
               <w:r>
                 <w:rPr>
                   <w:rFonts w:ascii="Arial" w:cs="Arial" w:eastAsia="Arial" w:hAnsi="Arial"/>
@@ -10202,7 +10202,7 @@
               <w:spacing w:after="10" w:before="0"/>
               <w:ind w:left="120"/>
             </w:pPr>
-            <w:hyperlink w:history="1" r:id="rIdumawolqmdi7zmzgr9fikp">
+            <w:hyperlink w:history="1" r:id="rIdmbycmup8uygail9x_nkg4">
               <w:r>
                 <w:rPr>
                   <w:rFonts w:ascii="Arial" w:cs="Arial" w:eastAsia="Arial" w:hAnsi="Arial"/>
@@ -10397,7 +10397,7 @@
             <w:pPr>
               <w:spacing w:after="20" w:before="0"/>
             </w:pPr>
-            <w:hyperlink w:history="1" r:id="rIdjt65r4zbfceqtk5mrskin">
+            <w:hyperlink w:history="1" r:id="rIdla8zmr3nbjc-cjvpxodf9">
               <w:r>
                 <w:rPr>
                   <w:rFonts w:ascii="Arial" w:cs="Arial" w:eastAsia="Arial" w:hAnsi="Arial"/>
@@ -10430,7 +10430,7 @@
               <w:spacing w:after="10" w:before="0"/>
               <w:ind w:left="120"/>
             </w:pPr>
-            <w:hyperlink w:history="1" r:id="rIdrqor3ey3olwfdxgtocq5p">
+            <w:hyperlink w:history="1" r:id="rIdruhqobkpzlhtevnahdzxt">
               <w:r>
                 <w:rPr>
                   <w:rFonts w:ascii="Arial" w:cs="Arial" w:eastAsia="Arial" w:hAnsi="Arial"/>
@@ -10475,7 +10475,7 @@
             <w:pPr>
               <w:spacing w:after="20" w:before="0"/>
             </w:pPr>
-            <w:hyperlink w:history="1" r:id="rIdj3vafaxprndjjrwvs0x1v">
+            <w:hyperlink w:history="1" r:id="rIdwi42kfyrb2oiofepmso2i">
               <w:r>
                 <w:rPr>
                   <w:rFonts w:ascii="Arial" w:cs="Arial" w:eastAsia="Arial" w:hAnsi="Arial"/>
@@ -10508,7 +10508,7 @@
               <w:spacing w:after="10" w:before="0"/>
               <w:ind w:left="120"/>
             </w:pPr>
-            <w:hyperlink w:history="1" r:id="rIdldia1qfg4ryq4gt7rh2bx">
+            <w:hyperlink w:history="1" r:id="rIdknm-8qhx37byhnmpymhoi">
               <w:r>
                 <w:rPr>
                   <w:rFonts w:ascii="Arial" w:cs="Arial" w:eastAsia="Arial" w:hAnsi="Arial"/>
@@ -11995,7 +11995,7 @@
             <w:pPr>
               <w:spacing w:after="20" w:before="0"/>
             </w:pPr>
-            <w:hyperlink w:history="1" r:id="rIdh1ndgejam4adfczlu0nw9">
+            <w:hyperlink w:history="1" r:id="rIdh46ruguzwgh1_xvaa0yms">
               <w:r>
                 <w:rPr>
                   <w:rFonts w:ascii="Arial" w:cs="Arial" w:eastAsia="Arial" w:hAnsi="Arial"/>
@@ -12028,7 +12028,7 @@
               <w:spacing w:after="10" w:before="0"/>
               <w:ind w:left="120"/>
             </w:pPr>
-            <w:hyperlink w:history="1" r:id="rIdnvyfsz0wmrpfydh4ik8k8">
+            <w:hyperlink w:history="1" r:id="rIdwicpkc2amww8u88ji4yxi">
               <w:r>
                 <w:rPr>
                   <w:rFonts w:ascii="Arial" w:cs="Arial" w:eastAsia="Arial" w:hAnsi="Arial"/>
@@ -12073,7 +12073,7 @@
             <w:pPr>
               <w:spacing w:after="20" w:before="0"/>
             </w:pPr>
-            <w:hyperlink w:history="1" r:id="rIdgu9lmrx2axustoovteimf">
+            <w:hyperlink w:history="1" r:id="rIduriz8jo_nwwocoplqlzpw">
               <w:r>
                 <w:rPr>
                   <w:rFonts w:ascii="Arial" w:cs="Arial" w:eastAsia="Arial" w:hAnsi="Arial"/>
@@ -12106,7 +12106,7 @@
               <w:spacing w:after="10" w:before="0"/>
               <w:ind w:left="120"/>
             </w:pPr>
-            <w:hyperlink w:history="1" r:id="rIdl8zp8iqcrskexyl93wpx2">
+            <w:hyperlink w:history="1" r:id="rIdfrab-a5n1orttpxm-r4hz">
               <w:r>
                 <w:rPr>
                   <w:rFonts w:ascii="Arial" w:cs="Arial" w:eastAsia="Arial" w:hAnsi="Arial"/>
@@ -12301,7 +12301,7 @@
             <w:pPr>
               <w:spacing w:after="20" w:before="0"/>
             </w:pPr>
-            <w:hyperlink w:history="1" r:id="rIdnhswcrh8bowzfh-tvdama">
+            <w:hyperlink w:history="1" r:id="rIdhqsgllnnfnt8rnxllwtl9">
               <w:r>
                 <w:rPr>
                   <w:rFonts w:ascii="Arial" w:cs="Arial" w:eastAsia="Arial" w:hAnsi="Arial"/>
@@ -12334,7 +12334,7 @@
               <w:spacing w:after="10" w:before="0"/>
               <w:ind w:left="120"/>
             </w:pPr>
-            <w:hyperlink w:history="1" r:id="rIdcgsj1xxqumbxcajkik7io">
+            <w:hyperlink w:history="1" r:id="rIdmv6r44ofzanjig85ixjqo">
               <w:r>
                 <w:rPr>
                   <w:rFonts w:ascii="Arial" w:cs="Arial" w:eastAsia="Arial" w:hAnsi="Arial"/>
@@ -12379,7 +12379,7 @@
             <w:pPr>
               <w:spacing w:after="20" w:before="0"/>
             </w:pPr>
-            <w:hyperlink w:history="1" r:id="rId2wliptzssn2ebe5glwelq">
+            <w:hyperlink w:history="1" r:id="rIdyh_22v2lhgdg8ugv0jzpn">
               <w:r>
                 <w:rPr>
                   <w:rFonts w:ascii="Arial" w:cs="Arial" w:eastAsia="Arial" w:hAnsi="Arial"/>
@@ -12412,7 +12412,7 @@
               <w:spacing w:after="10" w:before="0"/>
               <w:ind w:left="120"/>
             </w:pPr>
-            <w:hyperlink w:history="1" r:id="rId8d5wus6j3y_7msxgnwjye">
+            <w:hyperlink w:history="1" r:id="rIdnbha-jkcakzxb9zhtemt2">
               <w:r>
                 <w:rPr>
                   <w:rFonts w:ascii="Arial" w:cs="Arial" w:eastAsia="Arial" w:hAnsi="Arial"/>
@@ -12607,7 +12607,7 @@
             <w:pPr>
               <w:spacing w:after="20" w:before="0"/>
             </w:pPr>
-            <w:hyperlink w:history="1" r:id="rIdhyhk-xwtzyr0-qyhnrzjl">
+            <w:hyperlink w:history="1" r:id="rIdqgovisiekfizg0ucm7p1p">
               <w:r>
                 <w:rPr>
                   <w:rFonts w:ascii="Arial" w:cs="Arial" w:eastAsia="Arial" w:hAnsi="Arial"/>
@@ -12640,7 +12640,7 @@
               <w:spacing w:after="10" w:before="0"/>
               <w:ind w:left="120"/>
             </w:pPr>
-            <w:hyperlink w:history="1" r:id="rIdgkv41ywj8d-4s0djmxsue">
+            <w:hyperlink w:history="1" r:id="rIdvszd_omypmr6u1ouutsub">
               <w:r>
                 <w:rPr>
                   <w:rFonts w:ascii="Arial" w:cs="Arial" w:eastAsia="Arial" w:hAnsi="Arial"/>
@@ -12685,7 +12685,7 @@
             <w:pPr>
               <w:spacing w:after="20" w:before="0"/>
             </w:pPr>
-            <w:hyperlink w:history="1" r:id="rIdyo7c_zf0wkggmmksf3_ik">
+            <w:hyperlink w:history="1" r:id="rIdjuvsqn4qm58k-sailkxhd">
               <w:r>
                 <w:rPr>
                   <w:rFonts w:ascii="Arial" w:cs="Arial" w:eastAsia="Arial" w:hAnsi="Arial"/>
@@ -12718,7 +12718,7 @@
               <w:spacing w:after="10" w:before="0"/>
               <w:ind w:left="120"/>
             </w:pPr>
-            <w:hyperlink w:history="1" r:id="rIdul3ttkcutnuqzi4wlmfgn">
+            <w:hyperlink w:history="1" r:id="rId8nqeaoagrwbrksiqqpv-k">
               <w:r>
                 <w:rPr>
                   <w:rFonts w:ascii="Arial" w:cs="Arial" w:eastAsia="Arial" w:hAnsi="Arial"/>
@@ -12913,7 +12913,7 @@
             <w:pPr>
               <w:spacing w:after="20" w:before="0"/>
             </w:pPr>
-            <w:hyperlink w:history="1" r:id="rIdkxb-taqwninzhhuz5tfna">
+            <w:hyperlink w:history="1" r:id="rIdgiuq7uv3juccfjkp_gkdc">
               <w:r>
                 <w:rPr>
                   <w:rFonts w:ascii="Arial" w:cs="Arial" w:eastAsia="Arial" w:hAnsi="Arial"/>
@@ -12946,7 +12946,7 @@
               <w:spacing w:after="10" w:before="0"/>
               <w:ind w:left="120"/>
             </w:pPr>
-            <w:hyperlink w:history="1" r:id="rIdptgbbb67rsigxmcvfuwri">
+            <w:hyperlink w:history="1" r:id="rIdawiqj7s_o_uon81zv2u3v">
               <w:r>
                 <w:rPr>
                   <w:rFonts w:ascii="Arial" w:cs="Arial" w:eastAsia="Arial" w:hAnsi="Arial"/>
@@ -12991,7 +12991,7 @@
             <w:pPr>
               <w:spacing w:after="20" w:before="0"/>
             </w:pPr>
-            <w:hyperlink w:history="1" r:id="rIdookj4s8qmqxs4mfoqkz73">
+            <w:hyperlink w:history="1" r:id="rIdwj5rtkcfwxtam1k7anz4h">
               <w:r>
                 <w:rPr>
                   <w:rFonts w:ascii="Arial" w:cs="Arial" w:eastAsia="Arial" w:hAnsi="Arial"/>
@@ -13024,7 +13024,7 @@
               <w:spacing w:after="10" w:before="0"/>
               <w:ind w:left="120"/>
             </w:pPr>
-            <w:hyperlink w:history="1" r:id="rIdsm0gx0s-in8t2b5r32aly">
+            <w:hyperlink w:history="1" r:id="rIdp-6lbulr_yjcy7ua-rz96">
               <w:r>
                 <w:rPr>
                   <w:rFonts w:ascii="Arial" w:cs="Arial" w:eastAsia="Arial" w:hAnsi="Arial"/>
@@ -13219,7 +13219,7 @@
             <w:pPr>
               <w:spacing w:after="20" w:before="0"/>
             </w:pPr>
-            <w:hyperlink w:history="1" r:id="rIdxr3_4gsw7xcxyhpcn12nf">
+            <w:hyperlink w:history="1" r:id="rId-hbp95mw5s1f5kttem5rn">
               <w:r>
                 <w:rPr>
                   <w:rFonts w:ascii="Arial" w:cs="Arial" w:eastAsia="Arial" w:hAnsi="Arial"/>
@@ -13252,7 +13252,7 @@
               <w:spacing w:after="10" w:before="0"/>
               <w:ind w:left="120"/>
             </w:pPr>
-            <w:hyperlink w:history="1" r:id="rIdm0b4fct9t87ed7ll5nquz">
+            <w:hyperlink w:history="1" r:id="rIdpm0cvirynnzffnwdzb8dq">
               <w:r>
                 <w:rPr>
                   <w:rFonts w:ascii="Arial" w:cs="Arial" w:eastAsia="Arial" w:hAnsi="Arial"/>
@@ -13297,7 +13297,7 @@
             <w:pPr>
               <w:spacing w:after="20" w:before="0"/>
             </w:pPr>
-            <w:hyperlink w:history="1" r:id="rIdkhrgyqeog-mdb614couwj">
+            <w:hyperlink w:history="1" r:id="rIdz4emvfamd9qqelzklkt8p">
               <w:r>
                 <w:rPr>
                   <w:rFonts w:ascii="Arial" w:cs="Arial" w:eastAsia="Arial" w:hAnsi="Arial"/>
@@ -13330,7 +13330,7 @@
               <w:spacing w:after="10" w:before="0"/>
               <w:ind w:left="120"/>
             </w:pPr>
-            <w:hyperlink w:history="1" r:id="rIdxvwp8wdpkgpjzx5z5tgxa">
+            <w:hyperlink w:history="1" r:id="rIder9tmiti5vkwhcoab2zno">
               <w:r>
                 <w:rPr>
                   <w:rFonts w:ascii="Arial" w:cs="Arial" w:eastAsia="Arial" w:hAnsi="Arial"/>
@@ -14931,7 +14931,7 @@
             <w:pPr>
               <w:spacing w:after="20" w:before="0"/>
             </w:pPr>
-            <w:hyperlink w:history="1" r:id="rIdphpivyp1nvl_l__z7ojxf">
+            <w:hyperlink w:history="1" r:id="rIdaxdxm3edt45dllpeev0wn">
               <w:r>
                 <w:rPr>
                   <w:rFonts w:ascii="Arial" w:cs="Arial" w:eastAsia="Arial" w:hAnsi="Arial"/>
@@ -14964,7 +14964,7 @@
               <w:spacing w:after="10" w:before="0"/>
               <w:ind w:left="120"/>
             </w:pPr>
-            <w:hyperlink w:history="1" r:id="rIdn6ptsle7d25ldndbvdtlp">
+            <w:hyperlink w:history="1" r:id="rIdyuxlvyxuk925p97a8uohx">
               <w:r>
                 <w:rPr>
                   <w:rFonts w:ascii="Arial" w:cs="Arial" w:eastAsia="Arial" w:hAnsi="Arial"/>
@@ -15009,7 +15009,7 @@
             <w:pPr>
               <w:spacing w:after="20" w:before="0"/>
             </w:pPr>
-            <w:hyperlink w:history="1" r:id="rId64eoq_rxrw3vs0b0zps5e">
+            <w:hyperlink w:history="1" r:id="rId5kux-t1qxyxynowvsrogq">
               <w:r>
                 <w:rPr>
                   <w:rFonts w:ascii="Arial" w:cs="Arial" w:eastAsia="Arial" w:hAnsi="Arial"/>
@@ -15042,7 +15042,7 @@
               <w:spacing w:after="10" w:before="0"/>
               <w:ind w:left="120"/>
             </w:pPr>
-            <w:hyperlink w:history="1" r:id="rIdtp0oodpdpfrmteep73v6g">
+            <w:hyperlink w:history="1" r:id="rIdo8jchby8dvx92l3ufn_07">
               <w:r>
                 <w:rPr>
                   <w:rFonts w:ascii="Arial" w:cs="Arial" w:eastAsia="Arial" w:hAnsi="Arial"/>
@@ -15237,7 +15237,7 @@
             <w:pPr>
               <w:spacing w:after="20" w:before="0"/>
             </w:pPr>
-            <w:hyperlink w:history="1" r:id="rIdc2zotj0lfgylvbt7bfzwa">
+            <w:hyperlink w:history="1" r:id="rIdhdjlxukr4cwnigfxj2cj0">
               <w:r>
                 <w:rPr>
                   <w:rFonts w:ascii="Arial" w:cs="Arial" w:eastAsia="Arial" w:hAnsi="Arial"/>
@@ -15270,7 +15270,7 @@
               <w:spacing w:after="10" w:before="0"/>
               <w:ind w:left="120"/>
             </w:pPr>
-            <w:hyperlink w:history="1" r:id="rIdekiovqnmrtupjumw-ms79">
+            <w:hyperlink w:history="1" r:id="rIde7yg0msu0tf4c5bzthxof">
               <w:r>
                 <w:rPr>
                   <w:rFonts w:ascii="Arial" w:cs="Arial" w:eastAsia="Arial" w:hAnsi="Arial"/>
@@ -15315,7 +15315,7 @@
             <w:pPr>
               <w:spacing w:after="20" w:before="0"/>
             </w:pPr>
-            <w:hyperlink w:history="1" r:id="rIdby6jji8gxezh5ouwirzgb">
+            <w:hyperlink w:history="1" r:id="rId2yjslnlxiynvmp40dlx0i">
               <w:r>
                 <w:rPr>
                   <w:rFonts w:ascii="Arial" w:cs="Arial" w:eastAsia="Arial" w:hAnsi="Arial"/>
@@ -15348,7 +15348,7 @@
               <w:spacing w:after="10" w:before="0"/>
               <w:ind w:left="120"/>
             </w:pPr>
-            <w:hyperlink w:history="1" r:id="rIdbsg1rg0ppygmdxcsskhof">
+            <w:hyperlink w:history="1" r:id="rIdsljbaowhmzwwcyt8rz5c0">
               <w:r>
                 <w:rPr>
                   <w:rFonts w:ascii="Arial" w:cs="Arial" w:eastAsia="Arial" w:hAnsi="Arial"/>
@@ -15543,7 +15543,7 @@
             <w:pPr>
               <w:spacing w:after="20" w:before="0"/>
             </w:pPr>
-            <w:hyperlink w:history="1" r:id="rIdzpulywysqwvnydrjvdkux">
+            <w:hyperlink w:history="1" r:id="rIdzqv5drfb1u4npjjzgvmx_">
               <w:r>
                 <w:rPr>
                   <w:rFonts w:ascii="Arial" w:cs="Arial" w:eastAsia="Arial" w:hAnsi="Arial"/>
@@ -15576,7 +15576,7 @@
               <w:spacing w:after="10" w:before="0"/>
               <w:ind w:left="120"/>
             </w:pPr>
-            <w:hyperlink w:history="1" r:id="rIdkhuwdyhxp4b2mh5wvijxk">
+            <w:hyperlink w:history="1" r:id="rId_q8hvdi9a9nja73a_z4s3">
               <w:r>
                 <w:rPr>
                   <w:rFonts w:ascii="Arial" w:cs="Arial" w:eastAsia="Arial" w:hAnsi="Arial"/>
@@ -15621,7 +15621,7 @@
             <w:pPr>
               <w:spacing w:after="20" w:before="0"/>
             </w:pPr>
-            <w:hyperlink w:history="1" r:id="rIdpx3buv_vgkwgzfagg7rgu">
+            <w:hyperlink w:history="1" r:id="rIdsxzd5wt7uip8jx8golrik">
               <w:r>
                 <w:rPr>
                   <w:rFonts w:ascii="Arial" w:cs="Arial" w:eastAsia="Arial" w:hAnsi="Arial"/>
@@ -15654,7 +15654,7 @@
               <w:spacing w:after="10" w:before="0"/>
               <w:ind w:left="120"/>
             </w:pPr>
-            <w:hyperlink w:history="1" r:id="rIdsld-my_lhw_mjxfnmj1tu">
+            <w:hyperlink w:history="1" r:id="rId8a763vi_rgiqjfrnclisl">
               <w:r>
                 <w:rPr>
                   <w:rFonts w:ascii="Arial" w:cs="Arial" w:eastAsia="Arial" w:hAnsi="Arial"/>
@@ -15849,7 +15849,7 @@
             <w:pPr>
               <w:spacing w:after="20" w:before="0"/>
             </w:pPr>
-            <w:hyperlink w:history="1" r:id="rId10umur9znpvm0hzra6d4k">
+            <w:hyperlink w:history="1" r:id="rIdfs5qxo8opu2hmrqvzowuo">
               <w:r>
                 <w:rPr>
                   <w:rFonts w:ascii="Arial" w:cs="Arial" w:eastAsia="Arial" w:hAnsi="Arial"/>
@@ -15882,7 +15882,7 @@
               <w:spacing w:after="10" w:before="0"/>
               <w:ind w:left="120"/>
             </w:pPr>
-            <w:hyperlink w:history="1" r:id="rIdkqzjytt73x4z3v8ab5uio">
+            <w:hyperlink w:history="1" r:id="rId97o3cjghgltnediqaarvn">
               <w:r>
                 <w:rPr>
                   <w:rFonts w:ascii="Arial" w:cs="Arial" w:eastAsia="Arial" w:hAnsi="Arial"/>
@@ -15927,7 +15927,7 @@
             <w:pPr>
               <w:spacing w:after="20" w:before="0"/>
             </w:pPr>
-            <w:hyperlink w:history="1" r:id="rIdijjizi-pf-nvgaa5wkxwq">
+            <w:hyperlink w:history="1" r:id="rIdmm-x-gmsnebreeijbnhb2">
               <w:r>
                 <w:rPr>
                   <w:rFonts w:ascii="Arial" w:cs="Arial" w:eastAsia="Arial" w:hAnsi="Arial"/>
@@ -15960,7 +15960,7 @@
               <w:spacing w:after="10" w:before="0"/>
               <w:ind w:left="120"/>
             </w:pPr>
-            <w:hyperlink w:history="1" r:id="rIdv9_l_u5h-uiloguizmq3t">
+            <w:hyperlink w:history="1" r:id="rIdgviaqaestn_ofdek4wprv">
               <w:r>
                 <w:rPr>
                   <w:rFonts w:ascii="Arial" w:cs="Arial" w:eastAsia="Arial" w:hAnsi="Arial"/>
@@ -16155,7 +16155,7 @@
             <w:pPr>
               <w:spacing w:after="20" w:before="0"/>
             </w:pPr>
-            <w:hyperlink w:history="1" r:id="rIdet_6k0har60fw4x6q_9e5">
+            <w:hyperlink w:history="1" r:id="rId0fjnsi9u8sf3k29vrwfbh">
               <w:r>
                 <w:rPr>
                   <w:rFonts w:ascii="Arial" w:cs="Arial" w:eastAsia="Arial" w:hAnsi="Arial"/>
@@ -16188,7 +16188,7 @@
               <w:spacing w:after="10" w:before="0"/>
               <w:ind w:left="120"/>
             </w:pPr>
-            <w:hyperlink w:history="1" r:id="rIdi69q3pkmdudlchvadz2cg">
+            <w:hyperlink w:history="1" r:id="rId1hendb4a7syjlt1ja3vxc">
               <w:r>
                 <w:rPr>
                   <w:rFonts w:ascii="Arial" w:cs="Arial" w:eastAsia="Arial" w:hAnsi="Arial"/>
@@ -16233,7 +16233,7 @@
             <w:pPr>
               <w:spacing w:after="20" w:before="0"/>
             </w:pPr>
-            <w:hyperlink w:history="1" r:id="rIdmf5p-px21sas2rnkw088q">
+            <w:hyperlink w:history="1" r:id="rIdluiqpclkzylbpeowg0plt">
               <w:r>
                 <w:rPr>
                   <w:rFonts w:ascii="Arial" w:cs="Arial" w:eastAsia="Arial" w:hAnsi="Arial"/>
@@ -16266,7 +16266,7 @@
               <w:spacing w:after="10" w:before="0"/>
               <w:ind w:left="120"/>
             </w:pPr>
-            <w:hyperlink w:history="1" r:id="rIdcoaasmoxuiji6c2qu9jxj">
+            <w:hyperlink w:history="1" r:id="rIdijlhmt4dyxll9sftmj7c7">
               <w:r>
                 <w:rPr>
                   <w:rFonts w:ascii="Arial" w:cs="Arial" w:eastAsia="Arial" w:hAnsi="Arial"/>
@@ -17753,7 +17753,7 @@
             <w:pPr>
               <w:spacing w:after="20" w:before="0"/>
             </w:pPr>
-            <w:hyperlink w:history="1" r:id="rIdlr3lj-vnxjg4khymrapq8">
+            <w:hyperlink w:history="1" r:id="rIdvjjqleavbit_hrrnp4lm4">
               <w:r>
                 <w:rPr>
                   <w:rFonts w:ascii="Arial" w:cs="Arial" w:eastAsia="Arial" w:hAnsi="Arial"/>
@@ -17786,7 +17786,7 @@
               <w:spacing w:after="10" w:before="0"/>
               <w:ind w:left="120"/>
             </w:pPr>
-            <w:hyperlink w:history="1" r:id="rIdy8yg6dd68itc7c5krllf5">
+            <w:hyperlink w:history="1" r:id="rIdnbgkxd9_sa8we6vuq2xty">
               <w:r>
                 <w:rPr>
                   <w:rFonts w:ascii="Arial" w:cs="Arial" w:eastAsia="Arial" w:hAnsi="Arial"/>
@@ -17831,7 +17831,7 @@
             <w:pPr>
               <w:spacing w:after="20" w:before="0"/>
             </w:pPr>
-            <w:hyperlink w:history="1" r:id="rIdwwcwpmnytf42mwogg53rj">
+            <w:hyperlink w:history="1" r:id="rId0xzpb7hfmwjmlq-noj9ri">
               <w:r>
                 <w:rPr>
                   <w:rFonts w:ascii="Arial" w:cs="Arial" w:eastAsia="Arial" w:hAnsi="Arial"/>
@@ -17864,7 +17864,7 @@
               <w:spacing w:after="10" w:before="0"/>
               <w:ind w:left="120"/>
             </w:pPr>
-            <w:hyperlink w:history="1" r:id="rIddaoyj7flrfvhevtzq8dwm">
+            <w:hyperlink w:history="1" r:id="rIdqws95sm1i0uuxhozyamfh">
               <w:r>
                 <w:rPr>
                   <w:rFonts w:ascii="Arial" w:cs="Arial" w:eastAsia="Arial" w:hAnsi="Arial"/>
@@ -18059,7 +18059,7 @@
             <w:pPr>
               <w:spacing w:after="20" w:before="0"/>
             </w:pPr>
-            <w:hyperlink w:history="1" r:id="rIdtgzkf-e7pstxzlqeblyhm">
+            <w:hyperlink w:history="1" r:id="rIdrkl9nbab-xvv75anodiq7">
               <w:r>
                 <w:rPr>
                   <w:rFonts w:ascii="Arial" w:cs="Arial" w:eastAsia="Arial" w:hAnsi="Arial"/>
@@ -18092,7 +18092,7 @@
               <w:spacing w:after="10" w:before="0"/>
               <w:ind w:left="120"/>
             </w:pPr>
-            <w:hyperlink w:history="1" r:id="rIdbbtwj5hy3y8jdsrvlwhpc">
+            <w:hyperlink w:history="1" r:id="rIdis5naew7hkfeeewwwom_t">
               <w:r>
                 <w:rPr>
                   <w:rFonts w:ascii="Arial" w:cs="Arial" w:eastAsia="Arial" w:hAnsi="Arial"/>
@@ -18137,7 +18137,7 @@
             <w:pPr>
               <w:spacing w:after="20" w:before="0"/>
             </w:pPr>
-            <w:hyperlink w:history="1" r:id="rIdbj2ojeb9nksiyzr-9j4gw">
+            <w:hyperlink w:history="1" r:id="rIdjvx6-qbnhhpsbbgfamcej">
               <w:r>
                 <w:rPr>
                   <w:rFonts w:ascii="Arial" w:cs="Arial" w:eastAsia="Arial" w:hAnsi="Arial"/>
@@ -18170,7 +18170,7 @@
               <w:spacing w:after="10" w:before="0"/>
               <w:ind w:left="120"/>
             </w:pPr>
-            <w:hyperlink w:history="1" r:id="rId9qm5bqkgs6vrhqdrlc682">
+            <w:hyperlink w:history="1" r:id="rIdzavdjp26_csrhgqlbjnvc">
               <w:r>
                 <w:rPr>
                   <w:rFonts w:ascii="Arial" w:cs="Arial" w:eastAsia="Arial" w:hAnsi="Arial"/>
@@ -18365,7 +18365,7 @@
             <w:pPr>
               <w:spacing w:after="20" w:before="0"/>
             </w:pPr>
-            <w:hyperlink w:history="1" r:id="rIdj_3fqpsfyvf-s__ygcgtr">
+            <w:hyperlink w:history="1" r:id="rIdxkeatrhzdtepi8kir_xgh">
               <w:r>
                 <w:rPr>
                   <w:rFonts w:ascii="Arial" w:cs="Arial" w:eastAsia="Arial" w:hAnsi="Arial"/>
@@ -18398,7 +18398,7 @@
               <w:spacing w:after="10" w:before="0"/>
               <w:ind w:left="120"/>
             </w:pPr>
-            <w:hyperlink w:history="1" r:id="rIdtmo5hwkodhwb7qq5y-tvj">
+            <w:hyperlink w:history="1" r:id="rId2n9a6nvj0bkbrrwqg5hbw">
               <w:r>
                 <w:rPr>
                   <w:rFonts w:ascii="Arial" w:cs="Arial" w:eastAsia="Arial" w:hAnsi="Arial"/>
@@ -18443,7 +18443,7 @@
             <w:pPr>
               <w:spacing w:after="20" w:before="0"/>
             </w:pPr>
-            <w:hyperlink w:history="1" r:id="rId_xavwovs2hgt7hjjozbhb">
+            <w:hyperlink w:history="1" r:id="rIdjty1vm8vme5cuf0banxmq">
               <w:r>
                 <w:rPr>
                   <w:rFonts w:ascii="Arial" w:cs="Arial" w:eastAsia="Arial" w:hAnsi="Arial"/>
@@ -18476,7 +18476,7 @@
               <w:spacing w:after="10" w:before="0"/>
               <w:ind w:left="120"/>
             </w:pPr>
-            <w:hyperlink w:history="1" r:id="rIdvwgbvvyjgnmadgksvecjg">
+            <w:hyperlink w:history="1" r:id="rIdq-zm434f7sct9h9ybt568">
               <w:r>
                 <w:rPr>
                   <w:rFonts w:ascii="Arial" w:cs="Arial" w:eastAsia="Arial" w:hAnsi="Arial"/>
@@ -18671,7 +18671,7 @@
             <w:pPr>
               <w:spacing w:after="20" w:before="0"/>
             </w:pPr>
-            <w:hyperlink w:history="1" r:id="rId1uzseyvkq5tntjo3_qblv">
+            <w:hyperlink w:history="1" r:id="rIdska3srspwrbrsphp35a3o">
               <w:r>
                 <w:rPr>
                   <w:rFonts w:ascii="Arial" w:cs="Arial" w:eastAsia="Arial" w:hAnsi="Arial"/>
@@ -18704,7 +18704,7 @@
               <w:spacing w:after="10" w:before="0"/>
               <w:ind w:left="120"/>
             </w:pPr>
-            <w:hyperlink w:history="1" r:id="rIdcchzwvmb56vktmbvvn2i0">
+            <w:hyperlink w:history="1" r:id="rId68va1lmgtbqe35lc4dena">
               <w:r>
                 <w:rPr>
                   <w:rFonts w:ascii="Arial" w:cs="Arial" w:eastAsia="Arial" w:hAnsi="Arial"/>
@@ -18749,7 +18749,7 @@
             <w:pPr>
               <w:spacing w:after="20" w:before="0"/>
             </w:pPr>
-            <w:hyperlink w:history="1" r:id="rIdnmnzhnetjoqxdsxqcrutu">
+            <w:hyperlink w:history="1" r:id="rId3fb7ozxclemszo-dpghl8">
               <w:r>
                 <w:rPr>
                   <w:rFonts w:ascii="Arial" w:cs="Arial" w:eastAsia="Arial" w:hAnsi="Arial"/>
@@ -18782,7 +18782,7 @@
               <w:spacing w:after="10" w:before="0"/>
               <w:ind w:left="120"/>
             </w:pPr>
-            <w:hyperlink w:history="1" r:id="rId_6zza9ioarm2cllfibxlu">
+            <w:hyperlink w:history="1" r:id="rId6kaprsmaxla8ldt2zpkk4">
               <w:r>
                 <w:rPr>
                   <w:rFonts w:ascii="Arial" w:cs="Arial" w:eastAsia="Arial" w:hAnsi="Arial"/>
@@ -18977,7 +18977,7 @@
             <w:pPr>
               <w:spacing w:after="20" w:before="0"/>
             </w:pPr>
-            <w:hyperlink w:history="1" r:id="rIdc9pr_acz2wenljwfehye3">
+            <w:hyperlink w:history="1" r:id="rIdetayrqwagfjrogrjugkek">
               <w:r>
                 <w:rPr>
                   <w:rFonts w:ascii="Arial" w:cs="Arial" w:eastAsia="Arial" w:hAnsi="Arial"/>
@@ -19010,7 +19010,7 @@
               <w:spacing w:after="10" w:before="0"/>
               <w:ind w:left="120"/>
             </w:pPr>
-            <w:hyperlink w:history="1" r:id="rIdypa9jn9towiqlqwaqj96p">
+            <w:hyperlink w:history="1" r:id="rIdg_taebngcvo_huvcknvtr">
               <w:r>
                 <w:rPr>
                   <w:rFonts w:ascii="Arial" w:cs="Arial" w:eastAsia="Arial" w:hAnsi="Arial"/>
@@ -19055,7 +19055,7 @@
             <w:pPr>
               <w:spacing w:after="20" w:before="0"/>
             </w:pPr>
-            <w:hyperlink w:history="1" r:id="rIddwl9x7mgyuywjhtokptfw">
+            <w:hyperlink w:history="1" r:id="rIdqfuxcancl6todzdtxoiyg">
               <w:r>
                 <w:rPr>
                   <w:rFonts w:ascii="Arial" w:cs="Arial" w:eastAsia="Arial" w:hAnsi="Arial"/>
@@ -19088,7 +19088,7 @@
               <w:spacing w:after="10" w:before="0"/>
               <w:ind w:left="120"/>
             </w:pPr>
-            <w:hyperlink w:history="1" r:id="rIdk4acaczhxvbqwhlf8ruu3">
+            <w:hyperlink w:history="1" r:id="rIdyiwusgnm4qpago7aapgdx">
               <w:r>
                 <w:rPr>
                   <w:rFonts w:ascii="Arial" w:cs="Arial" w:eastAsia="Arial" w:hAnsi="Arial"/>
@@ -20576,7 +20576,7 @@
             <w:pPr>
               <w:spacing w:after="20" w:before="0"/>
             </w:pPr>
-            <w:hyperlink w:history="1" r:id="rId6mlcy49clc-rgrbhgq46g">
+            <w:hyperlink w:history="1" r:id="rIdqkrk2b-opycl03qokbaqa">
               <w:r>
                 <w:rPr>
                   <w:rFonts w:ascii="Arial" w:cs="Arial" w:eastAsia="Arial" w:hAnsi="Arial"/>
@@ -20609,7 +20609,7 @@
               <w:spacing w:after="10" w:before="0"/>
               <w:ind w:left="120"/>
             </w:pPr>
-            <w:hyperlink w:history="1" r:id="rIdwisehpjjjhfufemei2cio">
+            <w:hyperlink w:history="1" r:id="rIdy7au4x92c1mktm1wehsry">
               <w:r>
                 <w:rPr>
                   <w:rFonts w:ascii="Arial" w:cs="Arial" w:eastAsia="Arial" w:hAnsi="Arial"/>
@@ -20654,7 +20654,7 @@
             <w:pPr>
               <w:spacing w:after="20" w:before="0"/>
             </w:pPr>
-            <w:hyperlink w:history="1" r:id="rId0wvra1wa7hpdjagzpmlvd">
+            <w:hyperlink w:history="1" r:id="rIduxv6pkh24wokaozwlvkgi">
               <w:r>
                 <w:rPr>
                   <w:rFonts w:ascii="Arial" w:cs="Arial" w:eastAsia="Arial" w:hAnsi="Arial"/>
@@ -20687,7 +20687,7 @@
               <w:spacing w:after="10" w:before="0"/>
               <w:ind w:left="120"/>
             </w:pPr>
-            <w:hyperlink w:history="1" r:id="rIda7saby_z2p_1wch3ko-gh">
+            <w:hyperlink w:history="1" r:id="rIdeyqdk8oeict1hg6mqkrlw">
               <w:r>
                 <w:rPr>
                   <w:rFonts w:ascii="Arial" w:cs="Arial" w:eastAsia="Arial" w:hAnsi="Arial"/>
@@ -20882,7 +20882,7 @@
             <w:pPr>
               <w:spacing w:after="20" w:before="0"/>
             </w:pPr>
-            <w:hyperlink w:history="1" r:id="rIdu0koyoy7ljgarz2oc2dsi">
+            <w:hyperlink w:history="1" r:id="rIdy3qeejicw4w86-4w8fz3w">
               <w:r>
                 <w:rPr>
                   <w:rFonts w:ascii="Arial" w:cs="Arial" w:eastAsia="Arial" w:hAnsi="Arial"/>
@@ -20915,7 +20915,7 @@
               <w:spacing w:after="10" w:before="0"/>
               <w:ind w:left="120"/>
             </w:pPr>
-            <w:hyperlink w:history="1" r:id="rId4xuohqp9d6xhji9n-vf2h">
+            <w:hyperlink w:history="1" r:id="rIdvcegflstemvjd4hgyvkzm">
               <w:r>
                 <w:rPr>
                   <w:rFonts w:ascii="Arial" w:cs="Arial" w:eastAsia="Arial" w:hAnsi="Arial"/>
@@ -20960,7 +20960,7 @@
             <w:pPr>
               <w:spacing w:after="20" w:before="0"/>
             </w:pPr>
-            <w:hyperlink w:history="1" r:id="rId1zotfrpooshfun55jih5j">
+            <w:hyperlink w:history="1" r:id="rIdyrodvzuuocfoico5ihh_k">
               <w:r>
                 <w:rPr>
                   <w:rFonts w:ascii="Arial" w:cs="Arial" w:eastAsia="Arial" w:hAnsi="Arial"/>
@@ -20993,7 +20993,7 @@
               <w:spacing w:after="10" w:before="0"/>
               <w:ind w:left="120"/>
             </w:pPr>
-            <w:hyperlink w:history="1" r:id="rIdl25jtabamv2pb_bvu_yxt">
+            <w:hyperlink w:history="1" r:id="rIdjbcuzvdydfetz817oquiu">
               <w:r>
                 <w:rPr>
                   <w:rFonts w:ascii="Arial" w:cs="Arial" w:eastAsia="Arial" w:hAnsi="Arial"/>
@@ -21188,7 +21188,7 @@
             <w:pPr>
               <w:spacing w:after="20" w:before="0"/>
             </w:pPr>
-            <w:hyperlink w:history="1" r:id="rIdowaaxqucxant2zwzxlxtq">
+            <w:hyperlink w:history="1" r:id="rId49j2x4fj5xotd9imveyeo">
               <w:r>
                 <w:rPr>
                   <w:rFonts w:ascii="Arial" w:cs="Arial" w:eastAsia="Arial" w:hAnsi="Arial"/>
@@ -21221,7 +21221,7 @@
               <w:spacing w:after="10" w:before="0"/>
               <w:ind w:left="120"/>
             </w:pPr>
-            <w:hyperlink w:history="1" r:id="rIda0zt-ezv4u95qliyiddxn">
+            <w:hyperlink w:history="1" r:id="rIdvrooc0_rpeeyrufhhwj3j">
               <w:r>
                 <w:rPr>
                   <w:rFonts w:ascii="Arial" w:cs="Arial" w:eastAsia="Arial" w:hAnsi="Arial"/>
@@ -21266,7 +21266,7 @@
             <w:pPr>
               <w:spacing w:after="20" w:before="0"/>
             </w:pPr>
-            <w:hyperlink w:history="1" r:id="rIdmgyfanndxio5ib2jnqoln">
+            <w:hyperlink w:history="1" r:id="rIdm8jdc_olaws-ushf0vusp">
               <w:r>
                 <w:rPr>
                   <w:rFonts w:ascii="Arial" w:cs="Arial" w:eastAsia="Arial" w:hAnsi="Arial"/>
@@ -21299,7 +21299,7 @@
               <w:spacing w:after="10" w:before="0"/>
               <w:ind w:left="120"/>
             </w:pPr>
-            <w:hyperlink w:history="1" r:id="rIdnnmdwxi3bpem1ojgqhtra">
+            <w:hyperlink w:history="1" r:id="rIdvmrqvs3snaedhsbbe7hrv">
               <w:r>
                 <w:rPr>
                   <w:rFonts w:ascii="Arial" w:cs="Arial" w:eastAsia="Arial" w:hAnsi="Arial"/>
@@ -21494,7 +21494,7 @@
             <w:pPr>
               <w:spacing w:after="20" w:before="0"/>
             </w:pPr>
-            <w:hyperlink w:history="1" r:id="rId-o3prpm8f9dly76pofney">
+            <w:hyperlink w:history="1" r:id="rIdumueqv2rrt8bfeborko4d">
               <w:r>
                 <w:rPr>
                   <w:rFonts w:ascii="Arial" w:cs="Arial" w:eastAsia="Arial" w:hAnsi="Arial"/>
@@ -21527,7 +21527,7 @@
               <w:spacing w:after="10" w:before="0"/>
               <w:ind w:left="120"/>
             </w:pPr>
-            <w:hyperlink w:history="1" r:id="rIdl_xbovbr0dw3sg7e3ful0">
+            <w:hyperlink w:history="1" r:id="rIdao7m4ps8cunxqyefoleo1">
               <w:r>
                 <w:rPr>
                   <w:rFonts w:ascii="Arial" w:cs="Arial" w:eastAsia="Arial" w:hAnsi="Arial"/>
@@ -21572,7 +21572,7 @@
             <w:pPr>
               <w:spacing w:after="20" w:before="0"/>
             </w:pPr>
-            <w:hyperlink w:history="1" r:id="rId8owv0rbaszd5xx-ffpb3m">
+            <w:hyperlink w:history="1" r:id="rIdj2eq519ucbao_ddyperqp">
               <w:r>
                 <w:rPr>
                   <w:rFonts w:ascii="Arial" w:cs="Arial" w:eastAsia="Arial" w:hAnsi="Arial"/>
@@ -21605,7 +21605,7 @@
               <w:spacing w:after="10" w:before="0"/>
               <w:ind w:left="120"/>
             </w:pPr>
-            <w:hyperlink w:history="1" r:id="rIdv_b6z0uamrwa4ntzmcdl2">
+            <w:hyperlink w:history="1" r:id="rIdcduzyygh-wgw8dcdwzlbh">
               <w:r>
                 <w:rPr>
                   <w:rFonts w:ascii="Arial" w:cs="Arial" w:eastAsia="Arial" w:hAnsi="Arial"/>
@@ -21800,7 +21800,7 @@
             <w:pPr>
               <w:spacing w:after="20" w:before="0"/>
             </w:pPr>
-            <w:hyperlink w:history="1" r:id="rId2vzzxgooe83dzhnabir8v">
+            <w:hyperlink w:history="1" r:id="rIdqv3qxt_n3pupuf_prfhdn">
               <w:r>
                 <w:rPr>
                   <w:rFonts w:ascii="Arial" w:cs="Arial" w:eastAsia="Arial" w:hAnsi="Arial"/>
@@ -21833,7 +21833,7 @@
               <w:spacing w:after="10" w:before="0"/>
               <w:ind w:left="120"/>
             </w:pPr>
-            <w:hyperlink w:history="1" r:id="rId4mzw0f5ni3dv6zezg1dbk">
+            <w:hyperlink w:history="1" r:id="rIdylykbbb7p9o4sq_9akceq">
               <w:r>
                 <w:rPr>
                   <w:rFonts w:ascii="Arial" w:cs="Arial" w:eastAsia="Arial" w:hAnsi="Arial"/>
@@ -21878,7 +21878,7 @@
             <w:pPr>
               <w:spacing w:after="20" w:before="0"/>
             </w:pPr>
-            <w:hyperlink w:history="1" r:id="rIdo2-wdgxv6zqpo2n-jzm18">
+            <w:hyperlink w:history="1" r:id="rIdwfuvhgx6rdaxe5qttg1wm">
               <w:r>
                 <w:rPr>
                   <w:rFonts w:ascii="Arial" w:cs="Arial" w:eastAsia="Arial" w:hAnsi="Arial"/>
@@ -21911,7 +21911,7 @@
               <w:spacing w:after="10" w:before="0"/>
               <w:ind w:left="120"/>
             </w:pPr>
-            <w:hyperlink w:history="1" r:id="rIdxhqvact8kdhsg4-egiks3">
+            <w:hyperlink w:history="1" r:id="rIdr-ofka5lwnbm5ygptfofb">
               <w:r>
                 <w:rPr>
                   <w:rFonts w:ascii="Arial" w:cs="Arial" w:eastAsia="Arial" w:hAnsi="Arial"/>
@@ -23398,7 +23398,7 @@
             <w:pPr>
               <w:spacing w:after="20" w:before="0"/>
             </w:pPr>
-            <w:hyperlink w:history="1" r:id="rIdh9sdwtv7omxesi88zl6or">
+            <w:hyperlink w:history="1" r:id="rId9ruhlefqijzaxsyxszeaa">
               <w:r>
                 <w:rPr>
                   <w:rFonts w:ascii="Arial" w:cs="Arial" w:eastAsia="Arial" w:hAnsi="Arial"/>
@@ -23431,7 +23431,7 @@
               <w:spacing w:after="10" w:before="0"/>
               <w:ind w:left="120"/>
             </w:pPr>
-            <w:hyperlink w:history="1" r:id="rIdxmepfurloqw5ogqhe0vzg">
+            <w:hyperlink w:history="1" r:id="rIdhacdnhysndjjmq-dzxshp">
               <w:r>
                 <w:rPr>
                   <w:rFonts w:ascii="Arial" w:cs="Arial" w:eastAsia="Arial" w:hAnsi="Arial"/>
@@ -23476,7 +23476,7 @@
             <w:pPr>
               <w:spacing w:after="20" w:before="0"/>
             </w:pPr>
-            <w:hyperlink w:history="1" r:id="rIdbfuzm6lgqmpph5-35jhiy">
+            <w:hyperlink w:history="1" r:id="rIdngvdlidsyrvwgyzmqxxog">
               <w:r>
                 <w:rPr>
                   <w:rFonts w:ascii="Arial" w:cs="Arial" w:eastAsia="Arial" w:hAnsi="Arial"/>
@@ -23509,7 +23509,7 @@
               <w:spacing w:after="10" w:before="0"/>
               <w:ind w:left="120"/>
             </w:pPr>
-            <w:hyperlink w:history="1" r:id="rIdt9yrdnvrih01ugsa4pap9">
+            <w:hyperlink w:history="1" r:id="rIdv7tbyv0-bheybabjkoxf7">
               <w:r>
                 <w:rPr>
                   <w:rFonts w:ascii="Arial" w:cs="Arial" w:eastAsia="Arial" w:hAnsi="Arial"/>
@@ -23704,7 +23704,7 @@
             <w:pPr>
               <w:spacing w:after="20" w:before="0"/>
             </w:pPr>
-            <w:hyperlink w:history="1" r:id="rIdi6k6su71kbfqgrfxdqy6g">
+            <w:hyperlink w:history="1" r:id="rIdryrlypu4nwsknew11wsej">
               <w:r>
                 <w:rPr>
                   <w:rFonts w:ascii="Arial" w:cs="Arial" w:eastAsia="Arial" w:hAnsi="Arial"/>
@@ -23737,7 +23737,7 @@
               <w:spacing w:after="10" w:before="0"/>
               <w:ind w:left="120"/>
             </w:pPr>
-            <w:hyperlink w:history="1" r:id="rId4a5ncn7zdsnlu-bfsath1">
+            <w:hyperlink w:history="1" r:id="rIda8vd5sk61s1c_htcbxhsa">
               <w:r>
                 <w:rPr>
                   <w:rFonts w:ascii="Arial" w:cs="Arial" w:eastAsia="Arial" w:hAnsi="Arial"/>
@@ -23782,7 +23782,7 @@
             <w:pPr>
               <w:spacing w:after="20" w:before="0"/>
             </w:pPr>
-            <w:hyperlink w:history="1" r:id="rIdjt07yp1t_ndy7htsam1e-">
+            <w:hyperlink w:history="1" r:id="rIdvra6frrfewurgo9x-uqre">
               <w:r>
                 <w:rPr>
                   <w:rFonts w:ascii="Arial" w:cs="Arial" w:eastAsia="Arial" w:hAnsi="Arial"/>
@@ -23815,7 +23815,7 @@
               <w:spacing w:after="10" w:before="0"/>
               <w:ind w:left="120"/>
             </w:pPr>
-            <w:hyperlink w:history="1" r:id="rIdg92n1eaqvqh-gncw2z6uh">
+            <w:hyperlink w:history="1" r:id="rIddoej0ajdpkppacjyitkig">
               <w:r>
                 <w:rPr>
                   <w:rFonts w:ascii="Arial" w:cs="Arial" w:eastAsia="Arial" w:hAnsi="Arial"/>
@@ -24010,7 +24010,7 @@
             <w:pPr>
               <w:spacing w:after="20" w:before="0"/>
             </w:pPr>
-            <w:hyperlink w:history="1" r:id="rIdfddyq7kv8gmn5r4njdqfm">
+            <w:hyperlink w:history="1" r:id="rIdfdm3cig_v2eafyosce9a8">
               <w:r>
                 <w:rPr>
                   <w:rFonts w:ascii="Arial" w:cs="Arial" w:eastAsia="Arial" w:hAnsi="Arial"/>
@@ -24043,7 +24043,7 @@
               <w:spacing w:after="10" w:before="0"/>
               <w:ind w:left="120"/>
             </w:pPr>
-            <w:hyperlink w:history="1" r:id="rIdaug-w1q2ufnhwwkcymnot">
+            <w:hyperlink w:history="1" r:id="rIdp7zzk13rxygcztsgrkgo-">
               <w:r>
                 <w:rPr>
                   <w:rFonts w:ascii="Arial" w:cs="Arial" w:eastAsia="Arial" w:hAnsi="Arial"/>
@@ -24088,7 +24088,7 @@
             <w:pPr>
               <w:spacing w:after="20" w:before="0"/>
             </w:pPr>
-            <w:hyperlink w:history="1" r:id="rId_lxv0fjn08weamijk2o7t">
+            <w:hyperlink w:history="1" r:id="rIdnbb3sxnnnkkn0cj0mn5nq">
               <w:r>
                 <w:rPr>
                   <w:rFonts w:ascii="Arial" w:cs="Arial" w:eastAsia="Arial" w:hAnsi="Arial"/>
@@ -24121,7 +24121,7 @@
               <w:spacing w:after="10" w:before="0"/>
               <w:ind w:left="120"/>
             </w:pPr>
-            <w:hyperlink w:history="1" r:id="rIdhbmskeseo0izjvqfodyyd">
+            <w:hyperlink w:history="1" r:id="rIdxtz_lttbcd-yhyo7ypdjk">
               <w:r>
                 <w:rPr>
                   <w:rFonts w:ascii="Arial" w:cs="Arial" w:eastAsia="Arial" w:hAnsi="Arial"/>
@@ -24316,7 +24316,7 @@
             <w:pPr>
               <w:spacing w:after="20" w:before="0"/>
             </w:pPr>
-            <w:hyperlink w:history="1" r:id="rIdfgqcyb0knvfhogkpblxk4">
+            <w:hyperlink w:history="1" r:id="rIdsyjpb2tseq4dfjxvdk3u5">
               <w:r>
                 <w:rPr>
                   <w:rFonts w:ascii="Arial" w:cs="Arial" w:eastAsia="Arial" w:hAnsi="Arial"/>
@@ -24349,7 +24349,7 @@
               <w:spacing w:after="10" w:before="0"/>
               <w:ind w:left="120"/>
             </w:pPr>
-            <w:hyperlink w:history="1" r:id="rIdokybg-qwwi7qgiqtkwjjd">
+            <w:hyperlink w:history="1" r:id="rId9u3m8sxs3jsuvpohflb7w">
               <w:r>
                 <w:rPr>
                   <w:rFonts w:ascii="Arial" w:cs="Arial" w:eastAsia="Arial" w:hAnsi="Arial"/>
@@ -24394,7 +24394,7 @@
             <w:pPr>
               <w:spacing w:after="20" w:before="0"/>
             </w:pPr>
-            <w:hyperlink w:history="1" r:id="rIddlw-djekznubfgrz3gcwx">
+            <w:hyperlink w:history="1" r:id="rIdwmqhs-av-hnnebh0tsqbe">
               <w:r>
                 <w:rPr>
                   <w:rFonts w:ascii="Arial" w:cs="Arial" w:eastAsia="Arial" w:hAnsi="Arial"/>
@@ -24427,7 +24427,7 @@
               <w:spacing w:after="10" w:before="0"/>
               <w:ind w:left="120"/>
             </w:pPr>
-            <w:hyperlink w:history="1" r:id="rIduccp9hjxqnoubcf0qoghk">
+            <w:hyperlink w:history="1" r:id="rIdrge4l38hzektfy89-wtss">
               <w:r>
                 <w:rPr>
                   <w:rFonts w:ascii="Arial" w:cs="Arial" w:eastAsia="Arial" w:hAnsi="Arial"/>
@@ -24622,7 +24622,7 @@
             <w:pPr>
               <w:spacing w:after="20" w:before="0"/>
             </w:pPr>
-            <w:hyperlink w:history="1" r:id="rIdejnm9epgft1frkwgk9g0l">
+            <w:hyperlink w:history="1" r:id="rIdc4pbdxkdorwfz29htijpb">
               <w:r>
                 <w:rPr>
                   <w:rFonts w:ascii="Arial" w:cs="Arial" w:eastAsia="Arial" w:hAnsi="Arial"/>
@@ -24655,7 +24655,7 @@
               <w:spacing w:after="10" w:before="0"/>
               <w:ind w:left="120"/>
             </w:pPr>
-            <w:hyperlink w:history="1" r:id="rIdugnypuzbzhlror_ycnycu">
+            <w:hyperlink w:history="1" r:id="rIduxm_zqj1-dagruifptjp1">
               <w:r>
                 <w:rPr>
                   <w:rFonts w:ascii="Arial" w:cs="Arial" w:eastAsia="Arial" w:hAnsi="Arial"/>
@@ -24700,7 +24700,7 @@
             <w:pPr>
               <w:spacing w:after="20" w:before="0"/>
             </w:pPr>
-            <w:hyperlink w:history="1" r:id="rIdszkfhf57mqgpk2mzddt9g">
+            <w:hyperlink w:history="1" r:id="rIdfmzrnik6mab-ashsrraql">
               <w:r>
                 <w:rPr>
                   <w:rFonts w:ascii="Arial" w:cs="Arial" w:eastAsia="Arial" w:hAnsi="Arial"/>
@@ -24733,7 +24733,7 @@
               <w:spacing w:after="10" w:before="0"/>
               <w:ind w:left="120"/>
             </w:pPr>
-            <w:hyperlink w:history="1" r:id="rIddt4-svrg_hsizq0whzax7">
+            <w:hyperlink w:history="1" r:id="rId-w4xctkkw6ufq_sjgn0qa">
               <w:r>
                 <w:rPr>
                   <w:rFonts w:ascii="Arial" w:cs="Arial" w:eastAsia="Arial" w:hAnsi="Arial"/>
@@ -26220,7 +26220,7 @@
             <w:pPr>
               <w:spacing w:after="20" w:before="0"/>
             </w:pPr>
-            <w:hyperlink w:history="1" r:id="rIdlkwi2siduomp13bqjqfdf">
+            <w:hyperlink w:history="1" r:id="rId0s8l0wgd6ahtginpdxogj">
               <w:r>
                 <w:rPr>
                   <w:rFonts w:ascii="Arial" w:cs="Arial" w:eastAsia="Arial" w:hAnsi="Arial"/>
@@ -26253,7 +26253,7 @@
               <w:spacing w:after="10" w:before="0"/>
               <w:ind w:left="120"/>
             </w:pPr>
-            <w:hyperlink w:history="1" r:id="rId0cymj2aicbieedagzqe6q">
+            <w:hyperlink w:history="1" r:id="rIdc02fefyvcrotgmtlp-fhk">
               <w:r>
                 <w:rPr>
                   <w:rFonts w:ascii="Arial" w:cs="Arial" w:eastAsia="Arial" w:hAnsi="Arial"/>
@@ -26298,7 +26298,7 @@
             <w:pPr>
               <w:spacing w:after="20" w:before="0"/>
             </w:pPr>
-            <w:hyperlink w:history="1" r:id="rIdm0uhffn09b7wjnlziezmo">
+            <w:hyperlink w:history="1" r:id="rIdn9eetarvgnxqsomf1w7hy">
               <w:r>
                 <w:rPr>
                   <w:rFonts w:ascii="Arial" w:cs="Arial" w:eastAsia="Arial" w:hAnsi="Arial"/>
@@ -26331,7 +26331,7 @@
               <w:spacing w:after="10" w:before="0"/>
               <w:ind w:left="120"/>
             </w:pPr>
-            <w:hyperlink w:history="1" r:id="rIdp6_5ceylb9q0ddtcsvoyx">
+            <w:hyperlink w:history="1" r:id="rIdigychajugthi6_ygiqhcu">
               <w:r>
                 <w:rPr>
                   <w:rFonts w:ascii="Arial" w:cs="Arial" w:eastAsia="Arial" w:hAnsi="Arial"/>
@@ -26526,7 +26526,7 @@
             <w:pPr>
               <w:spacing w:after="20" w:before="0"/>
             </w:pPr>
-            <w:hyperlink w:history="1" r:id="rIdirktuolm0tcn3yqkomiz0">
+            <w:hyperlink w:history="1" r:id="rIdakbzlr3s5uhz1pvcr_wba">
               <w:r>
                 <w:rPr>
                   <w:rFonts w:ascii="Arial" w:cs="Arial" w:eastAsia="Arial" w:hAnsi="Arial"/>
@@ -26559,7 +26559,7 @@
               <w:spacing w:after="10" w:before="0"/>
               <w:ind w:left="120"/>
             </w:pPr>
-            <w:hyperlink w:history="1" r:id="rIdyzcndzifb2to8fxqulsu5">
+            <w:hyperlink w:history="1" r:id="rIdy5hqmeswg721zcirt287j">
               <w:r>
                 <w:rPr>
                   <w:rFonts w:ascii="Arial" w:cs="Arial" w:eastAsia="Arial" w:hAnsi="Arial"/>
@@ -26604,7 +26604,7 @@
             <w:pPr>
               <w:spacing w:after="20" w:before="0"/>
             </w:pPr>
-            <w:hyperlink w:history="1" r:id="rIdaoif9wk7dynh9mwbpcah5">
+            <w:hyperlink w:history="1" r:id="rIdyza6768a5wh1wdl9blnxg">
               <w:r>
                 <w:rPr>
                   <w:rFonts w:ascii="Arial" w:cs="Arial" w:eastAsia="Arial" w:hAnsi="Arial"/>
@@ -26637,7 +26637,7 @@
               <w:spacing w:after="10" w:before="0"/>
               <w:ind w:left="120"/>
             </w:pPr>
-            <w:hyperlink w:history="1" r:id="rIdcffutfl6n39sv0uhplk1g">
+            <w:hyperlink w:history="1" r:id="rIdca2rtp5t3o8i7hw482wxy">
               <w:r>
                 <w:rPr>
                   <w:rFonts w:ascii="Arial" w:cs="Arial" w:eastAsia="Arial" w:hAnsi="Arial"/>
@@ -26832,7 +26832,7 @@
             <w:pPr>
               <w:spacing w:after="20" w:before="0"/>
             </w:pPr>
-            <w:hyperlink w:history="1" r:id="rIdlmu8rvw-fg6bej5zkxc_s">
+            <w:hyperlink w:history="1" r:id="rIdctb8wkxnqoteff0rrygxi">
               <w:r>
                 <w:rPr>
                   <w:rFonts w:ascii="Arial" w:cs="Arial" w:eastAsia="Arial" w:hAnsi="Arial"/>
@@ -26865,7 +26865,7 @@
               <w:spacing w:after="10" w:before="0"/>
               <w:ind w:left="120"/>
             </w:pPr>
-            <w:hyperlink w:history="1" r:id="rIdgts6nljz9eiroxmp-xezw">
+            <w:hyperlink w:history="1" r:id="rIdp-9zv4zwxtrx_t4zlohrz">
               <w:r>
                 <w:rPr>
                   <w:rFonts w:ascii="Arial" w:cs="Arial" w:eastAsia="Arial" w:hAnsi="Arial"/>
@@ -26910,7 +26910,7 @@
             <w:pPr>
               <w:spacing w:after="20" w:before="0"/>
             </w:pPr>
-            <w:hyperlink w:history="1" r:id="rId2cokxezc9p02vs2o_-lmd">
+            <w:hyperlink w:history="1" r:id="rIdjdcoxopbga2jsn_lxrrlr">
               <w:r>
                 <w:rPr>
                   <w:rFonts w:ascii="Arial" w:cs="Arial" w:eastAsia="Arial" w:hAnsi="Arial"/>
@@ -26943,7 +26943,7 @@
               <w:spacing w:after="10" w:before="0"/>
               <w:ind w:left="120"/>
             </w:pPr>
-            <w:hyperlink w:history="1" r:id="rIdsnmuzfklbutbtaoxzuj4a">
+            <w:hyperlink w:history="1" r:id="rIdaw0zgwly12fafkfstn-gv">
               <w:r>
                 <w:rPr>
                   <w:rFonts w:ascii="Arial" w:cs="Arial" w:eastAsia="Arial" w:hAnsi="Arial"/>
@@ -27138,7 +27138,7 @@
             <w:pPr>
               <w:spacing w:after="20" w:before="0"/>
             </w:pPr>
-            <w:hyperlink w:history="1" r:id="rId4tp3omhc-7003yodi9ul0">
+            <w:hyperlink w:history="1" r:id="rIderdnugtkuhfnd44w9q5me">
               <w:r>
                 <w:rPr>
                   <w:rFonts w:ascii="Arial" w:cs="Arial" w:eastAsia="Arial" w:hAnsi="Arial"/>
@@ -27171,7 +27171,7 @@
               <w:spacing w:after="10" w:before="0"/>
               <w:ind w:left="120"/>
             </w:pPr>
-            <w:hyperlink w:history="1" r:id="rIdrequbukbguyvwol_j8cvt">
+            <w:hyperlink w:history="1" r:id="rIdqpjpze1ww_weq3x_qejwz">
               <w:r>
                 <w:rPr>
                   <w:rFonts w:ascii="Arial" w:cs="Arial" w:eastAsia="Arial" w:hAnsi="Arial"/>
@@ -27216,7 +27216,7 @@
             <w:pPr>
               <w:spacing w:after="20" w:before="0"/>
             </w:pPr>
-            <w:hyperlink w:history="1" r:id="rId3fzcb_-cn6yqeuhrfxxtw">
+            <w:hyperlink w:history="1" r:id="rIdjr1zgwx4dm6zt2v8vltzr">
               <w:r>
                 <w:rPr>
                   <w:rFonts w:ascii="Arial" w:cs="Arial" w:eastAsia="Arial" w:hAnsi="Arial"/>
@@ -27249,7 +27249,7 @@
               <w:spacing w:after="10" w:before="0"/>
               <w:ind w:left="120"/>
             </w:pPr>
-            <w:hyperlink w:history="1" r:id="rIde2yl3xah4--xucofhwup4">
+            <w:hyperlink w:history="1" r:id="rIdtpcuufjitseqlrl5b1hu5">
               <w:r>
                 <w:rPr>
                   <w:rFonts w:ascii="Arial" w:cs="Arial" w:eastAsia="Arial" w:hAnsi="Arial"/>
@@ -27444,7 +27444,7 @@
             <w:pPr>
               <w:spacing w:after="20" w:before="0"/>
             </w:pPr>
-            <w:hyperlink w:history="1" r:id="rIdakvsznbpg_kdu-pqnmdy-">
+            <w:hyperlink w:history="1" r:id="rId4xe7mlqh_joupsqkywy5w">
               <w:r>
                 <w:rPr>
                   <w:rFonts w:ascii="Arial" w:cs="Arial" w:eastAsia="Arial" w:hAnsi="Arial"/>
@@ -27477,7 +27477,7 @@
               <w:spacing w:after="10" w:before="0"/>
               <w:ind w:left="120"/>
             </w:pPr>
-            <w:hyperlink w:history="1" r:id="rIdswdwiqkmfv0iadfqutb56">
+            <w:hyperlink w:history="1" r:id="rIdptwvtt_xzlz6m3pddald4">
               <w:r>
                 <w:rPr>
                   <w:rFonts w:ascii="Arial" w:cs="Arial" w:eastAsia="Arial" w:hAnsi="Arial"/>
@@ -27522,7 +27522,7 @@
             <w:pPr>
               <w:spacing w:after="20" w:before="0"/>
             </w:pPr>
-            <w:hyperlink w:history="1" r:id="rId78kekqebi5p3_856hzudh">
+            <w:hyperlink w:history="1" r:id="rIdpdwduhrwgkh4bv71ztfhr">
               <w:r>
                 <w:rPr>
                   <w:rFonts w:ascii="Arial" w:cs="Arial" w:eastAsia="Arial" w:hAnsi="Arial"/>
@@ -27555,7 +27555,7 @@
               <w:spacing w:after="10" w:before="0"/>
               <w:ind w:left="120"/>
             </w:pPr>
-            <w:hyperlink w:history="1" r:id="rIddqhi-ts99okkummqq3pro">
+            <w:hyperlink w:history="1" r:id="rIdvldazyzb98hlpnnciecep">
               <w:r>
                 <w:rPr>
                   <w:rFonts w:ascii="Arial" w:cs="Arial" w:eastAsia="Arial" w:hAnsi="Arial"/>
